--- a/Отчет по учебной практике.docx
+++ b/Отчет по учебной практике.docx
@@ -49,11 +49,6 @@
     <w:p>
       <w:pPr>
         <w:pStyle w:val="11"/>
-        <w:tabs>
-          <w:tab w:val="clear" w:pos="10478"/>
-          <w:tab w:val="right" w:leader="dot" w:pos="9923"/>
-        </w:tabs>
-        <w:ind w:right="283"/>
         <w:rPr>
           <w:rFonts w:asciiTheme="minorHAnsi" w:eastAsiaTheme="minorEastAsia" w:hAnsiTheme="minorHAnsi"/>
           <w:noProof/>
@@ -63,26 +58,29 @@
       </w:pPr>
       <w:r>
         <w:rPr>
-          <w:sz w:val="28"/>
-          <w:szCs w:val="28"/>
+          <w:rFonts w:cs="Times New Roman"/>
+          <w:sz w:val="24"/>
+          <w:szCs w:val="24"/>
         </w:rPr>
         <w:fldChar w:fldCharType="begin"/>
       </w:r>
       <w:r>
         <w:rPr>
-          <w:sz w:val="28"/>
-          <w:szCs w:val="28"/>
+          <w:rFonts w:cs="Times New Roman"/>
+          <w:sz w:val="24"/>
+          <w:szCs w:val="24"/>
         </w:rPr>
         <w:instrText xml:space="preserve"> TOC \h \z \t "11111111111111111;1" </w:instrText>
       </w:r>
       <w:r>
         <w:rPr>
-          <w:sz w:val="28"/>
-          <w:szCs w:val="28"/>
+          <w:rFonts w:cs="Times New Roman"/>
+          <w:sz w:val="24"/>
+          <w:szCs w:val="24"/>
         </w:rPr>
         <w:fldChar w:fldCharType="separate"/>
       </w:r>
-      <w:hyperlink w:anchor="_Toc231295825" w:history="1">
+      <w:hyperlink w:anchor="_Toc231383954" w:history="1">
         <w:r>
           <w:rPr>
             <w:rStyle w:val="aa"/>
@@ -109,7 +107,7 @@
             <w:noProof/>
             <w:webHidden/>
           </w:rPr>
-          <w:instrText xml:space="preserve"> PAGEREF _Toc231295825 \h </w:instrText>
+          <w:instrText xml:space="preserve"> PAGEREF _Toc231383954 \h </w:instrText>
         </w:r>
         <w:r>
           <w:rPr>
@@ -143,11 +141,6 @@
     <w:p>
       <w:pPr>
         <w:pStyle w:val="11"/>
-        <w:tabs>
-          <w:tab w:val="clear" w:pos="10478"/>
-          <w:tab w:val="right" w:leader="dot" w:pos="9923"/>
-        </w:tabs>
-        <w:ind w:right="283"/>
         <w:rPr>
           <w:rFonts w:asciiTheme="minorHAnsi" w:eastAsiaTheme="minorEastAsia" w:hAnsiTheme="minorHAnsi"/>
           <w:noProof/>
@@ -155,13 +148,13 @@
           <w:lang w:eastAsia="ru-RU"/>
         </w:rPr>
       </w:pPr>
-      <w:hyperlink w:anchor="_Toc231295826" w:history="1">
+      <w:hyperlink w:anchor="_Toc231383955" w:history="1">
         <w:r>
           <w:rPr>
             <w:rStyle w:val="aa"/>
             <w:noProof/>
           </w:rPr>
-          <w:t>1. ТЕХНИКА БЕЗОПАСНОСТИ. ОХРАНА ТРУДА</w:t>
+          <w:t>1. Техника безопасности. Охрана труда</w:t>
         </w:r>
         <w:r>
           <w:rPr>
@@ -182,7 +175,7 @@
             <w:noProof/>
             <w:webHidden/>
           </w:rPr>
-          <w:instrText xml:space="preserve"> PAGEREF _Toc231295826 \h </w:instrText>
+          <w:instrText xml:space="preserve"> PAGEREF _Toc231383955 \h </w:instrText>
         </w:r>
         <w:r>
           <w:rPr>
@@ -216,11 +209,6 @@
     <w:p>
       <w:pPr>
         <w:pStyle w:val="11"/>
-        <w:tabs>
-          <w:tab w:val="clear" w:pos="10478"/>
-          <w:tab w:val="right" w:leader="dot" w:pos="9923"/>
-        </w:tabs>
-        <w:ind w:right="283"/>
         <w:rPr>
           <w:rFonts w:asciiTheme="minorHAnsi" w:eastAsiaTheme="minorEastAsia" w:hAnsiTheme="minorHAnsi"/>
           <w:noProof/>
@@ -228,28 +216,13 @@
           <w:lang w:eastAsia="ru-RU"/>
         </w:rPr>
       </w:pPr>
-      <w:hyperlink w:anchor="_Toc231295827" w:history="1">
+      <w:hyperlink w:anchor="_Toc231383956" w:history="1">
         <w:r>
           <w:rPr>
             <w:rStyle w:val="aa"/>
             <w:noProof/>
           </w:rPr>
-          <w:t>2</w:t>
-        </w:r>
-        <w:r>
-          <w:rPr>
-            <w:rStyle w:val="aa"/>
-            <w:noProof/>
-            <w:lang w:val="en-US"/>
-          </w:rPr>
-          <w:t>.</w:t>
-        </w:r>
-        <w:r>
-          <w:rPr>
-            <w:rStyle w:val="aa"/>
-            <w:noProof/>
-          </w:rPr>
-          <w:t xml:space="preserve"> РАЗРАБОТКА ПРИЛОЖЕНИЯ.</w:t>
+          <w:t>2. Разработка приложения.</w:t>
         </w:r>
         <w:r>
           <w:rPr>
@@ -270,7 +243,7 @@
             <w:noProof/>
             <w:webHidden/>
           </w:rPr>
-          <w:instrText xml:space="preserve"> PAGEREF _Toc231295827 \h </w:instrText>
+          <w:instrText xml:space="preserve"> PAGEREF _Toc231383956 \h </w:instrText>
         </w:r>
         <w:r>
           <w:rPr>
@@ -300,15 +273,12 @@
           <w:fldChar w:fldCharType="end"/>
         </w:r>
       </w:hyperlink>
+      <w:bookmarkStart w:id="0" w:name="_GoBack"/>
+      <w:bookmarkEnd w:id="0"/>
     </w:p>
     <w:p>
       <w:pPr>
         <w:pStyle w:val="11"/>
-        <w:tabs>
-          <w:tab w:val="clear" w:pos="10478"/>
-          <w:tab w:val="right" w:leader="dot" w:pos="9923"/>
-        </w:tabs>
-        <w:ind w:right="283"/>
         <w:rPr>
           <w:rFonts w:asciiTheme="minorHAnsi" w:eastAsiaTheme="minorEastAsia" w:hAnsiTheme="minorHAnsi"/>
           <w:noProof/>
@@ -316,7 +286,7 @@
           <w:lang w:eastAsia="ru-RU"/>
         </w:rPr>
       </w:pPr>
-      <w:hyperlink w:anchor="_Toc231295828" w:history="1">
+      <w:hyperlink w:anchor="_Toc231383957" w:history="1">
         <w:r>
           <w:rPr>
             <w:rStyle w:val="aa"/>
@@ -343,80 +313,7 @@
             <w:noProof/>
             <w:webHidden/>
           </w:rPr>
-          <w:instrText xml:space="preserve"> PAGEREF _Toc231295828 \h </w:instrText>
-        </w:r>
-        <w:r>
-          <w:rPr>
-            <w:noProof/>
-            <w:webHidden/>
-          </w:rPr>
-        </w:r>
-        <w:r>
-          <w:rPr>
-            <w:noProof/>
-            <w:webHidden/>
-          </w:rPr>
-          <w:fldChar w:fldCharType="separate"/>
-        </w:r>
-        <w:r>
-          <w:rPr>
-            <w:noProof/>
-            <w:webHidden/>
-          </w:rPr>
-          <w:t>10</w:t>
-        </w:r>
-        <w:r>
-          <w:rPr>
-            <w:noProof/>
-            <w:webHidden/>
-          </w:rPr>
-          <w:fldChar w:fldCharType="end"/>
-        </w:r>
-      </w:hyperlink>
-    </w:p>
-    <w:p>
-      <w:pPr>
-        <w:pStyle w:val="11"/>
-        <w:tabs>
-          <w:tab w:val="clear" w:pos="10478"/>
-          <w:tab w:val="right" w:leader="dot" w:pos="9923"/>
-        </w:tabs>
-        <w:ind w:right="283"/>
-        <w:rPr>
-          <w:rFonts w:asciiTheme="minorHAnsi" w:eastAsiaTheme="minorEastAsia" w:hAnsiTheme="minorHAnsi"/>
-          <w:noProof/>
-          <w:sz w:val="22"/>
-          <w:lang w:eastAsia="ru-RU"/>
-        </w:rPr>
-      </w:pPr>
-      <w:hyperlink w:anchor="_Toc231295829" w:history="1">
-        <w:r>
-          <w:rPr>
-            <w:rStyle w:val="aa"/>
-            <w:noProof/>
-          </w:rPr>
-          <w:t>4. ТЕСТИРОВАНИЕ ЧЁРНЫМ ЯЩИКОМ</w:t>
-        </w:r>
-        <w:r>
-          <w:rPr>
-            <w:noProof/>
-            <w:webHidden/>
-          </w:rPr>
-          <w:tab/>
-        </w:r>
-        <w:r>
-          <w:rPr>
-            <w:noProof/>
-            <w:webHidden/>
-          </w:rPr>
-          <w:fldChar w:fldCharType="begin"/>
-        </w:r>
-        <w:r>
-          <w:rPr>
-            <w:noProof/>
-            <w:webHidden/>
-          </w:rPr>
-          <w:instrText xml:space="preserve"> PAGEREF _Toc231295829 \h </w:instrText>
+          <w:instrText xml:space="preserve"> PAGEREF _Toc231383957 \h </w:instrText>
         </w:r>
         <w:r>
           <w:rPr>
@@ -450,11 +347,6 @@
     <w:p>
       <w:pPr>
         <w:pStyle w:val="11"/>
-        <w:tabs>
-          <w:tab w:val="clear" w:pos="10478"/>
-          <w:tab w:val="right" w:leader="dot" w:pos="9923"/>
-        </w:tabs>
-        <w:ind w:right="283"/>
         <w:rPr>
           <w:rFonts w:asciiTheme="minorHAnsi" w:eastAsiaTheme="minorEastAsia" w:hAnsiTheme="minorHAnsi"/>
           <w:noProof/>
@@ -462,13 +354,13 @@
           <w:lang w:eastAsia="ru-RU"/>
         </w:rPr>
       </w:pPr>
-      <w:hyperlink w:anchor="_Toc231295830" w:history="1">
+      <w:hyperlink w:anchor="_Toc231383958" w:history="1">
         <w:r>
           <w:rPr>
             <w:rStyle w:val="aa"/>
             <w:noProof/>
           </w:rPr>
-          <w:t>5. МОДУЛЬНОЕ ТЕСТИРОВАНИЕ</w:t>
+          <w:t>4. ТЕСТИРОВАНИЕ ЧЁРНЫМ ЯЩИКОМ</w:t>
         </w:r>
         <w:r>
           <w:rPr>
@@ -489,7 +381,7 @@
             <w:noProof/>
             <w:webHidden/>
           </w:rPr>
-          <w:instrText xml:space="preserve"> PAGEREF _Toc231295830 \h </w:instrText>
+          <w:instrText xml:space="preserve"> PAGEREF _Toc231383958 \h </w:instrText>
         </w:r>
         <w:r>
           <w:rPr>
@@ -523,11 +415,6 @@
     <w:p>
       <w:pPr>
         <w:pStyle w:val="11"/>
-        <w:tabs>
-          <w:tab w:val="clear" w:pos="10478"/>
-          <w:tab w:val="right" w:leader="dot" w:pos="9923"/>
-        </w:tabs>
-        <w:ind w:right="283"/>
         <w:rPr>
           <w:rFonts w:asciiTheme="minorHAnsi" w:eastAsiaTheme="minorEastAsia" w:hAnsiTheme="minorHAnsi"/>
           <w:noProof/>
@@ -535,13 +422,13 @@
           <w:lang w:eastAsia="ru-RU"/>
         </w:rPr>
       </w:pPr>
-      <w:hyperlink w:anchor="_Toc231295831" w:history="1">
+      <w:hyperlink w:anchor="_Toc231383959" w:history="1">
         <w:r>
           <w:rPr>
             <w:rStyle w:val="aa"/>
             <w:noProof/>
           </w:rPr>
-          <w:t>6. ИНТЕГРАЦИОННОЕ ТЕСТИРОВАНИЕ</w:t>
+          <w:t>5. МОДУЛЬНОЕ ТЕСТИРОВАНИЕ</w:t>
         </w:r>
         <w:r>
           <w:rPr>
@@ -562,7 +449,7 @@
             <w:noProof/>
             <w:webHidden/>
           </w:rPr>
-          <w:instrText xml:space="preserve"> PAGEREF _Toc231295831 \h </w:instrText>
+          <w:instrText xml:space="preserve"> PAGEREF _Toc231383959 \h </w:instrText>
         </w:r>
         <w:r>
           <w:rPr>
@@ -596,11 +483,6 @@
     <w:p>
       <w:pPr>
         <w:pStyle w:val="11"/>
-        <w:tabs>
-          <w:tab w:val="clear" w:pos="10478"/>
-          <w:tab w:val="right" w:leader="dot" w:pos="9923"/>
-        </w:tabs>
-        <w:ind w:right="283"/>
         <w:rPr>
           <w:rFonts w:asciiTheme="minorHAnsi" w:eastAsiaTheme="minorEastAsia" w:hAnsiTheme="minorHAnsi"/>
           <w:noProof/>
@@ -608,13 +490,13 @@
           <w:lang w:eastAsia="ru-RU"/>
         </w:rPr>
       </w:pPr>
-      <w:hyperlink w:anchor="_Toc231295832" w:history="1">
+      <w:hyperlink w:anchor="_Toc231383960" w:history="1">
         <w:r>
           <w:rPr>
             <w:rStyle w:val="aa"/>
             <w:noProof/>
           </w:rPr>
-          <w:t>7. ОФОРМЛЕНИЕ ДОКУМЕНТАЦИИ НА ПРОГРАММНЫЕ СРЕДСТВА С ИСПОЛЬЗОВАНИЕМ ИНСТРУМЕНТАЛЬНЫХ СРЕДСТВ</w:t>
+          <w:t>6. ИНТЕГРАЦИОННОЕ ТЕСТИРОВАНИЕ</w:t>
         </w:r>
         <w:r>
           <w:rPr>
@@ -635,7 +517,7 @@
             <w:noProof/>
             <w:webHidden/>
           </w:rPr>
-          <w:instrText xml:space="preserve"> PAGEREF _Toc231295832 \h </w:instrText>
+          <w:instrText xml:space="preserve"> PAGEREF _Toc231383960 \h </w:instrText>
         </w:r>
         <w:r>
           <w:rPr>
@@ -669,11 +551,6 @@
     <w:p>
       <w:pPr>
         <w:pStyle w:val="11"/>
-        <w:tabs>
-          <w:tab w:val="clear" w:pos="10478"/>
-          <w:tab w:val="right" w:leader="dot" w:pos="9923"/>
-        </w:tabs>
-        <w:ind w:right="283"/>
         <w:rPr>
           <w:rFonts w:asciiTheme="minorHAnsi" w:eastAsiaTheme="minorEastAsia" w:hAnsiTheme="minorHAnsi"/>
           <w:noProof/>
@@ -681,7 +558,75 @@
           <w:lang w:eastAsia="ru-RU"/>
         </w:rPr>
       </w:pPr>
-      <w:hyperlink w:anchor="_Toc231295833" w:history="1">
+      <w:hyperlink w:anchor="_Toc231383961" w:history="1">
+        <w:r>
+          <w:rPr>
+            <w:rStyle w:val="aa"/>
+            <w:noProof/>
+          </w:rPr>
+          <w:t>7. Оформление документации на программные средства с использованием инструментальных средств</w:t>
+        </w:r>
+        <w:r>
+          <w:rPr>
+            <w:noProof/>
+            <w:webHidden/>
+          </w:rPr>
+          <w:tab/>
+        </w:r>
+        <w:r>
+          <w:rPr>
+            <w:noProof/>
+            <w:webHidden/>
+          </w:rPr>
+          <w:fldChar w:fldCharType="begin"/>
+        </w:r>
+        <w:r>
+          <w:rPr>
+            <w:noProof/>
+            <w:webHidden/>
+          </w:rPr>
+          <w:instrText xml:space="preserve"> PAGEREF _Toc231383961 \h </w:instrText>
+        </w:r>
+        <w:r>
+          <w:rPr>
+            <w:noProof/>
+            <w:webHidden/>
+          </w:rPr>
+        </w:r>
+        <w:r>
+          <w:rPr>
+            <w:noProof/>
+            <w:webHidden/>
+          </w:rPr>
+          <w:fldChar w:fldCharType="separate"/>
+        </w:r>
+        <w:r>
+          <w:rPr>
+            <w:noProof/>
+            <w:webHidden/>
+          </w:rPr>
+          <w:t>15</w:t>
+        </w:r>
+        <w:r>
+          <w:rPr>
+            <w:noProof/>
+            <w:webHidden/>
+          </w:rPr>
+          <w:fldChar w:fldCharType="end"/>
+        </w:r>
+      </w:hyperlink>
+    </w:p>
+    <w:p>
+      <w:pPr>
+        <w:pStyle w:val="11"/>
+        <w:rPr>
+          <w:rFonts w:asciiTheme="minorHAnsi" w:eastAsiaTheme="minorEastAsia" w:hAnsiTheme="minorHAnsi"/>
+          <w:noProof/>
+          <w:sz w:val="22"/>
+          <w:lang w:eastAsia="ru-RU"/>
+        </w:rPr>
+      </w:pPr>
+      <w:hyperlink w:anchor="_Toc231383962" w:history="1">
         <w:r>
           <w:rPr>
             <w:rStyle w:val="aa"/>
@@ -708,80 +653,7 @@
             <w:noProof/>
             <w:webHidden/>
           </w:rPr>
-          <w:instrText xml:space="preserve"> PAGEREF _Toc231295833 \h </w:instrText>
-        </w:r>
-        <w:r>
-          <w:rPr>
-            <w:noProof/>
-            <w:webHidden/>
-          </w:rPr>
-        </w:r>
-        <w:r>
-          <w:rPr>
-            <w:noProof/>
-            <w:webHidden/>
-          </w:rPr>
-          <w:fldChar w:fldCharType="separate"/>
-        </w:r>
-        <w:r>
-          <w:rPr>
-            <w:noProof/>
-            <w:webHidden/>
-          </w:rPr>
-          <w:t>16</w:t>
-        </w:r>
-        <w:r>
-          <w:rPr>
-            <w:noProof/>
-            <w:webHidden/>
-          </w:rPr>
-          <w:fldChar w:fldCharType="end"/>
-        </w:r>
-      </w:hyperlink>
-    </w:p>
-    <w:p>
-      <w:pPr>
-        <w:pStyle w:val="11"/>
-        <w:tabs>
-          <w:tab w:val="clear" w:pos="10478"/>
-          <w:tab w:val="right" w:leader="dot" w:pos="9923"/>
-        </w:tabs>
-        <w:ind w:right="283"/>
-        <w:rPr>
-          <w:rFonts w:asciiTheme="minorHAnsi" w:eastAsiaTheme="minorEastAsia" w:hAnsiTheme="minorHAnsi"/>
-          <w:noProof/>
-          <w:sz w:val="22"/>
-          <w:lang w:eastAsia="ru-RU"/>
-        </w:rPr>
-      </w:pPr>
-      <w:hyperlink w:anchor="_Toc231295834" w:history="1">
-        <w:r>
-          <w:rPr>
-            <w:rStyle w:val="aa"/>
-            <w:noProof/>
-          </w:rPr>
-          <w:t>СПИСОК ИСПОЛЬЗОВАННЫХ ИСТОЧНИКОВ</w:t>
-        </w:r>
-        <w:r>
-          <w:rPr>
-            <w:noProof/>
-            <w:webHidden/>
-          </w:rPr>
-          <w:tab/>
-        </w:r>
-        <w:r>
-          <w:rPr>
-            <w:noProof/>
-            <w:webHidden/>
-          </w:rPr>
-          <w:fldChar w:fldCharType="begin"/>
-        </w:r>
-        <w:r>
-          <w:rPr>
-            <w:noProof/>
-            <w:webHidden/>
-          </w:rPr>
-          <w:instrText xml:space="preserve"> PAGEREF _Toc231295834 \h </w:instrText>
+          <w:instrText xml:space="preserve"> PAGEREF _Toc231383962 \h </w:instrText>
         </w:r>
         <w:r>
           <w:rPr>
@@ -814,11 +686,78 @@
     </w:p>
     <w:p>
       <w:pPr>
+        <w:pStyle w:val="11"/>
+        <w:rPr>
+          <w:rFonts w:asciiTheme="minorHAnsi" w:eastAsiaTheme="minorEastAsia" w:hAnsiTheme="minorHAnsi"/>
+          <w:noProof/>
+          <w:sz w:val="22"/>
+          <w:lang w:eastAsia="ru-RU"/>
+        </w:rPr>
+      </w:pPr>
+      <w:hyperlink w:anchor="_Toc231383963" w:history="1">
+        <w:r>
+          <w:rPr>
+            <w:rStyle w:val="aa"/>
+            <w:noProof/>
+          </w:rPr>
+          <w:t>СПИСОК ИСПОЛЬЗОВАННЫХ ИСТОЧНИКОВ</w:t>
+        </w:r>
+        <w:r>
+          <w:rPr>
+            <w:noProof/>
+            <w:webHidden/>
+          </w:rPr>
+          <w:tab/>
+        </w:r>
+        <w:r>
+          <w:rPr>
+            <w:noProof/>
+            <w:webHidden/>
+          </w:rPr>
+          <w:fldChar w:fldCharType="begin"/>
+        </w:r>
+        <w:r>
+          <w:rPr>
+            <w:noProof/>
+            <w:webHidden/>
+          </w:rPr>
+          <w:instrText xml:space="preserve"> PAGEREF _Toc231383963 \h </w:instrText>
+        </w:r>
+        <w:r>
+          <w:rPr>
+            <w:noProof/>
+            <w:webHidden/>
+          </w:rPr>
+        </w:r>
+        <w:r>
+          <w:rPr>
+            <w:noProof/>
+            <w:webHidden/>
+          </w:rPr>
+          <w:fldChar w:fldCharType="separate"/>
+        </w:r>
+        <w:r>
+          <w:rPr>
+            <w:noProof/>
+            <w:webHidden/>
+          </w:rPr>
+          <w:t>18</w:t>
+        </w:r>
+        <w:r>
+          <w:rPr>
+            <w:noProof/>
+            <w:webHidden/>
+          </w:rPr>
+          <w:fldChar w:fldCharType="end"/>
+        </w:r>
+      </w:hyperlink>
+    </w:p>
+    <w:p>
+      <w:pPr>
         <w:tabs>
-          <w:tab w:val="right" w:leader="dot" w:pos="9923"/>
+          <w:tab w:val="right" w:leader="dot" w:pos="9355"/>
         </w:tabs>
         <w:spacing w:after="0" w:line="360" w:lineRule="auto"/>
-        <w:ind w:right="283"/>
         <w:jc w:val="both"/>
         <w:rPr>
           <w:rFonts w:ascii="Times New Roman" w:hAnsi="Times New Roman" w:cs="Times New Roman"/>
@@ -828,9 +767,9 @@
       </w:pPr>
       <w:r>
         <w:rPr>
-          <w:rFonts w:ascii="Times New Roman" w:hAnsi="Times New Roman"/>
-          <w:sz w:val="28"/>
-          <w:szCs w:val="28"/>
+          <w:rFonts w:ascii="Times New Roman" w:hAnsi="Times New Roman" w:cs="Times New Roman"/>
+          <w:sz w:val="24"/>
+          <w:szCs w:val="24"/>
         </w:rPr>
         <w:fldChar w:fldCharType="end"/>
       </w:r>
@@ -941,14 +880,14 @@
         <w:pStyle w:val="11111111111111111"/>
         <w:ind w:right="283"/>
       </w:pPr>
-      <w:bookmarkStart w:id="0" w:name="_Toc231295286"/>
-      <w:bookmarkStart w:id="1" w:name="_Toc231295825"/>
+      <w:bookmarkStart w:id="1" w:name="_Toc231295286"/>
+      <w:bookmarkStart w:id="2" w:name="_Toc231383954"/>
       <w:r>
         <w:lastRenderedPageBreak/>
         <w:t>ВВЕДЕНИЕ</w:t>
       </w:r>
-      <w:bookmarkEnd w:id="0"/>
       <w:bookmarkEnd w:id="1"/>
+      <w:bookmarkEnd w:id="2"/>
     </w:p>
     <w:p>
       <w:pPr>
@@ -1203,8 +1142,8 @@
         <w:pStyle w:val="11111111111111111"/>
         <w:ind w:right="283"/>
       </w:pPr>
-      <w:bookmarkStart w:id="2" w:name="_Toc231295287"/>
-      <w:bookmarkStart w:id="3" w:name="_Toc231295826"/>
+      <w:bookmarkStart w:id="3" w:name="_Toc231295287"/>
+      <w:bookmarkStart w:id="4" w:name="_Toc231383955"/>
       <w:r>
         <w:lastRenderedPageBreak/>
         <w:t>1</w:t>
@@ -1215,8 +1154,8 @@
       <w:r>
         <w:t xml:space="preserve"> Техника безопасности. Охрана труда</w:t>
       </w:r>
-      <w:bookmarkEnd w:id="2"/>
       <w:bookmarkEnd w:id="3"/>
+      <w:bookmarkEnd w:id="4"/>
     </w:p>
     <w:p>
       <w:pPr>
@@ -1568,6 +1507,7 @@
           <w:sz w:val="28"/>
           <w:szCs w:val="32"/>
         </w:rPr>
+        <w:lastRenderedPageBreak/>
         <w:t>При необходимости отрегулировать освещение, чтобы избежать бликов на экране монитора.</w:t>
       </w:r>
     </w:p>
@@ -1577,7 +1517,6 @@
         <w:ind w:right="283"/>
       </w:pPr>
       <w:r>
-        <w:lastRenderedPageBreak/>
         <w:t>1.3 Требования безопасности во время работы</w:t>
       </w:r>
     </w:p>
@@ -1865,6 +1804,7 @@
           <w:sz w:val="28"/>
           <w:szCs w:val="32"/>
         </w:rPr>
+        <w:lastRenderedPageBreak/>
         <w:t>При поражении человека электрическим током освободить пострадавшего от контакта с проводом (используя сухую палку, деревянный предмет или отключив питание) и вызвать медицинскую помощь.</w:t>
       </w:r>
     </w:p>
@@ -1913,7 +1853,6 @@
         <w:ind w:right="283"/>
       </w:pPr>
       <w:r>
-        <w:lastRenderedPageBreak/>
         <w:t>1.5 Требования безопасности по окончании работы</w:t>
       </w:r>
     </w:p>
@@ -2131,16 +2070,13 @@
         <w:pStyle w:val="11111111111111111"/>
         <w:ind w:right="283"/>
       </w:pPr>
-      <w:bookmarkStart w:id="4" w:name="_Toc231295288"/>
-      <w:bookmarkStart w:id="5" w:name="_Toc231295827"/>
+      <w:bookmarkStart w:id="5" w:name="_Toc231295288"/>
+      <w:bookmarkStart w:id="6" w:name="_Toc231383956"/>
       <w:r>
         <w:lastRenderedPageBreak/>
         <w:t>2</w:t>
       </w:r>
       <w:r>
-        <w:rPr>
-          <w:lang w:val="en-US"/>
-        </w:rPr>
         <w:t>.</w:t>
       </w:r>
       <w:r>
@@ -2149,8 +2085,8 @@
       <w:r>
         <w:t>.</w:t>
       </w:r>
-      <w:bookmarkEnd w:id="4"/>
       <w:bookmarkEnd w:id="5"/>
+      <w:bookmarkEnd w:id="6"/>
     </w:p>
     <w:p>
       <w:pPr>
@@ -3620,6 +3556,7 @@
           <w:szCs w:val="28"/>
           <w:lang w:val="en-US"/>
         </w:rPr>
+        <w:lastRenderedPageBreak/>
         <w:t xml:space="preserve">    </w:t>
       </w:r>
       <w:proofErr w:type="spellStart"/>
@@ -3674,7 +3611,6 @@
         <w:rPr>
           <w:lang w:val="en-US"/>
         </w:rPr>
-        <w:lastRenderedPageBreak/>
         <w:t>2.3</w:t>
       </w:r>
       <w:proofErr w:type="gramEnd"/>
@@ -4067,6 +4003,7 @@
           <w:sz w:val="28"/>
           <w:szCs w:val="28"/>
         </w:rPr>
+        <w:lastRenderedPageBreak/>
         <w:drawing>
           <wp:inline distT="0" distB="0" distL="0" distR="0" wp14:anchorId="237C6545" wp14:editId="3C18F0AB">
             <wp:extent cx="3724795" cy="933580"/>
@@ -4162,7 +4099,7 @@
         <w:pStyle w:val="11111111111111111"/>
         <w:ind w:right="283"/>
       </w:pPr>
-      <w:bookmarkStart w:id="6" w:name="_Toc231295828"/>
+      <w:bookmarkStart w:id="7" w:name="_Toc231383957"/>
       <w:r>
         <w:rPr>
           <w:rStyle w:val="111111111111111110"/>
@@ -4172,7 +4109,7 @@
         <w:lastRenderedPageBreak/>
         <w:t>3. ТЕСТИРОВАНИЕ БЕЛЫМ ЯЩИКОМ</w:t>
       </w:r>
-      <w:bookmarkEnd w:id="6"/>
+      <w:bookmarkEnd w:id="7"/>
     </w:p>
     <w:p>
       <w:pPr>
@@ -5262,8 +5199,8 @@
         <w:pStyle w:val="11111111111111111"/>
         <w:ind w:right="283"/>
       </w:pPr>
-      <w:bookmarkStart w:id="7" w:name="_Toc231295289"/>
-      <w:bookmarkStart w:id="8" w:name="_Toc231295829"/>
+      <w:bookmarkStart w:id="8" w:name="_Toc231295289"/>
+      <w:bookmarkStart w:id="9" w:name="_Toc231383958"/>
       <w:r>
         <w:rPr>
           <w:rStyle w:val="111111111111111110"/>
@@ -5273,8 +5210,8 @@
         <w:lastRenderedPageBreak/>
         <w:t>4. ТЕСТИРОВАНИЕ ЧЁРНЫМ ЯЩИКОМ</w:t>
       </w:r>
-      <w:bookmarkEnd w:id="7"/>
       <w:bookmarkEnd w:id="8"/>
+      <w:bookmarkEnd w:id="9"/>
     </w:p>
     <w:p>
       <w:pPr>
@@ -6321,14 +6258,14 @@
         <w:pStyle w:val="11111111111111111"/>
         <w:ind w:right="283"/>
       </w:pPr>
-      <w:bookmarkStart w:id="9" w:name="_Toc231295290"/>
-      <w:bookmarkStart w:id="10" w:name="_Toc231295830"/>
+      <w:bookmarkStart w:id="10" w:name="_Toc231295290"/>
+      <w:bookmarkStart w:id="11" w:name="_Toc231383959"/>
       <w:r>
         <w:lastRenderedPageBreak/>
         <w:t>5. МОДУЛЬНОЕ ТЕСТИРОВАНИЕ</w:t>
       </w:r>
-      <w:bookmarkEnd w:id="9"/>
       <w:bookmarkEnd w:id="10"/>
+      <w:bookmarkEnd w:id="11"/>
     </w:p>
     <w:p>
       <w:pPr>
@@ -7771,7 +7708,7 @@
     </w:p>
     <w:tbl>
       <w:tblPr>
-        <w:tblW w:w="9624" w:type="dxa"/>
+        <w:tblW w:w="9606" w:type="dxa"/>
         <w:tblBorders>
           <w:top w:val="single" w:sz="4" w:space="0" w:color="auto"/>
           <w:left w:val="single" w:sz="4" w:space="0" w:color="auto"/>
@@ -7791,13 +7728,13 @@
       <w:tblGrid>
         <w:gridCol w:w="752"/>
         <w:gridCol w:w="2145"/>
-        <w:gridCol w:w="2259"/>
-        <w:gridCol w:w="2351"/>
+        <w:gridCol w:w="2248"/>
+        <w:gridCol w:w="2344"/>
         <w:gridCol w:w="2117"/>
       </w:tblGrid>
       <w:tr>
         <w:trPr>
-          <w:trHeight w:val="506"/>
+          <w:trHeight w:val="443"/>
           <w:tblHeader/>
         </w:trPr>
         <w:tc>
@@ -7834,7 +7771,7 @@
         </w:tc>
         <w:tc>
           <w:tcPr>
-            <w:tcW w:w="1993" w:type="dxa"/>
+            <w:tcW w:w="2141" w:type="dxa"/>
             <w:tcMar>
               <w:top w:w="150" w:type="dxa"/>
               <w:left w:w="240" w:type="dxa"/>
@@ -7866,7 +7803,7 @@
         </w:tc>
         <w:tc>
           <w:tcPr>
-            <w:tcW w:w="2523" w:type="dxa"/>
+            <w:tcW w:w="2255" w:type="dxa"/>
             <w:tcMar>
               <w:top w:w="150" w:type="dxa"/>
               <w:left w:w="240" w:type="dxa"/>
@@ -7898,7 +7835,7 @@
         </w:tc>
         <w:tc>
           <w:tcPr>
-            <w:tcW w:w="2442" w:type="dxa"/>
+            <w:tcW w:w="2347" w:type="dxa"/>
             <w:tcMar>
               <w:top w:w="150" w:type="dxa"/>
               <w:left w:w="240" w:type="dxa"/>
@@ -7963,7 +7900,7 @@
       </w:tr>
       <w:tr>
         <w:trPr>
-          <w:trHeight w:val="26"/>
+          <w:trHeight w:val="22"/>
         </w:trPr>
         <w:tc>
           <w:tcPr>
@@ -7999,7 +7936,7 @@
         </w:tc>
         <w:tc>
           <w:tcPr>
-            <w:tcW w:w="1993" w:type="dxa"/>
+            <w:tcW w:w="2141" w:type="dxa"/>
             <w:tcMar>
               <w:top w:w="150" w:type="dxa"/>
               <w:left w:w="240" w:type="dxa"/>
@@ -8035,7 +7972,7 @@
         </w:tc>
         <w:tc>
           <w:tcPr>
-            <w:tcW w:w="2523" w:type="dxa"/>
+            <w:tcW w:w="2255" w:type="dxa"/>
             <w:tcMar>
               <w:top w:w="150" w:type="dxa"/>
               <w:left w:w="240" w:type="dxa"/>
@@ -8095,7 +8032,7 @@
         </w:tc>
         <w:tc>
           <w:tcPr>
-            <w:tcW w:w="2442" w:type="dxa"/>
+            <w:tcW w:w="2347" w:type="dxa"/>
             <w:tcMar>
               <w:top w:w="150" w:type="dxa"/>
               <w:left w:w="240" w:type="dxa"/>
@@ -8206,8 +8143,8 @@
         <w:pStyle w:val="11111111111111111"/>
         <w:ind w:right="283"/>
       </w:pPr>
-      <w:bookmarkStart w:id="11" w:name="_Toc231295291"/>
-      <w:bookmarkStart w:id="12" w:name="_Toc231295831"/>
+      <w:bookmarkStart w:id="12" w:name="_Toc231295291"/>
+      <w:bookmarkStart w:id="13" w:name="_Toc231383960"/>
       <w:r>
         <w:rPr>
           <w:rStyle w:val="111111111111111110"/>
@@ -8217,8 +8154,8 @@
         <w:lastRenderedPageBreak/>
         <w:t>6. ИНТЕГРАЦИОННОЕ ТЕСТИРОВАНИЕ</w:t>
       </w:r>
-      <w:bookmarkEnd w:id="11"/>
       <w:bookmarkEnd w:id="12"/>
+      <w:bookmarkEnd w:id="13"/>
     </w:p>
     <w:p>
       <w:pPr>
@@ -8431,22 +8368,6 @@
     </w:p>
     <w:p>
       <w:pPr>
-        <w:pStyle w:val="3"/>
-        <w:shd w:val="clear" w:color="auto" w:fill="FFFFFF"/>
-        <w:spacing w:before="0" w:line="360" w:lineRule="auto"/>
-        <w:ind w:right="283" w:firstLine="709"/>
-        <w:jc w:val="both"/>
-        <w:rPr>
-          <w:rFonts w:ascii="Times New Roman" w:hAnsi="Times New Roman" w:cs="Times New Roman"/>
-          <w:b/>
-          <w:color w:val="0F1115"/>
-          <w:sz w:val="28"/>
-          <w:szCs w:val="28"/>
-        </w:rPr>
-      </w:pPr>
-    </w:p>
-    <w:p>
-      <w:pPr>
         <w:pStyle w:val="2222222222222"/>
         <w:ind w:right="283"/>
       </w:pPr>
@@ -8456,7 +8377,7 @@
     </w:p>
     <w:tbl>
       <w:tblPr>
-        <w:tblW w:w="9568" w:type="dxa"/>
+        <w:tblW w:w="9551" w:type="dxa"/>
         <w:tblBorders>
           <w:top w:val="single" w:sz="4" w:space="0" w:color="auto"/>
           <w:left w:val="single" w:sz="4" w:space="0" w:color="auto"/>
@@ -8476,13 +8397,13 @@
       <w:tblGrid>
         <w:gridCol w:w="752"/>
         <w:gridCol w:w="1211"/>
-        <w:gridCol w:w="2413"/>
-        <w:gridCol w:w="2977"/>
-        <w:gridCol w:w="2215"/>
+        <w:gridCol w:w="2406"/>
+        <w:gridCol w:w="2968"/>
+        <w:gridCol w:w="2214"/>
       </w:tblGrid>
       <w:tr>
         <w:trPr>
-          <w:trHeight w:val="524"/>
+          <w:trHeight w:val="439"/>
           <w:tblHeader/>
         </w:trPr>
         <w:tc>
@@ -8648,7 +8569,7 @@
       </w:tr>
       <w:tr>
         <w:trPr>
-          <w:trHeight w:val="1071"/>
+          <w:trHeight w:val="897"/>
         </w:trPr>
         <w:tc>
           <w:tcPr>
@@ -8821,7 +8742,7 @@
       </w:tr>
       <w:tr>
         <w:trPr>
-          <w:trHeight w:val="798"/>
+          <w:trHeight w:val="668"/>
         </w:trPr>
         <w:tc>
           <w:tcPr>
@@ -9012,7 +8933,7 @@
       </w:tr>
       <w:tr>
         <w:trPr>
-          <w:trHeight w:val="1050"/>
+          <w:trHeight w:val="880"/>
         </w:trPr>
         <w:tc>
           <w:tcPr>
@@ -9186,21 +9107,6 @@
     </w:tbl>
     <w:p>
       <w:pPr>
-        <w:pStyle w:val="3"/>
-        <w:shd w:val="clear" w:color="auto" w:fill="FFFFFF"/>
-        <w:spacing w:before="0" w:line="360" w:lineRule="auto"/>
-        <w:ind w:right="283" w:firstLine="709"/>
-        <w:rPr>
-          <w:rFonts w:ascii="Times New Roman" w:hAnsi="Times New Roman" w:cs="Times New Roman"/>
-          <w:b/>
-          <w:color w:val="0F1115"/>
-          <w:sz w:val="28"/>
-          <w:szCs w:val="28"/>
-        </w:rPr>
-      </w:pPr>
-    </w:p>
-    <w:p>
-      <w:pPr>
         <w:pStyle w:val="2222222222222"/>
         <w:ind w:right="283"/>
       </w:pPr>
@@ -9395,23 +9301,11 @@
     </w:p>
     <w:p>
       <w:pPr>
-        <w:spacing w:after="0" w:line="360" w:lineRule="auto"/>
-        <w:ind w:right="283"/>
-        <w:jc w:val="center"/>
-        <w:rPr>
-          <w:rFonts w:ascii="Times New Roman" w:hAnsi="Times New Roman" w:cs="Times New Roman"/>
-          <w:b/>
-          <w:sz w:val="28"/>
-        </w:rPr>
-      </w:pPr>
-    </w:p>
-    <w:p>
-      <w:pPr>
         <w:pStyle w:val="11111111111111111"/>
         <w:ind w:right="283"/>
       </w:pPr>
-      <w:bookmarkStart w:id="13" w:name="_Toc231295292"/>
-      <w:bookmarkStart w:id="14" w:name="_Toc231295832"/>
+      <w:bookmarkStart w:id="14" w:name="_Toc231295292"/>
+      <w:bookmarkStart w:id="15" w:name="_Toc231383961"/>
       <w:r>
         <w:rPr>
           <w:rStyle w:val="111111111111111110"/>
@@ -9421,8 +9315,8 @@
         <w:lastRenderedPageBreak/>
         <w:t>7. Оформление документации на программные средства с использованием инструментальных средств</w:t>
       </w:r>
-      <w:bookmarkEnd w:id="13"/>
       <w:bookmarkEnd w:id="14"/>
+      <w:bookmarkEnd w:id="15"/>
     </w:p>
     <w:p>
       <w:pPr>
@@ -9774,8 +9668,6 @@
         </w:rPr>
         <w:t>7</w:t>
       </w:r>
-      <w:bookmarkStart w:id="15" w:name="_GoBack"/>
-      <w:bookmarkEnd w:id="15"/>
       <w:r>
         <w:rPr>
           <w:rStyle w:val="af0"/>
@@ -9951,6 +9843,7 @@
         <w:rPr>
           <w:noProof/>
         </w:rPr>
+        <w:lastRenderedPageBreak/>
         <w:drawing>
           <wp:inline distT="0" distB="0" distL="0" distR="0" wp14:anchorId="47A5985A" wp14:editId="36D28BD6">
             <wp:extent cx="5048708" cy="1613643"/>
@@ -10111,7 +10004,6 @@
           <w:sz w:val="28"/>
           <w:szCs w:val="28"/>
         </w:rPr>
-        <w:lastRenderedPageBreak/>
         <w:t>Когда разработка в отдельной ветке завершена, её изменения можно объединить с основной веткой. Для этого используется команда </w:t>
       </w:r>
       <w:proofErr w:type="spellStart"/>
@@ -10272,7 +10164,6 @@
           <w:color w:val="0F1115"/>
           <w:sz w:val="28"/>
           <w:szCs w:val="28"/>
-          <w:lang w:val="en-US"/>
         </w:rPr>
         <w:t>9</w:t>
       </w:r>
@@ -10807,107 +10698,11 @@
     </w:p>
     <w:p>
       <w:pPr>
-        <w:spacing w:after="0" w:line="360" w:lineRule="auto"/>
-        <w:ind w:right="283"/>
-        <w:jc w:val="center"/>
-        <w:rPr>
-          <w:rFonts w:ascii="Times New Roman" w:hAnsi="Times New Roman" w:cs="Times New Roman"/>
-          <w:b/>
-          <w:sz w:val="28"/>
-        </w:rPr>
-      </w:pPr>
-    </w:p>
-    <w:p>
-      <w:pPr>
-        <w:spacing w:after="0" w:line="360" w:lineRule="auto"/>
-        <w:ind w:right="283"/>
-        <w:jc w:val="center"/>
-        <w:rPr>
-          <w:rFonts w:ascii="Times New Roman" w:hAnsi="Times New Roman" w:cs="Times New Roman"/>
-          <w:b/>
-          <w:sz w:val="28"/>
-        </w:rPr>
-      </w:pPr>
-    </w:p>
-    <w:p>
-      <w:pPr>
-        <w:spacing w:after="0" w:line="360" w:lineRule="auto"/>
-        <w:ind w:right="283"/>
-        <w:jc w:val="center"/>
-        <w:rPr>
-          <w:rFonts w:ascii="Times New Roman" w:hAnsi="Times New Roman" w:cs="Times New Roman"/>
-          <w:b/>
-          <w:sz w:val="28"/>
-        </w:rPr>
-      </w:pPr>
-    </w:p>
-    <w:p>
-      <w:pPr>
-        <w:spacing w:after="0" w:line="360" w:lineRule="auto"/>
-        <w:ind w:right="283"/>
-        <w:jc w:val="center"/>
-        <w:rPr>
-          <w:rFonts w:ascii="Times New Roman" w:hAnsi="Times New Roman" w:cs="Times New Roman"/>
-          <w:b/>
-          <w:sz w:val="28"/>
-        </w:rPr>
-      </w:pPr>
-    </w:p>
-    <w:p>
-      <w:pPr>
-        <w:spacing w:after="0" w:line="360" w:lineRule="auto"/>
-        <w:ind w:right="283"/>
-        <w:jc w:val="center"/>
-        <w:rPr>
-          <w:rFonts w:ascii="Times New Roman" w:hAnsi="Times New Roman" w:cs="Times New Roman"/>
-          <w:b/>
-          <w:sz w:val="28"/>
-        </w:rPr>
-      </w:pPr>
-    </w:p>
-    <w:p>
-      <w:pPr>
-        <w:spacing w:after="0" w:line="360" w:lineRule="auto"/>
-        <w:ind w:right="283"/>
-        <w:jc w:val="center"/>
-        <w:rPr>
-          <w:rFonts w:ascii="Times New Roman" w:hAnsi="Times New Roman" w:cs="Times New Roman"/>
-          <w:b/>
-          <w:sz w:val="28"/>
-        </w:rPr>
-      </w:pPr>
-    </w:p>
-    <w:p>
-      <w:pPr>
-        <w:spacing w:after="0" w:line="360" w:lineRule="auto"/>
-        <w:ind w:right="283"/>
-        <w:jc w:val="center"/>
-        <w:rPr>
-          <w:rFonts w:ascii="Times New Roman" w:hAnsi="Times New Roman" w:cs="Times New Roman"/>
-          <w:b/>
-          <w:sz w:val="28"/>
-        </w:rPr>
-      </w:pPr>
-    </w:p>
-    <w:p>
-      <w:pPr>
-        <w:spacing w:after="0" w:line="360" w:lineRule="auto"/>
-        <w:ind w:right="283"/>
-        <w:jc w:val="center"/>
-        <w:rPr>
-          <w:rFonts w:ascii="Times New Roman" w:hAnsi="Times New Roman" w:cs="Times New Roman"/>
-          <w:b/>
-          <w:sz w:val="28"/>
-        </w:rPr>
-      </w:pPr>
-    </w:p>
-    <w:p>
-      <w:pPr>
         <w:pStyle w:val="11111111111111111"/>
         <w:ind w:right="283"/>
       </w:pPr>
       <w:bookmarkStart w:id="16" w:name="_Toc231295293"/>
-      <w:bookmarkStart w:id="17" w:name="_Toc231295833"/>
+      <w:bookmarkStart w:id="17" w:name="_Toc231383962"/>
       <w:r>
         <w:lastRenderedPageBreak/>
         <w:t>ЗАКЛЮЧЕНИЕ</w:t>
@@ -11231,22 +11026,11 @@
     </w:p>
     <w:p>
       <w:pPr>
-        <w:spacing w:after="0" w:line="360" w:lineRule="auto"/>
-        <w:ind w:right="283"/>
-        <w:rPr>
-          <w:rFonts w:ascii="Times New Roman" w:eastAsiaTheme="majorEastAsia" w:hAnsi="Times New Roman" w:cstheme="majorBidi"/>
-          <w:sz w:val="28"/>
-          <w:szCs w:val="32"/>
-        </w:rPr>
-      </w:pPr>
-    </w:p>
-    <w:p>
-      <w:pPr>
         <w:pStyle w:val="11111111111111111"/>
         <w:ind w:right="283"/>
       </w:pPr>
       <w:bookmarkStart w:id="18" w:name="_Toc231295294"/>
-      <w:bookmarkStart w:id="19" w:name="_Toc231295834"/>
+      <w:bookmarkStart w:id="19" w:name="_Toc231383963"/>
       <w:r>
         <w:lastRenderedPageBreak/>
         <w:t>СПИСОК ИСПОЛЬЗОВАННЫХ ИСТОЧНИКОВ</w:t>
@@ -11264,11 +11048,15 @@
         <w:spacing w:line="360" w:lineRule="auto"/>
         <w:ind w:right="283" w:firstLine="709"/>
         <w:rPr>
+          <w:sz w:val="28"/>
+          <w:szCs w:val="28"/>
           <w:lang w:val="ru-RU"/>
         </w:rPr>
       </w:pPr>
       <w:r>
         <w:rPr>
+          <w:sz w:val="28"/>
+          <w:szCs w:val="28"/>
           <w:lang w:val="ru-RU"/>
         </w:rPr>
         <w:t>Таблица 1 – Обеспечение дисциплины учебными изданиями</w:t>
@@ -11276,7 +11064,7 @@
     </w:p>
     <w:tbl>
       <w:tblPr>
-        <w:tblW w:w="0" w:type="dxa"/>
+        <w:tblW w:w="9467" w:type="dxa"/>
         <w:tblInd w:w="-5" w:type="dxa"/>
         <w:tblBorders>
           <w:top w:val="single" w:sz="4" w:space="0" w:color="auto"/>
@@ -11294,18 +11082,18 @@
         <w:tblLook w:val="01E0" w:firstRow="1" w:lastRow="1" w:firstColumn="1" w:lastColumn="1" w:noHBand="0" w:noVBand="0"/>
       </w:tblPr>
       <w:tblGrid>
-        <w:gridCol w:w="4536"/>
-        <w:gridCol w:w="1870"/>
-        <w:gridCol w:w="1100"/>
-        <w:gridCol w:w="1992"/>
+        <w:gridCol w:w="4521"/>
+        <w:gridCol w:w="1864"/>
+        <w:gridCol w:w="1096"/>
+        <w:gridCol w:w="1986"/>
       </w:tblGrid>
       <w:tr>
         <w:trPr>
-          <w:trHeight w:val="283"/>
+          <w:trHeight w:val="271"/>
         </w:trPr>
         <w:tc>
           <w:tcPr>
-            <w:tcW w:w="4536" w:type="dxa"/>
+            <w:tcW w:w="4521" w:type="dxa"/>
             <w:vMerge w:val="restart"/>
             <w:tcBorders>
               <w:top w:val="single" w:sz="4" w:space="0" w:color="auto"/>
@@ -11319,7 +11107,6 @@
           <w:p>
             <w:pPr>
               <w:pStyle w:val="TableParagraph"/>
-              <w:ind w:right="283"/>
               <w:jc w:val="center"/>
               <w:rPr>
                 <w:b/>
@@ -11341,7 +11128,6 @@
           <w:p>
             <w:pPr>
               <w:pStyle w:val="TableParagraph"/>
-              <w:ind w:right="283"/>
               <w:jc w:val="center"/>
               <w:rPr>
                 <w:b/>
@@ -11363,7 +11149,7 @@
         </w:tc>
         <w:tc>
           <w:tcPr>
-            <w:tcW w:w="1870" w:type="dxa"/>
+            <w:tcW w:w="1864" w:type="dxa"/>
             <w:vMerge w:val="restart"/>
             <w:tcBorders>
               <w:top w:val="single" w:sz="4" w:space="0" w:color="auto"/>
@@ -11377,7 +11163,6 @@
           <w:p>
             <w:pPr>
               <w:pStyle w:val="TableParagraph"/>
-              <w:ind w:right="283"/>
               <w:jc w:val="center"/>
               <w:rPr>
                 <w:b/>
@@ -11399,7 +11184,7 @@
         </w:tc>
         <w:tc>
           <w:tcPr>
-            <w:tcW w:w="3092" w:type="dxa"/>
+            <w:tcW w:w="3082" w:type="dxa"/>
             <w:gridSpan w:val="2"/>
             <w:tcBorders>
               <w:top w:val="single" w:sz="4" w:space="0" w:color="auto"/>
@@ -11413,7 +11198,6 @@
           <w:p>
             <w:pPr>
               <w:pStyle w:val="TableParagraph"/>
-              <w:ind w:right="283"/>
               <w:jc w:val="center"/>
               <w:rPr>
                 <w:b/>
@@ -11438,11 +11222,11 @@
       </w:tr>
       <w:tr>
         <w:trPr>
-          <w:trHeight w:val="283"/>
+          <w:trHeight w:val="271"/>
         </w:trPr>
         <w:tc>
           <w:tcPr>
-            <w:tcW w:w="4536" w:type="dxa"/>
+            <w:tcW w:w="4521" w:type="dxa"/>
             <w:vMerge/>
             <w:tcBorders>
               <w:top w:val="single" w:sz="4" w:space="0" w:color="auto"/>
@@ -11456,7 +11240,6 @@
           <w:p>
             <w:pPr>
               <w:spacing w:after="0" w:line="240" w:lineRule="auto"/>
-              <w:ind w:right="283"/>
               <w:rPr>
                 <w:rFonts w:ascii="Times New Roman" w:eastAsia="Times New Roman" w:hAnsi="Times New Roman" w:cs="Times New Roman"/>
                 <w:b/>
@@ -11468,7 +11251,7 @@
         </w:tc>
         <w:tc>
           <w:tcPr>
-            <w:tcW w:w="1870" w:type="dxa"/>
+            <w:tcW w:w="1864" w:type="dxa"/>
             <w:vMerge/>
             <w:tcBorders>
               <w:top w:val="single" w:sz="4" w:space="0" w:color="auto"/>
@@ -11482,7 +11265,6 @@
           <w:p>
             <w:pPr>
               <w:spacing w:after="0" w:line="240" w:lineRule="auto"/>
-              <w:ind w:right="283"/>
               <w:rPr>
                 <w:rFonts w:ascii="Times New Roman" w:eastAsia="Times New Roman" w:hAnsi="Times New Roman" w:cs="Times New Roman"/>
                 <w:b/>
@@ -11494,7 +11276,7 @@
         </w:tc>
         <w:tc>
           <w:tcPr>
-            <w:tcW w:w="1100" w:type="dxa"/>
+            <w:tcW w:w="1096" w:type="dxa"/>
             <w:tcBorders>
               <w:top w:val="single" w:sz="4" w:space="0" w:color="auto"/>
               <w:left w:val="single" w:sz="4" w:space="0" w:color="auto"/>
@@ -11506,7 +11288,6 @@
           <w:p>
             <w:pPr>
               <w:pStyle w:val="TableParagraph"/>
-              <w:ind w:right="283"/>
               <w:jc w:val="center"/>
               <w:rPr>
                 <w:b/>
@@ -11528,7 +11309,6 @@
           <w:p>
             <w:pPr>
               <w:pStyle w:val="TableParagraph"/>
-              <w:ind w:right="283"/>
               <w:jc w:val="center"/>
               <w:rPr>
                 <w:b/>
@@ -11541,7 +11321,7 @@
         </w:tc>
         <w:tc>
           <w:tcPr>
-            <w:tcW w:w="1992" w:type="dxa"/>
+            <w:tcW w:w="1985" w:type="dxa"/>
             <w:tcBorders>
               <w:top w:val="single" w:sz="4" w:space="0" w:color="auto"/>
               <w:left w:val="single" w:sz="4" w:space="0" w:color="auto"/>
@@ -11554,7 +11334,6 @@
           <w:p>
             <w:pPr>
               <w:pStyle w:val="TableParagraph"/>
-              <w:ind w:right="283"/>
               <w:jc w:val="center"/>
               <w:rPr>
                 <w:b/>
@@ -11577,11 +11356,11 @@
       </w:tr>
       <w:tr>
         <w:trPr>
-          <w:trHeight w:val="283"/>
+          <w:trHeight w:val="271"/>
         </w:trPr>
         <w:tc>
           <w:tcPr>
-            <w:tcW w:w="4536" w:type="dxa"/>
+            <w:tcW w:w="4521" w:type="dxa"/>
             <w:tcBorders>
               <w:top w:val="single" w:sz="4" w:space="0" w:color="auto"/>
               <w:left w:val="single" w:sz="4" w:space="0" w:color="auto"/>
@@ -11594,7 +11373,6 @@
           <w:p>
             <w:pPr>
               <w:pStyle w:val="TableParagraph"/>
-              <w:ind w:right="283"/>
               <w:jc w:val="both"/>
               <w:rPr>
                 <w:sz w:val="24"/>
@@ -11696,7 +11474,7 @@
         </w:tc>
         <w:tc>
           <w:tcPr>
-            <w:tcW w:w="1870" w:type="dxa"/>
+            <w:tcW w:w="1864" w:type="dxa"/>
             <w:tcBorders>
               <w:top w:val="single" w:sz="4" w:space="0" w:color="auto"/>
               <w:left w:val="single" w:sz="4" w:space="0" w:color="auto"/>
@@ -11707,7 +11485,6 @@
           <w:p>
             <w:pPr>
               <w:spacing w:after="0" w:line="240" w:lineRule="auto"/>
-              <w:ind w:right="283"/>
               <w:jc w:val="center"/>
               <w:rPr>
                 <w:rFonts w:ascii="Times New Roman" w:hAnsi="Times New Roman" w:cs="Times New Roman"/>
@@ -11719,7 +11496,6 @@
           <w:p>
             <w:pPr>
               <w:spacing w:after="0" w:line="240" w:lineRule="auto"/>
-              <w:ind w:right="283"/>
               <w:jc w:val="center"/>
               <w:rPr>
                 <w:rFonts w:ascii="Times New Roman" w:hAnsi="Times New Roman" w:cs="Times New Roman"/>
@@ -11739,7 +11515,7 @@
         </w:tc>
         <w:tc>
           <w:tcPr>
-            <w:tcW w:w="1100" w:type="dxa"/>
+            <w:tcW w:w="1096" w:type="dxa"/>
             <w:tcBorders>
               <w:top w:val="single" w:sz="4" w:space="0" w:color="auto"/>
               <w:left w:val="single" w:sz="4" w:space="0" w:color="auto"/>
@@ -11751,7 +11527,6 @@
           <w:p>
             <w:pPr>
               <w:spacing w:after="0" w:line="240" w:lineRule="auto"/>
-              <w:ind w:right="283"/>
               <w:jc w:val="center"/>
               <w:rPr>
                 <w:rFonts w:ascii="Times New Roman" w:hAnsi="Times New Roman" w:cs="Times New Roman"/>
@@ -11771,7 +11546,7 @@
         </w:tc>
         <w:tc>
           <w:tcPr>
-            <w:tcW w:w="1992" w:type="dxa"/>
+            <w:tcW w:w="1985" w:type="dxa"/>
             <w:tcBorders>
               <w:top w:val="single" w:sz="4" w:space="0" w:color="auto"/>
               <w:left w:val="single" w:sz="4" w:space="0" w:color="auto"/>
@@ -11783,7 +11558,6 @@
           <w:p>
             <w:pPr>
               <w:spacing w:after="0" w:line="240" w:lineRule="auto"/>
-              <w:ind w:right="283"/>
               <w:rPr>
                 <w:rFonts w:ascii="Times New Roman" w:hAnsi="Times New Roman" w:cs="Times New Roman"/>
                 <w:sz w:val="24"/>
@@ -11808,7 +11582,6 @@
           <w:p>
             <w:pPr>
               <w:spacing w:after="0" w:line="240" w:lineRule="auto"/>
-              <w:ind w:right="283"/>
               <w:rPr>
                 <w:rFonts w:ascii="Times New Roman" w:hAnsi="Times New Roman" w:cs="Times New Roman"/>
                 <w:sz w:val="24"/>
@@ -11821,11 +11594,11 @@
       </w:tr>
       <w:tr>
         <w:trPr>
-          <w:trHeight w:val="283"/>
+          <w:trHeight w:val="271"/>
         </w:trPr>
         <w:tc>
           <w:tcPr>
-            <w:tcW w:w="4536" w:type="dxa"/>
+            <w:tcW w:w="4521" w:type="dxa"/>
             <w:tcBorders>
               <w:top w:val="single" w:sz="4" w:space="0" w:color="auto"/>
               <w:left w:val="single" w:sz="4" w:space="0" w:color="auto"/>
@@ -11837,7 +11610,6 @@
           <w:p>
             <w:pPr>
               <w:pStyle w:val="TableParagraph"/>
-              <w:ind w:right="283"/>
               <w:jc w:val="both"/>
               <w:rPr>
                 <w:sz w:val="24"/>
@@ -11911,7 +11683,7 @@
         </w:tc>
         <w:tc>
           <w:tcPr>
-            <w:tcW w:w="1870" w:type="dxa"/>
+            <w:tcW w:w="1864" w:type="dxa"/>
             <w:tcBorders>
               <w:top w:val="single" w:sz="4" w:space="0" w:color="auto"/>
               <w:left w:val="single" w:sz="4" w:space="0" w:color="auto"/>
@@ -11922,7 +11694,6 @@
           <w:p>
             <w:pPr>
               <w:spacing w:after="0" w:line="240" w:lineRule="auto"/>
-              <w:ind w:right="283"/>
               <w:jc w:val="center"/>
               <w:rPr>
                 <w:rFonts w:ascii="Times New Roman" w:hAnsi="Times New Roman" w:cs="Times New Roman"/>
@@ -11934,7 +11705,6 @@
           <w:p>
             <w:pPr>
               <w:spacing w:after="0" w:line="240" w:lineRule="auto"/>
-              <w:ind w:right="283"/>
               <w:jc w:val="center"/>
               <w:rPr>
                 <w:rFonts w:ascii="Times New Roman" w:hAnsi="Times New Roman" w:cs="Times New Roman"/>
@@ -11954,7 +11724,7 @@
         </w:tc>
         <w:tc>
           <w:tcPr>
-            <w:tcW w:w="1100" w:type="dxa"/>
+            <w:tcW w:w="1096" w:type="dxa"/>
             <w:tcBorders>
               <w:top w:val="single" w:sz="4" w:space="0" w:color="auto"/>
               <w:left w:val="single" w:sz="4" w:space="0" w:color="auto"/>
@@ -11966,7 +11736,6 @@
           <w:p>
             <w:pPr>
               <w:spacing w:after="0" w:line="240" w:lineRule="auto"/>
-              <w:ind w:right="283"/>
               <w:jc w:val="center"/>
               <w:rPr>
                 <w:rFonts w:ascii="Times New Roman" w:hAnsi="Times New Roman" w:cs="Times New Roman"/>
@@ -11986,7 +11755,7 @@
         </w:tc>
         <w:tc>
           <w:tcPr>
-            <w:tcW w:w="1992" w:type="dxa"/>
+            <w:tcW w:w="1985" w:type="dxa"/>
             <w:tcBorders>
               <w:top w:val="single" w:sz="4" w:space="0" w:color="auto"/>
               <w:left w:val="single" w:sz="4" w:space="0" w:color="auto"/>
@@ -11997,7 +11766,6 @@
           <w:p>
             <w:pPr>
               <w:spacing w:after="0" w:line="240" w:lineRule="auto"/>
-              <w:ind w:right="283"/>
               <w:jc w:val="center"/>
               <w:rPr>
                 <w:rFonts w:ascii="Times New Roman" w:hAnsi="Times New Roman" w:cs="Times New Roman"/>
@@ -12020,7 +11788,6 @@
           <w:p>
             <w:pPr>
               <w:spacing w:after="0" w:line="240" w:lineRule="auto"/>
-              <w:ind w:right="283"/>
               <w:jc w:val="center"/>
               <w:rPr>
                 <w:rFonts w:ascii="Times New Roman" w:hAnsi="Times New Roman" w:cs="Times New Roman"/>
@@ -12033,11 +11800,11 @@
       </w:tr>
       <w:tr>
         <w:trPr>
-          <w:trHeight w:val="283"/>
+          <w:trHeight w:val="271"/>
         </w:trPr>
         <w:tc>
           <w:tcPr>
-            <w:tcW w:w="4536" w:type="dxa"/>
+            <w:tcW w:w="4521" w:type="dxa"/>
             <w:tcBorders>
               <w:top w:val="single" w:sz="4" w:space="0" w:color="auto"/>
               <w:left w:val="single" w:sz="4" w:space="0" w:color="auto"/>
@@ -12049,7 +11816,6 @@
           <w:p>
             <w:pPr>
               <w:pStyle w:val="TableParagraph"/>
-              <w:ind w:right="283"/>
               <w:jc w:val="both"/>
               <w:rPr>
                 <w:sz w:val="24"/>
@@ -12141,7 +11907,7 @@
         </w:tc>
         <w:tc>
           <w:tcPr>
-            <w:tcW w:w="1870" w:type="dxa"/>
+            <w:tcW w:w="1864" w:type="dxa"/>
             <w:tcBorders>
               <w:top w:val="single" w:sz="4" w:space="0" w:color="auto"/>
               <w:left w:val="single" w:sz="4" w:space="0" w:color="auto"/>
@@ -12152,7 +11918,6 @@
           <w:p>
             <w:pPr>
               <w:spacing w:after="0" w:line="240" w:lineRule="auto"/>
-              <w:ind w:right="283"/>
               <w:jc w:val="center"/>
               <w:rPr>
                 <w:rFonts w:ascii="Times New Roman" w:hAnsi="Times New Roman" w:cs="Times New Roman"/>
@@ -12164,7 +11929,6 @@
           <w:p>
             <w:pPr>
               <w:spacing w:after="0" w:line="240" w:lineRule="auto"/>
-              <w:ind w:right="283"/>
               <w:jc w:val="center"/>
               <w:rPr>
                 <w:rFonts w:ascii="Times New Roman" w:hAnsi="Times New Roman" w:cs="Times New Roman"/>
@@ -12184,7 +11948,7 @@
         </w:tc>
         <w:tc>
           <w:tcPr>
-            <w:tcW w:w="1100" w:type="dxa"/>
+            <w:tcW w:w="1096" w:type="dxa"/>
             <w:tcBorders>
               <w:top w:val="single" w:sz="4" w:space="0" w:color="auto"/>
               <w:left w:val="single" w:sz="4" w:space="0" w:color="auto"/>
@@ -12196,7 +11960,6 @@
           <w:p>
             <w:pPr>
               <w:spacing w:after="0" w:line="240" w:lineRule="auto"/>
-              <w:ind w:right="283"/>
               <w:jc w:val="center"/>
               <w:rPr>
                 <w:rFonts w:ascii="Times New Roman" w:hAnsi="Times New Roman" w:cs="Times New Roman"/>
@@ -12216,7 +11979,7 @@
         </w:tc>
         <w:tc>
           <w:tcPr>
-            <w:tcW w:w="1992" w:type="dxa"/>
+            <w:tcW w:w="1985" w:type="dxa"/>
             <w:tcBorders>
               <w:top w:val="single" w:sz="4" w:space="0" w:color="auto"/>
               <w:left w:val="single" w:sz="4" w:space="0" w:color="auto"/>
@@ -12227,7 +11990,6 @@
           <w:p>
             <w:pPr>
               <w:spacing w:after="0" w:line="240" w:lineRule="auto"/>
-              <w:ind w:right="283"/>
               <w:jc w:val="center"/>
               <w:rPr>
                 <w:rFonts w:ascii="Times New Roman" w:hAnsi="Times New Roman" w:cs="Times New Roman"/>
@@ -12250,7 +12012,6 @@
           <w:p>
             <w:pPr>
               <w:spacing w:after="0" w:line="240" w:lineRule="auto"/>
-              <w:ind w:right="283"/>
               <w:jc w:val="center"/>
               <w:rPr>
                 <w:rFonts w:ascii="Times New Roman" w:hAnsi="Times New Roman" w:cs="Times New Roman"/>
@@ -12263,11 +12024,11 @@
       </w:tr>
       <w:tr>
         <w:trPr>
-          <w:trHeight w:val="283"/>
+          <w:trHeight w:val="271"/>
         </w:trPr>
         <w:tc>
           <w:tcPr>
-            <w:tcW w:w="4536" w:type="dxa"/>
+            <w:tcW w:w="4521" w:type="dxa"/>
             <w:tcBorders>
               <w:top w:val="single" w:sz="4" w:space="0" w:color="auto"/>
               <w:left w:val="single" w:sz="4" w:space="0" w:color="auto"/>
@@ -12279,7 +12040,6 @@
           <w:p>
             <w:pPr>
               <w:pStyle w:val="TableParagraph"/>
-              <w:ind w:right="283"/>
               <w:jc w:val="both"/>
               <w:rPr>
                 <w:sz w:val="24"/>
@@ -12361,7 +12121,7 @@
         </w:tc>
         <w:tc>
           <w:tcPr>
-            <w:tcW w:w="1870" w:type="dxa"/>
+            <w:tcW w:w="1864" w:type="dxa"/>
             <w:tcBorders>
               <w:top w:val="single" w:sz="4" w:space="0" w:color="auto"/>
               <w:left w:val="single" w:sz="4" w:space="0" w:color="auto"/>
@@ -12372,7 +12132,6 @@
           <w:p>
             <w:pPr>
               <w:spacing w:after="0" w:line="240" w:lineRule="auto"/>
-              <w:ind w:right="283"/>
               <w:jc w:val="center"/>
               <w:rPr>
                 <w:rFonts w:ascii="Times New Roman" w:hAnsi="Times New Roman" w:cs="Times New Roman"/>
@@ -12384,7 +12143,6 @@
           <w:p>
             <w:pPr>
               <w:spacing w:after="0" w:line="240" w:lineRule="auto"/>
-              <w:ind w:right="283"/>
               <w:jc w:val="center"/>
               <w:rPr>
                 <w:rFonts w:ascii="Times New Roman" w:hAnsi="Times New Roman" w:cs="Times New Roman"/>
@@ -12404,7 +12162,7 @@
         </w:tc>
         <w:tc>
           <w:tcPr>
-            <w:tcW w:w="1100" w:type="dxa"/>
+            <w:tcW w:w="1096" w:type="dxa"/>
             <w:tcBorders>
               <w:top w:val="single" w:sz="4" w:space="0" w:color="auto"/>
               <w:left w:val="single" w:sz="4" w:space="0" w:color="auto"/>
@@ -12416,7 +12174,6 @@
           <w:p>
             <w:pPr>
               <w:spacing w:after="0" w:line="240" w:lineRule="auto"/>
-              <w:ind w:right="283"/>
               <w:jc w:val="center"/>
               <w:rPr>
                 <w:rFonts w:ascii="Times New Roman" w:hAnsi="Times New Roman" w:cs="Times New Roman"/>
@@ -12436,7 +12193,7 @@
         </w:tc>
         <w:tc>
           <w:tcPr>
-            <w:tcW w:w="1992" w:type="dxa"/>
+            <w:tcW w:w="1985" w:type="dxa"/>
             <w:tcBorders>
               <w:top w:val="single" w:sz="4" w:space="0" w:color="auto"/>
               <w:left w:val="single" w:sz="4" w:space="0" w:color="auto"/>
@@ -12448,7 +12205,6 @@
           <w:p>
             <w:pPr>
               <w:spacing w:after="0" w:line="240" w:lineRule="auto"/>
-              <w:ind w:right="283"/>
               <w:jc w:val="center"/>
               <w:rPr>
                 <w:rFonts w:ascii="Times New Roman" w:hAnsi="Times New Roman" w:cs="Times New Roman"/>
@@ -12473,7 +12229,6 @@
           <w:p>
             <w:pPr>
               <w:spacing w:after="0" w:line="240" w:lineRule="auto"/>
-              <w:ind w:right="283"/>
               <w:jc w:val="center"/>
               <w:rPr>
                 <w:rFonts w:ascii="Times New Roman" w:hAnsi="Times New Roman" w:cs="Times New Roman"/>
@@ -12486,11 +12241,11 @@
       </w:tr>
       <w:tr>
         <w:trPr>
-          <w:trHeight w:val="283"/>
+          <w:trHeight w:val="271"/>
         </w:trPr>
         <w:tc>
           <w:tcPr>
-            <w:tcW w:w="4536" w:type="dxa"/>
+            <w:tcW w:w="4521" w:type="dxa"/>
             <w:tcBorders>
               <w:top w:val="single" w:sz="4" w:space="0" w:color="auto"/>
               <w:left w:val="single" w:sz="4" w:space="0" w:color="auto"/>
@@ -12502,7 +12257,6 @@
           <w:p>
             <w:pPr>
               <w:pStyle w:val="TableParagraph"/>
-              <w:ind w:right="283"/>
               <w:jc w:val="both"/>
               <w:rPr>
                 <w:sz w:val="24"/>
@@ -12624,7 +12378,7 @@
         </w:tc>
         <w:tc>
           <w:tcPr>
-            <w:tcW w:w="1870" w:type="dxa"/>
+            <w:tcW w:w="1864" w:type="dxa"/>
             <w:tcBorders>
               <w:top w:val="single" w:sz="4" w:space="0" w:color="auto"/>
               <w:left w:val="single" w:sz="4" w:space="0" w:color="auto"/>
@@ -12635,7 +12389,6 @@
           <w:p>
             <w:pPr>
               <w:spacing w:after="0" w:line="240" w:lineRule="auto"/>
-              <w:ind w:right="283"/>
               <w:jc w:val="center"/>
               <w:rPr>
                 <w:rFonts w:ascii="Times New Roman" w:hAnsi="Times New Roman" w:cs="Times New Roman"/>
@@ -12647,7 +12400,6 @@
           <w:p>
             <w:pPr>
               <w:spacing w:after="0" w:line="240" w:lineRule="auto"/>
-              <w:ind w:right="283"/>
               <w:jc w:val="center"/>
               <w:rPr>
                 <w:rFonts w:ascii="Times New Roman" w:hAnsi="Times New Roman" w:cs="Times New Roman"/>
@@ -12667,7 +12419,7 @@
         </w:tc>
         <w:tc>
           <w:tcPr>
-            <w:tcW w:w="1100" w:type="dxa"/>
+            <w:tcW w:w="1096" w:type="dxa"/>
             <w:tcBorders>
               <w:top w:val="single" w:sz="4" w:space="0" w:color="auto"/>
               <w:left w:val="single" w:sz="4" w:space="0" w:color="auto"/>
@@ -12679,7 +12431,6 @@
           <w:p>
             <w:pPr>
               <w:spacing w:after="0" w:line="240" w:lineRule="auto"/>
-              <w:ind w:right="283"/>
               <w:jc w:val="center"/>
               <w:rPr>
                 <w:rFonts w:ascii="Times New Roman" w:hAnsi="Times New Roman" w:cs="Times New Roman"/>
@@ -12699,7 +12450,7 @@
         </w:tc>
         <w:tc>
           <w:tcPr>
-            <w:tcW w:w="1992" w:type="dxa"/>
+            <w:tcW w:w="1985" w:type="dxa"/>
             <w:tcBorders>
               <w:top w:val="single" w:sz="4" w:space="0" w:color="auto"/>
               <w:left w:val="single" w:sz="4" w:space="0" w:color="auto"/>
@@ -12711,7 +12462,6 @@
           <w:p>
             <w:pPr>
               <w:spacing w:after="0" w:line="240" w:lineRule="auto"/>
-              <w:ind w:right="283"/>
               <w:jc w:val="center"/>
               <w:rPr>
                 <w:rFonts w:ascii="Times New Roman" w:hAnsi="Times New Roman" w:cs="Times New Roman"/>
@@ -12736,7 +12486,6 @@
           <w:p>
             <w:pPr>
               <w:spacing w:after="0" w:line="240" w:lineRule="auto"/>
-              <w:ind w:right="283"/>
               <w:jc w:val="center"/>
               <w:rPr>
                 <w:rFonts w:ascii="Times New Roman" w:hAnsi="Times New Roman" w:cs="Times New Roman"/>
@@ -12751,7 +12500,7 @@
     <w:p>
       <w:pPr>
         <w:pStyle w:val="ad"/>
-        <w:ind w:right="283" w:firstLine="709"/>
+        <w:ind w:firstLine="709"/>
         <w:rPr>
           <w:lang w:val="ru-RU"/>
         </w:rPr>
@@ -12760,13 +12509,17 @@
     <w:p>
       <w:pPr>
         <w:pStyle w:val="ad"/>
-        <w:ind w:right="283" w:firstLine="709"/>
-        <w:rPr>
+        <w:ind w:firstLine="709"/>
+        <w:rPr>
+          <w:sz w:val="28"/>
+          <w:szCs w:val="28"/>
           <w:lang w:val="ru-RU"/>
         </w:rPr>
       </w:pPr>
       <w:r>
         <w:rPr>
+          <w:sz w:val="28"/>
+          <w:szCs w:val="28"/>
           <w:lang w:val="ru-RU"/>
         </w:rPr>
         <w:t>Таблица 2 – Перечень современных профессиональных баз данных (СПБД)</w:t>
@@ -12774,7 +12527,7 @@
     </w:p>
     <w:tbl>
       <w:tblPr>
-        <w:tblW w:w="4537" w:type="pct"/>
+        <w:tblW w:w="4528" w:type="pct"/>
         <w:tblInd w:w="5" w:type="dxa"/>
         <w:tblBorders>
           <w:top w:val="single" w:sz="4" w:space="0" w:color="auto"/>
@@ -12791,16 +12544,16 @@
         <w:tblLook w:val="01E0" w:firstRow="1" w:lastRow="1" w:firstColumn="1" w:lastColumn="1" w:noHBand="0" w:noVBand="0"/>
       </w:tblPr>
       <w:tblGrid>
-        <w:gridCol w:w="1231"/>
-        <w:gridCol w:w="8021"/>
+        <w:gridCol w:w="1228"/>
+        <w:gridCol w:w="7491"/>
       </w:tblGrid>
       <w:tr>
         <w:trPr>
-          <w:trHeight w:val="283"/>
+          <w:trHeight w:val="210"/>
         </w:trPr>
         <w:tc>
           <w:tcPr>
-            <w:tcW w:w="523" w:type="pct"/>
+            <w:tcW w:w="704" w:type="pct"/>
             <w:tcBorders>
               <w:top w:val="single" w:sz="4" w:space="0" w:color="auto"/>
               <w:left w:val="single" w:sz="4" w:space="0" w:color="auto"/>
@@ -12812,7 +12565,7 @@
           <w:p>
             <w:pPr>
               <w:spacing w:after="0" w:line="240" w:lineRule="auto"/>
-              <w:ind w:right="283" w:firstLine="709"/>
+              <w:ind w:firstLine="709"/>
               <w:jc w:val="center"/>
               <w:rPr>
                 <w:rFonts w:ascii="Times New Roman" w:hAnsi="Times New Roman" w:cs="Times New Roman"/>
@@ -12832,7 +12585,7 @@
         </w:tc>
         <w:tc>
           <w:tcPr>
-            <w:tcW w:w="4477" w:type="pct"/>
+            <w:tcW w:w="4296" w:type="pct"/>
             <w:tcBorders>
               <w:top w:val="single" w:sz="4" w:space="0" w:color="auto"/>
               <w:left w:val="single" w:sz="4" w:space="0" w:color="auto"/>
@@ -12845,7 +12598,7 @@
           <w:p>
             <w:pPr>
               <w:spacing w:after="0" w:line="240" w:lineRule="auto"/>
-              <w:ind w:right="283" w:firstLine="709"/>
+              <w:ind w:firstLine="709"/>
               <w:jc w:val="center"/>
               <w:rPr>
                 <w:rFonts w:ascii="Times New Roman" w:hAnsi="Times New Roman" w:cs="Times New Roman"/>
@@ -12866,11 +12619,11 @@
       </w:tr>
       <w:tr>
         <w:trPr>
-          <w:trHeight w:val="283"/>
+          <w:trHeight w:val="210"/>
         </w:trPr>
         <w:tc>
           <w:tcPr>
-            <w:tcW w:w="523" w:type="pct"/>
+            <w:tcW w:w="704" w:type="pct"/>
             <w:tcBorders>
               <w:top w:val="single" w:sz="4" w:space="0" w:color="auto"/>
               <w:left w:val="single" w:sz="4" w:space="0" w:color="auto"/>
@@ -12884,7 +12637,7 @@
               <w:pStyle w:val="42"/>
               <w:shd w:val="clear" w:color="auto" w:fill="auto"/>
               <w:spacing w:after="0" w:line="240" w:lineRule="auto"/>
-              <w:ind w:right="283" w:firstLine="709"/>
+              <w:ind w:firstLine="709"/>
               <w:rPr>
                 <w:rFonts w:eastAsia="Calibri" w:cs="Times New Roman"/>
                 <w:sz w:val="24"/>
@@ -12904,7 +12657,7 @@
         </w:tc>
         <w:tc>
           <w:tcPr>
-            <w:tcW w:w="4477" w:type="pct"/>
+            <w:tcW w:w="4296" w:type="pct"/>
             <w:tcBorders>
               <w:top w:val="single" w:sz="4" w:space="0" w:color="auto"/>
               <w:left w:val="single" w:sz="4" w:space="0" w:color="auto"/>
@@ -12918,7 +12671,7 @@
               <w:pStyle w:val="42"/>
               <w:shd w:val="clear" w:color="auto" w:fill="auto"/>
               <w:spacing w:after="0" w:line="240" w:lineRule="auto"/>
-              <w:ind w:right="283" w:firstLine="709"/>
+              <w:ind w:firstLine="709"/>
               <w:jc w:val="left"/>
               <w:rPr>
                 <w:rFonts w:eastAsia="Calibri" w:cs="Times New Roman"/>
@@ -12981,11 +12734,11 @@
       </w:tr>
       <w:tr>
         <w:trPr>
-          <w:trHeight w:val="283"/>
+          <w:trHeight w:val="210"/>
         </w:trPr>
         <w:tc>
           <w:tcPr>
-            <w:tcW w:w="523" w:type="pct"/>
+            <w:tcW w:w="704" w:type="pct"/>
             <w:tcBorders>
               <w:top w:val="single" w:sz="4" w:space="0" w:color="auto"/>
               <w:left w:val="single" w:sz="4" w:space="0" w:color="auto"/>
@@ -12999,7 +12752,7 @@
               <w:pStyle w:val="42"/>
               <w:shd w:val="clear" w:color="auto" w:fill="auto"/>
               <w:spacing w:after="0" w:line="240" w:lineRule="auto"/>
-              <w:ind w:right="283" w:firstLine="709"/>
+              <w:ind w:firstLine="709"/>
               <w:rPr>
                 <w:rFonts w:eastAsia="Calibri" w:cs="Times New Roman"/>
                 <w:sz w:val="24"/>
@@ -13019,7 +12772,7 @@
         </w:tc>
         <w:tc>
           <w:tcPr>
-            <w:tcW w:w="4477" w:type="pct"/>
+            <w:tcW w:w="4296" w:type="pct"/>
             <w:tcBorders>
               <w:top w:val="single" w:sz="4" w:space="0" w:color="auto"/>
               <w:left w:val="single" w:sz="4" w:space="0" w:color="auto"/>
@@ -13033,7 +12786,7 @@
               <w:pStyle w:val="42"/>
               <w:shd w:val="clear" w:color="auto" w:fill="auto"/>
               <w:spacing w:after="0" w:line="240" w:lineRule="auto"/>
-              <w:ind w:right="283" w:firstLine="709"/>
+              <w:ind w:firstLine="709"/>
               <w:jc w:val="both"/>
               <w:rPr>
                 <w:rFonts w:eastAsia="Calibri" w:cs="Times New Roman"/>
@@ -13097,7 +12850,7 @@
     <w:p>
       <w:pPr>
         <w:pStyle w:val="ad"/>
-        <w:ind w:right="283" w:firstLine="709"/>
+        <w:ind w:firstLine="709"/>
         <w:rPr>
           <w:lang w:val="ru-RU"/>
         </w:rPr>
@@ -13106,13 +12859,17 @@
     <w:p>
       <w:pPr>
         <w:pStyle w:val="ad"/>
-        <w:ind w:right="283" w:firstLine="709"/>
-        <w:rPr>
+        <w:ind w:firstLine="709"/>
+        <w:rPr>
+          <w:sz w:val="28"/>
+          <w:szCs w:val="28"/>
           <w:lang w:val="ru-RU"/>
         </w:rPr>
       </w:pPr>
       <w:r>
         <w:rPr>
+          <w:sz w:val="28"/>
+          <w:szCs w:val="28"/>
           <w:lang w:val="ru-RU"/>
         </w:rPr>
         <w:t>Таблица 3 – Перечень информационных справочных систем (ИСС)</w:t>
@@ -13120,7 +12877,7 @@
     </w:p>
     <w:tbl>
       <w:tblPr>
-        <w:tblW w:w="0" w:type="dxa"/>
+        <w:tblW w:w="8753" w:type="dxa"/>
         <w:tblBorders>
           <w:top w:val="single" w:sz="4" w:space="0" w:color="auto"/>
           <w:left w:val="single" w:sz="4" w:space="0" w:color="auto"/>
@@ -13137,16 +12894,16 @@
         <w:tblLook w:val="04A0" w:firstRow="1" w:lastRow="0" w:firstColumn="1" w:lastColumn="0" w:noHBand="0" w:noVBand="1"/>
       </w:tblPr>
       <w:tblGrid>
-        <w:gridCol w:w="509"/>
-        <w:gridCol w:w="8995"/>
+        <w:gridCol w:w="468"/>
+        <w:gridCol w:w="8285"/>
       </w:tblGrid>
       <w:tr>
         <w:trPr>
-          <w:trHeight w:hRule="exact" w:val="302"/>
+          <w:trHeight w:hRule="exact" w:val="280"/>
         </w:trPr>
         <w:tc>
           <w:tcPr>
-            <w:tcW w:w="509" w:type="dxa"/>
+            <w:tcW w:w="468" w:type="dxa"/>
             <w:tcBorders>
               <w:top w:val="single" w:sz="4" w:space="0" w:color="auto"/>
               <w:left w:val="single" w:sz="4" w:space="0" w:color="auto"/>
@@ -13161,7 +12918,7 @@
               <w:pStyle w:val="42"/>
               <w:shd w:val="clear" w:color="auto" w:fill="auto"/>
               <w:spacing w:after="0" w:line="240" w:lineRule="auto"/>
-              <w:ind w:right="283" w:firstLine="709"/>
+              <w:ind w:firstLine="709"/>
               <w:jc w:val="left"/>
               <w:rPr>
                 <w:rFonts w:eastAsia="Calibri" w:cs="Times New Roman"/>
@@ -13182,7 +12939,7 @@
         </w:tc>
         <w:tc>
           <w:tcPr>
-            <w:tcW w:w="8995" w:type="dxa"/>
+            <w:tcW w:w="8285" w:type="dxa"/>
             <w:tcBorders>
               <w:top w:val="single" w:sz="4" w:space="0" w:color="auto"/>
               <w:left w:val="single" w:sz="4" w:space="0" w:color="auto"/>
@@ -13195,7 +12952,7 @@
           <w:p>
             <w:pPr>
               <w:spacing w:after="0" w:line="240" w:lineRule="auto"/>
-              <w:ind w:right="283" w:firstLine="709"/>
+              <w:ind w:firstLine="709"/>
               <w:jc w:val="center"/>
               <w:rPr>
                 <w:rFonts w:ascii="Times New Roman" w:hAnsi="Times New Roman" w:cs="Times New Roman"/>
@@ -13217,11 +12974,11 @@
       </w:tr>
       <w:tr>
         <w:trPr>
-          <w:trHeight w:hRule="exact" w:val="302"/>
+          <w:trHeight w:hRule="exact" w:val="280"/>
         </w:trPr>
         <w:tc>
           <w:tcPr>
-            <w:tcW w:w="509" w:type="dxa"/>
+            <w:tcW w:w="468" w:type="dxa"/>
             <w:tcBorders>
               <w:top w:val="single" w:sz="4" w:space="0" w:color="auto"/>
               <w:left w:val="single" w:sz="4" w:space="0" w:color="auto"/>
@@ -13236,7 +12993,7 @@
               <w:pStyle w:val="42"/>
               <w:shd w:val="clear" w:color="auto" w:fill="auto"/>
               <w:spacing w:after="0" w:line="240" w:lineRule="auto"/>
-              <w:ind w:right="283" w:firstLine="709"/>
+              <w:ind w:firstLine="709"/>
               <w:jc w:val="left"/>
               <w:rPr>
                 <w:rStyle w:val="12"/>
@@ -13259,7 +13016,7 @@
         </w:tc>
         <w:tc>
           <w:tcPr>
-            <w:tcW w:w="8995" w:type="dxa"/>
+            <w:tcW w:w="8285" w:type="dxa"/>
             <w:tcBorders>
               <w:top w:val="single" w:sz="4" w:space="0" w:color="auto"/>
               <w:left w:val="single" w:sz="4" w:space="0" w:color="auto"/>
@@ -13272,7 +13029,7 @@
           <w:p>
             <w:pPr>
               <w:spacing w:after="0" w:line="240" w:lineRule="auto"/>
-              <w:ind w:right="283" w:firstLine="709"/>
+              <w:ind w:firstLine="709"/>
               <w:jc w:val="both"/>
               <w:rPr>
                 <w:rStyle w:val="12"/>
@@ -13328,11 +13085,11 @@
       </w:tr>
       <w:tr>
         <w:trPr>
-          <w:trHeight w:hRule="exact" w:val="272"/>
+          <w:trHeight w:hRule="exact" w:val="252"/>
         </w:trPr>
         <w:tc>
           <w:tcPr>
-            <w:tcW w:w="509" w:type="dxa"/>
+            <w:tcW w:w="468" w:type="dxa"/>
             <w:tcBorders>
               <w:top w:val="single" w:sz="4" w:space="0" w:color="auto"/>
               <w:left w:val="single" w:sz="4" w:space="0" w:color="auto"/>
@@ -13347,7 +13104,7 @@
               <w:pStyle w:val="42"/>
               <w:shd w:val="clear" w:color="auto" w:fill="auto"/>
               <w:spacing w:after="0" w:line="240" w:lineRule="auto"/>
-              <w:ind w:right="283" w:firstLine="709"/>
+              <w:ind w:firstLine="709"/>
               <w:jc w:val="left"/>
               <w:rPr>
                 <w:rFonts w:eastAsia="Calibri" w:cs="Times New Roman"/>
@@ -13368,7 +13125,7 @@
         </w:tc>
         <w:tc>
           <w:tcPr>
-            <w:tcW w:w="8995" w:type="dxa"/>
+            <w:tcW w:w="8285" w:type="dxa"/>
             <w:tcBorders>
               <w:top w:val="single" w:sz="4" w:space="0" w:color="auto"/>
               <w:left w:val="single" w:sz="4" w:space="0" w:color="auto"/>
@@ -13383,7 +13140,7 @@
               <w:pStyle w:val="42"/>
               <w:shd w:val="clear" w:color="auto" w:fill="auto"/>
               <w:spacing w:after="0" w:line="240" w:lineRule="auto"/>
-              <w:ind w:right="283" w:firstLine="709"/>
+              <w:ind w:firstLine="709"/>
               <w:jc w:val="left"/>
               <w:rPr>
                 <w:rFonts w:eastAsia="Calibri" w:cs="Times New Roman"/>
@@ -13418,17 +13175,6 @@
     <w:p>
       <w:pPr>
         <w:spacing w:after="0" w:line="360" w:lineRule="auto"/>
-        <w:ind w:right="283" w:firstLine="709"/>
-        <w:rPr>
-          <w:rFonts w:ascii="Times New Roman" w:hAnsi="Times New Roman" w:cs="Times New Roman"/>
-          <w:sz w:val="24"/>
-          <w:szCs w:val="24"/>
-        </w:rPr>
-      </w:pPr>
-    </w:p>
-    <w:p>
-      <w:pPr>
-        <w:spacing w:after="0" w:line="360" w:lineRule="auto"/>
         <w:ind w:right="283"/>
         <w:jc w:val="both"/>
         <w:rPr>
@@ -13441,7 +13187,7 @@
       <w:footerReference w:type="default" r:id="rId26"/>
       <w:footerReference w:type="first" r:id="rId27"/>
       <w:pgSz w:w="11906" w:h="16838"/>
-      <w:pgMar w:top="709" w:right="566" w:bottom="1135" w:left="1134" w:header="0" w:footer="0" w:gutter="0"/>
+      <w:pgMar w:top="1134" w:right="567" w:bottom="1134" w:left="1701" w:header="0" w:footer="0" w:gutter="0"/>
       <w:cols w:space="708"/>
       <w:titlePg/>
       <w:docGrid w:linePitch="360"/>
@@ -13533,7 +13279,7 @@
             <w:sz w:val="28"/>
             <w:szCs w:val="28"/>
           </w:rPr>
-          <w:t>17</w:t>
+          <w:t>18</w:t>
         </w:r>
         <w:r>
           <w:rPr>
@@ -17212,7 +16958,7 @@
     <w:autoRedefine/>
     <w:uiPriority w:val="39"/>
     <w:unhideWhenUsed/>
-    <w:rsid w:val="00583C99"/>
+    <w:rsid w:val="003A2215"/>
     <w:pPr>
       <w:tabs>
         <w:tab w:val="right" w:leader="dot" w:pos="10478"/>
@@ -17222,7 +16968,7 @@
     </w:pPr>
     <w:rPr>
       <w:rFonts w:ascii="Times New Roman" w:hAnsi="Times New Roman"/>
-      <w:sz w:val="24"/>
+      <w:sz w:val="28"/>
     </w:rPr>
   </w:style>
   <w:style w:type="paragraph" w:styleId="21">
@@ -17925,7 +17671,7 @@
 </file>
 
 <file path=customXml/itemProps1.xml><?xml version="1.0" encoding="utf-8"?>
-<ds:datastoreItem xmlns:ds="http://schemas.openxmlformats.org/officeDocument/2006/customXml" ds:itemID="{D81C3F2C-AA33-4DA3-8EFE-333FED57E163}">
+<ds:datastoreItem xmlns:ds="http://schemas.openxmlformats.org/officeDocument/2006/customXml" ds:itemID="{916DB0E0-3B2C-4A1A-921F-9D680E03025E}">
   <ds:schemaRefs>
     <ds:schemaRef ds:uri="http://schemas.openxmlformats.org/officeDocument/2006/bibliography"/>
   </ds:schemaRefs>

--- a/Отчет по учебной практике.docx
+++ b/Отчет по учебной практике.docx
@@ -5,7 +5,7 @@
     <w:p>
       <w:pPr>
         <w:spacing w:after="0" w:line="360" w:lineRule="auto"/>
-        <w:ind w:right="283"/>
+        <w:jc w:val="center"/>
         <w:rPr>
           <w:rFonts w:ascii="Times New Roman" w:eastAsiaTheme="majorEastAsia" w:hAnsi="Times New Roman" w:cstheme="majorBidi"/>
           <w:b/>
@@ -20,29 +20,6 @@
           <w:sz w:val="28"/>
           <w:szCs w:val="32"/>
         </w:rPr>
-        <w:br w:type="page"/>
-      </w:r>
-    </w:p>
-    <w:p>
-      <w:pPr>
-        <w:spacing w:after="0" w:line="360" w:lineRule="auto"/>
-        <w:ind w:right="283"/>
-        <w:jc w:val="center"/>
-        <w:rPr>
-          <w:rFonts w:ascii="Times New Roman" w:eastAsiaTheme="majorEastAsia" w:hAnsi="Times New Roman" w:cstheme="majorBidi"/>
-          <w:b/>
-          <w:sz w:val="28"/>
-          <w:szCs w:val="32"/>
-        </w:rPr>
-      </w:pPr>
-      <w:r>
-        <w:rPr>
-          <w:rFonts w:ascii="Times New Roman" w:eastAsiaTheme="majorEastAsia" w:hAnsi="Times New Roman" w:cstheme="majorBidi"/>
-          <w:b/>
-          <w:sz w:val="28"/>
-          <w:szCs w:val="32"/>
-        </w:rPr>
-        <w:lastRenderedPageBreak/>
         <w:t>СОДЕРЖАНИЕ</w:t>
       </w:r>
     </w:p>
@@ -58,29 +35,23 @@
       </w:pPr>
       <w:r>
         <w:rPr>
-          <w:rFonts w:cs="Times New Roman"/>
-          <w:sz w:val="24"/>
-          <w:szCs w:val="24"/>
+          <w:szCs w:val="28"/>
         </w:rPr>
         <w:fldChar w:fldCharType="begin"/>
       </w:r>
       <w:r>
         <w:rPr>
-          <w:rFonts w:cs="Times New Roman"/>
-          <w:sz w:val="24"/>
-          <w:szCs w:val="24"/>
+          <w:szCs w:val="28"/>
         </w:rPr>
         <w:instrText xml:space="preserve"> TOC \h \z \t "11111111111111111;1" </w:instrText>
       </w:r>
       <w:r>
         <w:rPr>
-          <w:rFonts w:cs="Times New Roman"/>
-          <w:sz w:val="24"/>
-          <w:szCs w:val="24"/>
+          <w:szCs w:val="28"/>
         </w:rPr>
         <w:fldChar w:fldCharType="separate"/>
       </w:r>
-      <w:hyperlink w:anchor="_Toc231383954" w:history="1">
+      <w:hyperlink w:anchor="_Toc231401153" w:history="1">
         <w:r>
           <w:rPr>
             <w:rStyle w:val="aa"/>
@@ -107,7 +78,7 @@
             <w:noProof/>
             <w:webHidden/>
           </w:rPr>
-          <w:instrText xml:space="preserve"> PAGEREF _Toc231383954 \h </w:instrText>
+          <w:instrText xml:space="preserve"> PAGEREF _Toc231401153 \h </w:instrText>
         </w:r>
         <w:r>
           <w:rPr>
@@ -148,7 +119,7 @@
           <w:lang w:eastAsia="ru-RU"/>
         </w:rPr>
       </w:pPr>
-      <w:hyperlink w:anchor="_Toc231383955" w:history="1">
+      <w:hyperlink w:anchor="_Toc231401154" w:history="1">
         <w:r>
           <w:rPr>
             <w:rStyle w:val="aa"/>
@@ -175,7 +146,7 @@
             <w:noProof/>
             <w:webHidden/>
           </w:rPr>
-          <w:instrText xml:space="preserve"> PAGEREF _Toc231383955 \h </w:instrText>
+          <w:instrText xml:space="preserve"> PAGEREF _Toc231401154 \h </w:instrText>
         </w:r>
         <w:r>
           <w:rPr>
@@ -216,7 +187,7 @@
           <w:lang w:eastAsia="ru-RU"/>
         </w:rPr>
       </w:pPr>
-      <w:hyperlink w:anchor="_Toc231383956" w:history="1">
+      <w:hyperlink w:anchor="_Toc231401155" w:history="1">
         <w:r>
           <w:rPr>
             <w:rStyle w:val="aa"/>
@@ -243,7 +214,7 @@
             <w:noProof/>
             <w:webHidden/>
           </w:rPr>
-          <w:instrText xml:space="preserve"> PAGEREF _Toc231383956 \h </w:instrText>
+          <w:instrText xml:space="preserve"> PAGEREF _Toc231401155 \h </w:instrText>
         </w:r>
         <w:r>
           <w:rPr>
@@ -273,8 +244,6 @@
           <w:fldChar w:fldCharType="end"/>
         </w:r>
       </w:hyperlink>
-      <w:bookmarkStart w:id="0" w:name="_GoBack"/>
-      <w:bookmarkEnd w:id="0"/>
     </w:p>
     <w:p>
       <w:pPr>
@@ -286,7 +255,7 @@
           <w:lang w:eastAsia="ru-RU"/>
         </w:rPr>
       </w:pPr>
-      <w:hyperlink w:anchor="_Toc231383957" w:history="1">
+      <w:hyperlink w:anchor="_Toc231401156" w:history="1">
         <w:r>
           <w:rPr>
             <w:rStyle w:val="aa"/>
@@ -313,7 +282,7 @@
             <w:noProof/>
             <w:webHidden/>
           </w:rPr>
-          <w:instrText xml:space="preserve"> PAGEREF _Toc231383957 \h </w:instrText>
+          <w:instrText xml:space="preserve"> PAGEREF _Toc231401156 \h </w:instrText>
         </w:r>
         <w:r>
           <w:rPr>
@@ -354,7 +323,7 @@
           <w:lang w:eastAsia="ru-RU"/>
         </w:rPr>
       </w:pPr>
-      <w:hyperlink w:anchor="_Toc231383958" w:history="1">
+      <w:hyperlink w:anchor="_Toc231401157" w:history="1">
         <w:r>
           <w:rPr>
             <w:rStyle w:val="aa"/>
@@ -381,7 +350,7 @@
             <w:noProof/>
             <w:webHidden/>
           </w:rPr>
-          <w:instrText xml:space="preserve"> PAGEREF _Toc231383958 \h </w:instrText>
+          <w:instrText xml:space="preserve"> PAGEREF _Toc231401157 \h </w:instrText>
         </w:r>
         <w:r>
           <w:rPr>
@@ -422,7 +391,7 @@
           <w:lang w:eastAsia="ru-RU"/>
         </w:rPr>
       </w:pPr>
-      <w:hyperlink w:anchor="_Toc231383959" w:history="1">
+      <w:hyperlink w:anchor="_Toc231401158" w:history="1">
         <w:r>
           <w:rPr>
             <w:rStyle w:val="aa"/>
@@ -449,7 +418,7 @@
             <w:noProof/>
             <w:webHidden/>
           </w:rPr>
-          <w:instrText xml:space="preserve"> PAGEREF _Toc231383959 \h </w:instrText>
+          <w:instrText xml:space="preserve"> PAGEREF _Toc231401158 \h </w:instrText>
         </w:r>
         <w:r>
           <w:rPr>
@@ -490,7 +459,7 @@
           <w:lang w:eastAsia="ru-RU"/>
         </w:rPr>
       </w:pPr>
-      <w:hyperlink w:anchor="_Toc231383960" w:history="1">
+      <w:hyperlink w:anchor="_Toc231401159" w:history="1">
         <w:r>
           <w:rPr>
             <w:rStyle w:val="aa"/>
@@ -517,7 +486,7 @@
             <w:noProof/>
             <w:webHidden/>
           </w:rPr>
-          <w:instrText xml:space="preserve"> PAGEREF _Toc231383960 \h </w:instrText>
+          <w:instrText xml:space="preserve"> PAGEREF _Toc231401159 \h </w:instrText>
         </w:r>
         <w:r>
           <w:rPr>
@@ -558,7 +527,7 @@
           <w:lang w:eastAsia="ru-RU"/>
         </w:rPr>
       </w:pPr>
-      <w:hyperlink w:anchor="_Toc231383961" w:history="1">
+      <w:hyperlink w:anchor="_Toc231401160" w:history="1">
         <w:r>
           <w:rPr>
             <w:rStyle w:val="aa"/>
@@ -585,7 +554,7 @@
             <w:noProof/>
             <w:webHidden/>
           </w:rPr>
-          <w:instrText xml:space="preserve"> PAGEREF _Toc231383961 \h </w:instrText>
+          <w:instrText xml:space="preserve"> PAGEREF _Toc231401160 \h </w:instrText>
         </w:r>
         <w:r>
           <w:rPr>
@@ -626,7 +595,7 @@
           <w:lang w:eastAsia="ru-RU"/>
         </w:rPr>
       </w:pPr>
-      <w:hyperlink w:anchor="_Toc231383962" w:history="1">
+      <w:hyperlink w:anchor="_Toc231401161" w:history="1">
         <w:r>
           <w:rPr>
             <w:rStyle w:val="aa"/>
@@ -653,7 +622,7 @@
             <w:noProof/>
             <w:webHidden/>
           </w:rPr>
-          <w:instrText xml:space="preserve"> PAGEREF _Toc231383962 \h </w:instrText>
+          <w:instrText xml:space="preserve"> PAGEREF _Toc231401161 \h </w:instrText>
         </w:r>
         <w:r>
           <w:rPr>
@@ -694,7 +663,7 @@
           <w:lang w:eastAsia="ru-RU"/>
         </w:rPr>
       </w:pPr>
-      <w:hyperlink w:anchor="_Toc231383963" w:history="1">
+      <w:hyperlink w:anchor="_Toc231401162" w:history="1">
         <w:r>
           <w:rPr>
             <w:rStyle w:val="aa"/>
@@ -721,7 +690,7 @@
             <w:noProof/>
             <w:webHidden/>
           </w:rPr>
-          <w:instrText xml:space="preserve"> PAGEREF _Toc231383963 \h </w:instrText>
+          <w:instrText xml:space="preserve"> PAGEREF _Toc231401162 \h </w:instrText>
         </w:r>
         <w:r>
           <w:rPr>
@@ -755,10 +724,9 @@
     <w:p>
       <w:pPr>
         <w:tabs>
-          <w:tab w:val="right" w:leader="dot" w:pos="9355"/>
+          <w:tab w:val="right" w:leader="dot" w:pos="9923"/>
         </w:tabs>
         <w:spacing w:after="0" w:line="360" w:lineRule="auto"/>
-        <w:jc w:val="both"/>
         <w:rPr>
           <w:rFonts w:ascii="Times New Roman" w:hAnsi="Times New Roman" w:cs="Times New Roman"/>
           <w:sz w:val="24"/>
@@ -767,9 +735,9 @@
       </w:pPr>
       <w:r>
         <w:rPr>
-          <w:rFonts w:ascii="Times New Roman" w:hAnsi="Times New Roman" w:cs="Times New Roman"/>
-          <w:sz w:val="24"/>
-          <w:szCs w:val="24"/>
+          <w:rFonts w:ascii="Times New Roman" w:hAnsi="Times New Roman"/>
+          <w:sz w:val="28"/>
+          <w:szCs w:val="28"/>
         </w:rPr>
         <w:fldChar w:fldCharType="end"/>
       </w:r>
@@ -780,7 +748,7 @@
           <w:tab w:val="right" w:leader="dot" w:pos="10478"/>
         </w:tabs>
         <w:spacing w:after="0" w:line="360" w:lineRule="auto"/>
-        <w:ind w:right="283" w:firstLine="709"/>
+        <w:ind w:firstLine="709"/>
       </w:pPr>
     </w:p>
     <w:p>
@@ -790,7 +758,7 @@
           <w:tab w:val="right" w:leader="dot" w:pos="10478"/>
         </w:tabs>
         <w:spacing w:after="0" w:line="360" w:lineRule="auto"/>
-        <w:ind w:right="283" w:firstLine="709"/>
+        <w:ind w:firstLine="709"/>
       </w:pPr>
       <w:r>
         <w:tab/>
@@ -799,28 +767,28 @@
     <w:p>
       <w:pPr>
         <w:spacing w:after="0" w:line="360" w:lineRule="auto"/>
-        <w:ind w:right="283" w:firstLine="709"/>
+        <w:ind w:firstLine="709"/>
         <w:jc w:val="both"/>
       </w:pPr>
     </w:p>
     <w:p>
       <w:pPr>
         <w:spacing w:after="0" w:line="360" w:lineRule="auto"/>
-        <w:ind w:right="283" w:firstLine="709"/>
+        <w:ind w:firstLine="709"/>
         <w:jc w:val="both"/>
       </w:pPr>
     </w:p>
     <w:p>
       <w:pPr>
         <w:spacing w:after="0" w:line="360" w:lineRule="auto"/>
-        <w:ind w:right="283" w:firstLine="709"/>
+        <w:ind w:firstLine="709"/>
         <w:jc w:val="both"/>
       </w:pPr>
     </w:p>
     <w:p>
       <w:pPr>
         <w:spacing w:after="0" w:line="360" w:lineRule="auto"/>
-        <w:ind w:right="283" w:firstLine="709"/>
+        <w:ind w:firstLine="709"/>
         <w:jc w:val="both"/>
         <w:rPr>
           <w:rFonts w:ascii="Times New Roman" w:hAnsi="Times New Roman" w:cs="Times New Roman"/>
@@ -832,7 +800,7 @@
     <w:p>
       <w:pPr>
         <w:spacing w:after="0" w:line="360" w:lineRule="auto"/>
-        <w:ind w:right="283" w:firstLine="709"/>
+        <w:ind w:firstLine="709"/>
         <w:jc w:val="both"/>
         <w:rPr>
           <w:rFonts w:ascii="Times New Roman" w:hAnsi="Times New Roman" w:cs="Times New Roman"/>
@@ -844,7 +812,7 @@
     <w:p>
       <w:pPr>
         <w:spacing w:after="0" w:line="360" w:lineRule="auto"/>
-        <w:ind w:right="283" w:firstLine="709"/>
+        <w:ind w:firstLine="709"/>
         <w:jc w:val="both"/>
         <w:rPr>
           <w:rFonts w:ascii="Times New Roman" w:hAnsi="Times New Roman" w:cs="Times New Roman"/>
@@ -856,7 +824,7 @@
     <w:p>
       <w:pPr>
         <w:spacing w:after="0" w:line="360" w:lineRule="auto"/>
-        <w:ind w:right="283" w:firstLine="709"/>
+        <w:ind w:firstLine="709"/>
         <w:jc w:val="both"/>
         <w:rPr>
           <w:rFonts w:ascii="Times New Roman" w:eastAsiaTheme="majorEastAsia" w:hAnsi="Times New Roman" w:cs="Times New Roman"/>
@@ -878,22 +846,21 @@
     <w:p>
       <w:pPr>
         <w:pStyle w:val="11111111111111111"/>
-        <w:ind w:right="283"/>
-      </w:pPr>
-      <w:bookmarkStart w:id="1" w:name="_Toc231295286"/>
-      <w:bookmarkStart w:id="2" w:name="_Toc231383954"/>
+      </w:pPr>
+      <w:bookmarkStart w:id="0" w:name="_Toc231295286"/>
+      <w:bookmarkStart w:id="1" w:name="_Toc231401153"/>
       <w:r>
         <w:lastRenderedPageBreak/>
         <w:t>ВВЕДЕНИЕ</w:t>
       </w:r>
+      <w:bookmarkEnd w:id="0"/>
       <w:bookmarkEnd w:id="1"/>
-      <w:bookmarkEnd w:id="2"/>
     </w:p>
     <w:p>
       <w:pPr>
         <w:shd w:val="clear" w:color="auto" w:fill="FFFFFF"/>
         <w:spacing w:after="0" w:line="360" w:lineRule="auto"/>
-        <w:ind w:right="283" w:firstLine="709"/>
+        <w:ind w:firstLine="709"/>
         <w:jc w:val="both"/>
         <w:rPr>
           <w:rFonts w:ascii="Times New Roman" w:eastAsia="Times New Roman" w:hAnsi="Times New Roman" w:cs="Times New Roman"/>
@@ -940,7 +907,7 @@
       <w:pPr>
         <w:shd w:val="clear" w:color="auto" w:fill="FFFFFF"/>
         <w:spacing w:after="0" w:line="360" w:lineRule="auto"/>
-        <w:ind w:right="283" w:firstLine="709"/>
+        <w:ind w:firstLine="709"/>
         <w:jc w:val="both"/>
         <w:rPr>
           <w:rFonts w:ascii="Times New Roman" w:eastAsia="Times New Roman" w:hAnsi="Times New Roman" w:cs="Times New Roman"/>
@@ -1097,7 +1064,7 @@
       <w:pPr>
         <w:shd w:val="clear" w:color="auto" w:fill="FFFFFF"/>
         <w:spacing w:after="0" w:line="360" w:lineRule="auto"/>
-        <w:ind w:right="283" w:firstLine="709"/>
+        <w:ind w:firstLine="709"/>
         <w:jc w:val="both"/>
         <w:rPr>
           <w:rFonts w:ascii="Times New Roman" w:eastAsia="Times New Roman" w:hAnsi="Times New Roman" w:cs="Times New Roman"/>
@@ -1121,7 +1088,7 @@
     <w:p>
       <w:pPr>
         <w:spacing w:after="0" w:line="360" w:lineRule="auto"/>
-        <w:ind w:right="283" w:firstLine="709"/>
+        <w:ind w:firstLine="709"/>
         <w:jc w:val="both"/>
         <w:rPr>
           <w:rFonts w:ascii="Times New Roman" w:eastAsia="Times New Roman" w:hAnsi="Times New Roman" w:cs="Times New Roman"/>
@@ -1136,14 +1103,15 @@
       <w:r>
         <w:br w:type="page"/>
       </w:r>
+      <w:bookmarkStart w:id="2" w:name="_GoBack"/>
+      <w:bookmarkEnd w:id="2"/>
     </w:p>
     <w:p>
       <w:pPr>
         <w:pStyle w:val="11111111111111111"/>
-        <w:ind w:right="283"/>
       </w:pPr>
       <w:bookmarkStart w:id="3" w:name="_Toc231295287"/>
-      <w:bookmarkStart w:id="4" w:name="_Toc231383955"/>
+      <w:bookmarkStart w:id="4" w:name="_Toc231401154"/>
       <w:r>
         <w:lastRenderedPageBreak/>
         <w:t>1</w:t>
@@ -1160,7 +1128,7 @@
     <w:p>
       <w:pPr>
         <w:spacing w:after="0" w:line="360" w:lineRule="auto"/>
-        <w:ind w:right="283" w:firstLine="709"/>
+        <w:ind w:firstLine="709"/>
         <w:jc w:val="both"/>
         <w:rPr>
           <w:rFonts w:ascii="Times New Roman" w:eastAsiaTheme="majorEastAsia" w:hAnsi="Times New Roman" w:cstheme="majorBidi"/>
@@ -1180,7 +1148,11 @@
     <w:p>
       <w:pPr>
         <w:pStyle w:val="2222222222222"/>
-        <w:ind w:right="283"/>
+      </w:pPr>
+    </w:p>
+    <w:p>
+      <w:pPr>
+        <w:pStyle w:val="2222222222222"/>
       </w:pPr>
       <w:r>
         <w:t>1.1 Общие требования безопасности</w:t>
@@ -1189,7 +1161,7 @@
     <w:p>
       <w:pPr>
         <w:spacing w:after="0" w:line="360" w:lineRule="auto"/>
-        <w:ind w:right="283" w:firstLine="709"/>
+        <w:ind w:firstLine="709"/>
         <w:jc w:val="both"/>
         <w:rPr>
           <w:rFonts w:ascii="Times New Roman" w:eastAsiaTheme="majorEastAsia" w:hAnsi="Times New Roman" w:cstheme="majorBidi"/>
@@ -1214,7 +1186,7 @@
           <w:numId w:val="24"/>
         </w:numPr>
         <w:spacing w:after="0" w:line="360" w:lineRule="auto"/>
-        <w:ind w:left="0" w:right="283" w:firstLine="709"/>
+        <w:ind w:left="0" w:firstLine="709"/>
         <w:jc w:val="both"/>
         <w:rPr>
           <w:rFonts w:ascii="Times New Roman" w:eastAsiaTheme="majorEastAsia" w:hAnsi="Times New Roman" w:cstheme="majorBidi"/>
@@ -1239,7 +1211,7 @@
           <w:numId w:val="24"/>
         </w:numPr>
         <w:spacing w:after="0" w:line="360" w:lineRule="auto"/>
-        <w:ind w:left="0" w:right="283" w:firstLine="709"/>
+        <w:ind w:left="0" w:firstLine="709"/>
         <w:jc w:val="both"/>
         <w:rPr>
           <w:rFonts w:ascii="Times New Roman" w:eastAsiaTheme="majorEastAsia" w:hAnsi="Times New Roman" w:cstheme="majorBidi"/>
@@ -1264,7 +1236,7 @@
           <w:numId w:val="24"/>
         </w:numPr>
         <w:spacing w:after="0" w:line="360" w:lineRule="auto"/>
-        <w:ind w:left="0" w:right="283" w:firstLine="709"/>
+        <w:ind w:left="0" w:firstLine="709"/>
         <w:jc w:val="both"/>
         <w:rPr>
           <w:rFonts w:ascii="Times New Roman" w:eastAsiaTheme="majorEastAsia" w:hAnsi="Times New Roman" w:cstheme="majorBidi"/>
@@ -1289,7 +1261,7 @@
           <w:numId w:val="24"/>
         </w:numPr>
         <w:spacing w:after="0" w:line="360" w:lineRule="auto"/>
-        <w:ind w:left="0" w:right="283" w:firstLine="709"/>
+        <w:ind w:left="0" w:firstLine="709"/>
         <w:jc w:val="both"/>
         <w:rPr>
           <w:rFonts w:ascii="Times New Roman" w:eastAsiaTheme="majorEastAsia" w:hAnsi="Times New Roman" w:cstheme="majorBidi"/>
@@ -1314,7 +1286,7 @@
           <w:numId w:val="24"/>
         </w:numPr>
         <w:spacing w:after="0" w:line="360" w:lineRule="auto"/>
-        <w:ind w:left="0" w:right="283" w:firstLine="709"/>
+        <w:ind w:left="0" w:firstLine="709"/>
         <w:jc w:val="both"/>
         <w:rPr>
           <w:rFonts w:ascii="Times New Roman" w:eastAsiaTheme="majorEastAsia" w:hAnsi="Times New Roman" w:cstheme="majorBidi"/>
@@ -1339,7 +1311,7 @@
           <w:numId w:val="24"/>
         </w:numPr>
         <w:spacing w:after="0" w:line="360" w:lineRule="auto"/>
-        <w:ind w:left="0" w:right="283" w:firstLine="709"/>
+        <w:ind w:left="0" w:firstLine="709"/>
         <w:jc w:val="both"/>
         <w:rPr>
           <w:rFonts w:ascii="Times New Roman" w:eastAsiaTheme="majorEastAsia" w:hAnsi="Times New Roman" w:cstheme="majorBidi"/>
@@ -1359,7 +1331,11 @@
     <w:p>
       <w:pPr>
         <w:pStyle w:val="2222222222222"/>
-        <w:ind w:right="283"/>
+      </w:pPr>
+    </w:p>
+    <w:p>
+      <w:pPr>
+        <w:pStyle w:val="2222222222222"/>
       </w:pPr>
       <w:r>
         <w:t>1.2 Требования безопасности перед началом работы</w:t>
@@ -1368,7 +1344,7 @@
     <w:p>
       <w:pPr>
         <w:spacing w:after="0" w:line="360" w:lineRule="auto"/>
-        <w:ind w:right="283" w:firstLine="709"/>
+        <w:ind w:firstLine="709"/>
         <w:jc w:val="both"/>
         <w:rPr>
           <w:rFonts w:ascii="Times New Roman" w:eastAsiaTheme="majorEastAsia" w:hAnsi="Times New Roman" w:cstheme="majorBidi"/>
@@ -1393,7 +1369,7 @@
           <w:numId w:val="23"/>
         </w:numPr>
         <w:spacing w:after="0" w:line="360" w:lineRule="auto"/>
-        <w:ind w:left="0" w:right="283" w:firstLine="709"/>
+        <w:ind w:left="0" w:firstLine="709"/>
         <w:jc w:val="both"/>
         <w:rPr>
           <w:rFonts w:ascii="Times New Roman" w:eastAsiaTheme="majorEastAsia" w:hAnsi="Times New Roman" w:cstheme="majorBidi"/>
@@ -1418,7 +1394,7 @@
           <w:numId w:val="23"/>
         </w:numPr>
         <w:spacing w:after="0" w:line="360" w:lineRule="auto"/>
-        <w:ind w:left="0" w:right="283" w:firstLine="709"/>
+        <w:ind w:left="0" w:firstLine="709"/>
         <w:jc w:val="both"/>
         <w:rPr>
           <w:rFonts w:ascii="Times New Roman" w:eastAsiaTheme="majorEastAsia" w:hAnsi="Times New Roman" w:cstheme="majorBidi"/>
@@ -1443,7 +1419,7 @@
           <w:numId w:val="23"/>
         </w:numPr>
         <w:spacing w:after="0" w:line="360" w:lineRule="auto"/>
-        <w:ind w:left="0" w:right="283" w:firstLine="709"/>
+        <w:ind w:left="0" w:firstLine="709"/>
         <w:jc w:val="both"/>
         <w:rPr>
           <w:rFonts w:ascii="Times New Roman" w:eastAsiaTheme="majorEastAsia" w:hAnsi="Times New Roman" w:cstheme="majorBidi"/>
@@ -1468,7 +1444,7 @@
           <w:numId w:val="23"/>
         </w:numPr>
         <w:spacing w:after="0" w:line="360" w:lineRule="auto"/>
-        <w:ind w:left="0" w:right="283" w:firstLine="709"/>
+        <w:ind w:left="0" w:firstLine="709"/>
         <w:jc w:val="both"/>
         <w:rPr>
           <w:rFonts w:ascii="Times New Roman" w:eastAsiaTheme="majorEastAsia" w:hAnsi="Times New Roman" w:cstheme="majorBidi"/>
@@ -1493,7 +1469,7 @@
           <w:numId w:val="23"/>
         </w:numPr>
         <w:spacing w:after="0" w:line="360" w:lineRule="auto"/>
-        <w:ind w:left="0" w:right="283" w:firstLine="709"/>
+        <w:ind w:left="0" w:firstLine="709"/>
         <w:jc w:val="both"/>
         <w:rPr>
           <w:rFonts w:ascii="Times New Roman" w:eastAsiaTheme="majorEastAsia" w:hAnsi="Times New Roman" w:cstheme="majorBidi"/>
@@ -1514,7 +1490,11 @@
     <w:p>
       <w:pPr>
         <w:pStyle w:val="2222222222222"/>
-        <w:ind w:right="283"/>
+      </w:pPr>
+    </w:p>
+    <w:p>
+      <w:pPr>
+        <w:pStyle w:val="2222222222222"/>
       </w:pPr>
       <w:r>
         <w:t>1.3 Требования безопасности во время работы</w:t>
@@ -1523,7 +1503,7 @@
     <w:p>
       <w:pPr>
         <w:spacing w:after="0" w:line="360" w:lineRule="auto"/>
-        <w:ind w:right="283" w:firstLine="709"/>
+        <w:ind w:firstLine="709"/>
         <w:jc w:val="both"/>
         <w:rPr>
           <w:rFonts w:ascii="Times New Roman" w:eastAsiaTheme="majorEastAsia" w:hAnsi="Times New Roman" w:cstheme="majorBidi"/>
@@ -1548,7 +1528,7 @@
           <w:numId w:val="22"/>
         </w:numPr>
         <w:spacing w:after="0" w:line="360" w:lineRule="auto"/>
-        <w:ind w:left="0" w:right="283" w:firstLine="709"/>
+        <w:ind w:left="0" w:firstLine="709"/>
         <w:jc w:val="both"/>
         <w:rPr>
           <w:rFonts w:ascii="Times New Roman" w:eastAsiaTheme="majorEastAsia" w:hAnsi="Times New Roman" w:cstheme="majorBidi"/>
@@ -1573,7 +1553,7 @@
           <w:numId w:val="22"/>
         </w:numPr>
         <w:spacing w:after="0" w:line="360" w:lineRule="auto"/>
-        <w:ind w:left="0" w:right="283" w:firstLine="709"/>
+        <w:ind w:left="0" w:firstLine="709"/>
         <w:jc w:val="both"/>
         <w:rPr>
           <w:rFonts w:ascii="Times New Roman" w:eastAsiaTheme="majorEastAsia" w:hAnsi="Times New Roman" w:cstheme="majorBidi"/>
@@ -1598,7 +1578,7 @@
           <w:numId w:val="22"/>
         </w:numPr>
         <w:spacing w:after="0" w:line="360" w:lineRule="auto"/>
-        <w:ind w:left="0" w:right="283" w:firstLine="709"/>
+        <w:ind w:left="0" w:firstLine="709"/>
         <w:jc w:val="both"/>
         <w:rPr>
           <w:rFonts w:ascii="Times New Roman" w:eastAsiaTheme="majorEastAsia" w:hAnsi="Times New Roman" w:cstheme="majorBidi"/>
@@ -1623,7 +1603,7 @@
           <w:numId w:val="22"/>
         </w:numPr>
         <w:spacing w:after="0" w:line="360" w:lineRule="auto"/>
-        <w:ind w:left="0" w:right="283" w:firstLine="709"/>
+        <w:ind w:left="0" w:firstLine="709"/>
         <w:jc w:val="both"/>
         <w:rPr>
           <w:rFonts w:ascii="Times New Roman" w:eastAsiaTheme="majorEastAsia" w:hAnsi="Times New Roman" w:cstheme="majorBidi"/>
@@ -1648,7 +1628,7 @@
           <w:numId w:val="22"/>
         </w:numPr>
         <w:spacing w:after="0" w:line="360" w:lineRule="auto"/>
-        <w:ind w:left="0" w:right="283" w:firstLine="709"/>
+        <w:ind w:left="0" w:firstLine="709"/>
         <w:jc w:val="both"/>
         <w:rPr>
           <w:rFonts w:ascii="Times New Roman" w:eastAsiaTheme="majorEastAsia" w:hAnsi="Times New Roman" w:cstheme="majorBidi"/>
@@ -1673,7 +1653,7 @@
           <w:numId w:val="22"/>
         </w:numPr>
         <w:spacing w:after="0" w:line="360" w:lineRule="auto"/>
-        <w:ind w:left="0" w:right="283" w:firstLine="709"/>
+        <w:ind w:left="0" w:firstLine="709"/>
         <w:jc w:val="both"/>
         <w:rPr>
           <w:rFonts w:ascii="Times New Roman" w:eastAsiaTheme="majorEastAsia" w:hAnsi="Times New Roman" w:cstheme="majorBidi"/>
@@ -1693,15 +1673,8 @@
     <w:p>
       <w:pPr>
         <w:spacing w:after="0" w:line="360" w:lineRule="auto"/>
-        <w:ind w:right="283" w:firstLine="709"/>
+        <w:ind w:firstLine="709"/>
         <w:jc w:val="both"/>
-        <w:rPr>
-          <w:rFonts w:ascii="Times New Roman" w:eastAsiaTheme="majorEastAsia" w:hAnsi="Times New Roman" w:cstheme="majorBidi"/>
-          <w:sz w:val="28"/>
-          <w:szCs w:val="32"/>
-        </w:rPr>
-      </w:pPr>
-      <w:r>
         <w:rPr>
           <w:rFonts w:ascii="Times New Roman" w:eastAsiaTheme="majorEastAsia" w:hAnsi="Times New Roman" w:cstheme="majorBidi"/>
           <w:b/>
@@ -1709,13 +1682,34 @@
           <w:sz w:val="28"/>
           <w:szCs w:val="32"/>
         </w:rPr>
+      </w:pPr>
+    </w:p>
+    <w:p>
+      <w:pPr>
+        <w:spacing w:after="0" w:line="360" w:lineRule="auto"/>
+        <w:ind w:firstLine="709"/>
+        <w:jc w:val="both"/>
+        <w:rPr>
+          <w:rFonts w:ascii="Times New Roman" w:eastAsiaTheme="majorEastAsia" w:hAnsi="Times New Roman" w:cstheme="majorBidi"/>
+          <w:sz w:val="28"/>
+          <w:szCs w:val="32"/>
+        </w:rPr>
+      </w:pPr>
+      <w:r>
+        <w:rPr>
+          <w:rFonts w:ascii="Times New Roman" w:eastAsiaTheme="majorEastAsia" w:hAnsi="Times New Roman" w:cstheme="majorBidi"/>
+          <w:b/>
+          <w:bCs/>
+          <w:sz w:val="28"/>
+          <w:szCs w:val="32"/>
+        </w:rPr>
         <w:t>1.4 Требования безопасности в аварийных ситуациях</w:t>
       </w:r>
     </w:p>
     <w:p>
       <w:pPr>
         <w:spacing w:after="0" w:line="360" w:lineRule="auto"/>
-        <w:ind w:right="283" w:firstLine="709"/>
+        <w:ind w:firstLine="709"/>
         <w:jc w:val="both"/>
         <w:rPr>
           <w:rFonts w:ascii="Times New Roman" w:eastAsiaTheme="majorEastAsia" w:hAnsi="Times New Roman" w:cstheme="majorBidi"/>
@@ -1740,7 +1734,7 @@
           <w:numId w:val="22"/>
         </w:numPr>
         <w:spacing w:after="0" w:line="360" w:lineRule="auto"/>
-        <w:ind w:left="0" w:right="283" w:firstLine="709"/>
+        <w:ind w:left="0" w:firstLine="709"/>
         <w:jc w:val="both"/>
         <w:rPr>
           <w:rFonts w:ascii="Times New Roman" w:eastAsiaTheme="majorEastAsia" w:hAnsi="Times New Roman" w:cstheme="majorBidi"/>
@@ -1765,7 +1759,7 @@
           <w:numId w:val="22"/>
         </w:numPr>
         <w:spacing w:after="0" w:line="360" w:lineRule="auto"/>
-        <w:ind w:left="0" w:right="283" w:firstLine="709"/>
+        <w:ind w:left="0" w:firstLine="709"/>
         <w:jc w:val="both"/>
         <w:rPr>
           <w:rFonts w:ascii="Times New Roman" w:eastAsiaTheme="majorEastAsia" w:hAnsi="Times New Roman" w:cstheme="majorBidi"/>
@@ -1790,7 +1784,7 @@
           <w:numId w:val="22"/>
         </w:numPr>
         <w:spacing w:after="0" w:line="360" w:lineRule="auto"/>
-        <w:ind w:left="0" w:right="283" w:firstLine="709"/>
+        <w:ind w:left="0" w:firstLine="709"/>
         <w:jc w:val="both"/>
         <w:rPr>
           <w:rFonts w:ascii="Times New Roman" w:eastAsiaTheme="majorEastAsia" w:hAnsi="Times New Roman" w:cstheme="majorBidi"/>
@@ -1804,7 +1798,6 @@
           <w:sz w:val="28"/>
           <w:szCs w:val="32"/>
         </w:rPr>
-        <w:lastRenderedPageBreak/>
         <w:t>При поражении человека электрическим током освободить пострадавшего от контакта с проводом (используя сухую палку, деревянный предмет или отключив питание) и вызвать медицинскую помощь.</w:t>
       </w:r>
     </w:p>
@@ -1816,7 +1809,7 @@
           <w:numId w:val="22"/>
         </w:numPr>
         <w:spacing w:after="0" w:line="360" w:lineRule="auto"/>
-        <w:ind w:left="0" w:right="283" w:firstLine="709"/>
+        <w:ind w:left="0" w:firstLine="709"/>
         <w:jc w:val="both"/>
         <w:rPr>
           <w:rFonts w:ascii="Times New Roman" w:eastAsiaTheme="majorEastAsia" w:hAnsi="Times New Roman" w:cstheme="majorBidi"/>
@@ -1830,13 +1823,14 @@
           <w:sz w:val="28"/>
           <w:szCs w:val="32"/>
         </w:rPr>
+        <w:lastRenderedPageBreak/>
         <w:t>При пожаре вызвать пожарную охрану и приступить к тушению очага возгорания с помощью углекислотного огнетушителя (порошкового), не используя воду.</w:t>
       </w:r>
     </w:p>
     <w:p>
       <w:pPr>
         <w:spacing w:after="0" w:line="360" w:lineRule="auto"/>
-        <w:ind w:right="283" w:firstLine="709"/>
+        <w:ind w:firstLine="709"/>
         <w:jc w:val="both"/>
         <w:rPr>
           <w:rFonts w:ascii="Times New Roman" w:eastAsiaTheme="majorEastAsia" w:hAnsi="Times New Roman" w:cstheme="majorBidi"/>
@@ -1850,7 +1844,6 @@
     <w:p>
       <w:pPr>
         <w:pStyle w:val="2222222222222"/>
-        <w:ind w:right="283"/>
       </w:pPr>
       <w:r>
         <w:t>1.5 Требования безопасности по окончании работы</w:t>
@@ -1859,7 +1852,7 @@
     <w:p>
       <w:pPr>
         <w:spacing w:after="0" w:line="360" w:lineRule="auto"/>
-        <w:ind w:right="283" w:firstLine="709"/>
+        <w:ind w:firstLine="709"/>
         <w:jc w:val="both"/>
         <w:rPr>
           <w:rFonts w:ascii="Times New Roman" w:eastAsiaTheme="majorEastAsia" w:hAnsi="Times New Roman" w:cstheme="majorBidi"/>
@@ -1884,7 +1877,7 @@
           <w:numId w:val="21"/>
         </w:numPr>
         <w:spacing w:after="0" w:line="360" w:lineRule="auto"/>
-        <w:ind w:left="0" w:right="283" w:firstLine="709"/>
+        <w:ind w:left="0" w:firstLine="709"/>
         <w:jc w:val="both"/>
         <w:rPr>
           <w:rFonts w:ascii="Times New Roman" w:eastAsiaTheme="majorEastAsia" w:hAnsi="Times New Roman" w:cstheme="majorBidi"/>
@@ -1909,7 +1902,7 @@
           <w:numId w:val="21"/>
         </w:numPr>
         <w:spacing w:after="0" w:line="360" w:lineRule="auto"/>
-        <w:ind w:left="0" w:right="283" w:firstLine="709"/>
+        <w:ind w:left="0" w:firstLine="709"/>
         <w:jc w:val="both"/>
         <w:rPr>
           <w:rFonts w:ascii="Times New Roman" w:eastAsiaTheme="majorEastAsia" w:hAnsi="Times New Roman" w:cstheme="majorBidi"/>
@@ -1934,7 +1927,7 @@
           <w:numId w:val="21"/>
         </w:numPr>
         <w:spacing w:after="0" w:line="360" w:lineRule="auto"/>
-        <w:ind w:left="0" w:right="283" w:firstLine="709"/>
+        <w:ind w:left="0" w:firstLine="709"/>
         <w:jc w:val="both"/>
         <w:rPr>
           <w:rFonts w:ascii="Times New Roman" w:eastAsiaTheme="majorEastAsia" w:hAnsi="Times New Roman" w:cstheme="majorBidi"/>
@@ -1959,7 +1952,7 @@
           <w:numId w:val="21"/>
         </w:numPr>
         <w:spacing w:after="0" w:line="360" w:lineRule="auto"/>
-        <w:ind w:left="0" w:right="283" w:firstLine="709"/>
+        <w:ind w:left="0" w:firstLine="709"/>
         <w:jc w:val="both"/>
         <w:rPr>
           <w:rFonts w:ascii="Times New Roman" w:eastAsiaTheme="majorEastAsia" w:hAnsi="Times New Roman" w:cstheme="majorBidi"/>
@@ -1984,7 +1977,7 @@
           <w:numId w:val="21"/>
         </w:numPr>
         <w:spacing w:after="0" w:line="360" w:lineRule="auto"/>
-        <w:ind w:left="0" w:right="283" w:firstLine="709"/>
+        <w:ind w:left="0" w:firstLine="709"/>
         <w:jc w:val="both"/>
         <w:rPr>
           <w:rFonts w:ascii="Times New Roman" w:eastAsiaTheme="majorEastAsia" w:hAnsi="Times New Roman" w:cstheme="majorBidi"/>
@@ -2004,7 +1997,7 @@
     <w:p>
       <w:pPr>
         <w:spacing w:after="0" w:line="360" w:lineRule="auto"/>
-        <w:ind w:right="283" w:firstLine="709"/>
+        <w:ind w:firstLine="709"/>
         <w:jc w:val="both"/>
         <w:rPr>
           <w:rFonts w:ascii="Times New Roman" w:eastAsiaTheme="majorEastAsia" w:hAnsi="Times New Roman" w:cstheme="majorBidi"/>
@@ -2024,7 +2017,7 @@
     <w:p>
       <w:pPr>
         <w:spacing w:after="0" w:line="360" w:lineRule="auto"/>
-        <w:ind w:right="283" w:firstLine="709"/>
+        <w:ind w:firstLine="709"/>
         <w:jc w:val="both"/>
         <w:rPr>
           <w:rFonts w:ascii="Times New Roman" w:hAnsi="Times New Roman" w:cs="Times New Roman"/>
@@ -2036,7 +2029,7 @@
     <w:p>
       <w:pPr>
         <w:spacing w:after="0" w:line="360" w:lineRule="auto"/>
-        <w:ind w:right="283" w:firstLine="709"/>
+        <w:ind w:firstLine="709"/>
         <w:jc w:val="both"/>
         <w:rPr>
           <w:rFonts w:ascii="Times New Roman" w:hAnsi="Times New Roman" w:cs="Times New Roman"/>
@@ -2048,7 +2041,7 @@
     <w:p>
       <w:pPr>
         <w:spacing w:after="0" w:line="360" w:lineRule="auto"/>
-        <w:ind w:right="283" w:firstLine="709"/>
+        <w:ind w:firstLine="709"/>
         <w:jc w:val="both"/>
         <w:rPr>
           <w:rFonts w:ascii="Times New Roman" w:hAnsi="Times New Roman" w:cs="Times New Roman"/>
@@ -2068,10 +2061,9 @@
     <w:p>
       <w:pPr>
         <w:pStyle w:val="11111111111111111"/>
-        <w:ind w:right="283"/>
       </w:pPr>
       <w:bookmarkStart w:id="5" w:name="_Toc231295288"/>
-      <w:bookmarkStart w:id="6" w:name="_Toc231383956"/>
+      <w:bookmarkStart w:id="6" w:name="_Toc231401155"/>
       <w:r>
         <w:lastRenderedPageBreak/>
         <w:t>2</w:t>
@@ -2091,7 +2083,6 @@
     <w:p>
       <w:pPr>
         <w:pStyle w:val="2222222222222"/>
-        <w:ind w:right="283"/>
         <w:rPr>
           <w:i/>
         </w:rPr>
@@ -2105,7 +2096,7 @@
         <w:pStyle w:val="ds-markdown-paragraph"/>
         <w:shd w:val="clear" w:color="auto" w:fill="FFFFFF"/>
         <w:spacing w:before="0" w:beforeAutospacing="0" w:after="0" w:afterAutospacing="0" w:line="360" w:lineRule="auto"/>
-        <w:ind w:right="283" w:firstLine="709"/>
+        <w:ind w:firstLine="709"/>
         <w:jc w:val="both"/>
         <w:rPr>
           <w:color w:val="0F1115"/>
@@ -2163,7 +2154,29 @@
         <w:pStyle w:val="ds-markdown-paragraph"/>
         <w:shd w:val="clear" w:color="auto" w:fill="FFFFFF"/>
         <w:spacing w:before="0" w:beforeAutospacing="0" w:after="0" w:afterAutospacing="0" w:line="360" w:lineRule="auto"/>
-        <w:ind w:right="283" w:firstLine="425"/>
+        <w:ind w:firstLine="709"/>
+        <w:jc w:val="both"/>
+        <w:rPr>
+          <w:color w:val="0F1115"/>
+          <w:sz w:val="28"/>
+          <w:szCs w:val="28"/>
+        </w:rPr>
+      </w:pPr>
+      <w:r>
+        <w:rPr>
+          <w:color w:val="0F1115"/>
+          <w:sz w:val="28"/>
+          <w:szCs w:val="28"/>
+        </w:rPr>
+        <w:t>На рисунке 1 представлен главный интерфейс программы.</w:t>
+      </w:r>
+    </w:p>
+    <w:p>
+      <w:pPr>
+        <w:pStyle w:val="ds-markdown-paragraph"/>
+        <w:shd w:val="clear" w:color="auto" w:fill="FFFFFF"/>
+        <w:spacing w:before="0" w:beforeAutospacing="0" w:after="0" w:afterAutospacing="0" w:line="360" w:lineRule="auto"/>
+        <w:ind w:firstLine="425"/>
         <w:jc w:val="center"/>
         <w:rPr>
           <w:rStyle w:val="af0"/>
@@ -2224,9 +2237,11 @@
         <w:pStyle w:val="ds-markdown-paragraph"/>
         <w:shd w:val="clear" w:color="auto" w:fill="FFFFFF"/>
         <w:spacing w:before="0" w:beforeAutospacing="0" w:after="0" w:afterAutospacing="0" w:line="360" w:lineRule="auto"/>
-        <w:ind w:right="283" w:firstLine="425"/>
+        <w:ind w:firstLine="709"/>
         <w:jc w:val="center"/>
         <w:rPr>
+          <w:rStyle w:val="af0"/>
+          <w:b w:val="0"/>
           <w:color w:val="0F1115"/>
           <w:sz w:val="28"/>
           <w:szCs w:val="28"/>
@@ -2292,7 +2307,21 @@
         <w:pStyle w:val="ds-markdown-paragraph"/>
         <w:shd w:val="clear" w:color="auto" w:fill="FFFFFF"/>
         <w:spacing w:before="0" w:beforeAutospacing="0" w:after="0" w:afterAutospacing="0" w:line="360" w:lineRule="auto"/>
-        <w:ind w:right="283" w:firstLine="425"/>
+        <w:ind w:firstLine="709"/>
+        <w:jc w:val="center"/>
+        <w:rPr>
+          <w:color w:val="0F1115"/>
+          <w:sz w:val="28"/>
+          <w:szCs w:val="28"/>
+        </w:rPr>
+      </w:pPr>
+    </w:p>
+    <w:p>
+      <w:pPr>
+        <w:pStyle w:val="ds-markdown-paragraph"/>
+        <w:shd w:val="clear" w:color="auto" w:fill="FFFFFF"/>
+        <w:spacing w:before="0" w:beforeAutospacing="0" w:after="0" w:afterAutospacing="0" w:line="360" w:lineRule="auto"/>
+        <w:ind w:firstLine="709"/>
         <w:jc w:val="both"/>
         <w:rPr>
           <w:color w:val="0F1115"/>
@@ -2318,7 +2347,7 @@
         </w:numPr>
         <w:shd w:val="clear" w:color="auto" w:fill="FFFFFF"/>
         <w:spacing w:before="0" w:beforeAutospacing="0" w:after="0" w:afterAutospacing="0" w:line="360" w:lineRule="auto"/>
-        <w:ind w:left="0" w:right="283" w:firstLine="425"/>
+        <w:ind w:left="0" w:firstLine="709"/>
         <w:jc w:val="both"/>
         <w:rPr>
           <w:color w:val="0F1115"/>
@@ -2362,7 +2391,7 @@
         </w:numPr>
         <w:shd w:val="clear" w:color="auto" w:fill="FFFFFF"/>
         <w:spacing w:before="0" w:beforeAutospacing="0" w:after="0" w:afterAutospacing="0" w:line="360" w:lineRule="auto"/>
-        <w:ind w:left="0" w:right="283" w:firstLine="425"/>
+        <w:ind w:left="0" w:firstLine="709"/>
         <w:jc w:val="both"/>
         <w:rPr>
           <w:color w:val="0F1115"/>
@@ -2406,7 +2435,7 @@
         </w:numPr>
         <w:shd w:val="clear" w:color="auto" w:fill="FFFFFF"/>
         <w:spacing w:before="0" w:beforeAutospacing="0" w:after="0" w:afterAutospacing="0" w:line="360" w:lineRule="auto"/>
-        <w:ind w:left="0" w:right="283" w:firstLine="425"/>
+        <w:ind w:left="0" w:firstLine="709"/>
         <w:jc w:val="both"/>
         <w:rPr>
           <w:color w:val="0F1115"/>
@@ -2432,7 +2461,7 @@
         </w:numPr>
         <w:shd w:val="clear" w:color="auto" w:fill="FFFFFF"/>
         <w:spacing w:before="0" w:beforeAutospacing="0" w:after="0" w:afterAutospacing="0" w:line="360" w:lineRule="auto"/>
-        <w:ind w:left="0" w:right="283" w:firstLine="425"/>
+        <w:ind w:left="0" w:firstLine="709"/>
         <w:jc w:val="both"/>
         <w:rPr>
           <w:color w:val="0F1115"/>
@@ -2458,7 +2487,7 @@
         </w:numPr>
         <w:shd w:val="clear" w:color="auto" w:fill="FFFFFF"/>
         <w:spacing w:before="0" w:beforeAutospacing="0" w:after="0" w:afterAutospacing="0" w:line="360" w:lineRule="auto"/>
-        <w:ind w:left="0" w:right="283" w:firstLine="425"/>
+        <w:ind w:left="0" w:firstLine="709"/>
         <w:jc w:val="both"/>
         <w:rPr>
           <w:color w:val="0F1115"/>
@@ -2484,7 +2513,7 @@
         </w:numPr>
         <w:shd w:val="clear" w:color="auto" w:fill="FFFFFF"/>
         <w:spacing w:before="0" w:beforeAutospacing="0" w:after="0" w:afterAutospacing="0" w:line="360" w:lineRule="auto"/>
-        <w:ind w:left="0" w:right="283" w:firstLine="425"/>
+        <w:ind w:left="0" w:firstLine="709"/>
         <w:jc w:val="both"/>
         <w:rPr>
           <w:color w:val="0F1115"/>
@@ -2522,16 +2551,16 @@
     <w:p>
       <w:pPr>
         <w:pStyle w:val="2222222222222"/>
-        <w:ind w:right="283"/>
-        <w:rPr>
-          <w:b w:val="0"/>
+      </w:pPr>
+    </w:p>
+    <w:p>
+      <w:pPr>
+        <w:pStyle w:val="2222222222222"/>
+        <w:rPr>
           <w:i/>
         </w:rPr>
       </w:pPr>
       <w:r>
-        <w:rPr>
-          <w:b w:val="0"/>
-        </w:rPr>
         <w:t>2.2 Добавление новой задачи</w:t>
       </w:r>
     </w:p>
@@ -2540,7 +2569,7 @@
         <w:pStyle w:val="ds-markdown-paragraph"/>
         <w:shd w:val="clear" w:color="auto" w:fill="FFFFFF"/>
         <w:spacing w:before="0" w:beforeAutospacing="0" w:after="0" w:afterAutospacing="0" w:line="360" w:lineRule="auto"/>
-        <w:ind w:right="283" w:firstLine="425"/>
+        <w:ind w:firstLine="709"/>
         <w:jc w:val="both"/>
         <w:rPr>
           <w:color w:val="0F1115"/>
@@ -2562,7 +2591,57 @@
         <w:pStyle w:val="ds-markdown-paragraph"/>
         <w:shd w:val="clear" w:color="auto" w:fill="FFFFFF"/>
         <w:spacing w:before="0" w:beforeAutospacing="0" w:after="0" w:afterAutospacing="0" w:line="360" w:lineRule="auto"/>
-        <w:ind w:right="283" w:firstLine="425"/>
+        <w:ind w:firstLine="709"/>
+        <w:jc w:val="both"/>
+        <w:rPr>
+          <w:color w:val="0F1115"/>
+          <w:sz w:val="28"/>
+          <w:szCs w:val="28"/>
+        </w:rPr>
+      </w:pPr>
+    </w:p>
+    <w:p>
+      <w:pPr>
+        <w:pStyle w:val="ds-markdown-paragraph"/>
+        <w:shd w:val="clear" w:color="auto" w:fill="FFFFFF"/>
+        <w:spacing w:before="0" w:beforeAutospacing="0" w:after="0" w:afterAutospacing="0" w:line="360" w:lineRule="auto"/>
+        <w:ind w:firstLine="709"/>
+        <w:jc w:val="both"/>
+        <w:rPr>
+          <w:color w:val="0F1115"/>
+          <w:sz w:val="28"/>
+          <w:szCs w:val="28"/>
+        </w:rPr>
+      </w:pPr>
+    </w:p>
+    <w:p>
+      <w:pPr>
+        <w:pStyle w:val="ds-markdown-paragraph"/>
+        <w:shd w:val="clear" w:color="auto" w:fill="FFFFFF"/>
+        <w:spacing w:before="0" w:beforeAutospacing="0" w:after="0" w:afterAutospacing="0" w:line="360" w:lineRule="auto"/>
+        <w:ind w:firstLine="709"/>
+        <w:jc w:val="both"/>
+        <w:rPr>
+          <w:color w:val="0F1115"/>
+          <w:sz w:val="28"/>
+          <w:szCs w:val="28"/>
+        </w:rPr>
+      </w:pPr>
+      <w:r>
+        <w:rPr>
+          <w:color w:val="0F1115"/>
+          <w:sz w:val="28"/>
+          <w:szCs w:val="28"/>
+        </w:rPr>
+        <w:t>На рисунке 2 представлены заполненные поля для добавления задачи.</w:t>
+      </w:r>
+    </w:p>
+    <w:p>
+      <w:pPr>
+        <w:pStyle w:val="ds-markdown-paragraph"/>
+        <w:shd w:val="clear" w:color="auto" w:fill="FFFFFF"/>
+        <w:spacing w:before="0" w:beforeAutospacing="0" w:after="0" w:afterAutospacing="0" w:line="360" w:lineRule="auto"/>
+        <w:ind w:firstLine="425"/>
         <w:jc w:val="center"/>
         <w:rPr>
           <w:rStyle w:val="af0"/>
@@ -2581,7 +2660,6 @@
           <w:sz w:val="28"/>
           <w:szCs w:val="28"/>
         </w:rPr>
-        <w:lastRenderedPageBreak/>
         <w:drawing>
           <wp:inline distT="0" distB="0" distL="0" distR="0" wp14:anchorId="6231C634" wp14:editId="14BB9C2D">
             <wp:extent cx="3098042" cy="2259748"/>
@@ -2624,9 +2702,11 @@
         <w:pStyle w:val="ds-markdown-paragraph"/>
         <w:shd w:val="clear" w:color="auto" w:fill="FFFFFF"/>
         <w:spacing w:before="0" w:beforeAutospacing="0" w:after="0" w:afterAutospacing="0" w:line="360" w:lineRule="auto"/>
-        <w:ind w:right="283" w:firstLine="425"/>
+        <w:ind w:firstLine="709"/>
         <w:jc w:val="center"/>
         <w:rPr>
+          <w:rStyle w:val="af0"/>
+          <w:b w:val="0"/>
           <w:color w:val="0F1115"/>
           <w:sz w:val="28"/>
           <w:szCs w:val="28"/>
@@ -2648,29 +2728,86 @@
         <w:pStyle w:val="ds-markdown-paragraph"/>
         <w:shd w:val="clear" w:color="auto" w:fill="FFFFFF"/>
         <w:spacing w:before="0" w:beforeAutospacing="0" w:after="0" w:afterAutospacing="0" w:line="360" w:lineRule="auto"/>
-        <w:ind w:right="283" w:firstLine="425"/>
-        <w:jc w:val="both"/>
-        <w:rPr>
-          <w:color w:val="0F1115"/>
-          <w:sz w:val="28"/>
-          <w:szCs w:val="28"/>
-        </w:rPr>
-      </w:pPr>
-      <w:r>
-        <w:rPr>
-          <w:rFonts w:ascii="Segoe UI" w:hAnsi="Segoe UI" w:cs="Segoe UI"/>
-          <w:color w:val="0F1115"/>
-          <w:shd w:val="clear" w:color="auto" w:fill="FFFFFF"/>
-        </w:rPr>
-        <w:t>После добавления задача появляется в списке с автоматически присвоенным идентификатором и статусом.</w:t>
-      </w:r>
+        <w:ind w:firstLine="709"/>
+        <w:jc w:val="center"/>
+        <w:rPr>
+          <w:color w:val="0F1115"/>
+          <w:sz w:val="28"/>
+          <w:szCs w:val="28"/>
+        </w:rPr>
+      </w:pPr>
     </w:p>
     <w:p>
       <w:pPr>
         <w:pStyle w:val="ds-markdown-paragraph"/>
         <w:shd w:val="clear" w:color="auto" w:fill="FFFFFF"/>
         <w:spacing w:before="0" w:beforeAutospacing="0" w:after="0" w:afterAutospacing="0" w:line="360" w:lineRule="auto"/>
-        <w:ind w:right="283" w:firstLine="425"/>
+        <w:ind w:firstLine="709"/>
+        <w:jc w:val="both"/>
+        <w:rPr>
+          <w:color w:val="0F1115"/>
+          <w:sz w:val="28"/>
+          <w:szCs w:val="28"/>
+          <w:shd w:val="clear" w:color="auto" w:fill="FFFFFF"/>
+        </w:rPr>
+      </w:pPr>
+      <w:r>
+        <w:rPr>
+          <w:color w:val="0F1115"/>
+          <w:sz w:val="28"/>
+          <w:szCs w:val="28"/>
+          <w:shd w:val="clear" w:color="auto" w:fill="FFFFFF"/>
+        </w:rPr>
+        <w:t>После добавления задача появляется в списке с автоматически присвоенным идентификатором и статусом.</w:t>
+      </w:r>
+    </w:p>
+    <w:p>
+      <w:pPr>
+        <w:pStyle w:val="ds-markdown-paragraph"/>
+        <w:shd w:val="clear" w:color="auto" w:fill="FFFFFF"/>
+        <w:spacing w:before="0" w:beforeAutospacing="0" w:after="0" w:afterAutospacing="0" w:line="360" w:lineRule="auto"/>
+        <w:ind w:firstLine="709"/>
+        <w:jc w:val="both"/>
+        <w:rPr>
+          <w:color w:val="0F1115"/>
+          <w:sz w:val="28"/>
+          <w:szCs w:val="28"/>
+        </w:rPr>
+      </w:pPr>
+      <w:r>
+        <w:rPr>
+          <w:color w:val="0F1115"/>
+          <w:sz w:val="28"/>
+          <w:szCs w:val="28"/>
+          <w:shd w:val="clear" w:color="auto" w:fill="FFFFFF"/>
+        </w:rPr>
+        <w:t xml:space="preserve">На рисунке 3 </w:t>
+      </w:r>
+      <w:r>
+        <w:rPr>
+          <w:color w:val="0F1115"/>
+          <w:sz w:val="28"/>
+          <w:szCs w:val="28"/>
+          <w:shd w:val="clear" w:color="auto" w:fill="FFFFFF"/>
+        </w:rPr>
+        <w:t>представлено</w:t>
+      </w:r>
+      <w:r>
+        <w:rPr>
+          <w:color w:val="0F1115"/>
+          <w:sz w:val="28"/>
+          <w:szCs w:val="28"/>
+          <w:shd w:val="clear" w:color="auto" w:fill="FFFFFF"/>
+        </w:rPr>
+        <w:t xml:space="preserve"> добавленная задача.</w:t>
+      </w:r>
+    </w:p>
+    <w:p>
+      <w:pPr>
+        <w:pStyle w:val="ds-markdown-paragraph"/>
+        <w:shd w:val="clear" w:color="auto" w:fill="FFFFFF"/>
+        <w:spacing w:before="0" w:beforeAutospacing="0" w:after="0" w:afterAutospacing="0" w:line="360" w:lineRule="auto"/>
+        <w:ind w:firstLine="425"/>
         <w:jc w:val="center"/>
         <w:rPr>
           <w:rStyle w:val="af0"/>
@@ -2731,9 +2868,11 @@
         <w:pStyle w:val="ds-markdown-paragraph"/>
         <w:shd w:val="clear" w:color="auto" w:fill="FFFFFF"/>
         <w:spacing w:before="0" w:beforeAutospacing="0" w:after="0" w:afterAutospacing="0" w:line="360" w:lineRule="auto"/>
-        <w:ind w:right="283" w:firstLine="425"/>
+        <w:ind w:firstLine="709"/>
         <w:jc w:val="center"/>
         <w:rPr>
+          <w:rStyle w:val="af0"/>
+          <w:b w:val="0"/>
           <w:color w:val="0F1115"/>
           <w:sz w:val="28"/>
           <w:szCs w:val="28"/>
@@ -2755,890 +2894,21 @@
         <w:pStyle w:val="ds-markdown-paragraph"/>
         <w:shd w:val="clear" w:color="auto" w:fill="FFFFFF"/>
         <w:spacing w:before="0" w:beforeAutospacing="0" w:after="0" w:afterAutospacing="0" w:line="360" w:lineRule="auto"/>
-        <w:ind w:right="283" w:firstLine="425"/>
-        <w:jc w:val="both"/>
-        <w:rPr>
-          <w:color w:val="0F1115"/>
-          <w:sz w:val="28"/>
-          <w:szCs w:val="28"/>
-        </w:rPr>
-      </w:pPr>
-      <w:r>
-        <w:rPr>
-          <w:color w:val="0F1115"/>
-          <w:sz w:val="28"/>
-          <w:szCs w:val="28"/>
-        </w:rPr>
-        <w:t>В коде добавление задачи реализовано следующим образом:</w:t>
-      </w:r>
-    </w:p>
-    <w:p>
-      <w:pPr>
-        <w:shd w:val="clear" w:color="auto" w:fill="FFFFFF"/>
-        <w:spacing w:after="0" w:line="360" w:lineRule="auto"/>
-        <w:ind w:right="283" w:firstLine="425"/>
-        <w:jc w:val="both"/>
-        <w:rPr>
-          <w:rFonts w:ascii="Times New Roman" w:hAnsi="Times New Roman" w:cs="Times New Roman"/>
-          <w:color w:val="0F1115"/>
-          <w:sz w:val="28"/>
-          <w:szCs w:val="28"/>
-          <w:lang w:val="en-US"/>
-        </w:rPr>
-      </w:pPr>
-      <w:proofErr w:type="spellStart"/>
-      <w:proofErr w:type="gramStart"/>
-      <w:r>
-        <w:rPr>
-          <w:rStyle w:val="d813de27"/>
-          <w:rFonts w:ascii="Times New Roman" w:hAnsi="Times New Roman" w:cs="Times New Roman"/>
-          <w:color w:val="0F1115"/>
-          <w:sz w:val="28"/>
-          <w:szCs w:val="28"/>
-          <w:lang w:val="en-US"/>
-        </w:rPr>
-        <w:t>csharp</w:t>
-      </w:r>
-      <w:proofErr w:type="spellEnd"/>
-      <w:proofErr w:type="gramEnd"/>
-    </w:p>
-    <w:p>
-      <w:pPr>
-        <w:pStyle w:val="HTML0"/>
-        <w:spacing w:line="360" w:lineRule="auto"/>
-        <w:ind w:right="283" w:firstLine="425"/>
-        <w:jc w:val="both"/>
-        <w:rPr>
-          <w:rFonts w:ascii="Times New Roman" w:hAnsi="Times New Roman" w:cs="Times New Roman"/>
-          <w:color w:val="0F1115"/>
-          <w:sz w:val="28"/>
-          <w:szCs w:val="28"/>
-          <w:lang w:val="en-US"/>
-        </w:rPr>
-      </w:pPr>
-      <w:proofErr w:type="gramStart"/>
-      <w:r>
-        <w:rPr>
-          <w:rStyle w:val="token"/>
-          <w:rFonts w:ascii="Times New Roman" w:hAnsi="Times New Roman" w:cs="Times New Roman"/>
-          <w:color w:val="A626A4"/>
-          <w:sz w:val="28"/>
-          <w:szCs w:val="28"/>
-          <w:lang w:val="en-US"/>
-        </w:rPr>
-        <w:t>private</w:t>
-      </w:r>
-      <w:proofErr w:type="gramEnd"/>
-      <w:r>
-        <w:rPr>
-          <w:rFonts w:ascii="Times New Roman" w:hAnsi="Times New Roman" w:cs="Times New Roman"/>
-          <w:color w:val="0F1115"/>
-          <w:sz w:val="28"/>
-          <w:szCs w:val="28"/>
-          <w:lang w:val="en-US"/>
-        </w:rPr>
-        <w:t xml:space="preserve"> </w:t>
-      </w:r>
-      <w:r>
-        <w:rPr>
-          <w:rStyle w:val="token"/>
-          <w:rFonts w:ascii="Times New Roman" w:hAnsi="Times New Roman" w:cs="Times New Roman"/>
-          <w:color w:val="A626A4"/>
-          <w:sz w:val="28"/>
-          <w:szCs w:val="28"/>
-          <w:lang w:val="en-US"/>
-        </w:rPr>
-        <w:t>void</w:t>
-      </w:r>
-      <w:r>
-        <w:rPr>
-          <w:rFonts w:ascii="Times New Roman" w:hAnsi="Times New Roman" w:cs="Times New Roman"/>
-          <w:color w:val="0F1115"/>
-          <w:sz w:val="28"/>
-          <w:szCs w:val="28"/>
-          <w:lang w:val="en-US"/>
-        </w:rPr>
-        <w:t xml:space="preserve"> </w:t>
-      </w:r>
-      <w:proofErr w:type="spellStart"/>
-      <w:r>
-        <w:rPr>
-          <w:rStyle w:val="token"/>
-          <w:rFonts w:ascii="Times New Roman" w:hAnsi="Times New Roman" w:cs="Times New Roman"/>
-          <w:color w:val="4078F2"/>
-          <w:sz w:val="28"/>
-          <w:szCs w:val="28"/>
-          <w:lang w:val="en-US"/>
-        </w:rPr>
-        <w:t>AddButton_Click</w:t>
-      </w:r>
-      <w:proofErr w:type="spellEnd"/>
-      <w:r>
-        <w:rPr>
-          <w:rStyle w:val="token"/>
-          <w:rFonts w:ascii="Times New Roman" w:hAnsi="Times New Roman" w:cs="Times New Roman"/>
-          <w:color w:val="383A42"/>
-          <w:sz w:val="28"/>
-          <w:szCs w:val="28"/>
-          <w:lang w:val="en-US"/>
-        </w:rPr>
-        <w:t>(</w:t>
-      </w:r>
-      <w:r>
-        <w:rPr>
-          <w:rStyle w:val="token"/>
-          <w:rFonts w:ascii="Times New Roman" w:hAnsi="Times New Roman" w:cs="Times New Roman"/>
-          <w:color w:val="A626A4"/>
-          <w:sz w:val="28"/>
-          <w:szCs w:val="28"/>
-          <w:lang w:val="en-US"/>
-        </w:rPr>
-        <w:t>object</w:t>
-      </w:r>
-      <w:r>
-        <w:rPr>
-          <w:rFonts w:ascii="Times New Roman" w:hAnsi="Times New Roman" w:cs="Times New Roman"/>
-          <w:color w:val="0F1115"/>
-          <w:sz w:val="28"/>
-          <w:szCs w:val="28"/>
-          <w:lang w:val="en-US"/>
-        </w:rPr>
-        <w:t xml:space="preserve"> sender</w:t>
-      </w:r>
-      <w:r>
-        <w:rPr>
-          <w:rStyle w:val="token"/>
-          <w:rFonts w:ascii="Times New Roman" w:hAnsi="Times New Roman" w:cs="Times New Roman"/>
-          <w:color w:val="383A42"/>
-          <w:sz w:val="28"/>
-          <w:szCs w:val="28"/>
-          <w:lang w:val="en-US"/>
-        </w:rPr>
-        <w:t>,</w:t>
-      </w:r>
-      <w:r>
-        <w:rPr>
-          <w:rFonts w:ascii="Times New Roman" w:hAnsi="Times New Roman" w:cs="Times New Roman"/>
-          <w:color w:val="0F1115"/>
-          <w:sz w:val="28"/>
-          <w:szCs w:val="28"/>
-          <w:lang w:val="en-US"/>
-        </w:rPr>
-        <w:t xml:space="preserve"> </w:t>
-      </w:r>
-      <w:proofErr w:type="spellStart"/>
-      <w:r>
-        <w:rPr>
-          <w:rStyle w:val="token"/>
-          <w:rFonts w:ascii="Times New Roman" w:hAnsi="Times New Roman" w:cs="Times New Roman"/>
-          <w:color w:val="B76B01"/>
-          <w:sz w:val="28"/>
-          <w:szCs w:val="28"/>
-          <w:lang w:val="en-US"/>
-        </w:rPr>
-        <w:t>EventArgs</w:t>
-      </w:r>
-      <w:proofErr w:type="spellEnd"/>
-      <w:r>
-        <w:rPr>
-          <w:rFonts w:ascii="Times New Roman" w:hAnsi="Times New Roman" w:cs="Times New Roman"/>
-          <w:color w:val="0F1115"/>
-          <w:sz w:val="28"/>
-          <w:szCs w:val="28"/>
-          <w:lang w:val="en-US"/>
-        </w:rPr>
-        <w:t xml:space="preserve"> e</w:t>
-      </w:r>
-      <w:r>
-        <w:rPr>
-          <w:rStyle w:val="token"/>
-          <w:rFonts w:ascii="Times New Roman" w:hAnsi="Times New Roman" w:cs="Times New Roman"/>
-          <w:color w:val="383A42"/>
-          <w:sz w:val="28"/>
-          <w:szCs w:val="28"/>
-          <w:lang w:val="en-US"/>
-        </w:rPr>
-        <w:t>)</w:t>
-      </w:r>
-    </w:p>
-    <w:p>
-      <w:pPr>
-        <w:pStyle w:val="HTML0"/>
-        <w:spacing w:line="360" w:lineRule="auto"/>
-        <w:ind w:right="283" w:firstLine="425"/>
-        <w:jc w:val="both"/>
-        <w:rPr>
-          <w:rFonts w:ascii="Times New Roman" w:hAnsi="Times New Roman" w:cs="Times New Roman"/>
-          <w:color w:val="0F1115"/>
-          <w:sz w:val="28"/>
-          <w:szCs w:val="28"/>
-          <w:lang w:val="en-US"/>
-        </w:rPr>
-      </w:pPr>
-      <w:r>
-        <w:rPr>
-          <w:rStyle w:val="token"/>
-          <w:rFonts w:ascii="Times New Roman" w:hAnsi="Times New Roman" w:cs="Times New Roman"/>
-          <w:color w:val="383A42"/>
-          <w:sz w:val="28"/>
-          <w:szCs w:val="28"/>
-          <w:lang w:val="en-US"/>
-        </w:rPr>
-        <w:t>{</w:t>
-      </w:r>
-    </w:p>
-    <w:p>
-      <w:pPr>
-        <w:pStyle w:val="HTML0"/>
-        <w:spacing w:line="360" w:lineRule="auto"/>
-        <w:ind w:right="283" w:firstLine="425"/>
-        <w:jc w:val="both"/>
-        <w:rPr>
-          <w:rFonts w:ascii="Times New Roman" w:hAnsi="Times New Roman" w:cs="Times New Roman"/>
-          <w:color w:val="0F1115"/>
-          <w:sz w:val="28"/>
-          <w:szCs w:val="28"/>
-          <w:lang w:val="en-US"/>
-        </w:rPr>
-      </w:pPr>
-      <w:r>
-        <w:rPr>
-          <w:rFonts w:ascii="Times New Roman" w:hAnsi="Times New Roman" w:cs="Times New Roman"/>
-          <w:color w:val="0F1115"/>
-          <w:sz w:val="28"/>
-          <w:szCs w:val="28"/>
-          <w:lang w:val="en-US"/>
-        </w:rPr>
-        <w:t xml:space="preserve">    </w:t>
-      </w:r>
-      <w:r>
-        <w:rPr>
-          <w:rStyle w:val="token"/>
-          <w:rFonts w:ascii="Times New Roman" w:hAnsi="Times New Roman" w:cs="Times New Roman"/>
-          <w:color w:val="B76B01"/>
-          <w:sz w:val="28"/>
-          <w:szCs w:val="28"/>
-          <w:lang w:val="en-US"/>
-        </w:rPr>
-        <w:t>Task</w:t>
-      </w:r>
-      <w:r>
-        <w:rPr>
-          <w:rFonts w:ascii="Times New Roman" w:hAnsi="Times New Roman" w:cs="Times New Roman"/>
-          <w:color w:val="0F1115"/>
-          <w:sz w:val="28"/>
-          <w:szCs w:val="28"/>
-          <w:lang w:val="en-US"/>
-        </w:rPr>
-        <w:t xml:space="preserve"> </w:t>
-      </w:r>
-      <w:proofErr w:type="spellStart"/>
-      <w:r>
-        <w:rPr>
-          <w:rFonts w:ascii="Times New Roman" w:hAnsi="Times New Roman" w:cs="Times New Roman"/>
-          <w:color w:val="0F1115"/>
-          <w:sz w:val="28"/>
-          <w:szCs w:val="28"/>
-          <w:lang w:val="en-US"/>
-        </w:rPr>
-        <w:t>newTask</w:t>
-      </w:r>
-      <w:proofErr w:type="spellEnd"/>
-      <w:r>
-        <w:rPr>
-          <w:rFonts w:ascii="Times New Roman" w:hAnsi="Times New Roman" w:cs="Times New Roman"/>
-          <w:color w:val="0F1115"/>
-          <w:sz w:val="28"/>
-          <w:szCs w:val="28"/>
-          <w:lang w:val="en-US"/>
-        </w:rPr>
-        <w:t xml:space="preserve"> </w:t>
-      </w:r>
-      <w:r>
-        <w:rPr>
-          <w:rStyle w:val="token"/>
-          <w:rFonts w:ascii="Times New Roman" w:hAnsi="Times New Roman" w:cs="Times New Roman"/>
-          <w:color w:val="4078F2"/>
-          <w:sz w:val="28"/>
-          <w:szCs w:val="28"/>
-          <w:lang w:val="en-US"/>
-        </w:rPr>
-        <w:t>=</w:t>
-      </w:r>
-      <w:r>
-        <w:rPr>
-          <w:rFonts w:ascii="Times New Roman" w:hAnsi="Times New Roman" w:cs="Times New Roman"/>
-          <w:color w:val="0F1115"/>
-          <w:sz w:val="28"/>
-          <w:szCs w:val="28"/>
-          <w:lang w:val="en-US"/>
-        </w:rPr>
-        <w:t xml:space="preserve"> </w:t>
-      </w:r>
-      <w:r>
-        <w:rPr>
-          <w:rStyle w:val="token"/>
-          <w:rFonts w:ascii="Times New Roman" w:hAnsi="Times New Roman" w:cs="Times New Roman"/>
-          <w:color w:val="A626A4"/>
-          <w:sz w:val="28"/>
-          <w:szCs w:val="28"/>
-          <w:lang w:val="en-US"/>
-        </w:rPr>
-        <w:t>new</w:t>
-      </w:r>
-      <w:r>
-        <w:rPr>
-          <w:rFonts w:ascii="Times New Roman" w:hAnsi="Times New Roman" w:cs="Times New Roman"/>
-          <w:color w:val="0F1115"/>
-          <w:sz w:val="28"/>
-          <w:szCs w:val="28"/>
-          <w:lang w:val="en-US"/>
-        </w:rPr>
-        <w:t xml:space="preserve"> </w:t>
-      </w:r>
-      <w:r>
-        <w:rPr>
-          <w:rStyle w:val="token"/>
-          <w:rFonts w:ascii="Times New Roman" w:hAnsi="Times New Roman" w:cs="Times New Roman"/>
-          <w:color w:val="B76B01"/>
-          <w:sz w:val="28"/>
-          <w:szCs w:val="28"/>
-          <w:lang w:val="en-US"/>
-        </w:rPr>
-        <w:t>Task</w:t>
-      </w:r>
-    </w:p>
-    <w:p>
-      <w:pPr>
-        <w:pStyle w:val="HTML0"/>
-        <w:spacing w:line="360" w:lineRule="auto"/>
-        <w:ind w:right="283" w:firstLine="425"/>
-        <w:jc w:val="both"/>
-        <w:rPr>
-          <w:rFonts w:ascii="Times New Roman" w:hAnsi="Times New Roman" w:cs="Times New Roman"/>
-          <w:color w:val="0F1115"/>
-          <w:sz w:val="28"/>
-          <w:szCs w:val="28"/>
-          <w:lang w:val="en-US"/>
-        </w:rPr>
-      </w:pPr>
-      <w:r>
-        <w:rPr>
-          <w:rFonts w:ascii="Times New Roman" w:hAnsi="Times New Roman" w:cs="Times New Roman"/>
-          <w:color w:val="0F1115"/>
-          <w:sz w:val="28"/>
-          <w:szCs w:val="28"/>
-          <w:lang w:val="en-US"/>
-        </w:rPr>
-        <w:t xml:space="preserve">    </w:t>
-      </w:r>
-      <w:r>
-        <w:rPr>
-          <w:rStyle w:val="token"/>
-          <w:rFonts w:ascii="Times New Roman" w:hAnsi="Times New Roman" w:cs="Times New Roman"/>
-          <w:color w:val="383A42"/>
-          <w:sz w:val="28"/>
-          <w:szCs w:val="28"/>
-          <w:lang w:val="en-US"/>
-        </w:rPr>
-        <w:t>{</w:t>
-      </w:r>
-    </w:p>
-    <w:p>
-      <w:pPr>
-        <w:pStyle w:val="HTML0"/>
-        <w:spacing w:line="360" w:lineRule="auto"/>
-        <w:ind w:right="283" w:firstLine="425"/>
-        <w:jc w:val="both"/>
-        <w:rPr>
-          <w:rFonts w:ascii="Times New Roman" w:hAnsi="Times New Roman" w:cs="Times New Roman"/>
-          <w:color w:val="0F1115"/>
-          <w:sz w:val="28"/>
-          <w:szCs w:val="28"/>
-          <w:lang w:val="en-US"/>
-        </w:rPr>
-      </w:pPr>
-      <w:r>
-        <w:rPr>
-          <w:rFonts w:ascii="Times New Roman" w:hAnsi="Times New Roman" w:cs="Times New Roman"/>
-          <w:color w:val="0F1115"/>
-          <w:sz w:val="28"/>
-          <w:szCs w:val="28"/>
-          <w:lang w:val="en-US"/>
-        </w:rPr>
-        <w:t xml:space="preserve">        Title </w:t>
-      </w:r>
-      <w:r>
-        <w:rPr>
-          <w:rStyle w:val="token"/>
-          <w:rFonts w:ascii="Times New Roman" w:hAnsi="Times New Roman" w:cs="Times New Roman"/>
-          <w:color w:val="4078F2"/>
-          <w:sz w:val="28"/>
-          <w:szCs w:val="28"/>
-          <w:lang w:val="en-US"/>
-        </w:rPr>
-        <w:t>=</w:t>
-      </w:r>
-      <w:r>
-        <w:rPr>
-          <w:rFonts w:ascii="Times New Roman" w:hAnsi="Times New Roman" w:cs="Times New Roman"/>
-          <w:color w:val="0F1115"/>
-          <w:sz w:val="28"/>
-          <w:szCs w:val="28"/>
-          <w:lang w:val="en-US"/>
-        </w:rPr>
-        <w:t xml:space="preserve"> </w:t>
-      </w:r>
-      <w:proofErr w:type="spellStart"/>
-      <w:r>
-        <w:rPr>
-          <w:rFonts w:ascii="Times New Roman" w:hAnsi="Times New Roman" w:cs="Times New Roman"/>
-          <w:color w:val="0F1115"/>
-          <w:sz w:val="28"/>
-          <w:szCs w:val="28"/>
-          <w:lang w:val="en-US"/>
-        </w:rPr>
-        <w:t>titleTextBox</w:t>
-      </w:r>
-      <w:r>
-        <w:rPr>
-          <w:rStyle w:val="token"/>
-          <w:rFonts w:ascii="Times New Roman" w:hAnsi="Times New Roman" w:cs="Times New Roman"/>
-          <w:color w:val="383A42"/>
-          <w:sz w:val="28"/>
-          <w:szCs w:val="28"/>
-          <w:lang w:val="en-US"/>
-        </w:rPr>
-        <w:t>.</w:t>
-      </w:r>
-      <w:r>
-        <w:rPr>
-          <w:rFonts w:ascii="Times New Roman" w:hAnsi="Times New Roman" w:cs="Times New Roman"/>
-          <w:color w:val="0F1115"/>
-          <w:sz w:val="28"/>
-          <w:szCs w:val="28"/>
-          <w:lang w:val="en-US"/>
-        </w:rPr>
-        <w:t>Text</w:t>
-      </w:r>
-      <w:proofErr w:type="spellEnd"/>
-      <w:r>
-        <w:rPr>
-          <w:rStyle w:val="token"/>
-          <w:rFonts w:ascii="Times New Roman" w:hAnsi="Times New Roman" w:cs="Times New Roman"/>
-          <w:color w:val="383A42"/>
-          <w:sz w:val="28"/>
-          <w:szCs w:val="28"/>
-          <w:lang w:val="en-US"/>
-        </w:rPr>
-        <w:t>,</w:t>
-      </w:r>
-    </w:p>
-    <w:p>
-      <w:pPr>
-        <w:pStyle w:val="HTML0"/>
-        <w:spacing w:line="360" w:lineRule="auto"/>
-        <w:ind w:right="283" w:firstLine="425"/>
-        <w:jc w:val="both"/>
-        <w:rPr>
-          <w:rFonts w:ascii="Times New Roman" w:hAnsi="Times New Roman" w:cs="Times New Roman"/>
-          <w:color w:val="0F1115"/>
-          <w:sz w:val="28"/>
-          <w:szCs w:val="28"/>
-          <w:lang w:val="en-US"/>
-        </w:rPr>
-      </w:pPr>
-      <w:r>
-        <w:rPr>
-          <w:rFonts w:ascii="Times New Roman" w:hAnsi="Times New Roman" w:cs="Times New Roman"/>
-          <w:color w:val="0F1115"/>
-          <w:sz w:val="28"/>
-          <w:szCs w:val="28"/>
-          <w:lang w:val="en-US"/>
-        </w:rPr>
-        <w:t xml:space="preserve">        Description </w:t>
-      </w:r>
-      <w:r>
-        <w:rPr>
-          <w:rStyle w:val="token"/>
-          <w:rFonts w:ascii="Times New Roman" w:hAnsi="Times New Roman" w:cs="Times New Roman"/>
-          <w:color w:val="4078F2"/>
-          <w:sz w:val="28"/>
-          <w:szCs w:val="28"/>
-          <w:lang w:val="en-US"/>
-        </w:rPr>
-        <w:t>=</w:t>
-      </w:r>
-      <w:r>
-        <w:rPr>
-          <w:rFonts w:ascii="Times New Roman" w:hAnsi="Times New Roman" w:cs="Times New Roman"/>
-          <w:color w:val="0F1115"/>
-          <w:sz w:val="28"/>
-          <w:szCs w:val="28"/>
-          <w:lang w:val="en-US"/>
-        </w:rPr>
-        <w:t xml:space="preserve"> </w:t>
-      </w:r>
-      <w:proofErr w:type="spellStart"/>
-      <w:r>
-        <w:rPr>
-          <w:rFonts w:ascii="Times New Roman" w:hAnsi="Times New Roman" w:cs="Times New Roman"/>
-          <w:color w:val="0F1115"/>
-          <w:sz w:val="28"/>
-          <w:szCs w:val="28"/>
-          <w:lang w:val="en-US"/>
-        </w:rPr>
-        <w:t>descriptionTextBox</w:t>
-      </w:r>
-      <w:r>
-        <w:rPr>
-          <w:rStyle w:val="token"/>
-          <w:rFonts w:ascii="Times New Roman" w:hAnsi="Times New Roman" w:cs="Times New Roman"/>
-          <w:color w:val="383A42"/>
-          <w:sz w:val="28"/>
-          <w:szCs w:val="28"/>
-          <w:lang w:val="en-US"/>
-        </w:rPr>
-        <w:t>.</w:t>
-      </w:r>
-      <w:r>
-        <w:rPr>
-          <w:rFonts w:ascii="Times New Roman" w:hAnsi="Times New Roman" w:cs="Times New Roman"/>
-          <w:color w:val="0F1115"/>
-          <w:sz w:val="28"/>
-          <w:szCs w:val="28"/>
-          <w:lang w:val="en-US"/>
-        </w:rPr>
-        <w:t>Text</w:t>
-      </w:r>
-      <w:proofErr w:type="spellEnd"/>
-      <w:r>
-        <w:rPr>
-          <w:rStyle w:val="token"/>
-          <w:rFonts w:ascii="Times New Roman" w:hAnsi="Times New Roman" w:cs="Times New Roman"/>
-          <w:color w:val="383A42"/>
-          <w:sz w:val="28"/>
-          <w:szCs w:val="28"/>
-          <w:lang w:val="en-US"/>
-        </w:rPr>
-        <w:t>,</w:t>
-      </w:r>
-    </w:p>
-    <w:p>
-      <w:pPr>
-        <w:pStyle w:val="HTML0"/>
-        <w:spacing w:line="360" w:lineRule="auto"/>
-        <w:ind w:right="283" w:firstLine="425"/>
-        <w:jc w:val="both"/>
-        <w:rPr>
-          <w:rFonts w:ascii="Times New Roman" w:hAnsi="Times New Roman" w:cs="Times New Roman"/>
-          <w:color w:val="0F1115"/>
-          <w:sz w:val="28"/>
-          <w:szCs w:val="28"/>
-          <w:lang w:val="en-US"/>
-        </w:rPr>
-      </w:pPr>
-      <w:r>
-        <w:rPr>
-          <w:rFonts w:ascii="Times New Roman" w:hAnsi="Times New Roman" w:cs="Times New Roman"/>
-          <w:color w:val="0F1115"/>
-          <w:sz w:val="28"/>
-          <w:szCs w:val="28"/>
-          <w:lang w:val="en-US"/>
-        </w:rPr>
-        <w:t xml:space="preserve">        </w:t>
-      </w:r>
-      <w:proofErr w:type="spellStart"/>
-      <w:r>
-        <w:rPr>
-          <w:rFonts w:ascii="Times New Roman" w:hAnsi="Times New Roman" w:cs="Times New Roman"/>
-          <w:color w:val="0F1115"/>
-          <w:sz w:val="28"/>
-          <w:szCs w:val="28"/>
-          <w:lang w:val="en-US"/>
-        </w:rPr>
-        <w:t>IsCompleted</w:t>
-      </w:r>
-      <w:proofErr w:type="spellEnd"/>
-      <w:r>
-        <w:rPr>
-          <w:rFonts w:ascii="Times New Roman" w:hAnsi="Times New Roman" w:cs="Times New Roman"/>
-          <w:color w:val="0F1115"/>
-          <w:sz w:val="28"/>
-          <w:szCs w:val="28"/>
-          <w:lang w:val="en-US"/>
-        </w:rPr>
-        <w:t xml:space="preserve"> </w:t>
-      </w:r>
-      <w:r>
-        <w:rPr>
-          <w:rStyle w:val="token"/>
-          <w:rFonts w:ascii="Times New Roman" w:hAnsi="Times New Roman" w:cs="Times New Roman"/>
-          <w:color w:val="4078F2"/>
-          <w:sz w:val="28"/>
-          <w:szCs w:val="28"/>
-          <w:lang w:val="en-US"/>
-        </w:rPr>
-        <w:t>=</w:t>
-      </w:r>
-      <w:r>
-        <w:rPr>
-          <w:rFonts w:ascii="Times New Roman" w:hAnsi="Times New Roman" w:cs="Times New Roman"/>
-          <w:color w:val="0F1115"/>
-          <w:sz w:val="28"/>
-          <w:szCs w:val="28"/>
-          <w:lang w:val="en-US"/>
-        </w:rPr>
-        <w:t xml:space="preserve"> </w:t>
-      </w:r>
-      <w:r>
-        <w:rPr>
-          <w:rStyle w:val="token"/>
-          <w:rFonts w:ascii="Times New Roman" w:hAnsi="Times New Roman" w:cs="Times New Roman"/>
-          <w:color w:val="B76B01"/>
-          <w:sz w:val="28"/>
-          <w:szCs w:val="28"/>
-          <w:lang w:val="en-US"/>
-        </w:rPr>
-        <w:t>false</w:t>
-      </w:r>
-    </w:p>
-    <w:p>
-      <w:pPr>
-        <w:pStyle w:val="HTML0"/>
-        <w:spacing w:line="360" w:lineRule="auto"/>
-        <w:ind w:right="283" w:firstLine="425"/>
-        <w:jc w:val="both"/>
-        <w:rPr>
-          <w:rFonts w:ascii="Times New Roman" w:hAnsi="Times New Roman" w:cs="Times New Roman"/>
-          <w:color w:val="0F1115"/>
-          <w:sz w:val="28"/>
-          <w:szCs w:val="28"/>
-          <w:lang w:val="en-US"/>
-        </w:rPr>
-      </w:pPr>
-      <w:r>
-        <w:rPr>
-          <w:rFonts w:ascii="Times New Roman" w:hAnsi="Times New Roman" w:cs="Times New Roman"/>
-          <w:color w:val="0F1115"/>
-          <w:sz w:val="28"/>
-          <w:szCs w:val="28"/>
-          <w:lang w:val="en-US"/>
-        </w:rPr>
-        <w:t xml:space="preserve">    </w:t>
-      </w:r>
-      <w:r>
-        <w:rPr>
-          <w:rStyle w:val="token"/>
-          <w:rFonts w:ascii="Times New Roman" w:hAnsi="Times New Roman" w:cs="Times New Roman"/>
-          <w:color w:val="383A42"/>
-          <w:sz w:val="28"/>
-          <w:szCs w:val="28"/>
-          <w:lang w:val="en-US"/>
-        </w:rPr>
-        <w:t>};</w:t>
-      </w:r>
-    </w:p>
-    <w:p>
-      <w:pPr>
-        <w:pStyle w:val="HTML0"/>
-        <w:spacing w:line="360" w:lineRule="auto"/>
-        <w:ind w:right="283" w:firstLine="425"/>
-        <w:jc w:val="both"/>
-        <w:rPr>
-          <w:rFonts w:ascii="Times New Roman" w:hAnsi="Times New Roman" w:cs="Times New Roman"/>
-          <w:color w:val="0F1115"/>
-          <w:sz w:val="28"/>
-          <w:szCs w:val="28"/>
-          <w:lang w:val="en-US"/>
-        </w:rPr>
-      </w:pPr>
-      <w:r>
-        <w:rPr>
-          <w:rFonts w:ascii="Times New Roman" w:hAnsi="Times New Roman" w:cs="Times New Roman"/>
-          <w:color w:val="0F1115"/>
-          <w:sz w:val="28"/>
-          <w:szCs w:val="28"/>
-          <w:lang w:val="en-US"/>
-        </w:rPr>
-        <w:t xml:space="preserve">    </w:t>
-      </w:r>
-      <w:proofErr w:type="spellStart"/>
-      <w:proofErr w:type="gramStart"/>
-      <w:r>
-        <w:rPr>
-          <w:rFonts w:ascii="Times New Roman" w:hAnsi="Times New Roman" w:cs="Times New Roman"/>
-          <w:color w:val="0F1115"/>
-          <w:sz w:val="28"/>
-          <w:szCs w:val="28"/>
-          <w:lang w:val="en-US"/>
-        </w:rPr>
-        <w:t>taskManager</w:t>
-      </w:r>
-      <w:r>
-        <w:rPr>
-          <w:rStyle w:val="token"/>
-          <w:rFonts w:ascii="Times New Roman" w:hAnsi="Times New Roman" w:cs="Times New Roman"/>
-          <w:color w:val="383A42"/>
-          <w:sz w:val="28"/>
-          <w:szCs w:val="28"/>
-          <w:lang w:val="en-US"/>
-        </w:rPr>
-        <w:t>.</w:t>
-      </w:r>
-      <w:r>
-        <w:rPr>
-          <w:rStyle w:val="token"/>
-          <w:rFonts w:ascii="Times New Roman" w:hAnsi="Times New Roman" w:cs="Times New Roman"/>
-          <w:color w:val="4078F2"/>
-          <w:sz w:val="28"/>
-          <w:szCs w:val="28"/>
-          <w:lang w:val="en-US"/>
-        </w:rPr>
-        <w:t>AddTask</w:t>
-      </w:r>
-      <w:proofErr w:type="spellEnd"/>
-      <w:r>
-        <w:rPr>
-          <w:rStyle w:val="token"/>
-          <w:rFonts w:ascii="Times New Roman" w:hAnsi="Times New Roman" w:cs="Times New Roman"/>
-          <w:color w:val="383A42"/>
-          <w:sz w:val="28"/>
-          <w:szCs w:val="28"/>
-          <w:lang w:val="en-US"/>
-        </w:rPr>
-        <w:t>(</w:t>
-      </w:r>
-      <w:proofErr w:type="spellStart"/>
-      <w:proofErr w:type="gramEnd"/>
-      <w:r>
-        <w:rPr>
-          <w:rFonts w:ascii="Times New Roman" w:hAnsi="Times New Roman" w:cs="Times New Roman"/>
-          <w:color w:val="0F1115"/>
-          <w:sz w:val="28"/>
-          <w:szCs w:val="28"/>
-          <w:lang w:val="en-US"/>
-        </w:rPr>
-        <w:t>newTask</w:t>
-      </w:r>
-      <w:proofErr w:type="spellEnd"/>
-      <w:r>
-        <w:rPr>
-          <w:rStyle w:val="token"/>
-          <w:rFonts w:ascii="Times New Roman" w:hAnsi="Times New Roman" w:cs="Times New Roman"/>
-          <w:color w:val="383A42"/>
-          <w:sz w:val="28"/>
-          <w:szCs w:val="28"/>
-          <w:lang w:val="en-US"/>
-        </w:rPr>
-        <w:t>);</w:t>
-      </w:r>
-    </w:p>
-    <w:p>
-      <w:pPr>
-        <w:pStyle w:val="HTML0"/>
-        <w:spacing w:line="360" w:lineRule="auto"/>
-        <w:ind w:right="283" w:firstLine="425"/>
-        <w:jc w:val="both"/>
-        <w:rPr>
-          <w:rFonts w:ascii="Times New Roman" w:hAnsi="Times New Roman" w:cs="Times New Roman"/>
-          <w:color w:val="0F1115"/>
-          <w:sz w:val="28"/>
-          <w:szCs w:val="28"/>
-          <w:lang w:val="en-US"/>
-        </w:rPr>
-      </w:pPr>
-      <w:r>
-        <w:rPr>
-          <w:rFonts w:ascii="Times New Roman" w:hAnsi="Times New Roman" w:cs="Times New Roman"/>
-          <w:color w:val="0F1115"/>
-          <w:sz w:val="28"/>
-          <w:szCs w:val="28"/>
-          <w:lang w:val="en-US"/>
-        </w:rPr>
-        <w:lastRenderedPageBreak/>
-        <w:t xml:space="preserve">    </w:t>
-      </w:r>
-      <w:proofErr w:type="spellStart"/>
-      <w:proofErr w:type="gramStart"/>
-      <w:r>
-        <w:rPr>
-          <w:rStyle w:val="token"/>
-          <w:rFonts w:ascii="Times New Roman" w:hAnsi="Times New Roman" w:cs="Times New Roman"/>
-          <w:color w:val="4078F2"/>
-          <w:sz w:val="28"/>
-          <w:szCs w:val="28"/>
-          <w:lang w:val="en-US"/>
-        </w:rPr>
-        <w:t>UpdateTaskList</w:t>
-      </w:r>
-      <w:proofErr w:type="spellEnd"/>
-      <w:r>
-        <w:rPr>
-          <w:rStyle w:val="token"/>
-          <w:rFonts w:ascii="Times New Roman" w:hAnsi="Times New Roman" w:cs="Times New Roman"/>
-          <w:color w:val="383A42"/>
-          <w:sz w:val="28"/>
-          <w:szCs w:val="28"/>
-          <w:lang w:val="en-US"/>
-        </w:rPr>
-        <w:t>(</w:t>
-      </w:r>
-      <w:proofErr w:type="gramEnd"/>
-      <w:r>
-        <w:rPr>
-          <w:rStyle w:val="token"/>
-          <w:rFonts w:ascii="Times New Roman" w:hAnsi="Times New Roman" w:cs="Times New Roman"/>
-          <w:color w:val="383A42"/>
-          <w:sz w:val="28"/>
-          <w:szCs w:val="28"/>
-          <w:lang w:val="en-US"/>
-        </w:rPr>
-        <w:t>);}</w:t>
-      </w:r>
-    </w:p>
-    <w:p>
-      <w:pPr>
-        <w:pStyle w:val="2222222222222"/>
-        <w:ind w:right="283"/>
-        <w:rPr>
-          <w:i/>
-          <w:lang w:val="en-US"/>
-        </w:rPr>
-      </w:pPr>
-      <w:proofErr w:type="gramStart"/>
-      <w:r>
-        <w:rPr>
-          <w:lang w:val="en-US"/>
-        </w:rPr>
-        <w:t>2.3</w:t>
-      </w:r>
-      <w:proofErr w:type="gramEnd"/>
-      <w:r>
-        <w:rPr>
-          <w:lang w:val="en-US"/>
-        </w:rPr>
-        <w:t xml:space="preserve"> </w:t>
-      </w:r>
-      <w:r>
-        <w:t>Удаление</w:t>
-      </w:r>
-      <w:r>
-        <w:rPr>
-          <w:lang w:val="en-US"/>
-        </w:rPr>
-        <w:t xml:space="preserve"> </w:t>
-      </w:r>
-      <w:r>
-        <w:t>задачи</w:t>
-      </w:r>
+        <w:ind w:firstLine="709"/>
+        <w:jc w:val="center"/>
+        <w:rPr>
+          <w:color w:val="0F1115"/>
+          <w:sz w:val="28"/>
+          <w:szCs w:val="28"/>
+        </w:rPr>
+      </w:pPr>
     </w:p>
     <w:p>
       <w:pPr>
         <w:pStyle w:val="ds-markdown-paragraph"/>
         <w:shd w:val="clear" w:color="auto" w:fill="FFFFFF"/>
         <w:spacing w:before="0" w:beforeAutospacing="0" w:after="0" w:afterAutospacing="0" w:line="360" w:lineRule="auto"/>
-        <w:ind w:right="283" w:firstLine="709"/>
+        <w:ind w:firstLine="709"/>
         <w:jc w:val="both"/>
         <w:rPr>
           <w:color w:val="0F1115"/>
@@ -3652,7 +2922,874 @@
           <w:sz w:val="28"/>
           <w:szCs w:val="28"/>
         </w:rPr>
-        <w:t>Для удаления задачи пользователь выделяет её в списке и нажимает кнопку «Удалить».</w:t>
+        <w:t>В коде добавление задачи реализовано следующим образом:</w:t>
+      </w:r>
+    </w:p>
+    <w:p>
+      <w:pPr>
+        <w:shd w:val="clear" w:color="auto" w:fill="FFFFFF"/>
+        <w:spacing w:after="0" w:line="360" w:lineRule="auto"/>
+        <w:ind w:firstLine="709"/>
+        <w:jc w:val="both"/>
+        <w:rPr>
+          <w:rFonts w:ascii="Times New Roman" w:hAnsi="Times New Roman" w:cs="Times New Roman"/>
+          <w:color w:val="0F1115"/>
+          <w:sz w:val="28"/>
+          <w:szCs w:val="28"/>
+          <w:lang w:val="en-US"/>
+        </w:rPr>
+      </w:pPr>
+      <w:proofErr w:type="spellStart"/>
+      <w:proofErr w:type="gramStart"/>
+      <w:r>
+        <w:rPr>
+          <w:rStyle w:val="d813de27"/>
+          <w:rFonts w:ascii="Times New Roman" w:hAnsi="Times New Roman" w:cs="Times New Roman"/>
+          <w:color w:val="0F1115"/>
+          <w:sz w:val="28"/>
+          <w:szCs w:val="28"/>
+          <w:lang w:val="en-US"/>
+        </w:rPr>
+        <w:t>csharp</w:t>
+      </w:r>
+      <w:proofErr w:type="spellEnd"/>
+      <w:proofErr w:type="gramEnd"/>
+    </w:p>
+    <w:p>
+      <w:pPr>
+        <w:pStyle w:val="HTML0"/>
+        <w:spacing w:line="360" w:lineRule="auto"/>
+        <w:ind w:firstLine="709"/>
+        <w:jc w:val="both"/>
+        <w:rPr>
+          <w:rFonts w:ascii="Times New Roman" w:hAnsi="Times New Roman" w:cs="Times New Roman"/>
+          <w:color w:val="0F1115"/>
+          <w:sz w:val="28"/>
+          <w:szCs w:val="28"/>
+          <w:lang w:val="en-US"/>
+        </w:rPr>
+      </w:pPr>
+      <w:proofErr w:type="gramStart"/>
+      <w:r>
+        <w:rPr>
+          <w:rStyle w:val="token"/>
+          <w:rFonts w:ascii="Times New Roman" w:hAnsi="Times New Roman" w:cs="Times New Roman"/>
+          <w:color w:val="A626A4"/>
+          <w:sz w:val="28"/>
+          <w:szCs w:val="28"/>
+          <w:lang w:val="en-US"/>
+        </w:rPr>
+        <w:t>private</w:t>
+      </w:r>
+      <w:proofErr w:type="gramEnd"/>
+      <w:r>
+        <w:rPr>
+          <w:rFonts w:ascii="Times New Roman" w:hAnsi="Times New Roman" w:cs="Times New Roman"/>
+          <w:color w:val="0F1115"/>
+          <w:sz w:val="28"/>
+          <w:szCs w:val="28"/>
+          <w:lang w:val="en-US"/>
+        </w:rPr>
+        <w:t xml:space="preserve"> </w:t>
+      </w:r>
+      <w:r>
+        <w:rPr>
+          <w:rStyle w:val="token"/>
+          <w:rFonts w:ascii="Times New Roman" w:hAnsi="Times New Roman" w:cs="Times New Roman"/>
+          <w:color w:val="A626A4"/>
+          <w:sz w:val="28"/>
+          <w:szCs w:val="28"/>
+          <w:lang w:val="en-US"/>
+        </w:rPr>
+        <w:t>void</w:t>
+      </w:r>
+      <w:r>
+        <w:rPr>
+          <w:rFonts w:ascii="Times New Roman" w:hAnsi="Times New Roman" w:cs="Times New Roman"/>
+          <w:color w:val="0F1115"/>
+          <w:sz w:val="28"/>
+          <w:szCs w:val="28"/>
+          <w:lang w:val="en-US"/>
+        </w:rPr>
+        <w:t xml:space="preserve"> </w:t>
+      </w:r>
+      <w:proofErr w:type="spellStart"/>
+      <w:r>
+        <w:rPr>
+          <w:rStyle w:val="token"/>
+          <w:rFonts w:ascii="Times New Roman" w:hAnsi="Times New Roman" w:cs="Times New Roman"/>
+          <w:color w:val="4078F2"/>
+          <w:sz w:val="28"/>
+          <w:szCs w:val="28"/>
+          <w:lang w:val="en-US"/>
+        </w:rPr>
+        <w:t>AddButton_Click</w:t>
+      </w:r>
+      <w:proofErr w:type="spellEnd"/>
+      <w:r>
+        <w:rPr>
+          <w:rStyle w:val="token"/>
+          <w:rFonts w:ascii="Times New Roman" w:hAnsi="Times New Roman" w:cs="Times New Roman"/>
+          <w:color w:val="383A42"/>
+          <w:sz w:val="28"/>
+          <w:szCs w:val="28"/>
+          <w:lang w:val="en-US"/>
+        </w:rPr>
+        <w:t>(</w:t>
+      </w:r>
+      <w:r>
+        <w:rPr>
+          <w:rStyle w:val="token"/>
+          <w:rFonts w:ascii="Times New Roman" w:hAnsi="Times New Roman" w:cs="Times New Roman"/>
+          <w:color w:val="A626A4"/>
+          <w:sz w:val="28"/>
+          <w:szCs w:val="28"/>
+          <w:lang w:val="en-US"/>
+        </w:rPr>
+        <w:t>object</w:t>
+      </w:r>
+      <w:r>
+        <w:rPr>
+          <w:rFonts w:ascii="Times New Roman" w:hAnsi="Times New Roman" w:cs="Times New Roman"/>
+          <w:color w:val="0F1115"/>
+          <w:sz w:val="28"/>
+          <w:szCs w:val="28"/>
+          <w:lang w:val="en-US"/>
+        </w:rPr>
+        <w:t xml:space="preserve"> sender</w:t>
+      </w:r>
+      <w:r>
+        <w:rPr>
+          <w:rStyle w:val="token"/>
+          <w:rFonts w:ascii="Times New Roman" w:hAnsi="Times New Roman" w:cs="Times New Roman"/>
+          <w:color w:val="383A42"/>
+          <w:sz w:val="28"/>
+          <w:szCs w:val="28"/>
+          <w:lang w:val="en-US"/>
+        </w:rPr>
+        <w:t>,</w:t>
+      </w:r>
+      <w:r>
+        <w:rPr>
+          <w:rFonts w:ascii="Times New Roman" w:hAnsi="Times New Roman" w:cs="Times New Roman"/>
+          <w:color w:val="0F1115"/>
+          <w:sz w:val="28"/>
+          <w:szCs w:val="28"/>
+          <w:lang w:val="en-US"/>
+        </w:rPr>
+        <w:t xml:space="preserve"> </w:t>
+      </w:r>
+      <w:proofErr w:type="spellStart"/>
+      <w:r>
+        <w:rPr>
+          <w:rStyle w:val="token"/>
+          <w:rFonts w:ascii="Times New Roman" w:hAnsi="Times New Roman" w:cs="Times New Roman"/>
+          <w:color w:val="B76B01"/>
+          <w:sz w:val="28"/>
+          <w:szCs w:val="28"/>
+          <w:lang w:val="en-US"/>
+        </w:rPr>
+        <w:t>EventArgs</w:t>
+      </w:r>
+      <w:proofErr w:type="spellEnd"/>
+      <w:r>
+        <w:rPr>
+          <w:rFonts w:ascii="Times New Roman" w:hAnsi="Times New Roman" w:cs="Times New Roman"/>
+          <w:color w:val="0F1115"/>
+          <w:sz w:val="28"/>
+          <w:szCs w:val="28"/>
+          <w:lang w:val="en-US"/>
+        </w:rPr>
+        <w:t xml:space="preserve"> e</w:t>
+      </w:r>
+      <w:r>
+        <w:rPr>
+          <w:rStyle w:val="token"/>
+          <w:rFonts w:ascii="Times New Roman" w:hAnsi="Times New Roman" w:cs="Times New Roman"/>
+          <w:color w:val="383A42"/>
+          <w:sz w:val="28"/>
+          <w:szCs w:val="28"/>
+          <w:lang w:val="en-US"/>
+        </w:rPr>
+        <w:t>)</w:t>
+      </w:r>
+    </w:p>
+    <w:p>
+      <w:pPr>
+        <w:pStyle w:val="HTML0"/>
+        <w:spacing w:line="360" w:lineRule="auto"/>
+        <w:ind w:firstLine="709"/>
+        <w:jc w:val="both"/>
+        <w:rPr>
+          <w:rFonts w:ascii="Times New Roman" w:hAnsi="Times New Roman" w:cs="Times New Roman"/>
+          <w:color w:val="0F1115"/>
+          <w:sz w:val="28"/>
+          <w:szCs w:val="28"/>
+          <w:lang w:val="en-US"/>
+        </w:rPr>
+      </w:pPr>
+      <w:r>
+        <w:rPr>
+          <w:rStyle w:val="token"/>
+          <w:rFonts w:ascii="Times New Roman" w:hAnsi="Times New Roman" w:cs="Times New Roman"/>
+          <w:color w:val="383A42"/>
+          <w:sz w:val="28"/>
+          <w:szCs w:val="28"/>
+          <w:lang w:val="en-US"/>
+        </w:rPr>
+        <w:t>{</w:t>
+      </w:r>
+    </w:p>
+    <w:p>
+      <w:pPr>
+        <w:pStyle w:val="HTML0"/>
+        <w:spacing w:line="360" w:lineRule="auto"/>
+        <w:ind w:firstLine="709"/>
+        <w:jc w:val="both"/>
+        <w:rPr>
+          <w:rFonts w:ascii="Times New Roman" w:hAnsi="Times New Roman" w:cs="Times New Roman"/>
+          <w:color w:val="0F1115"/>
+          <w:sz w:val="28"/>
+          <w:szCs w:val="28"/>
+          <w:lang w:val="en-US"/>
+        </w:rPr>
+      </w:pPr>
+      <w:r>
+        <w:rPr>
+          <w:rFonts w:ascii="Times New Roman" w:hAnsi="Times New Roman" w:cs="Times New Roman"/>
+          <w:color w:val="0F1115"/>
+          <w:sz w:val="28"/>
+          <w:szCs w:val="28"/>
+          <w:lang w:val="en-US"/>
+        </w:rPr>
+        <w:t xml:space="preserve">    </w:t>
+      </w:r>
+      <w:r>
+        <w:rPr>
+          <w:rStyle w:val="token"/>
+          <w:rFonts w:ascii="Times New Roman" w:hAnsi="Times New Roman" w:cs="Times New Roman"/>
+          <w:color w:val="B76B01"/>
+          <w:sz w:val="28"/>
+          <w:szCs w:val="28"/>
+          <w:lang w:val="en-US"/>
+        </w:rPr>
+        <w:t>Task</w:t>
+      </w:r>
+      <w:r>
+        <w:rPr>
+          <w:rFonts w:ascii="Times New Roman" w:hAnsi="Times New Roman" w:cs="Times New Roman"/>
+          <w:color w:val="0F1115"/>
+          <w:sz w:val="28"/>
+          <w:szCs w:val="28"/>
+          <w:lang w:val="en-US"/>
+        </w:rPr>
+        <w:t xml:space="preserve"> </w:t>
+      </w:r>
+      <w:proofErr w:type="spellStart"/>
+      <w:r>
+        <w:rPr>
+          <w:rFonts w:ascii="Times New Roman" w:hAnsi="Times New Roman" w:cs="Times New Roman"/>
+          <w:color w:val="0F1115"/>
+          <w:sz w:val="28"/>
+          <w:szCs w:val="28"/>
+          <w:lang w:val="en-US"/>
+        </w:rPr>
+        <w:t>newTask</w:t>
+      </w:r>
+      <w:proofErr w:type="spellEnd"/>
+      <w:r>
+        <w:rPr>
+          <w:rFonts w:ascii="Times New Roman" w:hAnsi="Times New Roman" w:cs="Times New Roman"/>
+          <w:color w:val="0F1115"/>
+          <w:sz w:val="28"/>
+          <w:szCs w:val="28"/>
+          <w:lang w:val="en-US"/>
+        </w:rPr>
+        <w:t xml:space="preserve"> </w:t>
+      </w:r>
+      <w:r>
+        <w:rPr>
+          <w:rStyle w:val="token"/>
+          <w:rFonts w:ascii="Times New Roman" w:hAnsi="Times New Roman" w:cs="Times New Roman"/>
+          <w:color w:val="4078F2"/>
+          <w:sz w:val="28"/>
+          <w:szCs w:val="28"/>
+          <w:lang w:val="en-US"/>
+        </w:rPr>
+        <w:t>=</w:t>
+      </w:r>
+      <w:r>
+        <w:rPr>
+          <w:rFonts w:ascii="Times New Roman" w:hAnsi="Times New Roman" w:cs="Times New Roman"/>
+          <w:color w:val="0F1115"/>
+          <w:sz w:val="28"/>
+          <w:szCs w:val="28"/>
+          <w:lang w:val="en-US"/>
+        </w:rPr>
+        <w:t xml:space="preserve"> </w:t>
+      </w:r>
+      <w:r>
+        <w:rPr>
+          <w:rStyle w:val="token"/>
+          <w:rFonts w:ascii="Times New Roman" w:hAnsi="Times New Roman" w:cs="Times New Roman"/>
+          <w:color w:val="A626A4"/>
+          <w:sz w:val="28"/>
+          <w:szCs w:val="28"/>
+          <w:lang w:val="en-US"/>
+        </w:rPr>
+        <w:t>new</w:t>
+      </w:r>
+      <w:r>
+        <w:rPr>
+          <w:rFonts w:ascii="Times New Roman" w:hAnsi="Times New Roman" w:cs="Times New Roman"/>
+          <w:color w:val="0F1115"/>
+          <w:sz w:val="28"/>
+          <w:szCs w:val="28"/>
+          <w:lang w:val="en-US"/>
+        </w:rPr>
+        <w:t xml:space="preserve"> </w:t>
+      </w:r>
+      <w:r>
+        <w:rPr>
+          <w:rStyle w:val="token"/>
+          <w:rFonts w:ascii="Times New Roman" w:hAnsi="Times New Roman" w:cs="Times New Roman"/>
+          <w:color w:val="B76B01"/>
+          <w:sz w:val="28"/>
+          <w:szCs w:val="28"/>
+          <w:lang w:val="en-US"/>
+        </w:rPr>
+        <w:t>Task</w:t>
+      </w:r>
+    </w:p>
+    <w:p>
+      <w:pPr>
+        <w:pStyle w:val="HTML0"/>
+        <w:spacing w:line="360" w:lineRule="auto"/>
+        <w:ind w:firstLine="709"/>
+        <w:jc w:val="both"/>
+        <w:rPr>
+          <w:rFonts w:ascii="Times New Roman" w:hAnsi="Times New Roman" w:cs="Times New Roman"/>
+          <w:color w:val="0F1115"/>
+          <w:sz w:val="28"/>
+          <w:szCs w:val="28"/>
+          <w:lang w:val="en-US"/>
+        </w:rPr>
+      </w:pPr>
+      <w:r>
+        <w:rPr>
+          <w:rFonts w:ascii="Times New Roman" w:hAnsi="Times New Roman" w:cs="Times New Roman"/>
+          <w:color w:val="0F1115"/>
+          <w:sz w:val="28"/>
+          <w:szCs w:val="28"/>
+          <w:lang w:val="en-US"/>
+        </w:rPr>
+        <w:t xml:space="preserve">    </w:t>
+      </w:r>
+      <w:r>
+        <w:rPr>
+          <w:rStyle w:val="token"/>
+          <w:rFonts w:ascii="Times New Roman" w:hAnsi="Times New Roman" w:cs="Times New Roman"/>
+          <w:color w:val="383A42"/>
+          <w:sz w:val="28"/>
+          <w:szCs w:val="28"/>
+          <w:lang w:val="en-US"/>
+        </w:rPr>
+        <w:t>{</w:t>
+      </w:r>
+    </w:p>
+    <w:p>
+      <w:pPr>
+        <w:pStyle w:val="HTML0"/>
+        <w:spacing w:line="360" w:lineRule="auto"/>
+        <w:ind w:firstLine="709"/>
+        <w:jc w:val="both"/>
+        <w:rPr>
+          <w:rFonts w:ascii="Times New Roman" w:hAnsi="Times New Roman" w:cs="Times New Roman"/>
+          <w:color w:val="0F1115"/>
+          <w:sz w:val="28"/>
+          <w:szCs w:val="28"/>
+          <w:lang w:val="en-US"/>
+        </w:rPr>
+      </w:pPr>
+      <w:r>
+        <w:rPr>
+          <w:rFonts w:ascii="Times New Roman" w:hAnsi="Times New Roman" w:cs="Times New Roman"/>
+          <w:color w:val="0F1115"/>
+          <w:sz w:val="28"/>
+          <w:szCs w:val="28"/>
+          <w:lang w:val="en-US"/>
+        </w:rPr>
+        <w:t xml:space="preserve">        Title </w:t>
+      </w:r>
+      <w:r>
+        <w:rPr>
+          <w:rStyle w:val="token"/>
+          <w:rFonts w:ascii="Times New Roman" w:hAnsi="Times New Roman" w:cs="Times New Roman"/>
+          <w:color w:val="4078F2"/>
+          <w:sz w:val="28"/>
+          <w:szCs w:val="28"/>
+          <w:lang w:val="en-US"/>
+        </w:rPr>
+        <w:t>=</w:t>
+      </w:r>
+      <w:r>
+        <w:rPr>
+          <w:rFonts w:ascii="Times New Roman" w:hAnsi="Times New Roman" w:cs="Times New Roman"/>
+          <w:color w:val="0F1115"/>
+          <w:sz w:val="28"/>
+          <w:szCs w:val="28"/>
+          <w:lang w:val="en-US"/>
+        </w:rPr>
+        <w:t xml:space="preserve"> </w:t>
+      </w:r>
+      <w:proofErr w:type="spellStart"/>
+      <w:r>
+        <w:rPr>
+          <w:rFonts w:ascii="Times New Roman" w:hAnsi="Times New Roman" w:cs="Times New Roman"/>
+          <w:color w:val="0F1115"/>
+          <w:sz w:val="28"/>
+          <w:szCs w:val="28"/>
+          <w:lang w:val="en-US"/>
+        </w:rPr>
+        <w:t>titleTextBox</w:t>
+      </w:r>
+      <w:r>
+        <w:rPr>
+          <w:rStyle w:val="token"/>
+          <w:rFonts w:ascii="Times New Roman" w:hAnsi="Times New Roman" w:cs="Times New Roman"/>
+          <w:color w:val="383A42"/>
+          <w:sz w:val="28"/>
+          <w:szCs w:val="28"/>
+          <w:lang w:val="en-US"/>
+        </w:rPr>
+        <w:t>.</w:t>
+      </w:r>
+      <w:r>
+        <w:rPr>
+          <w:rFonts w:ascii="Times New Roman" w:hAnsi="Times New Roman" w:cs="Times New Roman"/>
+          <w:color w:val="0F1115"/>
+          <w:sz w:val="28"/>
+          <w:szCs w:val="28"/>
+          <w:lang w:val="en-US"/>
+        </w:rPr>
+        <w:t>Text</w:t>
+      </w:r>
+      <w:proofErr w:type="spellEnd"/>
+      <w:r>
+        <w:rPr>
+          <w:rStyle w:val="token"/>
+          <w:rFonts w:ascii="Times New Roman" w:hAnsi="Times New Roman" w:cs="Times New Roman"/>
+          <w:color w:val="383A42"/>
+          <w:sz w:val="28"/>
+          <w:szCs w:val="28"/>
+          <w:lang w:val="en-US"/>
+        </w:rPr>
+        <w:t>,</w:t>
+      </w:r>
+    </w:p>
+    <w:p>
+      <w:pPr>
+        <w:pStyle w:val="HTML0"/>
+        <w:spacing w:line="360" w:lineRule="auto"/>
+        <w:ind w:firstLine="709"/>
+        <w:jc w:val="both"/>
+        <w:rPr>
+          <w:rFonts w:ascii="Times New Roman" w:hAnsi="Times New Roman" w:cs="Times New Roman"/>
+          <w:color w:val="0F1115"/>
+          <w:sz w:val="28"/>
+          <w:szCs w:val="28"/>
+          <w:lang w:val="en-US"/>
+        </w:rPr>
+      </w:pPr>
+      <w:r>
+        <w:rPr>
+          <w:rFonts w:ascii="Times New Roman" w:hAnsi="Times New Roman" w:cs="Times New Roman"/>
+          <w:color w:val="0F1115"/>
+          <w:sz w:val="28"/>
+          <w:szCs w:val="28"/>
+          <w:lang w:val="en-US"/>
+        </w:rPr>
+        <w:t xml:space="preserve">        Description </w:t>
+      </w:r>
+      <w:r>
+        <w:rPr>
+          <w:rStyle w:val="token"/>
+          <w:rFonts w:ascii="Times New Roman" w:hAnsi="Times New Roman" w:cs="Times New Roman"/>
+          <w:color w:val="4078F2"/>
+          <w:sz w:val="28"/>
+          <w:szCs w:val="28"/>
+          <w:lang w:val="en-US"/>
+        </w:rPr>
+        <w:t>=</w:t>
+      </w:r>
+      <w:r>
+        <w:rPr>
+          <w:rFonts w:ascii="Times New Roman" w:hAnsi="Times New Roman" w:cs="Times New Roman"/>
+          <w:color w:val="0F1115"/>
+          <w:sz w:val="28"/>
+          <w:szCs w:val="28"/>
+          <w:lang w:val="en-US"/>
+        </w:rPr>
+        <w:t xml:space="preserve"> </w:t>
+      </w:r>
+      <w:proofErr w:type="spellStart"/>
+      <w:r>
+        <w:rPr>
+          <w:rFonts w:ascii="Times New Roman" w:hAnsi="Times New Roman" w:cs="Times New Roman"/>
+          <w:color w:val="0F1115"/>
+          <w:sz w:val="28"/>
+          <w:szCs w:val="28"/>
+          <w:lang w:val="en-US"/>
+        </w:rPr>
+        <w:t>descriptionTextBox</w:t>
+      </w:r>
+      <w:r>
+        <w:rPr>
+          <w:rStyle w:val="token"/>
+          <w:rFonts w:ascii="Times New Roman" w:hAnsi="Times New Roman" w:cs="Times New Roman"/>
+          <w:color w:val="383A42"/>
+          <w:sz w:val="28"/>
+          <w:szCs w:val="28"/>
+          <w:lang w:val="en-US"/>
+        </w:rPr>
+        <w:t>.</w:t>
+      </w:r>
+      <w:r>
+        <w:rPr>
+          <w:rFonts w:ascii="Times New Roman" w:hAnsi="Times New Roman" w:cs="Times New Roman"/>
+          <w:color w:val="0F1115"/>
+          <w:sz w:val="28"/>
+          <w:szCs w:val="28"/>
+          <w:lang w:val="en-US"/>
+        </w:rPr>
+        <w:t>Text</w:t>
+      </w:r>
+      <w:proofErr w:type="spellEnd"/>
+      <w:r>
+        <w:rPr>
+          <w:rStyle w:val="token"/>
+          <w:rFonts w:ascii="Times New Roman" w:hAnsi="Times New Roman" w:cs="Times New Roman"/>
+          <w:color w:val="383A42"/>
+          <w:sz w:val="28"/>
+          <w:szCs w:val="28"/>
+          <w:lang w:val="en-US"/>
+        </w:rPr>
+        <w:t>,</w:t>
+      </w:r>
+    </w:p>
+    <w:p>
+      <w:pPr>
+        <w:pStyle w:val="HTML0"/>
+        <w:spacing w:line="360" w:lineRule="auto"/>
+        <w:ind w:firstLine="709"/>
+        <w:jc w:val="both"/>
+        <w:rPr>
+          <w:rFonts w:ascii="Times New Roman" w:hAnsi="Times New Roman" w:cs="Times New Roman"/>
+          <w:color w:val="0F1115"/>
+          <w:sz w:val="28"/>
+          <w:szCs w:val="28"/>
+          <w:lang w:val="en-US"/>
+        </w:rPr>
+      </w:pPr>
+      <w:r>
+        <w:rPr>
+          <w:rFonts w:ascii="Times New Roman" w:hAnsi="Times New Roman" w:cs="Times New Roman"/>
+          <w:color w:val="0F1115"/>
+          <w:sz w:val="28"/>
+          <w:szCs w:val="28"/>
+          <w:lang w:val="en-US"/>
+        </w:rPr>
+        <w:t xml:space="preserve">        </w:t>
+      </w:r>
+      <w:proofErr w:type="spellStart"/>
+      <w:r>
+        <w:rPr>
+          <w:rFonts w:ascii="Times New Roman" w:hAnsi="Times New Roman" w:cs="Times New Roman"/>
+          <w:color w:val="0F1115"/>
+          <w:sz w:val="28"/>
+          <w:szCs w:val="28"/>
+          <w:lang w:val="en-US"/>
+        </w:rPr>
+        <w:t>IsCompleted</w:t>
+      </w:r>
+      <w:proofErr w:type="spellEnd"/>
+      <w:r>
+        <w:rPr>
+          <w:rFonts w:ascii="Times New Roman" w:hAnsi="Times New Roman" w:cs="Times New Roman"/>
+          <w:color w:val="0F1115"/>
+          <w:sz w:val="28"/>
+          <w:szCs w:val="28"/>
+          <w:lang w:val="en-US"/>
+        </w:rPr>
+        <w:t xml:space="preserve"> </w:t>
+      </w:r>
+      <w:r>
+        <w:rPr>
+          <w:rStyle w:val="token"/>
+          <w:rFonts w:ascii="Times New Roman" w:hAnsi="Times New Roman" w:cs="Times New Roman"/>
+          <w:color w:val="4078F2"/>
+          <w:sz w:val="28"/>
+          <w:szCs w:val="28"/>
+          <w:lang w:val="en-US"/>
+        </w:rPr>
+        <w:t>=</w:t>
+      </w:r>
+      <w:r>
+        <w:rPr>
+          <w:rFonts w:ascii="Times New Roman" w:hAnsi="Times New Roman" w:cs="Times New Roman"/>
+          <w:color w:val="0F1115"/>
+          <w:sz w:val="28"/>
+          <w:szCs w:val="28"/>
+          <w:lang w:val="en-US"/>
+        </w:rPr>
+        <w:t xml:space="preserve"> </w:t>
+      </w:r>
+      <w:r>
+        <w:rPr>
+          <w:rStyle w:val="token"/>
+          <w:rFonts w:ascii="Times New Roman" w:hAnsi="Times New Roman" w:cs="Times New Roman"/>
+          <w:color w:val="B76B01"/>
+          <w:sz w:val="28"/>
+          <w:szCs w:val="28"/>
+          <w:lang w:val="en-US"/>
+        </w:rPr>
+        <w:t>false</w:t>
+      </w:r>
+    </w:p>
+    <w:p>
+      <w:pPr>
+        <w:pStyle w:val="HTML0"/>
+        <w:spacing w:line="360" w:lineRule="auto"/>
+        <w:ind w:firstLine="709"/>
+        <w:jc w:val="both"/>
+        <w:rPr>
+          <w:rFonts w:ascii="Times New Roman" w:hAnsi="Times New Roman" w:cs="Times New Roman"/>
+          <w:color w:val="0F1115"/>
+          <w:sz w:val="28"/>
+          <w:szCs w:val="28"/>
+          <w:lang w:val="en-US"/>
+        </w:rPr>
+      </w:pPr>
+      <w:r>
+        <w:rPr>
+          <w:rFonts w:ascii="Times New Roman" w:hAnsi="Times New Roman" w:cs="Times New Roman"/>
+          <w:color w:val="0F1115"/>
+          <w:sz w:val="28"/>
+          <w:szCs w:val="28"/>
+          <w:lang w:val="en-US"/>
+        </w:rPr>
+        <w:t xml:space="preserve">    </w:t>
+      </w:r>
+      <w:r>
+        <w:rPr>
+          <w:rStyle w:val="token"/>
+          <w:rFonts w:ascii="Times New Roman" w:hAnsi="Times New Roman" w:cs="Times New Roman"/>
+          <w:color w:val="383A42"/>
+          <w:sz w:val="28"/>
+          <w:szCs w:val="28"/>
+          <w:lang w:val="en-US"/>
+        </w:rPr>
+        <w:t>};</w:t>
+      </w:r>
+    </w:p>
+    <w:p>
+      <w:pPr>
+        <w:pStyle w:val="HTML0"/>
+        <w:spacing w:line="360" w:lineRule="auto"/>
+        <w:ind w:firstLine="709"/>
+        <w:jc w:val="both"/>
+        <w:rPr>
+          <w:rFonts w:ascii="Times New Roman" w:hAnsi="Times New Roman" w:cs="Times New Roman"/>
+          <w:color w:val="0F1115"/>
+          <w:sz w:val="28"/>
+          <w:szCs w:val="28"/>
+          <w:lang w:val="en-US"/>
+        </w:rPr>
+      </w:pPr>
+      <w:r>
+        <w:rPr>
+          <w:rFonts w:ascii="Times New Roman" w:hAnsi="Times New Roman" w:cs="Times New Roman"/>
+          <w:color w:val="0F1115"/>
+          <w:sz w:val="28"/>
+          <w:szCs w:val="28"/>
+          <w:lang w:val="en-US"/>
+        </w:rPr>
+        <w:t xml:space="preserve">    </w:t>
+      </w:r>
+      <w:proofErr w:type="spellStart"/>
+      <w:proofErr w:type="gramStart"/>
+      <w:r>
+        <w:rPr>
+          <w:rFonts w:ascii="Times New Roman" w:hAnsi="Times New Roman" w:cs="Times New Roman"/>
+          <w:color w:val="0F1115"/>
+          <w:sz w:val="28"/>
+          <w:szCs w:val="28"/>
+          <w:lang w:val="en-US"/>
+        </w:rPr>
+        <w:t>taskManager</w:t>
+      </w:r>
+      <w:r>
+        <w:rPr>
+          <w:rStyle w:val="token"/>
+          <w:rFonts w:ascii="Times New Roman" w:hAnsi="Times New Roman" w:cs="Times New Roman"/>
+          <w:color w:val="383A42"/>
+          <w:sz w:val="28"/>
+          <w:szCs w:val="28"/>
+          <w:lang w:val="en-US"/>
+        </w:rPr>
+        <w:t>.</w:t>
+      </w:r>
+      <w:r>
+        <w:rPr>
+          <w:rStyle w:val="token"/>
+          <w:rFonts w:ascii="Times New Roman" w:hAnsi="Times New Roman" w:cs="Times New Roman"/>
+          <w:color w:val="4078F2"/>
+          <w:sz w:val="28"/>
+          <w:szCs w:val="28"/>
+          <w:lang w:val="en-US"/>
+        </w:rPr>
+        <w:t>AddTask</w:t>
+      </w:r>
+      <w:proofErr w:type="spellEnd"/>
+      <w:r>
+        <w:rPr>
+          <w:rStyle w:val="token"/>
+          <w:rFonts w:ascii="Times New Roman" w:hAnsi="Times New Roman" w:cs="Times New Roman"/>
+          <w:color w:val="383A42"/>
+          <w:sz w:val="28"/>
+          <w:szCs w:val="28"/>
+          <w:lang w:val="en-US"/>
+        </w:rPr>
+        <w:t>(</w:t>
+      </w:r>
+      <w:proofErr w:type="spellStart"/>
+      <w:proofErr w:type="gramEnd"/>
+      <w:r>
+        <w:rPr>
+          <w:rFonts w:ascii="Times New Roman" w:hAnsi="Times New Roman" w:cs="Times New Roman"/>
+          <w:color w:val="0F1115"/>
+          <w:sz w:val="28"/>
+          <w:szCs w:val="28"/>
+          <w:lang w:val="en-US"/>
+        </w:rPr>
+        <w:t>newTask</w:t>
+      </w:r>
+      <w:proofErr w:type="spellEnd"/>
+      <w:r>
+        <w:rPr>
+          <w:rStyle w:val="token"/>
+          <w:rFonts w:ascii="Times New Roman" w:hAnsi="Times New Roman" w:cs="Times New Roman"/>
+          <w:color w:val="383A42"/>
+          <w:sz w:val="28"/>
+          <w:szCs w:val="28"/>
+          <w:lang w:val="en-US"/>
+        </w:rPr>
+        <w:t>);</w:t>
+      </w:r>
+    </w:p>
+    <w:p>
+      <w:pPr>
+        <w:pStyle w:val="HTML0"/>
+        <w:spacing w:line="360" w:lineRule="auto"/>
+        <w:ind w:firstLine="709"/>
+        <w:jc w:val="both"/>
+        <w:rPr>
+          <w:rFonts w:ascii="Times New Roman" w:hAnsi="Times New Roman" w:cs="Times New Roman"/>
+          <w:color w:val="0F1115"/>
+          <w:sz w:val="28"/>
+          <w:szCs w:val="28"/>
+          <w:lang w:val="en-US"/>
+        </w:rPr>
+      </w:pPr>
+      <w:r>
+        <w:rPr>
+          <w:rFonts w:ascii="Times New Roman" w:hAnsi="Times New Roman" w:cs="Times New Roman"/>
+          <w:color w:val="0F1115"/>
+          <w:sz w:val="28"/>
+          <w:szCs w:val="28"/>
+          <w:lang w:val="en-US"/>
+        </w:rPr>
+        <w:t xml:space="preserve">    </w:t>
+      </w:r>
+      <w:proofErr w:type="spellStart"/>
+      <w:proofErr w:type="gramStart"/>
+      <w:r>
+        <w:rPr>
+          <w:rStyle w:val="token"/>
+          <w:rFonts w:ascii="Times New Roman" w:hAnsi="Times New Roman" w:cs="Times New Roman"/>
+          <w:color w:val="4078F2"/>
+          <w:sz w:val="28"/>
+          <w:szCs w:val="28"/>
+          <w:lang w:val="en-US"/>
+        </w:rPr>
+        <w:t>UpdateTaskList</w:t>
+      </w:r>
+      <w:proofErr w:type="spellEnd"/>
+      <w:r>
+        <w:rPr>
+          <w:rStyle w:val="token"/>
+          <w:rFonts w:ascii="Times New Roman" w:hAnsi="Times New Roman" w:cs="Times New Roman"/>
+          <w:color w:val="383A42"/>
+          <w:sz w:val="28"/>
+          <w:szCs w:val="28"/>
+          <w:lang w:val="en-US"/>
+        </w:rPr>
+        <w:t>(</w:t>
+      </w:r>
+      <w:proofErr w:type="gramEnd"/>
+      <w:r>
+        <w:rPr>
+          <w:rStyle w:val="token"/>
+          <w:rFonts w:ascii="Times New Roman" w:hAnsi="Times New Roman" w:cs="Times New Roman"/>
+          <w:color w:val="383A42"/>
+          <w:sz w:val="28"/>
+          <w:szCs w:val="28"/>
+          <w:lang w:val="en-US"/>
+        </w:rPr>
+        <w:t>);}</w:t>
+      </w:r>
+    </w:p>
+    <w:p>
+      <w:pPr>
+        <w:pStyle w:val="2222222222222"/>
+        <w:rPr>
+          <w:lang w:val="en-US"/>
+        </w:rPr>
+      </w:pPr>
+    </w:p>
+    <w:p>
+      <w:pPr>
+        <w:pStyle w:val="2222222222222"/>
+        <w:rPr>
+          <w:i/>
+          <w:lang w:val="en-US"/>
+        </w:rPr>
+      </w:pPr>
+      <w:proofErr w:type="gramStart"/>
+      <w:r>
+        <w:rPr>
+          <w:lang w:val="en-US"/>
+        </w:rPr>
+        <w:t>2.3</w:t>
+      </w:r>
+      <w:proofErr w:type="gramEnd"/>
+      <w:r>
+        <w:rPr>
+          <w:lang w:val="en-US"/>
+        </w:rPr>
+        <w:t xml:space="preserve"> </w:t>
+      </w:r>
+      <w:r>
+        <w:t>Удаление</w:t>
+      </w:r>
+      <w:r>
+        <w:rPr>
+          <w:lang w:val="en-US"/>
+        </w:rPr>
+        <w:t xml:space="preserve"> </w:t>
+      </w:r>
+      <w:r>
+        <w:t>задачи</w:t>
       </w:r>
     </w:p>
     <w:p>
@@ -3660,7 +3797,51 @@
         <w:pStyle w:val="ds-markdown-paragraph"/>
         <w:shd w:val="clear" w:color="auto" w:fill="FFFFFF"/>
         <w:spacing w:before="0" w:beforeAutospacing="0" w:after="0" w:afterAutospacing="0" w:line="360" w:lineRule="auto"/>
-        <w:ind w:right="283" w:firstLine="709"/>
+        <w:ind w:firstLine="709"/>
+        <w:jc w:val="both"/>
+        <w:rPr>
+          <w:color w:val="0F1115"/>
+          <w:sz w:val="28"/>
+          <w:szCs w:val="28"/>
+        </w:rPr>
+      </w:pPr>
+      <w:r>
+        <w:rPr>
+          <w:color w:val="0F1115"/>
+          <w:sz w:val="28"/>
+          <w:szCs w:val="28"/>
+        </w:rPr>
+        <w:t>Для удаления задачи пользователь выделяет её в списке и нажимает кнопку «Удалить».</w:t>
+      </w:r>
+    </w:p>
+    <w:p>
+      <w:pPr>
+        <w:pStyle w:val="ds-markdown-paragraph"/>
+        <w:shd w:val="clear" w:color="auto" w:fill="FFFFFF"/>
+        <w:spacing w:before="0" w:beforeAutospacing="0" w:after="0" w:afterAutospacing="0" w:line="360" w:lineRule="auto"/>
+        <w:ind w:firstLine="709"/>
+        <w:jc w:val="both"/>
+        <w:rPr>
+          <w:color w:val="0F1115"/>
+          <w:sz w:val="28"/>
+          <w:szCs w:val="28"/>
+        </w:rPr>
+      </w:pPr>
+      <w:r>
+        <w:rPr>
+          <w:color w:val="0F1115"/>
+          <w:sz w:val="28"/>
+          <w:szCs w:val="28"/>
+        </w:rPr>
+        <w:t>На рисунке 4 представлен выбор задачи для удаления.</w:t>
+      </w:r>
+    </w:p>
+    <w:p>
+      <w:pPr>
+        <w:pStyle w:val="ds-markdown-paragraph"/>
+        <w:shd w:val="clear" w:color="auto" w:fill="FFFFFF"/>
+        <w:spacing w:before="0" w:beforeAutospacing="0" w:after="0" w:afterAutospacing="0" w:line="360" w:lineRule="auto"/>
+        <w:ind w:firstLine="709"/>
         <w:jc w:val="center"/>
         <w:rPr>
           <w:rStyle w:val="af0"/>
@@ -3679,8 +3860,8 @@
         </w:rPr>
         <w:drawing>
           <wp:inline distT="0" distB="0" distL="0" distR="0" wp14:anchorId="09D3CDF2" wp14:editId="4AF21575">
-            <wp:extent cx="2852382" cy="2198710"/>
-            <wp:effectExtent l="0" t="0" r="5715" b="0"/>
+            <wp:extent cx="3231505" cy="2490951"/>
+            <wp:effectExtent l="0" t="0" r="7620" b="5080"/>
             <wp:docPr id="7" name="Рисунок 7"/>
             <wp:cNvGraphicFramePr>
               <a:graphicFrameLocks xmlns:a="http://schemas.openxmlformats.org/drawingml/2006/main" noChangeAspect="1"/>
@@ -3701,7 +3882,7 @@
                   <pic:spPr>
                     <a:xfrm>
                       <a:off x="0" y="0"/>
-                      <a:ext cx="2863250" cy="2207088"/>
+                      <a:ext cx="3247059" cy="2502941"/>
                     </a:xfrm>
                     <a:prstGeom prst="rect">
                       <a:avLst/>
@@ -3719,7 +3900,7 @@
         <w:pStyle w:val="ds-markdown-paragraph"/>
         <w:shd w:val="clear" w:color="auto" w:fill="FFFFFF"/>
         <w:spacing w:before="0" w:beforeAutospacing="0" w:after="0" w:afterAutospacing="0" w:line="360" w:lineRule="auto"/>
-        <w:ind w:right="283" w:firstLine="709"/>
+        <w:ind w:firstLine="709"/>
         <w:jc w:val="center"/>
         <w:rPr>
           <w:rStyle w:val="af0"/>
@@ -3745,7 +3926,7 @@
         <w:pStyle w:val="ds-markdown-paragraph"/>
         <w:shd w:val="clear" w:color="auto" w:fill="FFFFFF"/>
         <w:spacing w:before="0" w:beforeAutospacing="0" w:after="0" w:afterAutospacing="0" w:line="360" w:lineRule="auto"/>
-        <w:ind w:right="283" w:firstLine="709"/>
+        <w:ind w:firstLine="709"/>
         <w:jc w:val="center"/>
         <w:rPr>
           <w:color w:val="0F1115"/>
@@ -3757,7 +3938,6 @@
     <w:p>
       <w:pPr>
         <w:pStyle w:val="2222222222222"/>
-        <w:ind w:right="283"/>
         <w:rPr>
           <w:i/>
         </w:rPr>
@@ -3774,7 +3954,7 @@
         <w:pStyle w:val="ds-markdown-paragraph"/>
         <w:shd w:val="clear" w:color="auto" w:fill="FFFFFF"/>
         <w:spacing w:before="0" w:beforeAutospacing="0" w:after="0" w:afterAutospacing="0" w:line="360" w:lineRule="auto"/>
-        <w:ind w:right="283" w:firstLine="709"/>
+        <w:ind w:firstLine="709"/>
         <w:jc w:val="both"/>
         <w:rPr>
           <w:color w:val="0F1115"/>
@@ -3804,7 +3984,45 @@
         <w:pStyle w:val="ds-markdown-paragraph"/>
         <w:shd w:val="clear" w:color="auto" w:fill="FFFFFF"/>
         <w:spacing w:before="0" w:beforeAutospacing="0" w:after="0" w:afterAutospacing="0" w:line="360" w:lineRule="auto"/>
-        <w:ind w:right="283" w:firstLine="709"/>
+        <w:ind w:firstLine="709"/>
+        <w:jc w:val="both"/>
+        <w:rPr>
+          <w:color w:val="0F1115"/>
+          <w:sz w:val="28"/>
+          <w:szCs w:val="28"/>
+        </w:rPr>
+      </w:pPr>
+      <w:r>
+        <w:rPr>
+          <w:color w:val="0F1115"/>
+          <w:sz w:val="28"/>
+          <w:szCs w:val="28"/>
+        </w:rPr>
+        <w:t>На рисунке 5 представле</w:t>
+      </w:r>
+      <w:r>
+        <w:rPr>
+          <w:color w:val="0F1115"/>
+          <w:sz w:val="28"/>
+          <w:szCs w:val="28"/>
+        </w:rPr>
+        <w:t>но</w:t>
+      </w:r>
+      <w:r>
+        <w:rPr>
+          <w:color w:val="0F1115"/>
+          <w:sz w:val="28"/>
+          <w:szCs w:val="28"/>
+        </w:rPr>
+        <w:t xml:space="preserve"> отображение выполненной задачи.</w:t>
+      </w:r>
+    </w:p>
+    <w:p>
+      <w:pPr>
+        <w:pStyle w:val="ds-markdown-paragraph"/>
+        <w:shd w:val="clear" w:color="auto" w:fill="FFFFFF"/>
+        <w:spacing w:before="0" w:beforeAutospacing="0" w:after="0" w:afterAutospacing="0" w:line="360" w:lineRule="auto"/>
+        <w:ind w:firstLine="709"/>
         <w:jc w:val="center"/>
         <w:rPr>
           <w:rStyle w:val="af0"/>
@@ -3823,8 +4041,8 @@
         </w:rPr>
         <w:drawing>
           <wp:inline distT="0" distB="0" distL="0" distR="0" wp14:anchorId="2ECDE247" wp14:editId="4B96C0B7">
-            <wp:extent cx="2961564" cy="1569986"/>
-            <wp:effectExtent l="0" t="0" r="0" b="0"/>
+            <wp:extent cx="3330825" cy="1765738"/>
+            <wp:effectExtent l="0" t="0" r="3175" b="6350"/>
             <wp:docPr id="8" name="Рисунок 8"/>
             <wp:cNvGraphicFramePr>
               <a:graphicFrameLocks xmlns:a="http://schemas.openxmlformats.org/drawingml/2006/main" noChangeAspect="1"/>
@@ -3845,7 +4063,7 @@
                   <pic:spPr>
                     <a:xfrm>
                       <a:off x="0" y="0"/>
-                      <a:ext cx="2967316" cy="1573035"/>
+                      <a:ext cx="3344003" cy="1772724"/>
                     </a:xfrm>
                     <a:prstGeom prst="rect">
                       <a:avLst/>
@@ -3863,7 +4081,7 @@
         <w:pStyle w:val="ds-markdown-paragraph"/>
         <w:shd w:val="clear" w:color="auto" w:fill="FFFFFF"/>
         <w:spacing w:before="0" w:beforeAutospacing="0" w:after="0" w:afterAutospacing="0" w:line="360" w:lineRule="auto"/>
-        <w:ind w:right="283" w:firstLine="709"/>
+        <w:ind w:firstLine="709"/>
         <w:jc w:val="center"/>
         <w:rPr>
           <w:b/>
@@ -3885,25 +4103,7 @@
     </w:p>
     <w:p>
       <w:pPr>
-        <w:pStyle w:val="4"/>
-        <w:shd w:val="clear" w:color="auto" w:fill="FFFFFF"/>
-        <w:spacing w:before="0" w:line="360" w:lineRule="auto"/>
-        <w:ind w:right="283" w:firstLine="709"/>
-        <w:jc w:val="both"/>
-        <w:rPr>
-          <w:rFonts w:ascii="Times New Roman" w:hAnsi="Times New Roman" w:cs="Times New Roman"/>
-          <w:b/>
-          <w:i w:val="0"/>
-          <w:color w:val="0F1115"/>
-          <w:sz w:val="28"/>
-          <w:szCs w:val="28"/>
-        </w:rPr>
-      </w:pPr>
-    </w:p>
-    <w:p>
-      <w:pPr>
         <w:pStyle w:val="2222222222222"/>
-        <w:ind w:right="283"/>
         <w:rPr>
           <w:i/>
         </w:rPr>
@@ -3917,7 +4117,73 @@
         <w:pStyle w:val="ds-markdown-paragraph"/>
         <w:shd w:val="clear" w:color="auto" w:fill="FFFFFF"/>
         <w:spacing w:before="0" w:beforeAutospacing="0" w:after="0" w:afterAutospacing="0" w:line="360" w:lineRule="auto"/>
-        <w:ind w:right="283" w:firstLine="709"/>
+        <w:ind w:firstLine="709"/>
+        <w:jc w:val="both"/>
+        <w:rPr>
+          <w:color w:val="0F1115"/>
+          <w:sz w:val="28"/>
+          <w:szCs w:val="28"/>
+        </w:rPr>
+      </w:pPr>
+      <w:r>
+        <w:rPr>
+          <w:color w:val="0F1115"/>
+          <w:sz w:val="28"/>
+          <w:szCs w:val="28"/>
+        </w:rPr>
+        <w:t>Все задачи автоматически сохраняются в файл </w:t>
+      </w:r>
+      <w:proofErr w:type="spellStart"/>
+      <w:r>
+        <w:rPr>
+          <w:rStyle w:val="HTML"/>
+          <w:rFonts w:ascii="Times New Roman" w:hAnsi="Times New Roman" w:cs="Times New Roman"/>
+          <w:color w:val="0F1115"/>
+          <w:sz w:val="28"/>
+          <w:szCs w:val="28"/>
+          <w:shd w:val="clear" w:color="auto" w:fill="EBEEF2"/>
+        </w:rPr>
+        <w:t>tasks</w:t>
+      </w:r>
+      <w:proofErr w:type="spellEnd"/>
+      <w:r>
+        <w:rPr>
+          <w:rStyle w:val="HTML"/>
+          <w:rFonts w:ascii="Times New Roman" w:hAnsi="Times New Roman" w:cs="Times New Roman"/>
+          <w:color w:val="0F1115"/>
+          <w:sz w:val="28"/>
+          <w:szCs w:val="28"/>
+          <w:shd w:val="clear" w:color="auto" w:fill="EBEEF2"/>
+        </w:rPr>
+        <w:t>.</w:t>
+      </w:r>
+      <w:r>
+        <w:rPr>
+          <w:rStyle w:val="HTML"/>
+          <w:rFonts w:ascii="Times New Roman" w:hAnsi="Times New Roman" w:cs="Times New Roman"/>
+          <w:color w:val="0F1115"/>
+          <w:sz w:val="28"/>
+          <w:szCs w:val="28"/>
+          <w:shd w:val="clear" w:color="auto" w:fill="EBEEF2"/>
+          <w:lang w:val="en-US"/>
+        </w:rPr>
+        <w:t>txt</w:t>
+      </w:r>
+      <w:r>
+        <w:rPr>
+          <w:color w:val="0F1115"/>
+          <w:sz w:val="28"/>
+          <w:szCs w:val="28"/>
+        </w:rPr>
+        <w:t> при каждом изменении.</w:t>
+      </w:r>
+    </w:p>
+    <w:p>
+      <w:pPr>
+        <w:pStyle w:val="ds-markdown-paragraph"/>
+        <w:shd w:val="clear" w:color="auto" w:fill="FFFFFF"/>
+        <w:spacing w:before="0" w:beforeAutospacing="0" w:after="0" w:afterAutospacing="0" w:line="360" w:lineRule="auto"/>
+        <w:ind w:firstLine="709"/>
         <w:jc w:val="both"/>
         <w:rPr>
           <w:rStyle w:val="af0"/>
@@ -3934,51 +4200,38 @@
           <w:sz w:val="28"/>
           <w:szCs w:val="28"/>
         </w:rPr>
-        <w:t>Все задачи автоматически сохраняются в файл </w:t>
-      </w:r>
-      <w:proofErr w:type="spellStart"/>
-      <w:r>
-        <w:rPr>
-          <w:rStyle w:val="HTML"/>
-          <w:rFonts w:ascii="Times New Roman" w:hAnsi="Times New Roman" w:cs="Times New Roman"/>
-          <w:color w:val="0F1115"/>
-          <w:sz w:val="28"/>
-          <w:szCs w:val="28"/>
-          <w:shd w:val="clear" w:color="auto" w:fill="EBEEF2"/>
-        </w:rPr>
-        <w:t>tasks</w:t>
-      </w:r>
-      <w:proofErr w:type="spellEnd"/>
-      <w:r>
-        <w:rPr>
-          <w:rStyle w:val="HTML"/>
-          <w:rFonts w:ascii="Times New Roman" w:hAnsi="Times New Roman" w:cs="Times New Roman"/>
-          <w:color w:val="0F1115"/>
-          <w:sz w:val="28"/>
-          <w:szCs w:val="28"/>
-          <w:shd w:val="clear" w:color="auto" w:fill="EBEEF2"/>
+        <w:t xml:space="preserve">На рисунке 6 представлен </w:t>
+      </w:r>
+      <w:r>
+        <w:rPr>
+          <w:rStyle w:val="af0"/>
+          <w:b w:val="0"/>
+          <w:color w:val="0F1115"/>
+          <w:sz w:val="28"/>
+          <w:szCs w:val="28"/>
+        </w:rPr>
+        <w:t xml:space="preserve">– Формат хранения данных в </w:t>
+      </w:r>
+      <w:r>
+        <w:rPr>
+          <w:rStyle w:val="af0"/>
+          <w:b w:val="0"/>
+          <w:color w:val="0F1115"/>
+          <w:sz w:val="28"/>
+          <w:szCs w:val="28"/>
+          <w:lang w:val="en-US"/>
+        </w:rPr>
+        <w:t>TXT</w:t>
+      </w:r>
+      <w:r>
+        <w:rPr>
+          <w:rStyle w:val="af0"/>
+          <w:b w:val="0"/>
+          <w:color w:val="0F1115"/>
+          <w:sz w:val="28"/>
+          <w:szCs w:val="28"/>
         </w:rPr>
         <w:t>.</w:t>
-      </w:r>
-      <w:r>
-        <w:rPr>
-          <w:rStyle w:val="HTML"/>
-          <w:rFonts w:ascii="Times New Roman" w:hAnsi="Times New Roman" w:cs="Times New Roman"/>
-          <w:color w:val="0F1115"/>
-          <w:sz w:val="28"/>
-          <w:szCs w:val="28"/>
-          <w:shd w:val="clear" w:color="auto" w:fill="EBEEF2"/>
-          <w:lang w:val="en-US"/>
-        </w:rPr>
-        <w:t>txt</w:t>
-      </w:r>
-      <w:r>
-        <w:rPr>
-          <w:color w:val="0F1115"/>
-          <w:sz w:val="28"/>
-          <w:szCs w:val="28"/>
-        </w:rPr>
-        <w:t> при каждом изменении.</w:t>
       </w:r>
     </w:p>
     <w:p>
@@ -3986,7 +4239,7 @@
         <w:pStyle w:val="ds-markdown-paragraph"/>
         <w:shd w:val="clear" w:color="auto" w:fill="FFFFFF"/>
         <w:spacing w:before="0" w:beforeAutospacing="0" w:after="0" w:afterAutospacing="0" w:line="360" w:lineRule="auto"/>
-        <w:ind w:right="283" w:firstLine="709"/>
+        <w:ind w:firstLine="709"/>
         <w:jc w:val="center"/>
         <w:rPr>
           <w:rStyle w:val="af0"/>
@@ -4003,11 +4256,10 @@
           <w:sz w:val="28"/>
           <w:szCs w:val="28"/>
         </w:rPr>
-        <w:lastRenderedPageBreak/>
         <w:drawing>
           <wp:inline distT="0" distB="0" distL="0" distR="0" wp14:anchorId="237C6545" wp14:editId="3C18F0AB">
-            <wp:extent cx="3724795" cy="933580"/>
-            <wp:effectExtent l="0" t="0" r="9525" b="0"/>
+            <wp:extent cx="3724275" cy="733425"/>
+            <wp:effectExtent l="0" t="0" r="9525" b="9525"/>
             <wp:docPr id="9" name="Рисунок 9"/>
             <wp:cNvGraphicFramePr>
               <a:graphicFrameLocks xmlns:a="http://schemas.openxmlformats.org/drawingml/2006/main" noChangeAspect="1"/>
@@ -4019,20 +4271,27 @@
                     <pic:cNvPr id="1" name=""/>
                     <pic:cNvPicPr/>
                   </pic:nvPicPr>
-                  <pic:blipFill>
+                  <pic:blipFill rotWithShape="1">
                     <a:blip r:embed="rId13"/>
-                    <a:stretch>
-                      <a:fillRect/>
-                    </a:stretch>
+                    <a:srcRect b="21428"/>
+                    <a:stretch/>
                   </pic:blipFill>
-                  <pic:spPr>
+                  <pic:spPr bwMode="auto">
                     <a:xfrm>
                       <a:off x="0" y="0"/>
-                      <a:ext cx="3724795" cy="933580"/>
+                      <a:ext cx="3724795" cy="733527"/>
                     </a:xfrm>
                     <a:prstGeom prst="rect">
                       <a:avLst/>
                     </a:prstGeom>
+                    <a:ln>
+                      <a:noFill/>
+                    </a:ln>
+                    <a:extLst>
+                      <a:ext uri="{53640926-AAD7-44D8-BBD7-CCE9431645EC}">
+                        <a14:shadowObscured xmlns:a14="http://schemas.microsoft.com/office/drawing/2010/main"/>
+                      </a:ext>
+                    </a:extLst>
                   </pic:spPr>
                 </pic:pic>
               </a:graphicData>
@@ -4046,7 +4305,7 @@
         <w:pStyle w:val="ds-markdown-paragraph"/>
         <w:shd w:val="clear" w:color="auto" w:fill="FFFFFF"/>
         <w:spacing w:before="0" w:beforeAutospacing="0" w:after="0" w:afterAutospacing="0" w:line="360" w:lineRule="auto"/>
-        <w:ind w:right="283" w:firstLine="709"/>
+        <w:ind w:firstLine="709"/>
         <w:jc w:val="center"/>
         <w:rPr>
           <w:b/>
@@ -4097,16 +4356,14 @@
     <w:p>
       <w:pPr>
         <w:pStyle w:val="11111111111111111"/>
-        <w:ind w:right="283"/>
-      </w:pPr>
-      <w:bookmarkStart w:id="7" w:name="_Toc231383957"/>
+      </w:pPr>
+      <w:bookmarkStart w:id="7" w:name="_Toc231401156"/>
       <w:r>
         <w:rPr>
           <w:rStyle w:val="111111111111111110"/>
           <w:b/>
           <w:caps/>
         </w:rPr>
-        <w:lastRenderedPageBreak/>
         <w:t>3. ТЕСТИРОВАНИЕ БЕЛЫМ ЯЩИКОМ</w:t>
       </w:r>
       <w:bookmarkEnd w:id="7"/>
@@ -4114,7 +4371,6 @@
     <w:p>
       <w:pPr>
         <w:pStyle w:val="2222222222222"/>
-        <w:ind w:right="283"/>
       </w:pPr>
       <w:r>
         <w:t>3.1 Цель тестирования</w:t>
@@ -4125,7 +4381,7 @@
         <w:pStyle w:val="ds-markdown-paragraph"/>
         <w:shd w:val="clear" w:color="auto" w:fill="FFFFFF"/>
         <w:spacing w:before="0" w:beforeAutospacing="0" w:after="0" w:afterAutospacing="0" w:line="360" w:lineRule="auto"/>
-        <w:ind w:right="283" w:firstLine="709"/>
+        <w:ind w:firstLine="709"/>
         <w:jc w:val="both"/>
         <w:rPr>
           <w:color w:val="0F1115"/>
@@ -4223,7 +4479,11 @@
     <w:p>
       <w:pPr>
         <w:pStyle w:val="2222222222222"/>
-        <w:ind w:right="283"/>
+      </w:pPr>
+    </w:p>
+    <w:p>
+      <w:pPr>
+        <w:pStyle w:val="2222222222222"/>
       </w:pPr>
       <w:r>
         <w:t>3.2 Пример тестирования</w:t>
@@ -4231,7 +4491,7 @@
     </w:p>
     <w:tbl>
       <w:tblPr>
-        <w:tblW w:w="9907" w:type="dxa"/>
+        <w:tblW w:w="9561" w:type="dxa"/>
         <w:tblBorders>
           <w:top w:val="single" w:sz="4" w:space="0" w:color="auto"/>
           <w:left w:val="single" w:sz="4" w:space="0" w:color="auto"/>
@@ -4250,14 +4510,14 @@
       </w:tblPr>
       <w:tblGrid>
         <w:gridCol w:w="469"/>
-        <w:gridCol w:w="2179"/>
-        <w:gridCol w:w="2759"/>
-        <w:gridCol w:w="2471"/>
-        <w:gridCol w:w="2029"/>
+        <w:gridCol w:w="2161"/>
+        <w:gridCol w:w="2589"/>
+        <w:gridCol w:w="2356"/>
+        <w:gridCol w:w="1986"/>
       </w:tblGrid>
       <w:tr>
         <w:trPr>
-          <w:trHeight w:val="405"/>
+          <w:trHeight w:val="360"/>
           <w:tblHeader/>
         </w:trPr>
         <w:tc>
@@ -4418,7 +4678,7 @@
       </w:tr>
       <w:tr>
         <w:trPr>
-          <w:trHeight w:val="819"/>
+          <w:trHeight w:val="729"/>
         </w:trPr>
         <w:tc>
           <w:tcPr>
@@ -4689,7 +4949,7 @@
       </w:tr>
       <w:tr>
         <w:trPr>
-          <w:trHeight w:val="612"/>
+          <w:trHeight w:val="545"/>
         </w:trPr>
         <w:tc>
           <w:tcPr>
@@ -4923,7 +5183,7 @@
       </w:tr>
       <w:tr>
         <w:trPr>
-          <w:trHeight w:val="405"/>
+          <w:trHeight w:val="360"/>
         </w:trPr>
         <w:tc>
           <w:tcPr>
@@ -5119,7 +5379,11 @@
     <w:p>
       <w:pPr>
         <w:pStyle w:val="2222222222222"/>
-        <w:ind w:right="283"/>
+      </w:pPr>
+    </w:p>
+    <w:p>
+      <w:pPr>
+        <w:pStyle w:val="2222222222222"/>
       </w:pPr>
       <w:r>
         <w:t>3.3 Вывод по разделу</w:t>
@@ -5130,7 +5394,7 @@
         <w:pStyle w:val="ds-markdown-paragraph"/>
         <w:shd w:val="clear" w:color="auto" w:fill="FFFFFF"/>
         <w:spacing w:before="0" w:beforeAutospacing="0" w:after="0" w:afterAutospacing="0" w:line="360" w:lineRule="auto"/>
-        <w:ind w:right="283" w:firstLine="709"/>
+        <w:ind w:firstLine="709"/>
         <w:jc w:val="both"/>
         <w:rPr>
           <w:color w:val="0F1115"/>
@@ -5152,7 +5416,7 @@
         <w:pStyle w:val="2"/>
         <w:shd w:val="clear" w:color="auto" w:fill="FFFFFF"/>
         <w:spacing w:before="0" w:line="360" w:lineRule="auto"/>
-        <w:ind w:right="283"/>
+        <w:ind w:firstLine="709"/>
         <w:rPr>
           <w:rFonts w:cs="Times New Roman"/>
           <w:color w:val="0F1115"/>
@@ -5165,7 +5429,7 @@
         <w:pStyle w:val="2"/>
         <w:shd w:val="clear" w:color="auto" w:fill="FFFFFF"/>
         <w:spacing w:before="0" w:line="360" w:lineRule="auto"/>
-        <w:ind w:right="283"/>
+        <w:ind w:firstLine="709"/>
         <w:rPr>
           <w:rFonts w:cs="Times New Roman"/>
           <w:color w:val="0F1115"/>
@@ -5176,7 +5440,7 @@
     <w:p>
       <w:pPr>
         <w:spacing w:after="0" w:line="360" w:lineRule="auto"/>
-        <w:ind w:right="283"/>
+        <w:ind w:firstLine="709"/>
         <w:rPr>
           <w:rFonts w:ascii="Times New Roman" w:eastAsiaTheme="majorEastAsia" w:hAnsi="Times New Roman" w:cs="Times New Roman"/>
           <w:b/>
@@ -5197,17 +5461,15 @@
     <w:p>
       <w:pPr>
         <w:pStyle w:val="11111111111111111"/>
-        <w:ind w:right="283"/>
       </w:pPr>
       <w:bookmarkStart w:id="8" w:name="_Toc231295289"/>
-      <w:bookmarkStart w:id="9" w:name="_Toc231383958"/>
+      <w:bookmarkStart w:id="9" w:name="_Toc231401157"/>
       <w:r>
         <w:rPr>
           <w:rStyle w:val="111111111111111110"/>
           <w:b/>
           <w:caps/>
         </w:rPr>
-        <w:lastRenderedPageBreak/>
         <w:t>4. ТЕСТИРОВАНИЕ ЧЁРНЫМ ЯЩИКОМ</w:t>
       </w:r>
       <w:bookmarkEnd w:id="8"/>
@@ -5216,7 +5478,6 @@
     <w:p>
       <w:pPr>
         <w:pStyle w:val="2222222222222"/>
-        <w:ind w:right="283"/>
       </w:pPr>
       <w:r>
         <w:t>4.1 Цель тестирования</w:t>
@@ -5227,7 +5488,7 @@
         <w:pStyle w:val="ds-markdown-paragraph"/>
         <w:shd w:val="clear" w:color="auto" w:fill="FFFFFF"/>
         <w:spacing w:before="0" w:beforeAutospacing="0" w:after="0" w:afterAutospacing="0" w:line="360" w:lineRule="auto"/>
-        <w:ind w:right="283" w:firstLine="709"/>
+        <w:ind w:firstLine="709"/>
         <w:jc w:val="both"/>
         <w:rPr>
           <w:color w:val="0F1115"/>
@@ -5283,7 +5544,11 @@
     <w:p>
       <w:pPr>
         <w:pStyle w:val="2222222222222"/>
-        <w:ind w:right="283"/>
+      </w:pPr>
+    </w:p>
+    <w:p>
+      <w:pPr>
+        <w:pStyle w:val="2222222222222"/>
       </w:pPr>
       <w:r>
         <w:t>4.2 Пример тестирования</w:t>
@@ -5309,10 +5574,10 @@
         <w:tblLook w:val="04A0" w:firstRow="1" w:lastRow="0" w:firstColumn="1" w:lastColumn="0" w:noHBand="0" w:noVBand="1"/>
       </w:tblPr>
       <w:tblGrid>
-        <w:gridCol w:w="752"/>
-        <w:gridCol w:w="3478"/>
-        <w:gridCol w:w="3249"/>
-        <w:gridCol w:w="2413"/>
+        <w:gridCol w:w="469"/>
+        <w:gridCol w:w="3753"/>
+        <w:gridCol w:w="3417"/>
+        <w:gridCol w:w="2253"/>
       </w:tblGrid>
       <w:tr>
         <w:trPr>
@@ -5334,7 +5599,6 @@
           <w:p>
             <w:pPr>
               <w:spacing w:after="0" w:line="240" w:lineRule="auto"/>
-              <w:ind w:right="283"/>
               <w:rPr>
                 <w:rFonts w:ascii="Times New Roman" w:hAnsi="Times New Roman" w:cs="Times New Roman"/>
                 <w:sz w:val="24"/>
@@ -5366,7 +5630,6 @@
           <w:p>
             <w:pPr>
               <w:spacing w:after="0" w:line="240" w:lineRule="auto"/>
-              <w:ind w:right="283"/>
               <w:rPr>
                 <w:rFonts w:ascii="Times New Roman" w:hAnsi="Times New Roman" w:cs="Times New Roman"/>
                 <w:sz w:val="24"/>
@@ -5398,7 +5661,6 @@
           <w:p>
             <w:pPr>
               <w:spacing w:after="0" w:line="240" w:lineRule="auto"/>
-              <w:ind w:right="283"/>
               <w:rPr>
                 <w:rFonts w:ascii="Times New Roman" w:hAnsi="Times New Roman" w:cs="Times New Roman"/>
                 <w:sz w:val="24"/>
@@ -5430,7 +5692,6 @@
           <w:p>
             <w:pPr>
               <w:spacing w:after="0" w:line="240" w:lineRule="auto"/>
-              <w:ind w:right="283"/>
               <w:rPr>
                 <w:rFonts w:ascii="Times New Roman" w:hAnsi="Times New Roman" w:cs="Times New Roman"/>
                 <w:sz w:val="24"/>
@@ -5467,7 +5728,6 @@
           <w:p>
             <w:pPr>
               <w:spacing w:after="0" w:line="240" w:lineRule="auto"/>
-              <w:ind w:right="283"/>
               <w:rPr>
                 <w:rFonts w:ascii="Times New Roman" w:hAnsi="Times New Roman" w:cs="Times New Roman"/>
                 <w:sz w:val="24"/>
@@ -5499,7 +5759,6 @@
           <w:p>
             <w:pPr>
               <w:spacing w:after="0" w:line="240" w:lineRule="auto"/>
-              <w:ind w:right="283"/>
               <w:rPr>
                 <w:rFonts w:ascii="Times New Roman" w:hAnsi="Times New Roman" w:cs="Times New Roman"/>
                 <w:sz w:val="24"/>
@@ -5531,7 +5790,6 @@
           <w:p>
             <w:pPr>
               <w:spacing w:after="0" w:line="240" w:lineRule="auto"/>
-              <w:ind w:right="283"/>
               <w:rPr>
                 <w:rFonts w:ascii="Times New Roman" w:hAnsi="Times New Roman" w:cs="Times New Roman"/>
                 <w:sz w:val="24"/>
@@ -5585,7 +5843,6 @@
           <w:p>
             <w:pPr>
               <w:spacing w:after="0" w:line="240" w:lineRule="auto"/>
-              <w:ind w:right="283"/>
               <w:rPr>
                 <w:rFonts w:ascii="Times New Roman" w:hAnsi="Times New Roman" w:cs="Times New Roman"/>
                 <w:sz w:val="24"/>
@@ -5594,19 +5851,11 @@
             </w:pPr>
             <w:r>
               <w:rPr>
-                <w:rFonts w:ascii="Segoe UI Symbol" w:hAnsi="Segoe UI Symbol" w:cs="Segoe UI Symbol"/>
-                <w:sz w:val="24"/>
-                <w:szCs w:val="24"/>
-              </w:rPr>
-              <w:t>✅</w:t>
-            </w:r>
-            <w:r>
-              <w:rPr>
-                <w:rFonts w:ascii="Times New Roman" w:hAnsi="Times New Roman" w:cs="Times New Roman"/>
-                <w:sz w:val="24"/>
-                <w:szCs w:val="24"/>
-              </w:rPr>
-              <w:t xml:space="preserve"> Пройден</w:t>
+                <w:rFonts w:ascii="Times New Roman" w:hAnsi="Times New Roman" w:cs="Times New Roman"/>
+                <w:sz w:val="24"/>
+                <w:szCs w:val="24"/>
+              </w:rPr>
+              <w:t>Пройден</w:t>
             </w:r>
           </w:p>
         </w:tc>
@@ -5630,7 +5879,6 @@
           <w:p>
             <w:pPr>
               <w:spacing w:after="0" w:line="240" w:lineRule="auto"/>
-              <w:ind w:right="283"/>
               <w:rPr>
                 <w:rFonts w:ascii="Times New Roman" w:hAnsi="Times New Roman" w:cs="Times New Roman"/>
                 <w:sz w:val="24"/>
@@ -5662,7 +5910,6 @@
           <w:p>
             <w:pPr>
               <w:spacing w:after="0" w:line="240" w:lineRule="auto"/>
-              <w:ind w:right="283"/>
               <w:rPr>
                 <w:rFonts w:ascii="Times New Roman" w:hAnsi="Times New Roman" w:cs="Times New Roman"/>
                 <w:sz w:val="24"/>
@@ -5694,7 +5941,6 @@
           <w:p>
             <w:pPr>
               <w:spacing w:after="0" w:line="240" w:lineRule="auto"/>
-              <w:ind w:right="283"/>
               <w:rPr>
                 <w:rFonts w:ascii="Times New Roman" w:hAnsi="Times New Roman" w:cs="Times New Roman"/>
                 <w:sz w:val="24"/>
@@ -5736,7 +5982,6 @@
           <w:p>
             <w:pPr>
               <w:spacing w:after="0" w:line="240" w:lineRule="auto"/>
-              <w:ind w:right="283"/>
               <w:rPr>
                 <w:rFonts w:ascii="Times New Roman" w:hAnsi="Times New Roman" w:cs="Times New Roman"/>
                 <w:sz w:val="24"/>
@@ -5745,19 +5990,11 @@
             </w:pPr>
             <w:r>
               <w:rPr>
-                <w:rFonts w:ascii="Segoe UI Symbol" w:hAnsi="Segoe UI Symbol" w:cs="Segoe UI Symbol"/>
-                <w:sz w:val="24"/>
-                <w:szCs w:val="24"/>
-              </w:rPr>
-              <w:t>✅</w:t>
-            </w:r>
-            <w:r>
-              <w:rPr>
-                <w:rFonts w:ascii="Times New Roman" w:hAnsi="Times New Roman" w:cs="Times New Roman"/>
-                <w:sz w:val="24"/>
-                <w:szCs w:val="24"/>
-              </w:rPr>
-              <w:t xml:space="preserve"> Пройден</w:t>
+                <w:rFonts w:ascii="Times New Roman" w:hAnsi="Times New Roman" w:cs="Times New Roman"/>
+                <w:sz w:val="24"/>
+                <w:szCs w:val="24"/>
+              </w:rPr>
+              <w:t>Пройден</w:t>
             </w:r>
           </w:p>
         </w:tc>
@@ -5781,7 +6018,6 @@
           <w:p>
             <w:pPr>
               <w:spacing w:after="0" w:line="240" w:lineRule="auto"/>
-              <w:ind w:right="283"/>
               <w:rPr>
                 <w:rFonts w:ascii="Times New Roman" w:hAnsi="Times New Roman" w:cs="Times New Roman"/>
                 <w:sz w:val="24"/>
@@ -5813,7 +6049,6 @@
           <w:p>
             <w:pPr>
               <w:spacing w:after="0" w:line="240" w:lineRule="auto"/>
-              <w:ind w:right="283"/>
               <w:rPr>
                 <w:rFonts w:ascii="Times New Roman" w:hAnsi="Times New Roman" w:cs="Times New Roman"/>
                 <w:sz w:val="24"/>
@@ -5845,7 +6080,6 @@
           <w:p>
             <w:pPr>
               <w:spacing w:after="0" w:line="240" w:lineRule="auto"/>
-              <w:ind w:right="283"/>
               <w:rPr>
                 <w:rFonts w:ascii="Times New Roman" w:hAnsi="Times New Roman" w:cs="Times New Roman"/>
                 <w:sz w:val="24"/>
@@ -5877,7 +6111,6 @@
           <w:p>
             <w:pPr>
               <w:spacing w:after="0" w:line="240" w:lineRule="auto"/>
-              <w:ind w:right="283"/>
               <w:rPr>
                 <w:rFonts w:ascii="Times New Roman" w:hAnsi="Times New Roman" w:cs="Times New Roman"/>
                 <w:sz w:val="24"/>
@@ -5886,19 +6119,11 @@
             </w:pPr>
             <w:r>
               <w:rPr>
-                <w:rFonts w:ascii="Segoe UI Symbol" w:hAnsi="Segoe UI Symbol" w:cs="Segoe UI Symbol"/>
-                <w:sz w:val="24"/>
-                <w:szCs w:val="24"/>
-              </w:rPr>
-              <w:t>✅</w:t>
-            </w:r>
-            <w:r>
-              <w:rPr>
-                <w:rFonts w:ascii="Times New Roman" w:hAnsi="Times New Roman" w:cs="Times New Roman"/>
-                <w:sz w:val="24"/>
-                <w:szCs w:val="24"/>
-              </w:rPr>
-              <w:t xml:space="preserve"> Пройден</w:t>
+                <w:rFonts w:ascii="Times New Roman" w:hAnsi="Times New Roman" w:cs="Times New Roman"/>
+                <w:sz w:val="24"/>
+                <w:szCs w:val="24"/>
+              </w:rPr>
+              <w:t>Пройден</w:t>
             </w:r>
           </w:p>
         </w:tc>
@@ -5922,7 +6147,6 @@
           <w:p>
             <w:pPr>
               <w:spacing w:after="0" w:line="240" w:lineRule="auto"/>
-              <w:ind w:right="283"/>
               <w:rPr>
                 <w:rFonts w:ascii="Times New Roman" w:hAnsi="Times New Roman" w:cs="Times New Roman"/>
                 <w:sz w:val="24"/>
@@ -5954,7 +6178,6 @@
           <w:p>
             <w:pPr>
               <w:spacing w:after="0" w:line="240" w:lineRule="auto"/>
-              <w:ind w:right="283"/>
               <w:rPr>
                 <w:rFonts w:ascii="Times New Roman" w:hAnsi="Times New Roman" w:cs="Times New Roman"/>
                 <w:sz w:val="24"/>
@@ -5986,7 +6209,6 @@
           <w:p>
             <w:pPr>
               <w:spacing w:after="0" w:line="240" w:lineRule="auto"/>
-              <w:ind w:right="283"/>
               <w:rPr>
                 <w:rFonts w:ascii="Times New Roman" w:hAnsi="Times New Roman" w:cs="Times New Roman"/>
                 <w:sz w:val="24"/>
@@ -6018,7 +6240,6 @@
           <w:p>
             <w:pPr>
               <w:spacing w:after="0" w:line="240" w:lineRule="auto"/>
-              <w:ind w:right="283"/>
               <w:rPr>
                 <w:rFonts w:ascii="Times New Roman" w:hAnsi="Times New Roman" w:cs="Times New Roman"/>
                 <w:sz w:val="24"/>
@@ -6027,19 +6248,11 @@
             </w:pPr>
             <w:r>
               <w:rPr>
-                <w:rFonts w:ascii="Segoe UI Symbol" w:hAnsi="Segoe UI Symbol" w:cs="Segoe UI Symbol"/>
-                <w:sz w:val="24"/>
-                <w:szCs w:val="24"/>
-              </w:rPr>
-              <w:t>✅</w:t>
-            </w:r>
-            <w:r>
-              <w:rPr>
-                <w:rFonts w:ascii="Times New Roman" w:hAnsi="Times New Roman" w:cs="Times New Roman"/>
-                <w:sz w:val="24"/>
-                <w:szCs w:val="24"/>
-              </w:rPr>
-              <w:t xml:space="preserve"> Пройден</w:t>
+                <w:rFonts w:ascii="Times New Roman" w:hAnsi="Times New Roman" w:cs="Times New Roman"/>
+                <w:sz w:val="24"/>
+                <w:szCs w:val="24"/>
+              </w:rPr>
+              <w:t>Пройден</w:t>
             </w:r>
           </w:p>
         </w:tc>
@@ -6063,7 +6276,6 @@
           <w:p>
             <w:pPr>
               <w:spacing w:after="0" w:line="240" w:lineRule="auto"/>
-              <w:ind w:right="283"/>
               <w:rPr>
                 <w:rFonts w:ascii="Times New Roman" w:hAnsi="Times New Roman" w:cs="Times New Roman"/>
                 <w:sz w:val="24"/>
@@ -6095,7 +6307,6 @@
           <w:p>
             <w:pPr>
               <w:spacing w:after="0" w:line="240" w:lineRule="auto"/>
-              <w:ind w:right="283"/>
               <w:rPr>
                 <w:rFonts w:ascii="Times New Roman" w:hAnsi="Times New Roman" w:cs="Times New Roman"/>
                 <w:sz w:val="24"/>
@@ -6127,7 +6338,6 @@
           <w:p>
             <w:pPr>
               <w:spacing w:after="0" w:line="240" w:lineRule="auto"/>
-              <w:ind w:right="283"/>
               <w:rPr>
                 <w:rFonts w:ascii="Times New Roman" w:hAnsi="Times New Roman" w:cs="Times New Roman"/>
                 <w:sz w:val="24"/>
@@ -6159,7 +6369,6 @@
           <w:p>
             <w:pPr>
               <w:spacing w:after="0" w:line="240" w:lineRule="auto"/>
-              <w:ind w:right="283"/>
               <w:rPr>
                 <w:rFonts w:ascii="Times New Roman" w:hAnsi="Times New Roman" w:cs="Times New Roman"/>
                 <w:sz w:val="24"/>
@@ -6168,19 +6377,11 @@
             </w:pPr>
             <w:r>
               <w:rPr>
-                <w:rFonts w:ascii="Segoe UI Symbol" w:hAnsi="Segoe UI Symbol" w:cs="Segoe UI Symbol"/>
-                <w:sz w:val="24"/>
-                <w:szCs w:val="24"/>
-              </w:rPr>
-              <w:t>✅</w:t>
-            </w:r>
-            <w:r>
-              <w:rPr>
-                <w:rFonts w:ascii="Times New Roman" w:hAnsi="Times New Roman" w:cs="Times New Roman"/>
-                <w:sz w:val="24"/>
-                <w:szCs w:val="24"/>
-              </w:rPr>
-              <w:t xml:space="preserve"> Пройден</w:t>
+                <w:rFonts w:ascii="Times New Roman" w:hAnsi="Times New Roman" w:cs="Times New Roman"/>
+                <w:sz w:val="24"/>
+                <w:szCs w:val="24"/>
+              </w:rPr>
+              <w:t>Пройден</w:t>
             </w:r>
           </w:p>
         </w:tc>
@@ -6189,7 +6390,7 @@
     <w:p>
       <w:pPr>
         <w:spacing w:after="0" w:line="360" w:lineRule="auto"/>
-        <w:ind w:right="283" w:firstLine="425"/>
+        <w:ind w:firstLine="425"/>
         <w:jc w:val="both"/>
         <w:rPr>
           <w:rFonts w:ascii="Times New Roman" w:hAnsi="Times New Roman" w:cs="Times New Roman"/>
@@ -6202,7 +6403,6 @@
     <w:p>
       <w:pPr>
         <w:spacing w:after="0" w:line="360" w:lineRule="auto"/>
-        <w:ind w:right="283"/>
         <w:rPr>
           <w:rFonts w:ascii="Times New Roman" w:hAnsi="Times New Roman" w:cs="Times New Roman"/>
           <w:b/>
@@ -6213,7 +6413,6 @@
     <w:p>
       <w:pPr>
         <w:spacing w:after="0" w:line="360" w:lineRule="auto"/>
-        <w:ind w:right="283"/>
         <w:jc w:val="center"/>
         <w:rPr>
           <w:rFonts w:ascii="Times New Roman" w:hAnsi="Times New Roman" w:cs="Times New Roman"/>
@@ -6225,7 +6424,6 @@
     <w:p>
       <w:pPr>
         <w:spacing w:after="0" w:line="360" w:lineRule="auto"/>
-        <w:ind w:right="283"/>
         <w:jc w:val="center"/>
         <w:rPr>
           <w:rFonts w:ascii="Times New Roman" w:hAnsi="Times New Roman" w:cs="Times New Roman"/>
@@ -6237,7 +6435,6 @@
     <w:p>
       <w:pPr>
         <w:spacing w:after="0" w:line="360" w:lineRule="auto"/>
-        <w:ind w:right="283"/>
         <w:rPr>
           <w:rFonts w:ascii="Times New Roman" w:hAnsi="Times New Roman" w:cs="Times New Roman"/>
           <w:b/>
@@ -6256,12 +6453,10 @@
     <w:p>
       <w:pPr>
         <w:pStyle w:val="11111111111111111"/>
-        <w:ind w:right="283"/>
       </w:pPr>
       <w:bookmarkStart w:id="10" w:name="_Toc231295290"/>
-      <w:bookmarkStart w:id="11" w:name="_Toc231383959"/>
-      <w:r>
-        <w:lastRenderedPageBreak/>
+      <w:bookmarkStart w:id="11" w:name="_Toc231401158"/>
+      <w:r>
         <w:t>5. МОДУЛЬНОЕ ТЕСТИРОВАНИЕ</w:t>
       </w:r>
       <w:bookmarkEnd w:id="10"/>
@@ -6270,7 +6465,6 @@
     <w:p>
       <w:pPr>
         <w:pStyle w:val="2222222222222"/>
-        <w:ind w:right="283"/>
       </w:pPr>
       <w:r>
         <w:t>5.1 Цель тестирования</w:t>
@@ -6281,7 +6475,7 @@
         <w:pStyle w:val="ds-markdown-paragraph"/>
         <w:shd w:val="clear" w:color="auto" w:fill="FFFFFF"/>
         <w:spacing w:before="0" w:beforeAutospacing="0" w:after="0" w:afterAutospacing="0" w:line="360" w:lineRule="auto"/>
-        <w:ind w:right="283" w:firstLine="709"/>
+        <w:ind w:firstLine="709"/>
         <w:jc w:val="both"/>
         <w:rPr>
           <w:color w:val="0F1115"/>
@@ -6338,7 +6532,11 @@
     <w:p>
       <w:pPr>
         <w:pStyle w:val="2222222222222"/>
-        <w:ind w:right="283"/>
+      </w:pPr>
+    </w:p>
+    <w:p>
+      <w:pPr>
+        <w:pStyle w:val="2222222222222"/>
       </w:pPr>
       <w:r>
         <w:t>5.2 Пример модульного теста</w:t>
@@ -6349,9 +6547,10 @@
         <w:pStyle w:val="ds-markdown-paragraph"/>
         <w:shd w:val="clear" w:color="auto" w:fill="FFFFFF"/>
         <w:spacing w:before="0" w:beforeAutospacing="0" w:after="0" w:afterAutospacing="0" w:line="360" w:lineRule="auto"/>
-        <w:ind w:right="283" w:firstLine="709"/>
+        <w:ind w:firstLine="709"/>
         <w:jc w:val="both"/>
         <w:rPr>
+          <w:b/>
           <w:color w:val="0F1115"/>
           <w:sz w:val="28"/>
           <w:szCs w:val="28"/>
@@ -6360,6 +6559,7 @@
       <w:r>
         <w:rPr>
           <w:rStyle w:val="af0"/>
+          <w:b w:val="0"/>
           <w:color w:val="0F1115"/>
           <w:sz w:val="28"/>
           <w:szCs w:val="28"/>
@@ -6368,6 +6568,7 @@
       </w:r>
       <w:r>
         <w:rPr>
+          <w:b/>
           <w:color w:val="0F1115"/>
           <w:sz w:val="28"/>
           <w:szCs w:val="28"/>
@@ -6401,7 +6602,7 @@
         <w:pStyle w:val="ds-markdown-paragraph"/>
         <w:shd w:val="clear" w:color="auto" w:fill="FFFFFF"/>
         <w:spacing w:before="0" w:beforeAutospacing="0" w:after="0" w:afterAutospacing="0" w:line="360" w:lineRule="auto"/>
-        <w:ind w:right="283" w:firstLine="709"/>
+        <w:ind w:firstLine="709"/>
         <w:jc w:val="both"/>
         <w:rPr>
           <w:color w:val="0F1115"/>
@@ -6413,6 +6614,7 @@
       <w:r>
         <w:rPr>
           <w:rStyle w:val="af0"/>
+          <w:b w:val="0"/>
           <w:color w:val="0F1115"/>
           <w:sz w:val="28"/>
           <w:szCs w:val="28"/>
@@ -6422,6 +6624,7 @@
       <w:r>
         <w:rPr>
           <w:rStyle w:val="af0"/>
+          <w:b w:val="0"/>
           <w:color w:val="0F1115"/>
           <w:sz w:val="28"/>
           <w:szCs w:val="28"/>
@@ -6432,6 +6635,7 @@
       <w:r>
         <w:rPr>
           <w:rStyle w:val="af0"/>
+          <w:b w:val="0"/>
           <w:color w:val="0F1115"/>
           <w:sz w:val="28"/>
           <w:szCs w:val="28"/>
@@ -6441,6 +6645,7 @@
       <w:r>
         <w:rPr>
           <w:rStyle w:val="af0"/>
+          <w:b w:val="0"/>
           <w:color w:val="0F1115"/>
           <w:sz w:val="28"/>
           <w:szCs w:val="28"/>
@@ -6453,7 +6658,7 @@
       <w:pPr>
         <w:shd w:val="clear" w:color="auto" w:fill="FFFFFF"/>
         <w:spacing w:after="0" w:line="360" w:lineRule="auto"/>
-        <w:ind w:right="283" w:firstLine="709"/>
+        <w:ind w:firstLine="709"/>
         <w:jc w:val="both"/>
         <w:rPr>
           <w:rFonts w:ascii="Times New Roman" w:hAnsi="Times New Roman" w:cs="Times New Roman"/>
@@ -6483,7 +6688,7 @@
       <w:pPr>
         <w:pStyle w:val="HTML0"/>
         <w:spacing w:line="360" w:lineRule="auto"/>
-        <w:ind w:right="283" w:firstLine="709"/>
+        <w:ind w:firstLine="709"/>
         <w:jc w:val="both"/>
         <w:rPr>
           <w:rFonts w:ascii="Times New Roman" w:hAnsi="Times New Roman" w:cs="Times New Roman"/>
@@ -6531,7 +6736,7 @@
       <w:pPr>
         <w:pStyle w:val="HTML0"/>
         <w:spacing w:line="360" w:lineRule="auto"/>
-        <w:ind w:right="283" w:firstLine="709"/>
+        <w:ind w:firstLine="709"/>
         <w:jc w:val="both"/>
         <w:rPr>
           <w:rFonts w:ascii="Times New Roman" w:hAnsi="Times New Roman" w:cs="Times New Roman"/>
@@ -6614,7 +6819,7 @@
       <w:pPr>
         <w:pStyle w:val="HTML0"/>
         <w:spacing w:line="360" w:lineRule="auto"/>
-        <w:ind w:right="283" w:firstLine="709"/>
+        <w:ind w:firstLine="709"/>
         <w:jc w:val="both"/>
         <w:rPr>
           <w:rFonts w:ascii="Times New Roman" w:hAnsi="Times New Roman" w:cs="Times New Roman"/>
@@ -6640,7 +6845,7 @@
       <w:pPr>
         <w:pStyle w:val="HTML0"/>
         <w:spacing w:line="360" w:lineRule="auto"/>
-        <w:ind w:right="283" w:firstLine="709"/>
+        <w:ind w:firstLine="709"/>
         <w:jc w:val="both"/>
         <w:rPr>
           <w:rFonts w:ascii="Times New Roman" w:hAnsi="Times New Roman" w:cs="Times New Roman"/>
@@ -6660,78 +6865,114 @@
         </w:rPr>
         <w:t xml:space="preserve">    </w:t>
       </w:r>
+      <w:proofErr w:type="spellStart"/>
       <w:r>
         <w:rPr>
           <w:rStyle w:val="token"/>
           <w:rFonts w:ascii="Times New Roman" w:hAnsi="Times New Roman" w:cs="Times New Roman"/>
-          <w:i/>
-          <w:iCs/>
-          <w:color w:val="A0A1A7"/>
+          <w:color w:val="B76B01"/>
           <w:sz w:val="28"/>
           <w:szCs w:val="28"/>
           <w:lang w:val="en-US"/>
         </w:rPr>
-        <w:t xml:space="preserve">// </w:t>
-      </w:r>
+        <w:t>TaskManager</w:t>
+      </w:r>
+      <w:proofErr w:type="spellEnd"/>
+      <w:r>
+        <w:rPr>
+          <w:rFonts w:ascii="Times New Roman" w:hAnsi="Times New Roman" w:cs="Times New Roman"/>
+          <w:color w:val="0F1115"/>
+          <w:sz w:val="28"/>
+          <w:szCs w:val="28"/>
+          <w:lang w:val="en-US"/>
+        </w:rPr>
+        <w:t xml:space="preserve"> manager </w:t>
+      </w:r>
+      <w:r>
+        <w:rPr>
+          <w:rStyle w:val="token"/>
+          <w:rFonts w:ascii="Times New Roman" w:hAnsi="Times New Roman" w:cs="Times New Roman"/>
+          <w:color w:val="4078F2"/>
+          <w:sz w:val="28"/>
+          <w:szCs w:val="28"/>
+          <w:lang w:val="en-US"/>
+        </w:rPr>
+        <w:t>=</w:t>
+      </w:r>
+      <w:r>
+        <w:rPr>
+          <w:rFonts w:ascii="Times New Roman" w:hAnsi="Times New Roman" w:cs="Times New Roman"/>
+          <w:color w:val="0F1115"/>
+          <w:sz w:val="28"/>
+          <w:szCs w:val="28"/>
+          <w:lang w:val="en-US"/>
+        </w:rPr>
+        <w:t xml:space="preserve"> </w:t>
+      </w:r>
+      <w:r>
+        <w:rPr>
+          <w:rStyle w:val="token"/>
+          <w:rFonts w:ascii="Times New Roman" w:hAnsi="Times New Roman" w:cs="Times New Roman"/>
+          <w:color w:val="A626A4"/>
+          <w:sz w:val="28"/>
+          <w:szCs w:val="28"/>
+          <w:lang w:val="en-US"/>
+        </w:rPr>
+        <w:t>new</w:t>
+      </w:r>
+      <w:r>
+        <w:rPr>
+          <w:rFonts w:ascii="Times New Roman" w:hAnsi="Times New Roman" w:cs="Times New Roman"/>
+          <w:color w:val="0F1115"/>
+          <w:sz w:val="28"/>
+          <w:szCs w:val="28"/>
+          <w:lang w:val="en-US"/>
+        </w:rPr>
+        <w:t xml:space="preserve"> </w:t>
+      </w:r>
+      <w:proofErr w:type="spellStart"/>
       <w:proofErr w:type="gramStart"/>
       <w:r>
         <w:rPr>
           <w:rStyle w:val="token"/>
           <w:rFonts w:ascii="Times New Roman" w:hAnsi="Times New Roman" w:cs="Times New Roman"/>
-          <w:i/>
-          <w:iCs/>
-          <w:color w:val="A0A1A7"/>
+          <w:color w:val="B76B01"/>
           <w:sz w:val="28"/>
           <w:szCs w:val="28"/>
           <w:lang w:val="en-US"/>
         </w:rPr>
-        <w:t>Arrange</w:t>
+        <w:t>TaskManager</w:t>
+      </w:r>
+      <w:proofErr w:type="spellEnd"/>
+      <w:r>
+        <w:rPr>
+          <w:rStyle w:val="token"/>
+          <w:rFonts w:ascii="Times New Roman" w:hAnsi="Times New Roman" w:cs="Times New Roman"/>
+          <w:color w:val="383A42"/>
+          <w:sz w:val="28"/>
+          <w:szCs w:val="28"/>
+          <w:lang w:val="en-US"/>
+        </w:rPr>
+        <w:t>(</w:t>
       </w:r>
       <w:proofErr w:type="gramEnd"/>
       <w:r>
         <w:rPr>
           <w:rStyle w:val="token"/>
           <w:rFonts w:ascii="Times New Roman" w:hAnsi="Times New Roman" w:cs="Times New Roman"/>
-          <w:i/>
-          <w:iCs/>
-          <w:color w:val="A0A1A7"/>
+          <w:color w:val="383A42"/>
           <w:sz w:val="28"/>
           <w:szCs w:val="28"/>
           <w:lang w:val="en-US"/>
         </w:rPr>
-        <w:t xml:space="preserve"> (</w:t>
-      </w:r>
-      <w:r>
-        <w:rPr>
-          <w:rStyle w:val="token"/>
-          <w:rFonts w:ascii="Times New Roman" w:hAnsi="Times New Roman" w:cs="Times New Roman"/>
-          <w:i/>
-          <w:iCs/>
-          <w:color w:val="A0A1A7"/>
-          <w:sz w:val="28"/>
-          <w:szCs w:val="28"/>
-        </w:rPr>
-        <w:t>подготовка</w:t>
-      </w:r>
-      <w:r>
-        <w:rPr>
-          <w:rStyle w:val="token"/>
-          <w:rFonts w:ascii="Times New Roman" w:hAnsi="Times New Roman" w:cs="Times New Roman"/>
-          <w:i/>
-          <w:iCs/>
-          <w:color w:val="A0A1A7"/>
-          <w:sz w:val="28"/>
-          <w:szCs w:val="28"/>
-          <w:lang w:val="en-US"/>
-        </w:rPr>
-        <w:t>)</w:t>
+        <w:t>);</w:t>
       </w:r>
     </w:p>
     <w:p>
       <w:pPr>
         <w:pStyle w:val="HTML0"/>
         <w:spacing w:line="360" w:lineRule="auto"/>
-        <w:ind w:right="283" w:firstLine="709"/>
+        <w:ind w:firstLine="709"/>
         <w:jc w:val="both"/>
         <w:rPr>
           <w:rFonts w:ascii="Times New Roman" w:hAnsi="Times New Roman" w:cs="Times New Roman"/>
@@ -6750,71 +6991,6 @@
           <w:lang w:val="en-US"/>
         </w:rPr>
         <w:t xml:space="preserve">    </w:t>
-      </w:r>
-      <w:proofErr w:type="spellStart"/>
-      <w:r>
-        <w:rPr>
-          <w:rStyle w:val="token"/>
-          <w:rFonts w:ascii="Times New Roman" w:hAnsi="Times New Roman" w:cs="Times New Roman"/>
-          <w:color w:val="B76B01"/>
-          <w:sz w:val="28"/>
-          <w:szCs w:val="28"/>
-          <w:lang w:val="en-US"/>
-        </w:rPr>
-        <w:t>TaskManager</w:t>
-      </w:r>
-      <w:proofErr w:type="spellEnd"/>
-      <w:r>
-        <w:rPr>
-          <w:rFonts w:ascii="Times New Roman" w:hAnsi="Times New Roman" w:cs="Times New Roman"/>
-          <w:color w:val="0F1115"/>
-          <w:sz w:val="28"/>
-          <w:szCs w:val="28"/>
-          <w:lang w:val="en-US"/>
-        </w:rPr>
-        <w:t xml:space="preserve"> manager </w:t>
-      </w:r>
-      <w:r>
-        <w:rPr>
-          <w:rStyle w:val="token"/>
-          <w:rFonts w:ascii="Times New Roman" w:hAnsi="Times New Roman" w:cs="Times New Roman"/>
-          <w:color w:val="4078F2"/>
-          <w:sz w:val="28"/>
-          <w:szCs w:val="28"/>
-          <w:lang w:val="en-US"/>
-        </w:rPr>
-        <w:t>=</w:t>
-      </w:r>
-      <w:r>
-        <w:rPr>
-          <w:rFonts w:ascii="Times New Roman" w:hAnsi="Times New Roman" w:cs="Times New Roman"/>
-          <w:color w:val="0F1115"/>
-          <w:sz w:val="28"/>
-          <w:szCs w:val="28"/>
-          <w:lang w:val="en-US"/>
-        </w:rPr>
-        <w:t xml:space="preserve"> </w:t>
-      </w:r>
-      <w:r>
-        <w:rPr>
-          <w:rStyle w:val="token"/>
-          <w:rFonts w:ascii="Times New Roman" w:hAnsi="Times New Roman" w:cs="Times New Roman"/>
-          <w:color w:val="A626A4"/>
-          <w:sz w:val="28"/>
-          <w:szCs w:val="28"/>
-          <w:lang w:val="en-US"/>
-        </w:rPr>
-        <w:t>new</w:t>
-      </w:r>
-      <w:r>
-        <w:rPr>
-          <w:rFonts w:ascii="Times New Roman" w:hAnsi="Times New Roman" w:cs="Times New Roman"/>
-          <w:color w:val="0F1115"/>
-          <w:sz w:val="28"/>
-          <w:szCs w:val="28"/>
-          <w:lang w:val="en-US"/>
-        </w:rPr>
-        <w:t xml:space="preserve"> </w:t>
       </w:r>
       <w:proofErr w:type="spellStart"/>
       <w:proofErr w:type="gramStart"/>
@@ -6822,43 +6998,140 @@
         <w:rPr>
           <w:rStyle w:val="token"/>
           <w:rFonts w:ascii="Times New Roman" w:hAnsi="Times New Roman" w:cs="Times New Roman"/>
-          <w:color w:val="B76B01"/>
+          <w:color w:val="A626A4"/>
           <w:sz w:val="28"/>
           <w:szCs w:val="28"/>
           <w:lang w:val="en-US"/>
         </w:rPr>
-        <w:t>TaskManager</w:t>
+        <w:t>int</w:t>
       </w:r>
       <w:proofErr w:type="spellEnd"/>
+      <w:proofErr w:type="gramEnd"/>
+      <w:r>
+        <w:rPr>
+          <w:rFonts w:ascii="Times New Roman" w:hAnsi="Times New Roman" w:cs="Times New Roman"/>
+          <w:color w:val="0F1115"/>
+          <w:sz w:val="28"/>
+          <w:szCs w:val="28"/>
+          <w:lang w:val="en-US"/>
+        </w:rPr>
+        <w:t xml:space="preserve"> </w:t>
+      </w:r>
+      <w:proofErr w:type="spellStart"/>
+      <w:r>
+        <w:rPr>
+          <w:rFonts w:ascii="Times New Roman" w:hAnsi="Times New Roman" w:cs="Times New Roman"/>
+          <w:color w:val="0F1115"/>
+          <w:sz w:val="28"/>
+          <w:szCs w:val="28"/>
+          <w:lang w:val="en-US"/>
+        </w:rPr>
+        <w:t>countBefore</w:t>
+      </w:r>
+      <w:proofErr w:type="spellEnd"/>
+      <w:r>
+        <w:rPr>
+          <w:rFonts w:ascii="Times New Roman" w:hAnsi="Times New Roman" w:cs="Times New Roman"/>
+          <w:color w:val="0F1115"/>
+          <w:sz w:val="28"/>
+          <w:szCs w:val="28"/>
+          <w:lang w:val="en-US"/>
+        </w:rPr>
+        <w:t xml:space="preserve"> </w:t>
+      </w:r>
       <w:r>
         <w:rPr>
           <w:rStyle w:val="token"/>
           <w:rFonts w:ascii="Times New Roman" w:hAnsi="Times New Roman" w:cs="Times New Roman"/>
+          <w:color w:val="4078F2"/>
+          <w:sz w:val="28"/>
+          <w:szCs w:val="28"/>
+          <w:lang w:val="en-US"/>
+        </w:rPr>
+        <w:t>=</w:t>
+      </w:r>
+      <w:r>
+        <w:rPr>
+          <w:rFonts w:ascii="Times New Roman" w:hAnsi="Times New Roman" w:cs="Times New Roman"/>
+          <w:color w:val="0F1115"/>
+          <w:sz w:val="28"/>
+          <w:szCs w:val="28"/>
+          <w:lang w:val="en-US"/>
+        </w:rPr>
+        <w:t xml:space="preserve"> </w:t>
+      </w:r>
+      <w:proofErr w:type="spellStart"/>
+      <w:r>
+        <w:rPr>
+          <w:rFonts w:ascii="Times New Roman" w:hAnsi="Times New Roman" w:cs="Times New Roman"/>
+          <w:color w:val="0F1115"/>
+          <w:sz w:val="28"/>
+          <w:szCs w:val="28"/>
+          <w:lang w:val="en-US"/>
+        </w:rPr>
+        <w:t>manager</w:t>
+      </w:r>
+      <w:r>
+        <w:rPr>
+          <w:rStyle w:val="token"/>
+          <w:rFonts w:ascii="Times New Roman" w:hAnsi="Times New Roman" w:cs="Times New Roman"/>
           <w:color w:val="383A42"/>
           <w:sz w:val="28"/>
           <w:szCs w:val="28"/>
           <w:lang w:val="en-US"/>
         </w:rPr>
-        <w:t>(</w:t>
-      </w:r>
-      <w:proofErr w:type="gramEnd"/>
+        <w:t>.</w:t>
+      </w:r>
       <w:r>
         <w:rPr>
           <w:rStyle w:val="token"/>
           <w:rFonts w:ascii="Times New Roman" w:hAnsi="Times New Roman" w:cs="Times New Roman"/>
+          <w:color w:val="4078F2"/>
+          <w:sz w:val="28"/>
+          <w:szCs w:val="28"/>
+          <w:lang w:val="en-US"/>
+        </w:rPr>
+        <w:t>GetAllTasks</w:t>
+      </w:r>
+      <w:proofErr w:type="spellEnd"/>
+      <w:r>
+        <w:rPr>
+          <w:rStyle w:val="token"/>
+          <w:rFonts w:ascii="Times New Roman" w:hAnsi="Times New Roman" w:cs="Times New Roman"/>
           <w:color w:val="383A42"/>
           <w:sz w:val="28"/>
           <w:szCs w:val="28"/>
           <w:lang w:val="en-US"/>
         </w:rPr>
-        <w:t>);</w:t>
+        <w:t>().</w:t>
+      </w:r>
+      <w:r>
+        <w:rPr>
+          <w:rFonts w:ascii="Times New Roman" w:hAnsi="Times New Roman" w:cs="Times New Roman"/>
+          <w:color w:val="0F1115"/>
+          <w:sz w:val="28"/>
+          <w:szCs w:val="28"/>
+          <w:lang w:val="en-US"/>
+        </w:rPr>
+        <w:t>Count</w:t>
+      </w:r>
+      <w:r>
+        <w:rPr>
+          <w:rStyle w:val="token"/>
+          <w:rFonts w:ascii="Times New Roman" w:hAnsi="Times New Roman" w:cs="Times New Roman"/>
+          <w:color w:val="383A42"/>
+          <w:sz w:val="28"/>
+          <w:szCs w:val="28"/>
+          <w:lang w:val="en-US"/>
+        </w:rPr>
+        <w:t>;</w:t>
       </w:r>
     </w:p>
     <w:p>
       <w:pPr>
         <w:pStyle w:val="HTML0"/>
         <w:spacing w:line="360" w:lineRule="auto"/>
-        <w:ind w:right="283" w:firstLine="709"/>
+        <w:ind w:firstLine="709"/>
         <w:jc w:val="both"/>
         <w:rPr>
           <w:rFonts w:ascii="Times New Roman" w:hAnsi="Times New Roman" w:cs="Times New Roman"/>
@@ -6868,6 +7141,20 @@
           <w:lang w:val="en-US"/>
         </w:rPr>
       </w:pPr>
+    </w:p>
+    <w:p>
+      <w:pPr>
+        <w:pStyle w:val="HTML0"/>
+        <w:spacing w:line="360" w:lineRule="auto"/>
+        <w:ind w:firstLine="709"/>
+        <w:jc w:val="both"/>
+        <w:rPr>
+          <w:rFonts w:ascii="Times New Roman" w:hAnsi="Times New Roman" w:cs="Times New Roman"/>
+          <w:color w:val="0F1115"/>
+          <w:sz w:val="28"/>
+          <w:szCs w:val="28"/>
+        </w:rPr>
+      </w:pPr>
       <w:r>
         <w:rPr>
           <w:rFonts w:ascii="Times New Roman" w:hAnsi="Times New Roman" w:cs="Times New Roman"/>
@@ -6875,6 +7162,134 @@
           <w:sz w:val="28"/>
           <w:szCs w:val="28"/>
           <w:lang w:val="en-US"/>
+        </w:rPr>
+        <w:t xml:space="preserve">    </w:t>
+      </w:r>
+      <w:proofErr w:type="spellStart"/>
+      <w:r>
+        <w:rPr>
+          <w:rFonts w:ascii="Times New Roman" w:hAnsi="Times New Roman" w:cs="Times New Roman"/>
+          <w:color w:val="0F1115"/>
+          <w:sz w:val="28"/>
+          <w:szCs w:val="28"/>
+        </w:rPr>
+        <w:t>manager</w:t>
+      </w:r>
+      <w:r>
+        <w:rPr>
+          <w:rStyle w:val="token"/>
+          <w:rFonts w:ascii="Times New Roman" w:hAnsi="Times New Roman" w:cs="Times New Roman"/>
+          <w:color w:val="383A42"/>
+          <w:sz w:val="28"/>
+          <w:szCs w:val="28"/>
+        </w:rPr>
+        <w:t>.</w:t>
+      </w:r>
+      <w:r>
+        <w:rPr>
+          <w:rStyle w:val="token"/>
+          <w:rFonts w:ascii="Times New Roman" w:hAnsi="Times New Roman" w:cs="Times New Roman"/>
+          <w:color w:val="4078F2"/>
+          <w:sz w:val="28"/>
+          <w:szCs w:val="28"/>
+        </w:rPr>
+        <w:t>AddTask</w:t>
+      </w:r>
+      <w:proofErr w:type="spellEnd"/>
+      <w:r>
+        <w:rPr>
+          <w:rStyle w:val="token"/>
+          <w:rFonts w:ascii="Times New Roman" w:hAnsi="Times New Roman" w:cs="Times New Roman"/>
+          <w:color w:val="383A42"/>
+          <w:sz w:val="28"/>
+          <w:szCs w:val="28"/>
+        </w:rPr>
+        <w:t>(</w:t>
+      </w:r>
+      <w:r>
+        <w:rPr>
+          <w:rStyle w:val="token"/>
+          <w:rFonts w:ascii="Times New Roman" w:hAnsi="Times New Roman" w:cs="Times New Roman"/>
+          <w:color w:val="50A14F"/>
+          <w:sz w:val="28"/>
+          <w:szCs w:val="28"/>
+        </w:rPr>
+        <w:t>"Тестовая задача"</w:t>
+      </w:r>
+      <w:r>
+        <w:rPr>
+          <w:rStyle w:val="token"/>
+          <w:rFonts w:ascii="Times New Roman" w:hAnsi="Times New Roman" w:cs="Times New Roman"/>
+          <w:color w:val="383A42"/>
+          <w:sz w:val="28"/>
+          <w:szCs w:val="28"/>
+        </w:rPr>
+        <w:t>,</w:t>
+      </w:r>
+      <w:r>
+        <w:rPr>
+          <w:rFonts w:ascii="Times New Roman" w:hAnsi="Times New Roman" w:cs="Times New Roman"/>
+          <w:color w:val="0F1115"/>
+          <w:sz w:val="28"/>
+          <w:szCs w:val="28"/>
+        </w:rPr>
+        <w:t xml:space="preserve"> </w:t>
+      </w:r>
+      <w:r>
+        <w:rPr>
+          <w:rStyle w:val="token"/>
+          <w:rFonts w:ascii="Times New Roman" w:hAnsi="Times New Roman" w:cs="Times New Roman"/>
+          <w:color w:val="50A14F"/>
+          <w:sz w:val="28"/>
+          <w:szCs w:val="28"/>
+        </w:rPr>
+        <w:t>"Описание"</w:t>
+      </w:r>
+      <w:r>
+        <w:rPr>
+          <w:rStyle w:val="token"/>
+          <w:rFonts w:ascii="Times New Roman" w:hAnsi="Times New Roman" w:cs="Times New Roman"/>
+          <w:color w:val="383A42"/>
+          <w:sz w:val="28"/>
+          <w:szCs w:val="28"/>
+        </w:rPr>
+        <w:t>);</w:t>
+      </w:r>
+    </w:p>
+    <w:p>
+      <w:pPr>
+        <w:pStyle w:val="HTML0"/>
+        <w:spacing w:line="360" w:lineRule="auto"/>
+        <w:ind w:firstLine="709"/>
+        <w:jc w:val="both"/>
+        <w:rPr>
+          <w:rFonts w:ascii="Times New Roman" w:hAnsi="Times New Roman" w:cs="Times New Roman"/>
+          <w:color w:val="0F1115"/>
+          <w:sz w:val="28"/>
+          <w:szCs w:val="28"/>
+        </w:rPr>
+      </w:pPr>
+    </w:p>
+    <w:p>
+      <w:pPr>
+        <w:pStyle w:val="HTML0"/>
+        <w:spacing w:line="360" w:lineRule="auto"/>
+        <w:ind w:firstLine="709"/>
+        <w:jc w:val="both"/>
+        <w:rPr>
+          <w:rFonts w:ascii="Times New Roman" w:hAnsi="Times New Roman" w:cs="Times New Roman"/>
+          <w:color w:val="0F1115"/>
+          <w:sz w:val="28"/>
+          <w:szCs w:val="28"/>
+          <w:lang w:val="en-US"/>
+        </w:rPr>
+      </w:pPr>
+      <w:r>
+        <w:rPr>
+          <w:rFonts w:ascii="Times New Roman" w:hAnsi="Times New Roman" w:cs="Times New Roman"/>
+          <w:color w:val="0F1115"/>
+          <w:sz w:val="28"/>
+          <w:szCs w:val="28"/>
         </w:rPr>
         <w:t xml:space="preserve">    </w:t>
       </w:r>
@@ -6912,7 +7327,7 @@
           <w:szCs w:val="28"/>
           <w:lang w:val="en-US"/>
         </w:rPr>
-        <w:t>countBefore</w:t>
+        <w:t>countAfter</w:t>
       </w:r>
       <w:proofErr w:type="spellEnd"/>
       <w:r>
@@ -7017,7 +7432,7 @@
       <w:pPr>
         <w:pStyle w:val="HTML0"/>
         <w:spacing w:line="360" w:lineRule="auto"/>
-        <w:ind w:right="283" w:firstLine="709"/>
+        <w:ind w:firstLine="709"/>
         <w:jc w:val="both"/>
         <w:rPr>
           <w:rFonts w:ascii="Times New Roman" w:hAnsi="Times New Roman" w:cs="Times New Roman"/>
@@ -7027,645 +7442,199 @@
           <w:lang w:val="en-US"/>
         </w:rPr>
       </w:pPr>
+      <w:r>
+        <w:rPr>
+          <w:rFonts w:ascii="Times New Roman" w:hAnsi="Times New Roman" w:cs="Times New Roman"/>
+          <w:color w:val="0F1115"/>
+          <w:sz w:val="28"/>
+          <w:szCs w:val="28"/>
+          <w:lang w:val="en-US"/>
+        </w:rPr>
+        <w:t xml:space="preserve">    </w:t>
+      </w:r>
+      <w:proofErr w:type="spellStart"/>
+      <w:proofErr w:type="gramStart"/>
+      <w:r>
+        <w:rPr>
+          <w:rFonts w:ascii="Times New Roman" w:hAnsi="Times New Roman" w:cs="Times New Roman"/>
+          <w:color w:val="0F1115"/>
+          <w:sz w:val="28"/>
+          <w:szCs w:val="28"/>
+          <w:lang w:val="en-US"/>
+        </w:rPr>
+        <w:t>Assert</w:t>
+      </w:r>
+      <w:r>
+        <w:rPr>
+          <w:rStyle w:val="token"/>
+          <w:rFonts w:ascii="Times New Roman" w:hAnsi="Times New Roman" w:cs="Times New Roman"/>
+          <w:color w:val="383A42"/>
+          <w:sz w:val="28"/>
+          <w:szCs w:val="28"/>
+          <w:lang w:val="en-US"/>
+        </w:rPr>
+        <w:t>.</w:t>
+      </w:r>
+      <w:r>
+        <w:rPr>
+          <w:rStyle w:val="token"/>
+          <w:rFonts w:ascii="Times New Roman" w:hAnsi="Times New Roman" w:cs="Times New Roman"/>
+          <w:color w:val="4078F2"/>
+          <w:sz w:val="28"/>
+          <w:szCs w:val="28"/>
+          <w:lang w:val="en-US"/>
+        </w:rPr>
+        <w:t>AreEqual</w:t>
+      </w:r>
+      <w:proofErr w:type="spellEnd"/>
+      <w:r>
+        <w:rPr>
+          <w:rStyle w:val="token"/>
+          <w:rFonts w:ascii="Times New Roman" w:hAnsi="Times New Roman" w:cs="Times New Roman"/>
+          <w:color w:val="383A42"/>
+          <w:sz w:val="28"/>
+          <w:szCs w:val="28"/>
+          <w:lang w:val="en-US"/>
+        </w:rPr>
+        <w:t>(</w:t>
+      </w:r>
+      <w:proofErr w:type="spellStart"/>
+      <w:proofErr w:type="gramEnd"/>
+      <w:r>
+        <w:rPr>
+          <w:rFonts w:ascii="Times New Roman" w:hAnsi="Times New Roman" w:cs="Times New Roman"/>
+          <w:color w:val="0F1115"/>
+          <w:sz w:val="28"/>
+          <w:szCs w:val="28"/>
+          <w:lang w:val="en-US"/>
+        </w:rPr>
+        <w:t>countBefore</w:t>
+      </w:r>
+      <w:proofErr w:type="spellEnd"/>
+      <w:r>
+        <w:rPr>
+          <w:rFonts w:ascii="Times New Roman" w:hAnsi="Times New Roman" w:cs="Times New Roman"/>
+          <w:color w:val="0F1115"/>
+          <w:sz w:val="28"/>
+          <w:szCs w:val="28"/>
+          <w:lang w:val="en-US"/>
+        </w:rPr>
+        <w:t xml:space="preserve"> </w:t>
+      </w:r>
+      <w:r>
+        <w:rPr>
+          <w:rStyle w:val="token"/>
+          <w:rFonts w:ascii="Times New Roman" w:hAnsi="Times New Roman" w:cs="Times New Roman"/>
+          <w:color w:val="4078F2"/>
+          <w:sz w:val="28"/>
+          <w:szCs w:val="28"/>
+          <w:lang w:val="en-US"/>
+        </w:rPr>
+        <w:t>+</w:t>
+      </w:r>
+      <w:r>
+        <w:rPr>
+          <w:rFonts w:ascii="Times New Roman" w:hAnsi="Times New Roman" w:cs="Times New Roman"/>
+          <w:color w:val="0F1115"/>
+          <w:sz w:val="28"/>
+          <w:szCs w:val="28"/>
+          <w:lang w:val="en-US"/>
+        </w:rPr>
+        <w:t xml:space="preserve"> </w:t>
+      </w:r>
+      <w:r>
+        <w:rPr>
+          <w:rStyle w:val="token"/>
+          <w:rFonts w:ascii="Times New Roman" w:hAnsi="Times New Roman" w:cs="Times New Roman"/>
+          <w:color w:val="B76B01"/>
+          <w:sz w:val="28"/>
+          <w:szCs w:val="28"/>
+          <w:lang w:val="en-US"/>
+        </w:rPr>
+        <w:t>1</w:t>
+      </w:r>
+      <w:r>
+        <w:rPr>
+          <w:rStyle w:val="token"/>
+          <w:rFonts w:ascii="Times New Roman" w:hAnsi="Times New Roman" w:cs="Times New Roman"/>
+          <w:color w:val="383A42"/>
+          <w:sz w:val="28"/>
+          <w:szCs w:val="28"/>
+          <w:lang w:val="en-US"/>
+        </w:rPr>
+        <w:t>,</w:t>
+      </w:r>
+      <w:r>
+        <w:rPr>
+          <w:rFonts w:ascii="Times New Roman" w:hAnsi="Times New Roman" w:cs="Times New Roman"/>
+          <w:color w:val="0F1115"/>
+          <w:sz w:val="28"/>
+          <w:szCs w:val="28"/>
+          <w:lang w:val="en-US"/>
+        </w:rPr>
+        <w:t xml:space="preserve"> </w:t>
+      </w:r>
+      <w:proofErr w:type="spellStart"/>
+      <w:r>
+        <w:rPr>
+          <w:rFonts w:ascii="Times New Roman" w:hAnsi="Times New Roman" w:cs="Times New Roman"/>
+          <w:color w:val="0F1115"/>
+          <w:sz w:val="28"/>
+          <w:szCs w:val="28"/>
+          <w:lang w:val="en-US"/>
+        </w:rPr>
+        <w:t>countAfter</w:t>
+      </w:r>
+      <w:proofErr w:type="spellEnd"/>
+      <w:r>
+        <w:rPr>
+          <w:rStyle w:val="token"/>
+          <w:rFonts w:ascii="Times New Roman" w:hAnsi="Times New Roman" w:cs="Times New Roman"/>
+          <w:color w:val="383A42"/>
+          <w:sz w:val="28"/>
+          <w:szCs w:val="28"/>
+          <w:lang w:val="en-US"/>
+        </w:rPr>
+        <w:t>);</w:t>
+      </w:r>
     </w:p>
     <w:p>
       <w:pPr>
         <w:pStyle w:val="HTML0"/>
         <w:spacing w:line="360" w:lineRule="auto"/>
-        <w:ind w:right="283" w:firstLine="709"/>
+        <w:ind w:firstLine="709"/>
         <w:jc w:val="both"/>
         <w:rPr>
           <w:rFonts w:ascii="Times New Roman" w:hAnsi="Times New Roman" w:cs="Times New Roman"/>
           <w:color w:val="0F1115"/>
           <w:sz w:val="28"/>
           <w:szCs w:val="28"/>
-        </w:rPr>
-      </w:pPr>
-      <w:r>
-        <w:rPr>
-          <w:rFonts w:ascii="Times New Roman" w:hAnsi="Times New Roman" w:cs="Times New Roman"/>
-          <w:color w:val="0F1115"/>
-          <w:sz w:val="28"/>
-          <w:szCs w:val="28"/>
           <w:lang w:val="en-US"/>
         </w:rPr>
-        <w:t xml:space="preserve">    </w:t>
-      </w:r>
+      </w:pPr>
       <w:r>
         <w:rPr>
           <w:rStyle w:val="token"/>
           <w:rFonts w:ascii="Times New Roman" w:hAnsi="Times New Roman" w:cs="Times New Roman"/>
-          <w:i/>
-          <w:iCs/>
-          <w:color w:val="A0A1A7"/>
-          <w:sz w:val="28"/>
-          <w:szCs w:val="28"/>
-        </w:rPr>
-        <w:t xml:space="preserve">// </w:t>
-      </w:r>
-      <w:proofErr w:type="spellStart"/>
-      <w:r>
-        <w:rPr>
-          <w:rStyle w:val="token"/>
-          <w:rFonts w:ascii="Times New Roman" w:hAnsi="Times New Roman" w:cs="Times New Roman"/>
-          <w:i/>
-          <w:iCs/>
-          <w:color w:val="A0A1A7"/>
-          <w:sz w:val="28"/>
-          <w:szCs w:val="28"/>
-        </w:rPr>
-        <w:t>Act</w:t>
-      </w:r>
-      <w:proofErr w:type="spellEnd"/>
-      <w:r>
-        <w:rPr>
-          <w:rStyle w:val="token"/>
-          <w:rFonts w:ascii="Times New Roman" w:hAnsi="Times New Roman" w:cs="Times New Roman"/>
-          <w:i/>
-          <w:iCs/>
-          <w:color w:val="A0A1A7"/>
-          <w:sz w:val="28"/>
-          <w:szCs w:val="28"/>
-        </w:rPr>
-        <w:t xml:space="preserve"> (действие)</w:t>
-      </w:r>
-    </w:p>
-    <w:p>
-      <w:pPr>
-        <w:pStyle w:val="HTML0"/>
-        <w:spacing w:line="360" w:lineRule="auto"/>
-        <w:ind w:right="283" w:firstLine="709"/>
-        <w:jc w:val="both"/>
-        <w:rPr>
-          <w:rFonts w:ascii="Times New Roman" w:hAnsi="Times New Roman" w:cs="Times New Roman"/>
-          <w:color w:val="0F1115"/>
-          <w:sz w:val="28"/>
-          <w:szCs w:val="28"/>
-        </w:rPr>
-      </w:pPr>
-      <w:r>
-        <w:rPr>
-          <w:rFonts w:ascii="Times New Roman" w:hAnsi="Times New Roman" w:cs="Times New Roman"/>
-          <w:color w:val="0F1115"/>
-          <w:sz w:val="28"/>
-          <w:szCs w:val="28"/>
-        </w:rPr>
-        <w:t xml:space="preserve">    </w:t>
-      </w:r>
-      <w:proofErr w:type="spellStart"/>
-      <w:r>
-        <w:rPr>
-          <w:rFonts w:ascii="Times New Roman" w:hAnsi="Times New Roman" w:cs="Times New Roman"/>
-          <w:color w:val="0F1115"/>
-          <w:sz w:val="28"/>
-          <w:szCs w:val="28"/>
-        </w:rPr>
-        <w:t>manager</w:t>
-      </w:r>
-      <w:r>
-        <w:rPr>
-          <w:rStyle w:val="token"/>
-          <w:rFonts w:ascii="Times New Roman" w:hAnsi="Times New Roman" w:cs="Times New Roman"/>
           <w:color w:val="383A42"/>
           <w:sz w:val="28"/>
           <w:szCs w:val="28"/>
-        </w:rPr>
-        <w:t>.</w:t>
-      </w:r>
-      <w:r>
-        <w:rPr>
-          <w:rStyle w:val="token"/>
-          <w:rFonts w:ascii="Times New Roman" w:hAnsi="Times New Roman" w:cs="Times New Roman"/>
-          <w:color w:val="4078F2"/>
-          <w:sz w:val="28"/>
-          <w:szCs w:val="28"/>
-        </w:rPr>
-        <w:t>AddTask</w:t>
-      </w:r>
-      <w:proofErr w:type="spellEnd"/>
-      <w:r>
-        <w:rPr>
-          <w:rStyle w:val="token"/>
-          <w:rFonts w:ascii="Times New Roman" w:hAnsi="Times New Roman" w:cs="Times New Roman"/>
-          <w:color w:val="383A42"/>
-          <w:sz w:val="28"/>
-          <w:szCs w:val="28"/>
-        </w:rPr>
-        <w:t>(</w:t>
-      </w:r>
-      <w:r>
-        <w:rPr>
-          <w:rStyle w:val="token"/>
-          <w:rFonts w:ascii="Times New Roman" w:hAnsi="Times New Roman" w:cs="Times New Roman"/>
-          <w:color w:val="50A14F"/>
-          <w:sz w:val="28"/>
-          <w:szCs w:val="28"/>
-        </w:rPr>
-        <w:t>"Тестовая задача"</w:t>
-      </w:r>
-      <w:r>
-        <w:rPr>
-          <w:rStyle w:val="token"/>
-          <w:rFonts w:ascii="Times New Roman" w:hAnsi="Times New Roman" w:cs="Times New Roman"/>
-          <w:color w:val="383A42"/>
-          <w:sz w:val="28"/>
-          <w:szCs w:val="28"/>
-        </w:rPr>
-        <w:t>,</w:t>
-      </w:r>
-      <w:r>
-        <w:rPr>
-          <w:rFonts w:ascii="Times New Roman" w:hAnsi="Times New Roman" w:cs="Times New Roman"/>
-          <w:color w:val="0F1115"/>
-          <w:sz w:val="28"/>
-          <w:szCs w:val="28"/>
-        </w:rPr>
-        <w:t xml:space="preserve"> </w:t>
-      </w:r>
-      <w:r>
-        <w:rPr>
-          <w:rStyle w:val="token"/>
-          <w:rFonts w:ascii="Times New Roman" w:hAnsi="Times New Roman" w:cs="Times New Roman"/>
-          <w:color w:val="50A14F"/>
-          <w:sz w:val="28"/>
-          <w:szCs w:val="28"/>
-        </w:rPr>
-        <w:t>"Описание"</w:t>
-      </w:r>
-      <w:r>
-        <w:rPr>
-          <w:rStyle w:val="token"/>
-          <w:rFonts w:ascii="Times New Roman" w:hAnsi="Times New Roman" w:cs="Times New Roman"/>
-          <w:color w:val="383A42"/>
-          <w:sz w:val="28"/>
-          <w:szCs w:val="28"/>
-        </w:rPr>
-        <w:t>);</w:t>
-      </w:r>
-    </w:p>
-    <w:p>
-      <w:pPr>
-        <w:pStyle w:val="HTML0"/>
-        <w:spacing w:line="360" w:lineRule="auto"/>
-        <w:ind w:right="283" w:firstLine="709"/>
-        <w:jc w:val="both"/>
-        <w:rPr>
-          <w:rFonts w:ascii="Times New Roman" w:hAnsi="Times New Roman" w:cs="Times New Roman"/>
-          <w:color w:val="0F1115"/>
-          <w:sz w:val="28"/>
-          <w:szCs w:val="28"/>
-        </w:rPr>
-      </w:pPr>
-    </w:p>
-    <w:p>
-      <w:pPr>
-        <w:pStyle w:val="HTML0"/>
-        <w:spacing w:line="360" w:lineRule="auto"/>
-        <w:ind w:right="283" w:firstLine="709"/>
-        <w:jc w:val="both"/>
-        <w:rPr>
-          <w:rFonts w:ascii="Times New Roman" w:hAnsi="Times New Roman" w:cs="Times New Roman"/>
-          <w:color w:val="0F1115"/>
-          <w:sz w:val="28"/>
-          <w:szCs w:val="28"/>
           <w:lang w:val="en-US"/>
         </w:rPr>
-      </w:pPr>
-      <w:r>
-        <w:rPr>
-          <w:rFonts w:ascii="Times New Roman" w:hAnsi="Times New Roman" w:cs="Times New Roman"/>
-          <w:color w:val="0F1115"/>
-          <w:sz w:val="28"/>
-          <w:szCs w:val="28"/>
-        </w:rPr>
-        <w:t xml:space="preserve">    </w:t>
-      </w:r>
-      <w:r>
-        <w:rPr>
-          <w:rStyle w:val="token"/>
-          <w:rFonts w:ascii="Times New Roman" w:hAnsi="Times New Roman" w:cs="Times New Roman"/>
-          <w:i/>
-          <w:iCs/>
-          <w:color w:val="A0A1A7"/>
-          <w:sz w:val="28"/>
-          <w:szCs w:val="28"/>
+        <w:t>}</w:t>
+      </w:r>
+    </w:p>
+    <w:p>
+      <w:pPr>
+        <w:pStyle w:val="2222222222222"/>
+        <w:rPr>
           <w:lang w:val="en-US"/>
         </w:rPr>
-        <w:t xml:space="preserve">// </w:t>
-      </w:r>
-      <w:proofErr w:type="gramStart"/>
-      <w:r>
-        <w:rPr>
-          <w:rStyle w:val="token"/>
-          <w:rFonts w:ascii="Times New Roman" w:hAnsi="Times New Roman" w:cs="Times New Roman"/>
-          <w:i/>
-          <w:iCs/>
-          <w:color w:val="A0A1A7"/>
-          <w:sz w:val="28"/>
-          <w:szCs w:val="28"/>
-          <w:lang w:val="en-US"/>
-        </w:rPr>
-        <w:t>Assert</w:t>
-      </w:r>
-      <w:proofErr w:type="gramEnd"/>
-      <w:r>
-        <w:rPr>
-          <w:rStyle w:val="token"/>
-          <w:rFonts w:ascii="Times New Roman" w:hAnsi="Times New Roman" w:cs="Times New Roman"/>
-          <w:i/>
-          <w:iCs/>
-          <w:color w:val="A0A1A7"/>
-          <w:sz w:val="28"/>
-          <w:szCs w:val="28"/>
-          <w:lang w:val="en-US"/>
-        </w:rPr>
-        <w:t xml:space="preserve"> (</w:t>
-      </w:r>
-      <w:r>
-        <w:rPr>
-          <w:rStyle w:val="token"/>
-          <w:rFonts w:ascii="Times New Roman" w:hAnsi="Times New Roman" w:cs="Times New Roman"/>
-          <w:i/>
-          <w:iCs/>
-          <w:color w:val="A0A1A7"/>
-          <w:sz w:val="28"/>
-          <w:szCs w:val="28"/>
-        </w:rPr>
-        <w:t>проверка</w:t>
-      </w:r>
-      <w:r>
-        <w:rPr>
-          <w:rStyle w:val="token"/>
-          <w:rFonts w:ascii="Times New Roman" w:hAnsi="Times New Roman" w:cs="Times New Roman"/>
-          <w:i/>
-          <w:iCs/>
-          <w:color w:val="A0A1A7"/>
-          <w:sz w:val="28"/>
-          <w:szCs w:val="28"/>
-          <w:lang w:val="en-US"/>
-        </w:rPr>
-        <w:t>)</w:t>
-      </w:r>
-    </w:p>
-    <w:p>
-      <w:pPr>
-        <w:pStyle w:val="HTML0"/>
-        <w:spacing w:line="360" w:lineRule="auto"/>
-        <w:ind w:right="283" w:firstLine="709"/>
-        <w:jc w:val="both"/>
-        <w:rPr>
-          <w:rFonts w:ascii="Times New Roman" w:hAnsi="Times New Roman" w:cs="Times New Roman"/>
-          <w:color w:val="0F1115"/>
-          <w:sz w:val="28"/>
-          <w:szCs w:val="28"/>
-          <w:lang w:val="en-US"/>
-        </w:rPr>
-      </w:pPr>
-      <w:r>
-        <w:rPr>
-          <w:rFonts w:ascii="Times New Roman" w:hAnsi="Times New Roman" w:cs="Times New Roman"/>
-          <w:color w:val="0F1115"/>
-          <w:sz w:val="28"/>
-          <w:szCs w:val="28"/>
-          <w:lang w:val="en-US"/>
-        </w:rPr>
-        <w:t xml:space="preserve">    </w:t>
-      </w:r>
-      <w:proofErr w:type="spellStart"/>
-      <w:proofErr w:type="gramStart"/>
-      <w:r>
-        <w:rPr>
-          <w:rStyle w:val="token"/>
-          <w:rFonts w:ascii="Times New Roman" w:hAnsi="Times New Roman" w:cs="Times New Roman"/>
-          <w:color w:val="A626A4"/>
-          <w:sz w:val="28"/>
-          <w:szCs w:val="28"/>
-          <w:lang w:val="en-US"/>
-        </w:rPr>
-        <w:t>int</w:t>
-      </w:r>
-      <w:proofErr w:type="spellEnd"/>
-      <w:proofErr w:type="gramEnd"/>
-      <w:r>
-        <w:rPr>
-          <w:rFonts w:ascii="Times New Roman" w:hAnsi="Times New Roman" w:cs="Times New Roman"/>
-          <w:color w:val="0F1115"/>
-          <w:sz w:val="28"/>
-          <w:szCs w:val="28"/>
-          <w:lang w:val="en-US"/>
-        </w:rPr>
-        <w:t xml:space="preserve"> </w:t>
-      </w:r>
-      <w:proofErr w:type="spellStart"/>
-      <w:r>
-        <w:rPr>
-          <w:rFonts w:ascii="Times New Roman" w:hAnsi="Times New Roman" w:cs="Times New Roman"/>
-          <w:color w:val="0F1115"/>
-          <w:sz w:val="28"/>
-          <w:szCs w:val="28"/>
-          <w:lang w:val="en-US"/>
-        </w:rPr>
-        <w:t>countAfter</w:t>
-      </w:r>
-      <w:proofErr w:type="spellEnd"/>
-      <w:r>
-        <w:rPr>
-          <w:rFonts w:ascii="Times New Roman" w:hAnsi="Times New Roman" w:cs="Times New Roman"/>
-          <w:color w:val="0F1115"/>
-          <w:sz w:val="28"/>
-          <w:szCs w:val="28"/>
-          <w:lang w:val="en-US"/>
-        </w:rPr>
-        <w:t xml:space="preserve"> </w:t>
-      </w:r>
-      <w:r>
-        <w:rPr>
-          <w:rStyle w:val="token"/>
-          <w:rFonts w:ascii="Times New Roman" w:hAnsi="Times New Roman" w:cs="Times New Roman"/>
-          <w:color w:val="4078F2"/>
-          <w:sz w:val="28"/>
-          <w:szCs w:val="28"/>
-          <w:lang w:val="en-US"/>
-        </w:rPr>
-        <w:t>=</w:t>
-      </w:r>
-      <w:r>
-        <w:rPr>
-          <w:rFonts w:ascii="Times New Roman" w:hAnsi="Times New Roman" w:cs="Times New Roman"/>
-          <w:color w:val="0F1115"/>
-          <w:sz w:val="28"/>
-          <w:szCs w:val="28"/>
-          <w:lang w:val="en-US"/>
-        </w:rPr>
-        <w:t xml:space="preserve"> </w:t>
-      </w:r>
-      <w:proofErr w:type="spellStart"/>
-      <w:r>
-        <w:rPr>
-          <w:rFonts w:ascii="Times New Roman" w:hAnsi="Times New Roman" w:cs="Times New Roman"/>
-          <w:color w:val="0F1115"/>
-          <w:sz w:val="28"/>
-          <w:szCs w:val="28"/>
-          <w:lang w:val="en-US"/>
-        </w:rPr>
-        <w:t>manager</w:t>
-      </w:r>
-      <w:r>
-        <w:rPr>
-          <w:rStyle w:val="token"/>
-          <w:rFonts w:ascii="Times New Roman" w:hAnsi="Times New Roman" w:cs="Times New Roman"/>
-          <w:color w:val="383A42"/>
-          <w:sz w:val="28"/>
-          <w:szCs w:val="28"/>
-          <w:lang w:val="en-US"/>
-        </w:rPr>
-        <w:t>.</w:t>
-      </w:r>
-      <w:r>
-        <w:rPr>
-          <w:rStyle w:val="token"/>
-          <w:rFonts w:ascii="Times New Roman" w:hAnsi="Times New Roman" w:cs="Times New Roman"/>
-          <w:color w:val="4078F2"/>
-          <w:sz w:val="28"/>
-          <w:szCs w:val="28"/>
-          <w:lang w:val="en-US"/>
-        </w:rPr>
-        <w:t>GetAllTasks</w:t>
-      </w:r>
-      <w:proofErr w:type="spellEnd"/>
-      <w:r>
-        <w:rPr>
-          <w:rStyle w:val="token"/>
-          <w:rFonts w:ascii="Times New Roman" w:hAnsi="Times New Roman" w:cs="Times New Roman"/>
-          <w:color w:val="383A42"/>
-          <w:sz w:val="28"/>
-          <w:szCs w:val="28"/>
-          <w:lang w:val="en-US"/>
-        </w:rPr>
-        <w:t>().</w:t>
-      </w:r>
-      <w:r>
-        <w:rPr>
-          <w:rFonts w:ascii="Times New Roman" w:hAnsi="Times New Roman" w:cs="Times New Roman"/>
-          <w:color w:val="0F1115"/>
-          <w:sz w:val="28"/>
-          <w:szCs w:val="28"/>
-          <w:lang w:val="en-US"/>
-        </w:rPr>
-        <w:t>Count</w:t>
-      </w:r>
-      <w:r>
-        <w:rPr>
-          <w:rStyle w:val="token"/>
-          <w:rFonts w:ascii="Times New Roman" w:hAnsi="Times New Roman" w:cs="Times New Roman"/>
-          <w:color w:val="383A42"/>
-          <w:sz w:val="28"/>
-          <w:szCs w:val="28"/>
-          <w:lang w:val="en-US"/>
-        </w:rPr>
-        <w:t>;</w:t>
-      </w:r>
-    </w:p>
-    <w:p>
-      <w:pPr>
-        <w:pStyle w:val="HTML0"/>
-        <w:spacing w:line="360" w:lineRule="auto"/>
-        <w:ind w:right="283" w:firstLine="709"/>
-        <w:jc w:val="both"/>
-        <w:rPr>
-          <w:rFonts w:ascii="Times New Roman" w:hAnsi="Times New Roman" w:cs="Times New Roman"/>
-          <w:color w:val="0F1115"/>
-          <w:sz w:val="28"/>
-          <w:szCs w:val="28"/>
-          <w:lang w:val="en-US"/>
-        </w:rPr>
-      </w:pPr>
-      <w:r>
-        <w:rPr>
-          <w:rFonts w:ascii="Times New Roman" w:hAnsi="Times New Roman" w:cs="Times New Roman"/>
-          <w:color w:val="0F1115"/>
-          <w:sz w:val="28"/>
-          <w:szCs w:val="28"/>
-          <w:lang w:val="en-US"/>
-        </w:rPr>
-        <w:t xml:space="preserve">    </w:t>
-      </w:r>
-      <w:proofErr w:type="spellStart"/>
-      <w:proofErr w:type="gramStart"/>
-      <w:r>
-        <w:rPr>
-          <w:rFonts w:ascii="Times New Roman" w:hAnsi="Times New Roman" w:cs="Times New Roman"/>
-          <w:color w:val="0F1115"/>
-          <w:sz w:val="28"/>
-          <w:szCs w:val="28"/>
-          <w:lang w:val="en-US"/>
-        </w:rPr>
-        <w:t>Assert</w:t>
-      </w:r>
-      <w:r>
-        <w:rPr>
-          <w:rStyle w:val="token"/>
-          <w:rFonts w:ascii="Times New Roman" w:hAnsi="Times New Roman" w:cs="Times New Roman"/>
-          <w:color w:val="383A42"/>
-          <w:sz w:val="28"/>
-          <w:szCs w:val="28"/>
-          <w:lang w:val="en-US"/>
-        </w:rPr>
-        <w:t>.</w:t>
-      </w:r>
-      <w:r>
-        <w:rPr>
-          <w:rStyle w:val="token"/>
-          <w:rFonts w:ascii="Times New Roman" w:hAnsi="Times New Roman" w:cs="Times New Roman"/>
-          <w:color w:val="4078F2"/>
-          <w:sz w:val="28"/>
-          <w:szCs w:val="28"/>
-          <w:lang w:val="en-US"/>
-        </w:rPr>
-        <w:t>AreEqual</w:t>
-      </w:r>
-      <w:proofErr w:type="spellEnd"/>
-      <w:r>
-        <w:rPr>
-          <w:rStyle w:val="token"/>
-          <w:rFonts w:ascii="Times New Roman" w:hAnsi="Times New Roman" w:cs="Times New Roman"/>
-          <w:color w:val="383A42"/>
-          <w:sz w:val="28"/>
-          <w:szCs w:val="28"/>
-          <w:lang w:val="en-US"/>
-        </w:rPr>
-        <w:t>(</w:t>
-      </w:r>
-      <w:proofErr w:type="spellStart"/>
-      <w:proofErr w:type="gramEnd"/>
-      <w:r>
-        <w:rPr>
-          <w:rFonts w:ascii="Times New Roman" w:hAnsi="Times New Roman" w:cs="Times New Roman"/>
-          <w:color w:val="0F1115"/>
-          <w:sz w:val="28"/>
-          <w:szCs w:val="28"/>
-          <w:lang w:val="en-US"/>
-        </w:rPr>
-        <w:t>countBefore</w:t>
-      </w:r>
-      <w:proofErr w:type="spellEnd"/>
-      <w:r>
-        <w:rPr>
-          <w:rFonts w:ascii="Times New Roman" w:hAnsi="Times New Roman" w:cs="Times New Roman"/>
-          <w:color w:val="0F1115"/>
-          <w:sz w:val="28"/>
-          <w:szCs w:val="28"/>
-          <w:lang w:val="en-US"/>
-        </w:rPr>
-        <w:t xml:space="preserve"> </w:t>
-      </w:r>
-      <w:r>
-        <w:rPr>
-          <w:rStyle w:val="token"/>
-          <w:rFonts w:ascii="Times New Roman" w:hAnsi="Times New Roman" w:cs="Times New Roman"/>
-          <w:color w:val="4078F2"/>
-          <w:sz w:val="28"/>
-          <w:szCs w:val="28"/>
-          <w:lang w:val="en-US"/>
-        </w:rPr>
-        <w:t>+</w:t>
-      </w:r>
-      <w:r>
-        <w:rPr>
-          <w:rFonts w:ascii="Times New Roman" w:hAnsi="Times New Roman" w:cs="Times New Roman"/>
-          <w:color w:val="0F1115"/>
-          <w:sz w:val="28"/>
-          <w:szCs w:val="28"/>
-          <w:lang w:val="en-US"/>
-        </w:rPr>
-        <w:t xml:space="preserve"> </w:t>
-      </w:r>
-      <w:r>
-        <w:rPr>
-          <w:rStyle w:val="token"/>
-          <w:rFonts w:ascii="Times New Roman" w:hAnsi="Times New Roman" w:cs="Times New Roman"/>
-          <w:color w:val="B76B01"/>
-          <w:sz w:val="28"/>
-          <w:szCs w:val="28"/>
-          <w:lang w:val="en-US"/>
-        </w:rPr>
-        <w:t>1</w:t>
-      </w:r>
-      <w:r>
-        <w:rPr>
-          <w:rStyle w:val="token"/>
-          <w:rFonts w:ascii="Times New Roman" w:hAnsi="Times New Roman" w:cs="Times New Roman"/>
-          <w:color w:val="383A42"/>
-          <w:sz w:val="28"/>
-          <w:szCs w:val="28"/>
-          <w:lang w:val="en-US"/>
-        </w:rPr>
-        <w:t>,</w:t>
-      </w:r>
-      <w:r>
-        <w:rPr>
-          <w:rFonts w:ascii="Times New Roman" w:hAnsi="Times New Roman" w:cs="Times New Roman"/>
-          <w:color w:val="0F1115"/>
-          <w:sz w:val="28"/>
-          <w:szCs w:val="28"/>
-          <w:lang w:val="en-US"/>
-        </w:rPr>
-        <w:t xml:space="preserve"> </w:t>
-      </w:r>
-      <w:proofErr w:type="spellStart"/>
-      <w:r>
-        <w:rPr>
-          <w:rFonts w:ascii="Times New Roman" w:hAnsi="Times New Roman" w:cs="Times New Roman"/>
-          <w:color w:val="0F1115"/>
-          <w:sz w:val="28"/>
-          <w:szCs w:val="28"/>
-          <w:lang w:val="en-US"/>
-        </w:rPr>
-        <w:t>countAfter</w:t>
-      </w:r>
-      <w:proofErr w:type="spellEnd"/>
-      <w:r>
-        <w:rPr>
-          <w:rStyle w:val="token"/>
-          <w:rFonts w:ascii="Times New Roman" w:hAnsi="Times New Roman" w:cs="Times New Roman"/>
-          <w:color w:val="383A42"/>
-          <w:sz w:val="28"/>
-          <w:szCs w:val="28"/>
-          <w:lang w:val="en-US"/>
-        </w:rPr>
-        <w:t>);</w:t>
-      </w:r>
-    </w:p>
-    <w:p>
-      <w:pPr>
-        <w:pStyle w:val="HTML0"/>
-        <w:spacing w:line="360" w:lineRule="auto"/>
-        <w:ind w:right="283" w:firstLine="709"/>
-        <w:jc w:val="both"/>
-        <w:rPr>
-          <w:rFonts w:ascii="Times New Roman" w:hAnsi="Times New Roman" w:cs="Times New Roman"/>
-          <w:color w:val="0F1115"/>
-          <w:sz w:val="28"/>
-          <w:szCs w:val="28"/>
-          <w:lang w:val="en-US"/>
-        </w:rPr>
-      </w:pPr>
-      <w:r>
-        <w:rPr>
-          <w:rStyle w:val="token"/>
-          <w:rFonts w:ascii="Times New Roman" w:hAnsi="Times New Roman" w:cs="Times New Roman"/>
-          <w:color w:val="383A42"/>
-          <w:sz w:val="28"/>
-          <w:szCs w:val="28"/>
-          <w:lang w:val="en-US"/>
-        </w:rPr>
-        <w:t>}</w:t>
-      </w:r>
+      </w:pPr>
     </w:p>
     <w:p>
       <w:pPr>
         <w:pStyle w:val="2222222222222"/>
-        <w:ind w:right="283"/>
         <w:rPr>
           <w:lang w:val="en-US"/>
         </w:rPr>
@@ -7708,7 +7677,7 @@
     </w:p>
     <w:tbl>
       <w:tblPr>
-        <w:tblW w:w="9606" w:type="dxa"/>
+        <w:tblW w:w="9624" w:type="dxa"/>
         <w:tblBorders>
           <w:top w:val="single" w:sz="4" w:space="0" w:color="auto"/>
           <w:left w:val="single" w:sz="4" w:space="0" w:color="auto"/>
@@ -7726,15 +7695,15 @@
         <w:tblLook w:val="04A0" w:firstRow="1" w:lastRow="0" w:firstColumn="1" w:lastColumn="0" w:noHBand="0" w:noVBand="1"/>
       </w:tblPr>
       <w:tblGrid>
-        <w:gridCol w:w="752"/>
+        <w:gridCol w:w="469"/>
         <w:gridCol w:w="2145"/>
-        <w:gridCol w:w="2248"/>
-        <w:gridCol w:w="2344"/>
-        <w:gridCol w:w="2117"/>
+        <w:gridCol w:w="2259"/>
+        <w:gridCol w:w="2351"/>
+        <w:gridCol w:w="2400"/>
       </w:tblGrid>
       <w:tr>
         <w:trPr>
-          <w:trHeight w:val="443"/>
+          <w:trHeight w:val="363"/>
           <w:tblHeader/>
         </w:trPr>
         <w:tc>
@@ -7752,7 +7721,6 @@
           <w:p>
             <w:pPr>
               <w:spacing w:after="0" w:line="240" w:lineRule="auto"/>
-              <w:ind w:right="283"/>
               <w:rPr>
                 <w:rFonts w:ascii="Times New Roman" w:hAnsi="Times New Roman" w:cs="Times New Roman"/>
                 <w:sz w:val="24"/>
@@ -7771,7 +7739,7 @@
         </w:tc>
         <w:tc>
           <w:tcPr>
-            <w:tcW w:w="2141" w:type="dxa"/>
+            <w:tcW w:w="2145" w:type="dxa"/>
             <w:tcMar>
               <w:top w:w="150" w:type="dxa"/>
               <w:left w:w="240" w:type="dxa"/>
@@ -7784,7 +7752,6 @@
           <w:p>
             <w:pPr>
               <w:spacing w:after="0" w:line="240" w:lineRule="auto"/>
-              <w:ind w:right="283"/>
               <w:rPr>
                 <w:rFonts w:ascii="Times New Roman" w:hAnsi="Times New Roman" w:cs="Times New Roman"/>
                 <w:sz w:val="24"/>
@@ -7803,7 +7770,7 @@
         </w:tc>
         <w:tc>
           <w:tcPr>
-            <w:tcW w:w="2255" w:type="dxa"/>
+            <w:tcW w:w="2259" w:type="dxa"/>
             <w:tcMar>
               <w:top w:w="150" w:type="dxa"/>
               <w:left w:w="240" w:type="dxa"/>
@@ -7816,7 +7783,6 @@
           <w:p>
             <w:pPr>
               <w:spacing w:after="0" w:line="240" w:lineRule="auto"/>
-              <w:ind w:right="283"/>
               <w:rPr>
                 <w:rFonts w:ascii="Times New Roman" w:hAnsi="Times New Roman" w:cs="Times New Roman"/>
                 <w:sz w:val="24"/>
@@ -7835,7 +7801,7 @@
         </w:tc>
         <w:tc>
           <w:tcPr>
-            <w:tcW w:w="2347" w:type="dxa"/>
+            <w:tcW w:w="2351" w:type="dxa"/>
             <w:tcMar>
               <w:top w:w="150" w:type="dxa"/>
               <w:left w:w="240" w:type="dxa"/>
@@ -7848,7 +7814,6 @@
           <w:p>
             <w:pPr>
               <w:spacing w:after="0" w:line="240" w:lineRule="auto"/>
-              <w:ind w:right="283"/>
               <w:rPr>
                 <w:rFonts w:ascii="Times New Roman" w:hAnsi="Times New Roman" w:cs="Times New Roman"/>
                 <w:sz w:val="24"/>
@@ -7880,7 +7845,6 @@
           <w:p>
             <w:pPr>
               <w:spacing w:after="0" w:line="240" w:lineRule="auto"/>
-              <w:ind w:right="283"/>
               <w:rPr>
                 <w:rFonts w:ascii="Times New Roman" w:hAnsi="Times New Roman" w:cs="Times New Roman"/>
                 <w:sz w:val="24"/>
@@ -7900,7 +7864,7 @@
       </w:tr>
       <w:tr>
         <w:trPr>
-          <w:trHeight w:val="22"/>
+          <w:trHeight w:val="18"/>
         </w:trPr>
         <w:tc>
           <w:tcPr>
@@ -7917,7 +7881,6 @@
           <w:p>
             <w:pPr>
               <w:spacing w:after="0" w:line="240" w:lineRule="auto"/>
-              <w:ind w:right="283"/>
               <w:rPr>
                 <w:rFonts w:ascii="Times New Roman" w:hAnsi="Times New Roman" w:cs="Times New Roman"/>
                 <w:sz w:val="24"/>
@@ -7936,7 +7899,7 @@
         </w:tc>
         <w:tc>
           <w:tcPr>
-            <w:tcW w:w="2141" w:type="dxa"/>
+            <w:tcW w:w="2145" w:type="dxa"/>
             <w:tcMar>
               <w:top w:w="150" w:type="dxa"/>
               <w:left w:w="240" w:type="dxa"/>
@@ -7949,7 +7912,6 @@
           <w:p>
             <w:pPr>
               <w:spacing w:after="0" w:line="240" w:lineRule="auto"/>
-              <w:ind w:right="283"/>
               <w:rPr>
                 <w:rFonts w:ascii="Times New Roman" w:hAnsi="Times New Roman" w:cs="Times New Roman"/>
                 <w:sz w:val="24"/>
@@ -7972,7 +7934,7 @@
         </w:tc>
         <w:tc>
           <w:tcPr>
-            <w:tcW w:w="2255" w:type="dxa"/>
+            <w:tcW w:w="2259" w:type="dxa"/>
             <w:tcMar>
               <w:top w:w="150" w:type="dxa"/>
               <w:left w:w="240" w:type="dxa"/>
@@ -7985,7 +7947,6 @@
           <w:p>
             <w:pPr>
               <w:spacing w:after="0" w:line="240" w:lineRule="auto"/>
-              <w:ind w:right="283"/>
               <w:rPr>
                 <w:rFonts w:ascii="Times New Roman" w:hAnsi="Times New Roman" w:cs="Times New Roman"/>
                 <w:sz w:val="24"/>
@@ -8032,7 +7993,7 @@
         </w:tc>
         <w:tc>
           <w:tcPr>
-            <w:tcW w:w="2347" w:type="dxa"/>
+            <w:tcW w:w="2351" w:type="dxa"/>
             <w:tcMar>
               <w:top w:w="150" w:type="dxa"/>
               <w:left w:w="240" w:type="dxa"/>
@@ -8045,7 +8006,6 @@
           <w:p>
             <w:pPr>
               <w:spacing w:after="0" w:line="240" w:lineRule="auto"/>
-              <w:ind w:right="283"/>
               <w:rPr>
                 <w:rFonts w:ascii="Times New Roman" w:hAnsi="Times New Roman" w:cs="Times New Roman"/>
                 <w:sz w:val="24"/>
@@ -8077,7 +8037,6 @@
           <w:p>
             <w:pPr>
               <w:spacing w:after="0" w:line="240" w:lineRule="auto"/>
-              <w:ind w:right="283"/>
               <w:rPr>
                 <w:rFonts w:ascii="Times New Roman" w:hAnsi="Times New Roman" w:cs="Times New Roman"/>
                 <w:sz w:val="24"/>
@@ -8107,7 +8066,6 @@
     <w:p>
       <w:pPr>
         <w:spacing w:after="0" w:line="360" w:lineRule="auto"/>
-        <w:ind w:right="283"/>
         <w:jc w:val="center"/>
         <w:rPr>
           <w:rFonts w:ascii="Times New Roman" w:hAnsi="Times New Roman" w:cs="Times New Roman"/>
@@ -8120,7 +8078,6 @@
     <w:p>
       <w:pPr>
         <w:spacing w:after="0" w:line="360" w:lineRule="auto"/>
-        <w:ind w:right="283"/>
         <w:rPr>
           <w:rFonts w:ascii="Times New Roman" w:hAnsi="Times New Roman" w:cs="Times New Roman"/>
           <w:b/>
@@ -8141,17 +8098,15 @@
     <w:p>
       <w:pPr>
         <w:pStyle w:val="11111111111111111"/>
-        <w:ind w:right="283"/>
       </w:pPr>
       <w:bookmarkStart w:id="12" w:name="_Toc231295291"/>
-      <w:bookmarkStart w:id="13" w:name="_Toc231383960"/>
+      <w:bookmarkStart w:id="13" w:name="_Toc231401159"/>
       <w:r>
         <w:rPr>
           <w:rStyle w:val="111111111111111110"/>
           <w:b/>
           <w:caps/>
         </w:rPr>
-        <w:lastRenderedPageBreak/>
         <w:t>6. ИНТЕГРАЦИОННОЕ ТЕСТИРОВАНИЕ</w:t>
       </w:r>
       <w:bookmarkEnd w:id="12"/>
@@ -8160,7 +8115,6 @@
     <w:p>
       <w:pPr>
         <w:pStyle w:val="2222222222222"/>
-        <w:ind w:right="283"/>
       </w:pPr>
       <w:r>
         <w:t>6.1 Цель тестирования</w:t>
@@ -8171,7 +8125,7 @@
         <w:pStyle w:val="ds-markdown-paragraph"/>
         <w:shd w:val="clear" w:color="auto" w:fill="FFFFFF"/>
         <w:spacing w:before="0" w:beforeAutospacing="0" w:after="0" w:afterAutospacing="0" w:line="360" w:lineRule="auto"/>
-        <w:ind w:right="283" w:firstLine="709"/>
+        <w:ind w:firstLine="709"/>
         <w:jc w:val="both"/>
         <w:rPr>
           <w:color w:val="0F1115"/>
@@ -8233,7 +8187,7 @@
         </w:numPr>
         <w:shd w:val="clear" w:color="auto" w:fill="FFFFFF"/>
         <w:spacing w:before="0" w:beforeAutospacing="0" w:after="0" w:afterAutospacing="0" w:line="360" w:lineRule="auto"/>
-        <w:ind w:left="0" w:right="283" w:firstLine="709"/>
+        <w:ind w:left="0" w:firstLine="709"/>
         <w:jc w:val="both"/>
         <w:rPr>
           <w:color w:val="0F1115"/>
@@ -8271,7 +8225,7 @@
         </w:numPr>
         <w:shd w:val="clear" w:color="auto" w:fill="FFFFFF"/>
         <w:spacing w:before="0" w:beforeAutospacing="0" w:after="0" w:afterAutospacing="0" w:line="360" w:lineRule="auto"/>
-        <w:ind w:left="0" w:right="283" w:firstLine="709"/>
+        <w:ind w:left="0" w:firstLine="709"/>
         <w:jc w:val="both"/>
         <w:rPr>
           <w:color w:val="0F1115"/>
@@ -8305,7 +8259,7 @@
         <w:pStyle w:val="3"/>
         <w:shd w:val="clear" w:color="auto" w:fill="FFFFFF"/>
         <w:spacing w:before="0" w:line="360" w:lineRule="auto"/>
-        <w:ind w:right="283" w:firstLine="709"/>
+        <w:ind w:firstLine="709"/>
         <w:jc w:val="both"/>
         <w:rPr>
           <w:rFonts w:ascii="Times New Roman" w:hAnsi="Times New Roman" w:cs="Times New Roman"/>
@@ -8319,7 +8273,6 @@
     <w:p>
       <w:pPr>
         <w:pStyle w:val="2222222222222"/>
-        <w:ind w:right="283"/>
       </w:pPr>
       <w:r>
         <w:t>6.2 Тестируемый сценарий</w:t>
@@ -8330,7 +8283,7 @@
         <w:pStyle w:val="ds-markdown-paragraph"/>
         <w:shd w:val="clear" w:color="auto" w:fill="FFFFFF"/>
         <w:spacing w:before="0" w:beforeAutospacing="0" w:after="0" w:afterAutospacing="0" w:line="360" w:lineRule="auto"/>
-        <w:ind w:right="283" w:firstLine="709"/>
+        <w:ind w:firstLine="709"/>
         <w:jc w:val="both"/>
         <w:rPr>
           <w:color w:val="0F1115"/>
@@ -8368,8 +8321,23 @@
     </w:p>
     <w:p>
       <w:pPr>
+        <w:pStyle w:val="3"/>
+        <w:shd w:val="clear" w:color="auto" w:fill="FFFFFF"/>
+        <w:spacing w:before="0" w:line="360" w:lineRule="auto"/>
+        <w:ind w:firstLine="709"/>
+        <w:jc w:val="both"/>
+        <w:rPr>
+          <w:rFonts w:ascii="Times New Roman" w:hAnsi="Times New Roman" w:cs="Times New Roman"/>
+          <w:b/>
+          <w:color w:val="0F1115"/>
+          <w:sz w:val="28"/>
+          <w:szCs w:val="28"/>
+        </w:rPr>
+      </w:pPr>
+    </w:p>
+    <w:p>
+      <w:pPr>
         <w:pStyle w:val="2222222222222"/>
-        <w:ind w:right="283"/>
       </w:pPr>
       <w:r>
         <w:t>6.3 Результат интеграционного тестирования</w:t>
@@ -8377,7 +8345,7 @@
     </w:p>
     <w:tbl>
       <w:tblPr>
-        <w:tblW w:w="9551" w:type="dxa"/>
+        <w:tblW w:w="9640" w:type="dxa"/>
         <w:tblBorders>
           <w:top w:val="single" w:sz="4" w:space="0" w:color="auto"/>
           <w:left w:val="single" w:sz="4" w:space="0" w:color="auto"/>
@@ -8395,15 +8363,15 @@
         <w:tblLook w:val="04A0" w:firstRow="1" w:lastRow="0" w:firstColumn="1" w:lastColumn="0" w:noHBand="0" w:noVBand="1"/>
       </w:tblPr>
       <w:tblGrid>
-        <w:gridCol w:w="752"/>
-        <w:gridCol w:w="1211"/>
-        <w:gridCol w:w="2406"/>
-        <w:gridCol w:w="2968"/>
-        <w:gridCol w:w="2214"/>
+        <w:gridCol w:w="469"/>
+        <w:gridCol w:w="928"/>
+        <w:gridCol w:w="2672"/>
+        <w:gridCol w:w="3497"/>
+        <w:gridCol w:w="2074"/>
       </w:tblGrid>
       <w:tr>
         <w:trPr>
-          <w:trHeight w:val="439"/>
+          <w:trHeight w:val="487"/>
           <w:tblHeader/>
         </w:trPr>
         <w:tc>
@@ -8421,7 +8389,6 @@
           <w:p>
             <w:pPr>
               <w:spacing w:after="0" w:line="240" w:lineRule="auto"/>
-              <w:ind w:right="283"/>
               <w:rPr>
                 <w:rFonts w:ascii="Times New Roman" w:hAnsi="Times New Roman" w:cs="Times New Roman"/>
                 <w:sz w:val="24"/>
@@ -8453,7 +8420,6 @@
           <w:p>
             <w:pPr>
               <w:spacing w:after="0" w:line="240" w:lineRule="auto"/>
-              <w:ind w:right="283"/>
               <w:rPr>
                 <w:rFonts w:ascii="Times New Roman" w:hAnsi="Times New Roman" w:cs="Times New Roman"/>
                 <w:sz w:val="24"/>
@@ -8485,7 +8451,6 @@
           <w:p>
             <w:pPr>
               <w:spacing w:after="0" w:line="240" w:lineRule="auto"/>
-              <w:ind w:right="283"/>
               <w:rPr>
                 <w:rFonts w:ascii="Times New Roman" w:hAnsi="Times New Roman" w:cs="Times New Roman"/>
                 <w:sz w:val="24"/>
@@ -8517,7 +8482,6 @@
           <w:p>
             <w:pPr>
               <w:spacing w:after="0" w:line="240" w:lineRule="auto"/>
-              <w:ind w:right="283"/>
               <w:rPr>
                 <w:rFonts w:ascii="Times New Roman" w:hAnsi="Times New Roman" w:cs="Times New Roman"/>
                 <w:sz w:val="24"/>
@@ -8549,7 +8513,6 @@
           <w:p>
             <w:pPr>
               <w:spacing w:after="0" w:line="240" w:lineRule="auto"/>
-              <w:ind w:right="283"/>
               <w:rPr>
                 <w:rFonts w:ascii="Times New Roman" w:hAnsi="Times New Roman" w:cs="Times New Roman"/>
                 <w:sz w:val="24"/>
@@ -8569,7 +8532,7 @@
       </w:tr>
       <w:tr>
         <w:trPr>
-          <w:trHeight w:val="897"/>
+          <w:trHeight w:val="995"/>
         </w:trPr>
         <w:tc>
           <w:tcPr>
@@ -8586,7 +8549,6 @@
           <w:p>
             <w:pPr>
               <w:spacing w:after="0" w:line="240" w:lineRule="auto"/>
-              <w:ind w:right="283"/>
               <w:rPr>
                 <w:rFonts w:ascii="Times New Roman" w:hAnsi="Times New Roman" w:cs="Times New Roman"/>
                 <w:sz w:val="24"/>
@@ -8618,7 +8580,6 @@
           <w:p>
             <w:pPr>
               <w:spacing w:after="0" w:line="240" w:lineRule="auto"/>
-              <w:ind w:right="283"/>
               <w:rPr>
                 <w:rFonts w:ascii="Times New Roman" w:hAnsi="Times New Roman" w:cs="Times New Roman"/>
                 <w:sz w:val="24"/>
@@ -8650,7 +8611,6 @@
           <w:p>
             <w:pPr>
               <w:spacing w:after="0" w:line="240" w:lineRule="auto"/>
-              <w:ind w:right="283"/>
               <w:rPr>
                 <w:rFonts w:ascii="Times New Roman" w:hAnsi="Times New Roman" w:cs="Times New Roman"/>
                 <w:sz w:val="24"/>
@@ -8682,7 +8642,6 @@
           <w:p>
             <w:pPr>
               <w:spacing w:after="0" w:line="240" w:lineRule="auto"/>
-              <w:ind w:right="283"/>
               <w:rPr>
                 <w:rFonts w:ascii="Times New Roman" w:hAnsi="Times New Roman" w:cs="Times New Roman"/>
                 <w:sz w:val="24"/>
@@ -8714,7 +8673,6 @@
           <w:p>
             <w:pPr>
               <w:spacing w:after="0" w:line="240" w:lineRule="auto"/>
-              <w:ind w:right="283"/>
               <w:rPr>
                 <w:rFonts w:ascii="Times New Roman" w:hAnsi="Times New Roman" w:cs="Times New Roman"/>
                 <w:sz w:val="24"/>
@@ -8742,7 +8700,7 @@
       </w:tr>
       <w:tr>
         <w:trPr>
-          <w:trHeight w:val="668"/>
+          <w:trHeight w:val="741"/>
         </w:trPr>
         <w:tc>
           <w:tcPr>
@@ -8759,7 +8717,6 @@
           <w:p>
             <w:pPr>
               <w:spacing w:after="0" w:line="240" w:lineRule="auto"/>
-              <w:ind w:right="283"/>
               <w:rPr>
                 <w:rFonts w:ascii="Times New Roman" w:hAnsi="Times New Roman" w:cs="Times New Roman"/>
                 <w:sz w:val="24"/>
@@ -8791,7 +8748,6 @@
           <w:p>
             <w:pPr>
               <w:spacing w:after="0" w:line="240" w:lineRule="auto"/>
-              <w:ind w:right="283"/>
               <w:rPr>
                 <w:rFonts w:ascii="Times New Roman" w:hAnsi="Times New Roman" w:cs="Times New Roman"/>
                 <w:sz w:val="24"/>
@@ -8823,7 +8779,6 @@
           <w:p>
             <w:pPr>
               <w:spacing w:after="0" w:line="240" w:lineRule="auto"/>
-              <w:ind w:right="283"/>
               <w:rPr>
                 <w:rFonts w:ascii="Times New Roman" w:hAnsi="Times New Roman" w:cs="Times New Roman"/>
                 <w:sz w:val="24"/>
@@ -8855,7 +8810,6 @@
           <w:p>
             <w:pPr>
               <w:spacing w:after="0" w:line="240" w:lineRule="auto"/>
-              <w:ind w:right="283"/>
               <w:rPr>
                 <w:rFonts w:ascii="Times New Roman" w:hAnsi="Times New Roman" w:cs="Times New Roman"/>
                 <w:sz w:val="24"/>
@@ -8905,7 +8859,6 @@
           <w:p>
             <w:pPr>
               <w:spacing w:after="0" w:line="240" w:lineRule="auto"/>
-              <w:ind w:right="283"/>
               <w:rPr>
                 <w:rFonts w:ascii="Times New Roman" w:hAnsi="Times New Roman" w:cs="Times New Roman"/>
                 <w:sz w:val="24"/>
@@ -8933,7 +8886,7 @@
       </w:tr>
       <w:tr>
         <w:trPr>
-          <w:trHeight w:val="880"/>
+          <w:trHeight w:val="975"/>
         </w:trPr>
         <w:tc>
           <w:tcPr>
@@ -8950,7 +8903,6 @@
           <w:p>
             <w:pPr>
               <w:spacing w:after="0" w:line="240" w:lineRule="auto"/>
-              <w:ind w:right="283"/>
               <w:rPr>
                 <w:rFonts w:ascii="Times New Roman" w:hAnsi="Times New Roman" w:cs="Times New Roman"/>
                 <w:sz w:val="24"/>
@@ -8982,7 +8934,6 @@
           <w:p>
             <w:pPr>
               <w:spacing w:after="0" w:line="240" w:lineRule="auto"/>
-              <w:ind w:right="283"/>
               <w:rPr>
                 <w:rFonts w:ascii="Times New Roman" w:hAnsi="Times New Roman" w:cs="Times New Roman"/>
                 <w:sz w:val="24"/>
@@ -9014,7 +8965,6 @@
           <w:p>
             <w:pPr>
               <w:spacing w:after="0" w:line="240" w:lineRule="auto"/>
-              <w:ind w:right="283"/>
               <w:rPr>
                 <w:rFonts w:ascii="Times New Roman" w:hAnsi="Times New Roman" w:cs="Times New Roman"/>
                 <w:sz w:val="24"/>
@@ -9046,7 +8996,6 @@
           <w:p>
             <w:pPr>
               <w:spacing w:after="0" w:line="240" w:lineRule="auto"/>
-              <w:ind w:right="283"/>
               <w:rPr>
                 <w:rFonts w:ascii="Times New Roman" w:hAnsi="Times New Roman" w:cs="Times New Roman"/>
                 <w:sz w:val="24"/>
@@ -9078,7 +9027,6 @@
           <w:p>
             <w:pPr>
               <w:spacing w:after="0" w:line="240" w:lineRule="auto"/>
-              <w:ind w:right="283"/>
               <w:rPr>
                 <w:rFonts w:ascii="Times New Roman" w:hAnsi="Times New Roman" w:cs="Times New Roman"/>
                 <w:sz w:val="24"/>
@@ -9107,8 +9055,22 @@
     </w:tbl>
     <w:p>
       <w:pPr>
+        <w:pStyle w:val="3"/>
+        <w:shd w:val="clear" w:color="auto" w:fill="FFFFFF"/>
+        <w:spacing w:before="0" w:line="360" w:lineRule="auto"/>
+        <w:ind w:firstLine="709"/>
+        <w:rPr>
+          <w:rFonts w:ascii="Times New Roman" w:hAnsi="Times New Roman" w:cs="Times New Roman"/>
+          <w:b/>
+          <w:color w:val="0F1115"/>
+          <w:sz w:val="28"/>
+          <w:szCs w:val="28"/>
+        </w:rPr>
+      </w:pPr>
+    </w:p>
+    <w:p>
+      <w:pPr>
         <w:pStyle w:val="2222222222222"/>
-        <w:ind w:right="283"/>
       </w:pPr>
       <w:r>
         <w:t>6.4 Вывод по разделу</w:t>
@@ -9119,7 +9081,7 @@
         <w:pStyle w:val="ds-markdown-paragraph"/>
         <w:shd w:val="clear" w:color="auto" w:fill="FFFFFF"/>
         <w:spacing w:before="0" w:beforeAutospacing="0" w:after="0" w:afterAutospacing="0" w:line="360" w:lineRule="auto"/>
-        <w:ind w:right="283" w:firstLine="709"/>
+        <w:ind w:firstLine="709"/>
         <w:jc w:val="both"/>
         <w:rPr>
           <w:color w:val="0F1115"/>
@@ -9149,7 +9111,7 @@
         <w:pStyle w:val="ds-markdown-paragraph"/>
         <w:shd w:val="clear" w:color="auto" w:fill="FFFFFF"/>
         <w:spacing w:before="0" w:beforeAutospacing="0" w:after="0" w:afterAutospacing="0" w:line="360" w:lineRule="auto"/>
-        <w:ind w:right="283" w:firstLine="709"/>
+        <w:ind w:firstLine="709"/>
         <w:jc w:val="both"/>
         <w:rPr>
           <w:color w:val="0F1115"/>
@@ -9217,7 +9179,7 @@
         </w:numPr>
         <w:shd w:val="clear" w:color="auto" w:fill="FFFFFF"/>
         <w:spacing w:before="0" w:beforeAutospacing="0" w:after="0" w:afterAutospacing="0" w:line="360" w:lineRule="auto"/>
-        <w:ind w:left="0" w:right="283" w:firstLine="709"/>
+        <w:ind w:left="0" w:firstLine="709"/>
         <w:jc w:val="both"/>
         <w:rPr>
           <w:color w:val="0F1115"/>
@@ -9243,7 +9205,7 @@
         </w:numPr>
         <w:shd w:val="clear" w:color="auto" w:fill="FFFFFF"/>
         <w:spacing w:before="0" w:beforeAutospacing="0" w:after="0" w:afterAutospacing="0" w:line="360" w:lineRule="auto"/>
-        <w:ind w:left="0" w:right="283" w:firstLine="709"/>
+        <w:ind w:left="0" w:firstLine="709"/>
         <w:jc w:val="both"/>
         <w:rPr>
           <w:color w:val="0F1115"/>
@@ -9282,7 +9244,7 @@
         </w:numPr>
         <w:shd w:val="clear" w:color="auto" w:fill="FFFFFF"/>
         <w:spacing w:before="0" w:beforeAutospacing="0" w:after="0" w:afterAutospacing="0" w:line="360" w:lineRule="auto"/>
-        <w:ind w:left="0" w:right="283" w:firstLine="709"/>
+        <w:ind w:left="0" w:firstLine="709"/>
         <w:jc w:val="both"/>
         <w:rPr>
           <w:color w:val="0F1115"/>
@@ -9301,18 +9263,28 @@
     </w:p>
     <w:p>
       <w:pPr>
+        <w:spacing w:after="0" w:line="360" w:lineRule="auto"/>
+        <w:ind w:firstLine="709"/>
+        <w:jc w:val="center"/>
+        <w:rPr>
+          <w:rFonts w:ascii="Times New Roman" w:hAnsi="Times New Roman" w:cs="Times New Roman"/>
+          <w:b/>
+          <w:sz w:val="28"/>
+        </w:rPr>
+      </w:pPr>
+    </w:p>
+    <w:p>
+      <w:pPr>
         <w:pStyle w:val="11111111111111111"/>
-        <w:ind w:right="283"/>
       </w:pPr>
       <w:bookmarkStart w:id="14" w:name="_Toc231295292"/>
-      <w:bookmarkStart w:id="15" w:name="_Toc231383961"/>
+      <w:bookmarkStart w:id="15" w:name="_Toc231401160"/>
       <w:r>
         <w:rPr>
           <w:rStyle w:val="111111111111111110"/>
           <w:b/>
           <w:caps/>
         </w:rPr>
-        <w:lastRenderedPageBreak/>
         <w:t>7. Оформление документации на программные средства с использованием инструментальных средств</w:t>
       </w:r>
       <w:bookmarkEnd w:id="14"/>
@@ -9323,7 +9295,7 @@
         <w:pStyle w:val="ds-markdown-paragraph"/>
         <w:shd w:val="clear" w:color="auto" w:fill="FFFFFF"/>
         <w:spacing w:before="0" w:beforeAutospacing="0" w:after="0" w:afterAutospacing="0" w:line="360" w:lineRule="auto"/>
-        <w:ind w:right="283" w:firstLine="709"/>
+        <w:ind w:firstLine="709"/>
         <w:jc w:val="both"/>
         <w:rPr>
           <w:color w:val="0F1115"/>
@@ -9364,7 +9336,7 @@
         <w:pStyle w:val="ds-markdown-paragraph"/>
         <w:shd w:val="clear" w:color="auto" w:fill="FFFFFF"/>
         <w:spacing w:before="0" w:beforeAutospacing="0" w:after="0" w:afterAutospacing="0" w:line="360" w:lineRule="auto"/>
-        <w:ind w:right="283" w:firstLine="709"/>
+        <w:ind w:firstLine="709"/>
         <w:jc w:val="both"/>
         <w:rPr>
           <w:color w:val="0F1115"/>
@@ -9404,7 +9376,7 @@
         <w:pStyle w:val="ds-markdown-paragraph"/>
         <w:shd w:val="clear" w:color="auto" w:fill="FFFFFF"/>
         <w:spacing w:before="0" w:beforeAutospacing="0" w:after="0" w:afterAutospacing="0" w:line="360" w:lineRule="auto"/>
-        <w:ind w:right="283" w:firstLine="709"/>
+        <w:ind w:firstLine="709"/>
         <w:jc w:val="both"/>
         <w:rPr>
           <w:color w:val="0F1115"/>
@@ -9585,7 +9557,81 @@
         <w:pStyle w:val="ds-markdown-paragraph"/>
         <w:shd w:val="clear" w:color="auto" w:fill="FFFFFF"/>
         <w:spacing w:before="0" w:beforeAutospacing="0" w:after="0" w:afterAutospacing="0" w:line="360" w:lineRule="auto"/>
-        <w:ind w:right="283" w:firstLine="709"/>
+        <w:ind w:firstLine="709"/>
+        <w:jc w:val="both"/>
+        <w:rPr>
+          <w:color w:val="0F1115"/>
+          <w:sz w:val="28"/>
+          <w:szCs w:val="28"/>
+        </w:rPr>
+      </w:pPr>
+      <w:r>
+        <w:rPr>
+          <w:color w:val="0F1115"/>
+          <w:sz w:val="28"/>
+          <w:szCs w:val="28"/>
+        </w:rPr>
+        <w:t xml:space="preserve">На рисунке 7 представлено </w:t>
+      </w:r>
+      <w:r>
+        <w:rPr>
+          <w:rStyle w:val="af0"/>
+          <w:b w:val="0"/>
+          <w:color w:val="0F1115"/>
+          <w:sz w:val="28"/>
+          <w:szCs w:val="28"/>
+        </w:rPr>
+        <w:t>с</w:t>
+      </w:r>
+      <w:r>
+        <w:rPr>
+          <w:rStyle w:val="af0"/>
+          <w:b w:val="0"/>
+          <w:color w:val="0F1115"/>
+          <w:sz w:val="28"/>
+          <w:szCs w:val="28"/>
+        </w:rPr>
+        <w:t xml:space="preserve">оздание ветки </w:t>
+      </w:r>
+      <w:proofErr w:type="spellStart"/>
+      <w:r>
+        <w:rPr>
+          <w:rStyle w:val="af0"/>
+          <w:b w:val="0"/>
+          <w:color w:val="0F1115"/>
+          <w:sz w:val="28"/>
+          <w:szCs w:val="28"/>
+        </w:rPr>
+        <w:t>bugFix</w:t>
+      </w:r>
+      <w:proofErr w:type="spellEnd"/>
+      <w:r>
+        <w:rPr>
+          <w:rStyle w:val="af0"/>
+          <w:b w:val="0"/>
+          <w:color w:val="0F1115"/>
+          <w:sz w:val="28"/>
+          <w:szCs w:val="28"/>
+        </w:rPr>
+        <w:t xml:space="preserve"> и переход на неё</w:t>
+      </w:r>
+      <w:r>
+        <w:rPr>
+          <w:rStyle w:val="af0"/>
+          <w:b w:val="0"/>
+          <w:color w:val="0F1115"/>
+          <w:sz w:val="28"/>
+          <w:szCs w:val="28"/>
+        </w:rPr>
+        <w:t>.</w:t>
+      </w:r>
+    </w:p>
+    <w:p>
+      <w:pPr>
+        <w:pStyle w:val="ds-markdown-paragraph"/>
+        <w:shd w:val="clear" w:color="auto" w:fill="FFFFFF"/>
+        <w:spacing w:before="0" w:beforeAutospacing="0" w:after="0" w:afterAutospacing="0" w:line="360" w:lineRule="auto"/>
+        <w:ind w:firstLine="709"/>
         <w:jc w:val="center"/>
         <w:rPr>
           <w:color w:val="0F1115"/>
@@ -9599,8 +9645,8 @@
         </w:rPr>
         <w:drawing>
           <wp:inline distT="0" distB="0" distL="0" distR="0" wp14:anchorId="699D6717" wp14:editId="5688CC2C">
-            <wp:extent cx="4995655" cy="1669312"/>
-            <wp:effectExtent l="0" t="0" r="0" b="7620"/>
+            <wp:extent cx="5786499" cy="1933575"/>
+            <wp:effectExtent l="0" t="0" r="5080" b="0"/>
             <wp:docPr id="2" name="Рисунок 2"/>
             <wp:cNvGraphicFramePr>
               <a:graphicFrameLocks xmlns:a="http://schemas.openxmlformats.org/drawingml/2006/main" noChangeAspect="1"/>
@@ -9621,7 +9667,7 @@
                   <pic:spPr>
                     <a:xfrm>
                       <a:off x="0" y="0"/>
-                      <a:ext cx="5058461" cy="1690299"/>
+                      <a:ext cx="5865878" cy="1960100"/>
                     </a:xfrm>
                     <a:prstGeom prst="rect">
                       <a:avLst/>
@@ -9639,7 +9685,7 @@
         <w:pStyle w:val="ds-markdown-paragraph"/>
         <w:shd w:val="clear" w:color="auto" w:fill="FFFFFF"/>
         <w:spacing w:before="0" w:beforeAutospacing="0" w:after="0" w:afterAutospacing="0" w:line="360" w:lineRule="auto"/>
-        <w:ind w:right="283" w:firstLine="709"/>
+        <w:ind w:firstLine="709"/>
         <w:jc w:val="center"/>
         <w:rPr>
           <w:b/>
@@ -9706,7 +9752,7 @@
         <w:pStyle w:val="ds-markdown-paragraph"/>
         <w:shd w:val="clear" w:color="auto" w:fill="FFFFFF"/>
         <w:spacing w:before="0" w:beforeAutospacing="0" w:after="0" w:afterAutospacing="0" w:line="360" w:lineRule="auto"/>
-        <w:ind w:right="283" w:firstLine="709"/>
+        <w:ind w:firstLine="709"/>
         <w:jc w:val="both"/>
         <w:rPr>
           <w:color w:val="0F1115"/>
@@ -9714,6 +9760,20 @@
           <w:szCs w:val="28"/>
         </w:rPr>
       </w:pPr>
+    </w:p>
+    <w:p>
+      <w:pPr>
+        <w:pStyle w:val="ds-markdown-paragraph"/>
+        <w:shd w:val="clear" w:color="auto" w:fill="FFFFFF"/>
+        <w:spacing w:before="0" w:beforeAutospacing="0" w:after="0" w:afterAutospacing="0" w:line="360" w:lineRule="auto"/>
+        <w:ind w:firstLine="709"/>
+        <w:jc w:val="both"/>
+        <w:rPr>
+          <w:color w:val="0F1115"/>
+          <w:sz w:val="28"/>
+          <w:szCs w:val="28"/>
+        </w:rPr>
+      </w:pPr>
       <w:r>
         <w:rPr>
           <w:color w:val="0F1115"/>
@@ -9820,6 +9880,149 @@
           <w:szCs w:val="28"/>
         </w:rPr>
         <w:t xml:space="preserve"> сохраняет состояние проекта на определённый момент времени.</w:t>
+      </w:r>
+    </w:p>
+    <w:p>
+      <w:pPr>
+        <w:pStyle w:val="ds-markdown-paragraph"/>
+        <w:shd w:val="clear" w:color="auto" w:fill="FFFFFF"/>
+        <w:spacing w:before="0" w:beforeAutospacing="0" w:after="0" w:afterAutospacing="0" w:line="360" w:lineRule="auto"/>
+        <w:ind w:firstLine="709"/>
+        <w:jc w:val="both"/>
+        <w:rPr>
+          <w:color w:val="0F1115"/>
+          <w:sz w:val="28"/>
+          <w:szCs w:val="28"/>
+        </w:rPr>
+      </w:pPr>
+    </w:p>
+    <w:p>
+      <w:pPr>
+        <w:spacing w:after="0"/>
+        <w:rPr>
+          <w:rFonts w:ascii="Times New Roman" w:eastAsia="Times New Roman" w:hAnsi="Times New Roman" w:cs="Times New Roman"/>
+          <w:color w:val="0F1115"/>
+          <w:sz w:val="28"/>
+          <w:szCs w:val="28"/>
+          <w:lang w:eastAsia="ru-RU"/>
+        </w:rPr>
+      </w:pPr>
+      <w:r>
+        <w:rPr>
+          <w:color w:val="0F1115"/>
+          <w:sz w:val="28"/>
+          <w:szCs w:val="28"/>
+        </w:rPr>
+        <w:br w:type="page"/>
+      </w:r>
+    </w:p>
+    <w:p>
+      <w:pPr>
+        <w:pStyle w:val="ds-markdown-paragraph"/>
+        <w:shd w:val="clear" w:color="auto" w:fill="FFFFFF"/>
+        <w:spacing w:before="0" w:beforeAutospacing="0" w:after="0" w:afterAutospacing="0" w:line="360" w:lineRule="auto"/>
+        <w:ind w:firstLine="709"/>
+        <w:jc w:val="both"/>
+        <w:rPr>
+          <w:b/>
+          <w:color w:val="0F1115"/>
+          <w:sz w:val="28"/>
+          <w:szCs w:val="28"/>
+        </w:rPr>
+      </w:pPr>
+      <w:r>
+        <w:rPr>
+          <w:color w:val="0F1115"/>
+          <w:sz w:val="28"/>
+          <w:szCs w:val="28"/>
+        </w:rPr>
+        <w:t xml:space="preserve">На рисунке 8 представлено </w:t>
+      </w:r>
+      <w:r>
+        <w:rPr>
+          <w:rStyle w:val="af0"/>
+          <w:b w:val="0"/>
+          <w:color w:val="0F1115"/>
+          <w:sz w:val="28"/>
+          <w:szCs w:val="28"/>
+        </w:rPr>
+        <w:t>в</w:t>
+      </w:r>
+      <w:r>
+        <w:rPr>
+          <w:rStyle w:val="af0"/>
+          <w:b w:val="0"/>
+          <w:color w:val="0F1115"/>
+          <w:sz w:val="28"/>
+          <w:szCs w:val="28"/>
+        </w:rPr>
+        <w:t xml:space="preserve">ыполнение </w:t>
+      </w:r>
+      <w:proofErr w:type="spellStart"/>
+      <w:r>
+        <w:rPr>
+          <w:rStyle w:val="af0"/>
+          <w:b w:val="0"/>
+          <w:color w:val="0F1115"/>
+          <w:sz w:val="28"/>
+          <w:szCs w:val="28"/>
+        </w:rPr>
+        <w:t>коммитов</w:t>
+      </w:r>
+      <w:proofErr w:type="spellEnd"/>
+      <w:r>
+        <w:rPr>
+          <w:rStyle w:val="af0"/>
+          <w:b w:val="0"/>
+          <w:color w:val="0F1115"/>
+          <w:sz w:val="28"/>
+          <w:szCs w:val="28"/>
+        </w:rPr>
+        <w:t xml:space="preserve"> в ветках </w:t>
+      </w:r>
+      <w:proofErr w:type="spellStart"/>
+      <w:r>
+        <w:rPr>
+          <w:rStyle w:val="af0"/>
+          <w:b w:val="0"/>
+          <w:color w:val="0F1115"/>
+          <w:sz w:val="28"/>
+          <w:szCs w:val="28"/>
+        </w:rPr>
+        <w:t>bugFix</w:t>
+      </w:r>
+      <w:proofErr w:type="spellEnd"/>
+      <w:r>
+        <w:rPr>
+          <w:rStyle w:val="af0"/>
+          <w:b w:val="0"/>
+          <w:color w:val="0F1115"/>
+          <w:sz w:val="28"/>
+          <w:szCs w:val="28"/>
+        </w:rPr>
+        <w:t xml:space="preserve"> и </w:t>
+      </w:r>
+      <w:proofErr w:type="spellStart"/>
+      <w:r>
+        <w:rPr>
+          <w:rStyle w:val="af0"/>
+          <w:b w:val="0"/>
+          <w:color w:val="0F1115"/>
+          <w:sz w:val="28"/>
+          <w:szCs w:val="28"/>
+        </w:rPr>
+        <w:t>main</w:t>
+      </w:r>
+      <w:proofErr w:type="spellEnd"/>
+      <w:r>
+        <w:rPr>
+          <w:rStyle w:val="af0"/>
+          <w:b w:val="0"/>
+          <w:color w:val="0F1115"/>
+          <w:sz w:val="28"/>
+          <w:szCs w:val="28"/>
+        </w:rPr>
+        <w:t>.</w:t>
       </w:r>
     </w:p>
     <w:p>
@@ -9830,7 +10033,7 @@
           <w:tab w:val="left" w:pos="8640"/>
         </w:tabs>
         <w:spacing w:before="0" w:beforeAutospacing="0" w:after="0" w:afterAutospacing="0" w:line="360" w:lineRule="auto"/>
-        <w:ind w:right="283" w:firstLine="709"/>
+        <w:ind w:firstLine="709"/>
         <w:jc w:val="center"/>
         <w:rPr>
           <w:rStyle w:val="af0"/>
@@ -9843,11 +10046,10 @@
         <w:rPr>
           <w:noProof/>
         </w:rPr>
-        <w:lastRenderedPageBreak/>
         <w:drawing>
           <wp:inline distT="0" distB="0" distL="0" distR="0" wp14:anchorId="47A5985A" wp14:editId="36D28BD6">
-            <wp:extent cx="5048708" cy="1613643"/>
-            <wp:effectExtent l="0" t="0" r="0" b="5715"/>
+            <wp:extent cx="4933950" cy="1576965"/>
+            <wp:effectExtent l="0" t="0" r="0" b="4445"/>
             <wp:docPr id="3" name="Рисунок 3"/>
             <wp:cNvGraphicFramePr>
               <a:graphicFrameLocks xmlns:a="http://schemas.openxmlformats.org/drawingml/2006/main" noChangeAspect="1"/>
@@ -9868,7 +10070,7 @@
                   <pic:spPr>
                     <a:xfrm>
                       <a:off x="0" y="0"/>
-                      <a:ext cx="5084869" cy="1625201"/>
+                      <a:ext cx="4980792" cy="1591936"/>
                     </a:xfrm>
                     <a:prstGeom prst="rect">
                       <a:avLst/>
@@ -9889,7 +10091,7 @@
           <w:tab w:val="left" w:pos="8640"/>
         </w:tabs>
         <w:spacing w:before="0" w:beforeAutospacing="0" w:after="0" w:afterAutospacing="0" w:line="360" w:lineRule="auto"/>
-        <w:ind w:right="283" w:firstLine="709"/>
+        <w:ind w:firstLine="709"/>
         <w:jc w:val="center"/>
         <w:rPr>
           <w:b/>
@@ -9990,7 +10192,7 @@
         <w:pStyle w:val="ds-markdown-paragraph"/>
         <w:shd w:val="clear" w:color="auto" w:fill="FFFFFF"/>
         <w:spacing w:before="0" w:beforeAutospacing="0" w:after="0" w:afterAutospacing="0" w:line="360" w:lineRule="auto"/>
-        <w:ind w:right="283" w:firstLine="709"/>
+        <w:ind w:firstLine="709"/>
         <w:jc w:val="both"/>
         <w:rPr>
           <w:color w:val="0F1115"/>
@@ -9998,110 +10200,212 @@
           <w:szCs w:val="28"/>
         </w:rPr>
       </w:pPr>
-      <w:r>
-        <w:rPr>
-          <w:color w:val="0F1115"/>
-          <w:sz w:val="28"/>
-          <w:szCs w:val="28"/>
-        </w:rPr>
-        <w:t>Когда разработка в отдельной ветке завершена, её изменения можно объединить с основной веткой. Для этого используется команда </w:t>
-      </w:r>
-      <w:proofErr w:type="spellStart"/>
-      <w:r>
-        <w:rPr>
-          <w:rStyle w:val="HTML"/>
-          <w:rFonts w:ascii="Times New Roman" w:hAnsi="Times New Roman" w:cs="Times New Roman"/>
-          <w:color w:val="0F1115"/>
-          <w:sz w:val="28"/>
-          <w:szCs w:val="28"/>
-          <w:shd w:val="clear" w:color="auto" w:fill="EBEEF2"/>
-        </w:rPr>
-        <w:t>git</w:t>
-      </w:r>
-      <w:proofErr w:type="spellEnd"/>
-      <w:r>
-        <w:rPr>
-          <w:rStyle w:val="HTML"/>
-          <w:rFonts w:ascii="Times New Roman" w:hAnsi="Times New Roman" w:cs="Times New Roman"/>
-          <w:color w:val="0F1115"/>
-          <w:sz w:val="28"/>
-          <w:szCs w:val="28"/>
-          <w:shd w:val="clear" w:color="auto" w:fill="EBEEF2"/>
-        </w:rPr>
-        <w:t xml:space="preserve"> </w:t>
-      </w:r>
-      <w:proofErr w:type="spellStart"/>
-      <w:r>
-        <w:rPr>
-          <w:rStyle w:val="HTML"/>
-          <w:rFonts w:ascii="Times New Roman" w:hAnsi="Times New Roman" w:cs="Times New Roman"/>
-          <w:color w:val="0F1115"/>
-          <w:sz w:val="28"/>
-          <w:szCs w:val="28"/>
-          <w:shd w:val="clear" w:color="auto" w:fill="EBEEF2"/>
-        </w:rPr>
-        <w:t>merge</w:t>
-      </w:r>
-      <w:proofErr w:type="spellEnd"/>
-      <w:r>
-        <w:rPr>
-          <w:color w:val="0F1115"/>
-          <w:sz w:val="28"/>
-          <w:szCs w:val="28"/>
-        </w:rPr>
-        <w:t>. На рисунке 3 представлена визуализация процесса слияния ветки </w:t>
-      </w:r>
-      <w:proofErr w:type="spellStart"/>
-      <w:r>
-        <w:rPr>
-          <w:rStyle w:val="HTML"/>
-          <w:rFonts w:ascii="Times New Roman" w:hAnsi="Times New Roman" w:cs="Times New Roman"/>
-          <w:color w:val="0F1115"/>
-          <w:sz w:val="28"/>
-          <w:szCs w:val="28"/>
-          <w:shd w:val="clear" w:color="auto" w:fill="EBEEF2"/>
-        </w:rPr>
-        <w:t>bugFix</w:t>
-      </w:r>
-      <w:proofErr w:type="spellEnd"/>
-      <w:r>
-        <w:rPr>
-          <w:color w:val="0F1115"/>
-          <w:sz w:val="28"/>
-          <w:szCs w:val="28"/>
-        </w:rPr>
-        <w:t> в ветку </w:t>
-      </w:r>
-      <w:proofErr w:type="spellStart"/>
-      <w:r>
-        <w:rPr>
-          <w:rStyle w:val="HTML"/>
-          <w:rFonts w:ascii="Times New Roman" w:hAnsi="Times New Roman" w:cs="Times New Roman"/>
-          <w:color w:val="0F1115"/>
-          <w:sz w:val="28"/>
-          <w:szCs w:val="28"/>
-          <w:shd w:val="clear" w:color="auto" w:fill="EBEEF2"/>
-        </w:rPr>
-        <w:t>main</w:t>
-      </w:r>
-      <w:proofErr w:type="spellEnd"/>
-      <w:r>
-        <w:rPr>
-          <w:color w:val="0F1115"/>
-          <w:sz w:val="28"/>
-          <w:szCs w:val="28"/>
-        </w:rPr>
-        <w:t>. После слияния все изменения, сделанные в побочной ветке, интегрируются в основную.</w:t>
-      </w:r>
     </w:p>
     <w:p>
       <w:pPr>
         <w:pStyle w:val="ds-markdown-paragraph"/>
         <w:shd w:val="clear" w:color="auto" w:fill="FFFFFF"/>
         <w:spacing w:before="0" w:beforeAutospacing="0" w:after="0" w:afterAutospacing="0" w:line="360" w:lineRule="auto"/>
-        <w:ind w:right="283" w:firstLine="709"/>
+        <w:ind w:firstLine="709"/>
+        <w:jc w:val="both"/>
+        <w:rPr>
+          <w:color w:val="0F1115"/>
+          <w:sz w:val="28"/>
+          <w:szCs w:val="28"/>
+        </w:rPr>
+      </w:pPr>
+      <w:r>
+        <w:rPr>
+          <w:color w:val="0F1115"/>
+          <w:sz w:val="28"/>
+          <w:szCs w:val="28"/>
+        </w:rPr>
+        <w:t>Когда разработка в отдельной ветке завершена, её изменения можно объединить с основной веткой. Для этого используется команда </w:t>
+      </w:r>
+      <w:proofErr w:type="spellStart"/>
+      <w:r>
+        <w:rPr>
+          <w:rStyle w:val="HTML"/>
+          <w:rFonts w:ascii="Times New Roman" w:hAnsi="Times New Roman" w:cs="Times New Roman"/>
+          <w:color w:val="0F1115"/>
+          <w:sz w:val="28"/>
+          <w:szCs w:val="28"/>
+          <w:shd w:val="clear" w:color="auto" w:fill="EBEEF2"/>
+        </w:rPr>
+        <w:t>git</w:t>
+      </w:r>
+      <w:proofErr w:type="spellEnd"/>
+      <w:r>
+        <w:rPr>
+          <w:rStyle w:val="HTML"/>
+          <w:rFonts w:ascii="Times New Roman" w:hAnsi="Times New Roman" w:cs="Times New Roman"/>
+          <w:color w:val="0F1115"/>
+          <w:sz w:val="28"/>
+          <w:szCs w:val="28"/>
+          <w:shd w:val="clear" w:color="auto" w:fill="EBEEF2"/>
+        </w:rPr>
+        <w:t xml:space="preserve"> </w:t>
+      </w:r>
+      <w:proofErr w:type="spellStart"/>
+      <w:r>
+        <w:rPr>
+          <w:rStyle w:val="HTML"/>
+          <w:rFonts w:ascii="Times New Roman" w:hAnsi="Times New Roman" w:cs="Times New Roman"/>
+          <w:color w:val="0F1115"/>
+          <w:sz w:val="28"/>
+          <w:szCs w:val="28"/>
+          <w:shd w:val="clear" w:color="auto" w:fill="EBEEF2"/>
+        </w:rPr>
+        <w:t>merge</w:t>
+      </w:r>
+      <w:proofErr w:type="spellEnd"/>
+      <w:r>
+        <w:rPr>
+          <w:color w:val="0F1115"/>
+          <w:sz w:val="28"/>
+          <w:szCs w:val="28"/>
+        </w:rPr>
+        <w:t>. На рисунке 3 представлена визуализация процесса слияния ветки </w:t>
+      </w:r>
+      <w:proofErr w:type="spellStart"/>
+      <w:r>
+        <w:rPr>
+          <w:rStyle w:val="HTML"/>
+          <w:rFonts w:ascii="Times New Roman" w:hAnsi="Times New Roman" w:cs="Times New Roman"/>
+          <w:color w:val="0F1115"/>
+          <w:sz w:val="28"/>
+          <w:szCs w:val="28"/>
+          <w:shd w:val="clear" w:color="auto" w:fill="EBEEF2"/>
+        </w:rPr>
+        <w:t>bugFix</w:t>
+      </w:r>
+      <w:proofErr w:type="spellEnd"/>
+      <w:r>
+        <w:rPr>
+          <w:color w:val="0F1115"/>
+          <w:sz w:val="28"/>
+          <w:szCs w:val="28"/>
+        </w:rPr>
+        <w:t> в ветку </w:t>
+      </w:r>
+      <w:proofErr w:type="spellStart"/>
+      <w:r>
+        <w:rPr>
+          <w:rStyle w:val="HTML"/>
+          <w:rFonts w:ascii="Times New Roman" w:hAnsi="Times New Roman" w:cs="Times New Roman"/>
+          <w:color w:val="0F1115"/>
+          <w:sz w:val="28"/>
+          <w:szCs w:val="28"/>
+          <w:shd w:val="clear" w:color="auto" w:fill="EBEEF2"/>
+        </w:rPr>
+        <w:t>main</w:t>
+      </w:r>
+      <w:proofErr w:type="spellEnd"/>
+      <w:r>
+        <w:rPr>
+          <w:color w:val="0F1115"/>
+          <w:sz w:val="28"/>
+          <w:szCs w:val="28"/>
+        </w:rPr>
+        <w:t>. После слияния все изменения, сделанные в побочной ветке, интегрируются в основную.</w:t>
+      </w:r>
+    </w:p>
+    <w:p>
+      <w:pPr>
+        <w:pStyle w:val="ds-markdown-paragraph"/>
+        <w:shd w:val="clear" w:color="auto" w:fill="FFFFFF"/>
+        <w:spacing w:before="0" w:beforeAutospacing="0" w:after="0" w:afterAutospacing="0" w:line="360" w:lineRule="auto"/>
+        <w:ind w:firstLine="709"/>
+        <w:jc w:val="both"/>
+        <w:rPr>
+          <w:color w:val="0F1115"/>
+          <w:sz w:val="28"/>
+          <w:szCs w:val="28"/>
+        </w:rPr>
+      </w:pPr>
+      <w:r>
+        <w:rPr>
+          <w:color w:val="0F1115"/>
+          <w:sz w:val="28"/>
+          <w:szCs w:val="28"/>
+        </w:rPr>
+        <w:t xml:space="preserve">На рисунке 9 представлено </w:t>
+      </w:r>
+      <w:r>
+        <w:rPr>
+          <w:rStyle w:val="af0"/>
+          <w:b w:val="0"/>
+          <w:color w:val="0F1115"/>
+          <w:sz w:val="28"/>
+          <w:szCs w:val="28"/>
+        </w:rPr>
+        <w:t>с</w:t>
+      </w:r>
+      <w:r>
+        <w:rPr>
+          <w:rStyle w:val="af0"/>
+          <w:b w:val="0"/>
+          <w:color w:val="0F1115"/>
+          <w:sz w:val="28"/>
+          <w:szCs w:val="28"/>
+        </w:rPr>
+        <w:t xml:space="preserve">лияние ветки </w:t>
+      </w:r>
+      <w:proofErr w:type="spellStart"/>
+      <w:r>
+        <w:rPr>
+          <w:rStyle w:val="af0"/>
+          <w:b w:val="0"/>
+          <w:color w:val="0F1115"/>
+          <w:sz w:val="28"/>
+          <w:szCs w:val="28"/>
+        </w:rPr>
+        <w:t>bugFix</w:t>
+      </w:r>
+      <w:proofErr w:type="spellEnd"/>
+      <w:r>
+        <w:rPr>
+          <w:rStyle w:val="af0"/>
+          <w:b w:val="0"/>
+          <w:color w:val="0F1115"/>
+          <w:sz w:val="28"/>
+          <w:szCs w:val="28"/>
+        </w:rPr>
+        <w:t xml:space="preserve"> в основную ветку </w:t>
+      </w:r>
+      <w:proofErr w:type="spellStart"/>
+      <w:r>
+        <w:rPr>
+          <w:rStyle w:val="af0"/>
+          <w:b w:val="0"/>
+          <w:color w:val="0F1115"/>
+          <w:sz w:val="28"/>
+          <w:szCs w:val="28"/>
+        </w:rPr>
+        <w:t>main</w:t>
+      </w:r>
+      <w:proofErr w:type="spellEnd"/>
+      <w:r>
+        <w:rPr>
+          <w:rStyle w:val="af0"/>
+          <w:b w:val="0"/>
+          <w:color w:val="0F1115"/>
+          <w:sz w:val="28"/>
+          <w:szCs w:val="28"/>
+        </w:rPr>
+        <w:t>.</w:t>
+      </w:r>
+    </w:p>
+    <w:p>
+      <w:pPr>
+        <w:pStyle w:val="ds-markdown-paragraph"/>
+        <w:shd w:val="clear" w:color="auto" w:fill="FFFFFF"/>
+        <w:spacing w:before="0" w:beforeAutospacing="0" w:after="0" w:afterAutospacing="0" w:line="360" w:lineRule="auto"/>
+        <w:ind w:firstLine="709"/>
         <w:jc w:val="center"/>
         <w:rPr>
+          <w:rStyle w:val="af0"/>
+          <w:b w:val="0"/>
           <w:color w:val="0F1115"/>
           <w:sz w:val="28"/>
           <w:szCs w:val="28"/>
@@ -10113,8 +10417,8 @@
         </w:rPr>
         <w:drawing>
           <wp:inline distT="0" distB="0" distL="0" distR="0" wp14:anchorId="57D4C4FA" wp14:editId="18958244">
-            <wp:extent cx="5539562" cy="2056536"/>
-            <wp:effectExtent l="0" t="0" r="4445" b="1270"/>
+            <wp:extent cx="4629150" cy="1718550"/>
+            <wp:effectExtent l="0" t="0" r="0" b="0"/>
             <wp:docPr id="4" name="Рисунок 4"/>
             <wp:cNvGraphicFramePr>
               <a:graphicFrameLocks xmlns:a="http://schemas.openxmlformats.org/drawingml/2006/main" noChangeAspect="1"/>
@@ -10135,7 +10439,7 @@
                   <pic:spPr>
                     <a:xfrm>
                       <a:off x="0" y="0"/>
-                      <a:ext cx="5553534" cy="2061723"/>
+                      <a:ext cx="4691689" cy="1741767"/>
                     </a:xfrm>
                     <a:prstGeom prst="rect">
                       <a:avLst/>
@@ -10147,77 +10451,105 @@
           </wp:inline>
         </w:drawing>
       </w:r>
-      <w:r>
-        <w:rPr>
-          <w:rStyle w:val="af0"/>
-          <w:b w:val="0"/>
-          <w:color w:val="0F1115"/>
-          <w:sz w:val="28"/>
-          <w:szCs w:val="28"/>
-        </w:rPr>
-        <w:t xml:space="preserve">Рисунок </w:t>
-      </w:r>
-      <w:r>
-        <w:rPr>
-          <w:rStyle w:val="af0"/>
-          <w:b w:val="0"/>
-          <w:color w:val="0F1115"/>
-          <w:sz w:val="28"/>
-          <w:szCs w:val="28"/>
-        </w:rPr>
-        <w:t>9</w:t>
-      </w:r>
-      <w:r>
-        <w:rPr>
-          <w:rStyle w:val="af0"/>
-          <w:b w:val="0"/>
-          <w:color w:val="0F1115"/>
-          <w:sz w:val="28"/>
-          <w:szCs w:val="28"/>
-        </w:rPr>
-        <w:t xml:space="preserve"> – Слияние ветки </w:t>
-      </w:r>
-      <w:proofErr w:type="spellStart"/>
-      <w:r>
-        <w:rPr>
-          <w:rStyle w:val="af0"/>
-          <w:b w:val="0"/>
-          <w:color w:val="0F1115"/>
-          <w:sz w:val="28"/>
-          <w:szCs w:val="28"/>
-        </w:rPr>
-        <w:t>bugFix</w:t>
-      </w:r>
-      <w:proofErr w:type="spellEnd"/>
-      <w:r>
-        <w:rPr>
-          <w:rStyle w:val="af0"/>
-          <w:b w:val="0"/>
-          <w:color w:val="0F1115"/>
-          <w:sz w:val="28"/>
-          <w:szCs w:val="28"/>
-        </w:rPr>
-        <w:t xml:space="preserve"> в основную ветку </w:t>
-      </w:r>
-      <w:proofErr w:type="spellStart"/>
-      <w:r>
-        <w:rPr>
-          <w:rStyle w:val="af0"/>
-          <w:b w:val="0"/>
-          <w:color w:val="0F1115"/>
-          <w:sz w:val="28"/>
-          <w:szCs w:val="28"/>
-        </w:rPr>
-        <w:t>main</w:t>
-      </w:r>
-      <w:proofErr w:type="spellEnd"/>
     </w:p>
     <w:p>
       <w:pPr>
         <w:pStyle w:val="ds-markdown-paragraph"/>
         <w:shd w:val="clear" w:color="auto" w:fill="FFFFFF"/>
         <w:spacing w:before="0" w:beforeAutospacing="0" w:after="0" w:afterAutospacing="0" w:line="360" w:lineRule="auto"/>
-        <w:ind w:right="283" w:firstLine="709"/>
+        <w:ind w:firstLine="709"/>
+        <w:jc w:val="center"/>
+        <w:rPr>
+          <w:color w:val="0F1115"/>
+          <w:sz w:val="28"/>
+          <w:szCs w:val="28"/>
+        </w:rPr>
+      </w:pPr>
+      <w:r>
+        <w:rPr>
+          <w:rStyle w:val="af0"/>
+          <w:b w:val="0"/>
+          <w:color w:val="0F1115"/>
+          <w:sz w:val="28"/>
+          <w:szCs w:val="28"/>
+        </w:rPr>
+        <w:t xml:space="preserve">Рисунок </w:t>
+      </w:r>
+      <w:r>
+        <w:rPr>
+          <w:rStyle w:val="af0"/>
+          <w:b w:val="0"/>
+          <w:color w:val="0F1115"/>
+          <w:sz w:val="28"/>
+          <w:szCs w:val="28"/>
+        </w:rPr>
+        <w:t>9</w:t>
+      </w:r>
+      <w:r>
+        <w:rPr>
+          <w:rStyle w:val="af0"/>
+          <w:b w:val="0"/>
+          <w:color w:val="0F1115"/>
+          <w:sz w:val="28"/>
+          <w:szCs w:val="28"/>
+        </w:rPr>
+        <w:t xml:space="preserve"> – Слияние ветки </w:t>
+      </w:r>
+      <w:proofErr w:type="spellStart"/>
+      <w:r>
+        <w:rPr>
+          <w:rStyle w:val="af0"/>
+          <w:b w:val="0"/>
+          <w:color w:val="0F1115"/>
+          <w:sz w:val="28"/>
+          <w:szCs w:val="28"/>
+        </w:rPr>
+        <w:t>bugFix</w:t>
+      </w:r>
+      <w:proofErr w:type="spellEnd"/>
+      <w:r>
+        <w:rPr>
+          <w:rStyle w:val="af0"/>
+          <w:b w:val="0"/>
+          <w:color w:val="0F1115"/>
+          <w:sz w:val="28"/>
+          <w:szCs w:val="28"/>
+        </w:rPr>
+        <w:t xml:space="preserve"> в основную ветку </w:t>
+      </w:r>
+      <w:proofErr w:type="spellStart"/>
+      <w:r>
+        <w:rPr>
+          <w:rStyle w:val="af0"/>
+          <w:b w:val="0"/>
+          <w:color w:val="0F1115"/>
+          <w:sz w:val="28"/>
+          <w:szCs w:val="28"/>
+        </w:rPr>
+        <w:t>main</w:t>
+      </w:r>
+      <w:proofErr w:type="spellEnd"/>
+    </w:p>
+    <w:p>
+      <w:pPr>
+        <w:pStyle w:val="ds-markdown-paragraph"/>
+        <w:shd w:val="clear" w:color="auto" w:fill="FFFFFF"/>
+        <w:spacing w:before="0" w:beforeAutospacing="0" w:after="0" w:afterAutospacing="0" w:line="360" w:lineRule="auto"/>
+        <w:ind w:firstLine="709"/>
+        <w:jc w:val="both"/>
+        <w:rPr>
+          <w:color w:val="0F1115"/>
+          <w:sz w:val="28"/>
+          <w:szCs w:val="28"/>
+        </w:rPr>
+      </w:pPr>
+    </w:p>
+    <w:p>
+      <w:pPr>
+        <w:pStyle w:val="ds-markdown-paragraph"/>
+        <w:shd w:val="clear" w:color="auto" w:fill="FFFFFF"/>
+        <w:spacing w:before="0" w:beforeAutospacing="0" w:after="0" w:afterAutospacing="0" w:line="360" w:lineRule="auto"/>
+        <w:ind w:firstLine="709"/>
         <w:jc w:val="both"/>
         <w:rPr>
           <w:color w:val="0F1115"/>
@@ -10261,7 +10593,7 @@
         </w:numPr>
         <w:shd w:val="clear" w:color="auto" w:fill="FFFFFF"/>
         <w:spacing w:before="0" w:beforeAutospacing="0" w:after="0" w:afterAutospacing="0" w:line="360" w:lineRule="auto"/>
-        <w:ind w:left="0" w:right="283" w:firstLine="709"/>
+        <w:ind w:left="0" w:firstLine="709"/>
         <w:jc w:val="both"/>
         <w:rPr>
           <w:color w:val="0F1115"/>
@@ -10359,7 +10691,7 @@
         </w:numPr>
         <w:shd w:val="clear" w:color="auto" w:fill="FFFFFF"/>
         <w:spacing w:before="0" w:beforeAutospacing="0" w:after="0" w:afterAutospacing="0" w:line="360" w:lineRule="auto"/>
-        <w:ind w:left="0" w:right="283" w:firstLine="709"/>
+        <w:ind w:left="0" w:firstLine="709"/>
         <w:jc w:val="both"/>
         <w:rPr>
           <w:color w:val="0F1115"/>
@@ -10457,7 +10789,7 @@
         </w:numPr>
         <w:shd w:val="clear" w:color="auto" w:fill="FFFFFF"/>
         <w:spacing w:before="0" w:beforeAutospacing="0" w:after="0" w:afterAutospacing="0" w:line="360" w:lineRule="auto"/>
-        <w:ind w:left="0" w:right="283" w:firstLine="709"/>
+        <w:ind w:left="0" w:firstLine="709"/>
         <w:jc w:val="both"/>
         <w:rPr>
           <w:color w:val="0F1115"/>
@@ -10555,7 +10887,7 @@
         </w:numPr>
         <w:shd w:val="clear" w:color="auto" w:fill="FFFFFF"/>
         <w:spacing w:before="0" w:beforeAutospacing="0" w:after="0" w:afterAutospacing="0" w:line="360" w:lineRule="auto"/>
-        <w:ind w:left="0" w:right="283" w:firstLine="709"/>
+        <w:ind w:left="0" w:firstLine="709"/>
         <w:jc w:val="both"/>
         <w:rPr>
           <w:color w:val="0F1115"/>
@@ -10649,7 +10981,7 @@
         <w:pStyle w:val="ds-markdown-paragraph"/>
         <w:shd w:val="clear" w:color="auto" w:fill="FFFFFF"/>
         <w:spacing w:before="0" w:beforeAutospacing="0" w:after="0" w:afterAutospacing="0" w:line="360" w:lineRule="auto"/>
-        <w:ind w:right="283" w:firstLine="709"/>
+        <w:ind w:firstLine="709"/>
         <w:jc w:val="both"/>
         <w:rPr>
           <w:color w:val="0F1115"/>
@@ -10686,25 +11018,11 @@
     </w:p>
     <w:p>
       <w:pPr>
-        <w:spacing w:after="0" w:line="360" w:lineRule="auto"/>
-        <w:ind w:right="283"/>
-        <w:jc w:val="center"/>
-        <w:rPr>
-          <w:rFonts w:ascii="Times New Roman" w:hAnsi="Times New Roman" w:cs="Times New Roman"/>
-          <w:b/>
-          <w:sz w:val="28"/>
-        </w:rPr>
-      </w:pPr>
-    </w:p>
-    <w:p>
-      <w:pPr>
         <w:pStyle w:val="11111111111111111"/>
-        <w:ind w:right="283"/>
       </w:pPr>
       <w:bookmarkStart w:id="16" w:name="_Toc231295293"/>
-      <w:bookmarkStart w:id="17" w:name="_Toc231383962"/>
-      <w:r>
-        <w:lastRenderedPageBreak/>
+      <w:bookmarkStart w:id="17" w:name="_Toc231401161"/>
+      <w:r>
         <w:t>ЗАКЛЮЧЕНИЕ</w:t>
       </w:r>
       <w:bookmarkEnd w:id="16"/>
@@ -10714,7 +11032,7 @@
       <w:pPr>
         <w:shd w:val="clear" w:color="auto" w:fill="FFFFFF"/>
         <w:spacing w:after="0" w:line="360" w:lineRule="auto"/>
-        <w:ind w:right="283" w:firstLine="709"/>
+        <w:ind w:firstLine="709"/>
         <w:jc w:val="both"/>
         <w:rPr>
           <w:rFonts w:ascii="Times New Roman" w:eastAsia="Times New Roman" w:hAnsi="Times New Roman" w:cs="Times New Roman"/>
@@ -10761,7 +11079,7 @@
       <w:pPr>
         <w:shd w:val="clear" w:color="auto" w:fill="FFFFFF"/>
         <w:spacing w:after="0" w:line="360" w:lineRule="auto"/>
-        <w:ind w:right="283" w:firstLine="709"/>
+        <w:ind w:firstLine="709"/>
         <w:jc w:val="both"/>
         <w:rPr>
           <w:rFonts w:ascii="Times New Roman" w:eastAsia="Times New Roman" w:hAnsi="Times New Roman" w:cs="Times New Roman"/>
@@ -10830,7 +11148,7 @@
       <w:pPr>
         <w:shd w:val="clear" w:color="auto" w:fill="FFFFFF"/>
         <w:spacing w:after="0" w:line="360" w:lineRule="auto"/>
-        <w:ind w:right="283" w:firstLine="709"/>
+        <w:ind w:firstLine="709"/>
         <w:jc w:val="both"/>
         <w:rPr>
           <w:rFonts w:ascii="Times New Roman" w:eastAsia="Times New Roman" w:hAnsi="Times New Roman" w:cs="Times New Roman"/>
@@ -10899,7 +11217,7 @@
       <w:pPr>
         <w:shd w:val="clear" w:color="auto" w:fill="FFFFFF"/>
         <w:spacing w:after="0" w:line="360" w:lineRule="auto"/>
-        <w:ind w:right="283" w:firstLine="709"/>
+        <w:ind w:firstLine="709"/>
         <w:jc w:val="both"/>
         <w:rPr>
           <w:rFonts w:ascii="Times New Roman" w:eastAsia="Times New Roman" w:hAnsi="Times New Roman" w:cs="Times New Roman"/>
@@ -10923,7 +11241,7 @@
     <w:p>
       <w:pPr>
         <w:spacing w:after="0" w:line="360" w:lineRule="auto"/>
-        <w:ind w:right="283" w:firstLine="425"/>
+        <w:ind w:firstLine="425"/>
         <w:jc w:val="both"/>
         <w:rPr>
           <w:rFonts w:ascii="Times New Roman" w:hAnsi="Times New Roman" w:cs="Times New Roman"/>
@@ -10937,7 +11255,6 @@
     <w:p>
       <w:pPr>
         <w:spacing w:after="0" w:line="360" w:lineRule="auto"/>
-        <w:ind w:right="283"/>
         <w:jc w:val="both"/>
         <w:rPr>
           <w:rFonts w:ascii="Tahoma" w:hAnsi="Tahoma" w:cs="Tahoma"/>
@@ -10949,7 +11266,6 @@
     <w:p>
       <w:pPr>
         <w:spacing w:after="0" w:line="360" w:lineRule="auto"/>
-        <w:ind w:right="283"/>
         <w:jc w:val="both"/>
         <w:rPr>
           <w:rFonts w:ascii="Tahoma" w:hAnsi="Tahoma" w:cs="Tahoma"/>
@@ -10961,7 +11277,6 @@
     <w:p>
       <w:pPr>
         <w:spacing w:after="0" w:line="360" w:lineRule="auto"/>
-        <w:ind w:right="283"/>
         <w:jc w:val="both"/>
         <w:rPr>
           <w:rFonts w:ascii="Times New Roman" w:hAnsi="Times New Roman" w:cs="Times New Roman"/>
@@ -10972,7 +11287,6 @@
     <w:p>
       <w:pPr>
         <w:spacing w:after="0" w:line="360" w:lineRule="auto"/>
-        <w:ind w:right="283"/>
         <w:rPr>
           <w:rFonts w:ascii="Times New Roman" w:eastAsiaTheme="majorEastAsia" w:hAnsi="Times New Roman" w:cstheme="majorBidi"/>
           <w:sz w:val="28"/>
@@ -10983,7 +11297,6 @@
     <w:p>
       <w:pPr>
         <w:spacing w:after="0" w:line="360" w:lineRule="auto"/>
-        <w:ind w:right="283"/>
         <w:rPr>
           <w:rFonts w:ascii="Times New Roman" w:eastAsiaTheme="majorEastAsia" w:hAnsi="Times New Roman" w:cstheme="majorBidi"/>
           <w:sz w:val="28"/>
@@ -10994,7 +11307,6 @@
     <w:p>
       <w:pPr>
         <w:spacing w:after="0" w:line="360" w:lineRule="auto"/>
-        <w:ind w:right="283"/>
         <w:rPr>
           <w:rFonts w:ascii="Times New Roman" w:eastAsiaTheme="majorEastAsia" w:hAnsi="Times New Roman" w:cstheme="majorBidi"/>
           <w:sz w:val="28"/>
@@ -11005,7 +11317,6 @@
     <w:p>
       <w:pPr>
         <w:spacing w:after="0" w:line="360" w:lineRule="auto"/>
-        <w:ind w:right="283"/>
         <w:rPr>
           <w:rFonts w:ascii="Times New Roman" w:eastAsiaTheme="majorEastAsia" w:hAnsi="Times New Roman" w:cstheme="majorBidi"/>
           <w:sz w:val="28"/>
@@ -11016,7 +11327,6 @@
     <w:p>
       <w:pPr>
         <w:spacing w:after="0" w:line="360" w:lineRule="auto"/>
-        <w:ind w:right="283"/>
         <w:rPr>
           <w:rFonts w:ascii="Times New Roman" w:eastAsiaTheme="majorEastAsia" w:hAnsi="Times New Roman" w:cstheme="majorBidi"/>
           <w:sz w:val="28"/>
@@ -11026,13 +11336,42 @@
     </w:p>
     <w:p>
       <w:pPr>
+        <w:spacing w:after="0" w:line="360" w:lineRule="auto"/>
+        <w:rPr>
+          <w:rFonts w:ascii="Times New Roman" w:eastAsiaTheme="majorEastAsia" w:hAnsi="Times New Roman" w:cstheme="majorBidi"/>
+          <w:sz w:val="28"/>
+          <w:szCs w:val="32"/>
+        </w:rPr>
+      </w:pPr>
+    </w:p>
+    <w:p>
+      <w:pPr>
         <w:pStyle w:val="11111111111111111"/>
-        <w:ind w:right="283"/>
       </w:pPr>
       <w:bookmarkStart w:id="18" w:name="_Toc231295294"/>
-      <w:bookmarkStart w:id="19" w:name="_Toc231383963"/>
-      <w:r>
-        <w:lastRenderedPageBreak/>
+    </w:p>
+    <w:p>
+      <w:pPr>
+        <w:rPr>
+          <w:rFonts w:ascii="Times New Roman" w:eastAsiaTheme="majorEastAsia" w:hAnsi="Times New Roman" w:cs="Times New Roman"/>
+          <w:b/>
+          <w:caps/>
+          <w:color w:val="000000"/>
+          <w:sz w:val="28"/>
+          <w:szCs w:val="28"/>
+          <w:lang w:eastAsia="ru-RU"/>
+        </w:rPr>
+      </w:pPr>
+      <w:r>
+        <w:br w:type="page"/>
+      </w:r>
+    </w:p>
+    <w:p>
+      <w:pPr>
+        <w:pStyle w:val="11111111111111111"/>
+      </w:pPr>
+      <w:bookmarkStart w:id="19" w:name="_Toc231401162"/>
+      <w:r>
         <w:t>СПИСОК ИСПОЛЬЗОВАННЫХ ИСТОЧНИКОВ</w:t>
       </w:r>
       <w:bookmarkEnd w:id="18"/>
@@ -11046,7 +11385,7 @@
           <w:tab w:val="left" w:pos="4517"/>
         </w:tabs>
         <w:spacing w:line="360" w:lineRule="auto"/>
-        <w:ind w:right="283" w:firstLine="709"/>
+        <w:ind w:firstLine="709"/>
         <w:rPr>
           <w:sz w:val="28"/>
           <w:szCs w:val="28"/>
@@ -11064,7 +11403,7 @@
     </w:p>
     <w:tbl>
       <w:tblPr>
-        <w:tblW w:w="9467" w:type="dxa"/>
+        <w:tblW w:w="0" w:type="dxa"/>
         <w:tblInd w:w="-5" w:type="dxa"/>
         <w:tblBorders>
           <w:top w:val="single" w:sz="4" w:space="0" w:color="auto"/>
@@ -11082,18 +11421,18 @@
         <w:tblLook w:val="01E0" w:firstRow="1" w:lastRow="1" w:firstColumn="1" w:lastColumn="1" w:noHBand="0" w:noVBand="0"/>
       </w:tblPr>
       <w:tblGrid>
-        <w:gridCol w:w="4521"/>
-        <w:gridCol w:w="1864"/>
-        <w:gridCol w:w="1096"/>
-        <w:gridCol w:w="1986"/>
+        <w:gridCol w:w="4536"/>
+        <w:gridCol w:w="1870"/>
+        <w:gridCol w:w="1100"/>
+        <w:gridCol w:w="1992"/>
       </w:tblGrid>
       <w:tr>
         <w:trPr>
-          <w:trHeight w:val="271"/>
+          <w:trHeight w:val="283"/>
         </w:trPr>
         <w:tc>
           <w:tcPr>
-            <w:tcW w:w="4521" w:type="dxa"/>
+            <w:tcW w:w="4536" w:type="dxa"/>
             <w:vMerge w:val="restart"/>
             <w:tcBorders>
               <w:top w:val="single" w:sz="4" w:space="0" w:color="auto"/>
@@ -11149,7 +11488,7 @@
         </w:tc>
         <w:tc>
           <w:tcPr>
-            <w:tcW w:w="1864" w:type="dxa"/>
+            <w:tcW w:w="1870" w:type="dxa"/>
             <w:vMerge w:val="restart"/>
             <w:tcBorders>
               <w:top w:val="single" w:sz="4" w:space="0" w:color="auto"/>
@@ -11184,7 +11523,7 @@
         </w:tc>
         <w:tc>
           <w:tcPr>
-            <w:tcW w:w="3082" w:type="dxa"/>
+            <w:tcW w:w="3092" w:type="dxa"/>
             <w:gridSpan w:val="2"/>
             <w:tcBorders>
               <w:top w:val="single" w:sz="4" w:space="0" w:color="auto"/>
@@ -11222,11 +11561,11 @@
       </w:tr>
       <w:tr>
         <w:trPr>
-          <w:trHeight w:val="271"/>
+          <w:trHeight w:val="283"/>
         </w:trPr>
         <w:tc>
           <w:tcPr>
-            <w:tcW w:w="4521" w:type="dxa"/>
+            <w:tcW w:w="4536" w:type="dxa"/>
             <w:vMerge/>
             <w:tcBorders>
               <w:top w:val="single" w:sz="4" w:space="0" w:color="auto"/>
@@ -11251,7 +11590,7 @@
         </w:tc>
         <w:tc>
           <w:tcPr>
-            <w:tcW w:w="1864" w:type="dxa"/>
+            <w:tcW w:w="1870" w:type="dxa"/>
             <w:vMerge/>
             <w:tcBorders>
               <w:top w:val="single" w:sz="4" w:space="0" w:color="auto"/>
@@ -11276,7 +11615,7 @@
         </w:tc>
         <w:tc>
           <w:tcPr>
-            <w:tcW w:w="1096" w:type="dxa"/>
+            <w:tcW w:w="1100" w:type="dxa"/>
             <w:tcBorders>
               <w:top w:val="single" w:sz="4" w:space="0" w:color="auto"/>
               <w:left w:val="single" w:sz="4" w:space="0" w:color="auto"/>
@@ -11321,7 +11660,7 @@
         </w:tc>
         <w:tc>
           <w:tcPr>
-            <w:tcW w:w="1985" w:type="dxa"/>
+            <w:tcW w:w="1992" w:type="dxa"/>
             <w:tcBorders>
               <w:top w:val="single" w:sz="4" w:space="0" w:color="auto"/>
               <w:left w:val="single" w:sz="4" w:space="0" w:color="auto"/>
@@ -11356,11 +11695,11 @@
       </w:tr>
       <w:tr>
         <w:trPr>
-          <w:trHeight w:val="271"/>
+          <w:trHeight w:val="283"/>
         </w:trPr>
         <w:tc>
           <w:tcPr>
-            <w:tcW w:w="4521" w:type="dxa"/>
+            <w:tcW w:w="4536" w:type="dxa"/>
             <w:tcBorders>
               <w:top w:val="single" w:sz="4" w:space="0" w:color="auto"/>
               <w:left w:val="single" w:sz="4" w:space="0" w:color="auto"/>
@@ -11474,7 +11813,7 @@
         </w:tc>
         <w:tc>
           <w:tcPr>
-            <w:tcW w:w="1864" w:type="dxa"/>
+            <w:tcW w:w="1870" w:type="dxa"/>
             <w:tcBorders>
               <w:top w:val="single" w:sz="4" w:space="0" w:color="auto"/>
               <w:left w:val="single" w:sz="4" w:space="0" w:color="auto"/>
@@ -11515,7 +11854,7 @@
         </w:tc>
         <w:tc>
           <w:tcPr>
-            <w:tcW w:w="1096" w:type="dxa"/>
+            <w:tcW w:w="1100" w:type="dxa"/>
             <w:tcBorders>
               <w:top w:val="single" w:sz="4" w:space="0" w:color="auto"/>
               <w:left w:val="single" w:sz="4" w:space="0" w:color="auto"/>
@@ -11546,7 +11885,7 @@
         </w:tc>
         <w:tc>
           <w:tcPr>
-            <w:tcW w:w="1985" w:type="dxa"/>
+            <w:tcW w:w="1992" w:type="dxa"/>
             <w:tcBorders>
               <w:top w:val="single" w:sz="4" w:space="0" w:color="auto"/>
               <w:left w:val="single" w:sz="4" w:space="0" w:color="auto"/>
@@ -11594,11 +11933,11 @@
       </w:tr>
       <w:tr>
         <w:trPr>
-          <w:trHeight w:val="271"/>
+          <w:trHeight w:val="283"/>
         </w:trPr>
         <w:tc>
           <w:tcPr>
-            <w:tcW w:w="4521" w:type="dxa"/>
+            <w:tcW w:w="4536" w:type="dxa"/>
             <w:tcBorders>
               <w:top w:val="single" w:sz="4" w:space="0" w:color="auto"/>
               <w:left w:val="single" w:sz="4" w:space="0" w:color="auto"/>
@@ -11683,7 +12022,7 @@
         </w:tc>
         <w:tc>
           <w:tcPr>
-            <w:tcW w:w="1864" w:type="dxa"/>
+            <w:tcW w:w="1870" w:type="dxa"/>
             <w:tcBorders>
               <w:top w:val="single" w:sz="4" w:space="0" w:color="auto"/>
               <w:left w:val="single" w:sz="4" w:space="0" w:color="auto"/>
@@ -11724,7 +12063,7 @@
         </w:tc>
         <w:tc>
           <w:tcPr>
-            <w:tcW w:w="1096" w:type="dxa"/>
+            <w:tcW w:w="1100" w:type="dxa"/>
             <w:tcBorders>
               <w:top w:val="single" w:sz="4" w:space="0" w:color="auto"/>
               <w:left w:val="single" w:sz="4" w:space="0" w:color="auto"/>
@@ -11755,7 +12094,7 @@
         </w:tc>
         <w:tc>
           <w:tcPr>
-            <w:tcW w:w="1985" w:type="dxa"/>
+            <w:tcW w:w="1992" w:type="dxa"/>
             <w:tcBorders>
               <w:top w:val="single" w:sz="4" w:space="0" w:color="auto"/>
               <w:left w:val="single" w:sz="4" w:space="0" w:color="auto"/>
@@ -11800,11 +12139,11 @@
       </w:tr>
       <w:tr>
         <w:trPr>
-          <w:trHeight w:val="271"/>
+          <w:trHeight w:val="283"/>
         </w:trPr>
         <w:tc>
           <w:tcPr>
-            <w:tcW w:w="4521" w:type="dxa"/>
+            <w:tcW w:w="4536" w:type="dxa"/>
             <w:tcBorders>
               <w:top w:val="single" w:sz="4" w:space="0" w:color="auto"/>
               <w:left w:val="single" w:sz="4" w:space="0" w:color="auto"/>
@@ -11907,7 +12246,7 @@
         </w:tc>
         <w:tc>
           <w:tcPr>
-            <w:tcW w:w="1864" w:type="dxa"/>
+            <w:tcW w:w="1870" w:type="dxa"/>
             <w:tcBorders>
               <w:top w:val="single" w:sz="4" w:space="0" w:color="auto"/>
               <w:left w:val="single" w:sz="4" w:space="0" w:color="auto"/>
@@ -11948,7 +12287,7 @@
         </w:tc>
         <w:tc>
           <w:tcPr>
-            <w:tcW w:w="1096" w:type="dxa"/>
+            <w:tcW w:w="1100" w:type="dxa"/>
             <w:tcBorders>
               <w:top w:val="single" w:sz="4" w:space="0" w:color="auto"/>
               <w:left w:val="single" w:sz="4" w:space="0" w:color="auto"/>
@@ -11979,7 +12318,7 @@
         </w:tc>
         <w:tc>
           <w:tcPr>
-            <w:tcW w:w="1985" w:type="dxa"/>
+            <w:tcW w:w="1992" w:type="dxa"/>
             <w:tcBorders>
               <w:top w:val="single" w:sz="4" w:space="0" w:color="auto"/>
               <w:left w:val="single" w:sz="4" w:space="0" w:color="auto"/>
@@ -12024,11 +12363,11 @@
       </w:tr>
       <w:tr>
         <w:trPr>
-          <w:trHeight w:val="271"/>
+          <w:trHeight w:val="283"/>
         </w:trPr>
         <w:tc>
           <w:tcPr>
-            <w:tcW w:w="4521" w:type="dxa"/>
+            <w:tcW w:w="4536" w:type="dxa"/>
             <w:tcBorders>
               <w:top w:val="single" w:sz="4" w:space="0" w:color="auto"/>
               <w:left w:val="single" w:sz="4" w:space="0" w:color="auto"/>
@@ -12121,7 +12460,7 @@
         </w:tc>
         <w:tc>
           <w:tcPr>
-            <w:tcW w:w="1864" w:type="dxa"/>
+            <w:tcW w:w="1870" w:type="dxa"/>
             <w:tcBorders>
               <w:top w:val="single" w:sz="4" w:space="0" w:color="auto"/>
               <w:left w:val="single" w:sz="4" w:space="0" w:color="auto"/>
@@ -12162,7 +12501,7 @@
         </w:tc>
         <w:tc>
           <w:tcPr>
-            <w:tcW w:w="1096" w:type="dxa"/>
+            <w:tcW w:w="1100" w:type="dxa"/>
             <w:tcBorders>
               <w:top w:val="single" w:sz="4" w:space="0" w:color="auto"/>
               <w:left w:val="single" w:sz="4" w:space="0" w:color="auto"/>
@@ -12193,7 +12532,7 @@
         </w:tc>
         <w:tc>
           <w:tcPr>
-            <w:tcW w:w="1985" w:type="dxa"/>
+            <w:tcW w:w="1992" w:type="dxa"/>
             <w:tcBorders>
               <w:top w:val="single" w:sz="4" w:space="0" w:color="auto"/>
               <w:left w:val="single" w:sz="4" w:space="0" w:color="auto"/>
@@ -12241,11 +12580,11 @@
       </w:tr>
       <w:tr>
         <w:trPr>
-          <w:trHeight w:val="271"/>
+          <w:trHeight w:val="283"/>
         </w:trPr>
         <w:tc>
           <w:tcPr>
-            <w:tcW w:w="4521" w:type="dxa"/>
+            <w:tcW w:w="4536" w:type="dxa"/>
             <w:tcBorders>
               <w:top w:val="single" w:sz="4" w:space="0" w:color="auto"/>
               <w:left w:val="single" w:sz="4" w:space="0" w:color="auto"/>
@@ -12378,7 +12717,7 @@
         </w:tc>
         <w:tc>
           <w:tcPr>
-            <w:tcW w:w="1864" w:type="dxa"/>
+            <w:tcW w:w="1870" w:type="dxa"/>
             <w:tcBorders>
               <w:top w:val="single" w:sz="4" w:space="0" w:color="auto"/>
               <w:left w:val="single" w:sz="4" w:space="0" w:color="auto"/>
@@ -12419,7 +12758,7 @@
         </w:tc>
         <w:tc>
           <w:tcPr>
-            <w:tcW w:w="1096" w:type="dxa"/>
+            <w:tcW w:w="1100" w:type="dxa"/>
             <w:tcBorders>
               <w:top w:val="single" w:sz="4" w:space="0" w:color="auto"/>
               <w:left w:val="single" w:sz="4" w:space="0" w:color="auto"/>
@@ -12450,7 +12789,7 @@
         </w:tc>
         <w:tc>
           <w:tcPr>
-            <w:tcW w:w="1985" w:type="dxa"/>
+            <w:tcW w:w="1992" w:type="dxa"/>
             <w:tcBorders>
               <w:top w:val="single" w:sz="4" w:space="0" w:color="auto"/>
               <w:left w:val="single" w:sz="4" w:space="0" w:color="auto"/>
@@ -12527,7 +12866,7 @@
     </w:p>
     <w:tbl>
       <w:tblPr>
-        <w:tblW w:w="4528" w:type="pct"/>
+        <w:tblW w:w="4537" w:type="pct"/>
         <w:tblInd w:w="5" w:type="dxa"/>
         <w:tblBorders>
           <w:top w:val="single" w:sz="4" w:space="0" w:color="auto"/>
@@ -12544,16 +12883,16 @@
         <w:tblLook w:val="01E0" w:firstRow="1" w:lastRow="1" w:firstColumn="1" w:lastColumn="1" w:noHBand="0" w:noVBand="0"/>
       </w:tblPr>
       <w:tblGrid>
-        <w:gridCol w:w="1228"/>
-        <w:gridCol w:w="7491"/>
+        <w:gridCol w:w="968"/>
+        <w:gridCol w:w="8284"/>
       </w:tblGrid>
       <w:tr>
         <w:trPr>
-          <w:trHeight w:val="210"/>
+          <w:trHeight w:val="283"/>
         </w:trPr>
         <w:tc>
           <w:tcPr>
-            <w:tcW w:w="704" w:type="pct"/>
+            <w:tcW w:w="523" w:type="pct"/>
             <w:tcBorders>
               <w:top w:val="single" w:sz="4" w:space="0" w:color="auto"/>
               <w:left w:val="single" w:sz="4" w:space="0" w:color="auto"/>
@@ -12585,7 +12924,7 @@
         </w:tc>
         <w:tc>
           <w:tcPr>
-            <w:tcW w:w="4296" w:type="pct"/>
+            <w:tcW w:w="4477" w:type="pct"/>
             <w:tcBorders>
               <w:top w:val="single" w:sz="4" w:space="0" w:color="auto"/>
               <w:left w:val="single" w:sz="4" w:space="0" w:color="auto"/>
@@ -12619,11 +12958,11 @@
       </w:tr>
       <w:tr>
         <w:trPr>
-          <w:trHeight w:val="210"/>
+          <w:trHeight w:val="283"/>
         </w:trPr>
         <w:tc>
           <w:tcPr>
-            <w:tcW w:w="704" w:type="pct"/>
+            <w:tcW w:w="523" w:type="pct"/>
             <w:tcBorders>
               <w:top w:val="single" w:sz="4" w:space="0" w:color="auto"/>
               <w:left w:val="single" w:sz="4" w:space="0" w:color="auto"/>
@@ -12657,7 +12996,7 @@
         </w:tc>
         <w:tc>
           <w:tcPr>
-            <w:tcW w:w="4296" w:type="pct"/>
+            <w:tcW w:w="4477" w:type="pct"/>
             <w:tcBorders>
               <w:top w:val="single" w:sz="4" w:space="0" w:color="auto"/>
               <w:left w:val="single" w:sz="4" w:space="0" w:color="auto"/>
@@ -12734,11 +13073,11 @@
       </w:tr>
       <w:tr>
         <w:trPr>
-          <w:trHeight w:val="210"/>
+          <w:trHeight w:val="283"/>
         </w:trPr>
         <w:tc>
           <w:tcPr>
-            <w:tcW w:w="704" w:type="pct"/>
+            <w:tcW w:w="523" w:type="pct"/>
             <w:tcBorders>
               <w:top w:val="single" w:sz="4" w:space="0" w:color="auto"/>
               <w:left w:val="single" w:sz="4" w:space="0" w:color="auto"/>
@@ -12772,7 +13111,7 @@
         </w:tc>
         <w:tc>
           <w:tcPr>
-            <w:tcW w:w="4296" w:type="pct"/>
+            <w:tcW w:w="4477" w:type="pct"/>
             <w:tcBorders>
               <w:top w:val="single" w:sz="4" w:space="0" w:color="auto"/>
               <w:left w:val="single" w:sz="4" w:space="0" w:color="auto"/>
@@ -12877,7 +13216,7 @@
     </w:p>
     <w:tbl>
       <w:tblPr>
-        <w:tblW w:w="8753" w:type="dxa"/>
+        <w:tblW w:w="0" w:type="dxa"/>
         <w:tblBorders>
           <w:top w:val="single" w:sz="4" w:space="0" w:color="auto"/>
           <w:left w:val="single" w:sz="4" w:space="0" w:color="auto"/>
@@ -12894,16 +13233,16 @@
         <w:tblLook w:val="04A0" w:firstRow="1" w:lastRow="0" w:firstColumn="1" w:lastColumn="0" w:noHBand="0" w:noVBand="1"/>
       </w:tblPr>
       <w:tblGrid>
-        <w:gridCol w:w="468"/>
-        <w:gridCol w:w="8285"/>
+        <w:gridCol w:w="509"/>
+        <w:gridCol w:w="8995"/>
       </w:tblGrid>
       <w:tr>
         <w:trPr>
-          <w:trHeight w:hRule="exact" w:val="280"/>
+          <w:trHeight w:hRule="exact" w:val="302"/>
         </w:trPr>
         <w:tc>
           <w:tcPr>
-            <w:tcW w:w="468" w:type="dxa"/>
+            <w:tcW w:w="509" w:type="dxa"/>
             <w:tcBorders>
               <w:top w:val="single" w:sz="4" w:space="0" w:color="auto"/>
               <w:left w:val="single" w:sz="4" w:space="0" w:color="auto"/>
@@ -12939,7 +13278,7 @@
         </w:tc>
         <w:tc>
           <w:tcPr>
-            <w:tcW w:w="8285" w:type="dxa"/>
+            <w:tcW w:w="8995" w:type="dxa"/>
             <w:tcBorders>
               <w:top w:val="single" w:sz="4" w:space="0" w:color="auto"/>
               <w:left w:val="single" w:sz="4" w:space="0" w:color="auto"/>
@@ -12974,11 +13313,11 @@
       </w:tr>
       <w:tr>
         <w:trPr>
-          <w:trHeight w:hRule="exact" w:val="280"/>
+          <w:trHeight w:hRule="exact" w:val="302"/>
         </w:trPr>
         <w:tc>
           <w:tcPr>
-            <w:tcW w:w="468" w:type="dxa"/>
+            <w:tcW w:w="509" w:type="dxa"/>
             <w:tcBorders>
               <w:top w:val="single" w:sz="4" w:space="0" w:color="auto"/>
               <w:left w:val="single" w:sz="4" w:space="0" w:color="auto"/>
@@ -13016,7 +13355,7 @@
         </w:tc>
         <w:tc>
           <w:tcPr>
-            <w:tcW w:w="8285" w:type="dxa"/>
+            <w:tcW w:w="8995" w:type="dxa"/>
             <w:tcBorders>
               <w:top w:val="single" w:sz="4" w:space="0" w:color="auto"/>
               <w:left w:val="single" w:sz="4" w:space="0" w:color="auto"/>
@@ -13085,11 +13424,11 @@
       </w:tr>
       <w:tr>
         <w:trPr>
-          <w:trHeight w:hRule="exact" w:val="252"/>
+          <w:trHeight w:hRule="exact" w:val="272"/>
         </w:trPr>
         <w:tc>
           <w:tcPr>
-            <w:tcW w:w="468" w:type="dxa"/>
+            <w:tcW w:w="509" w:type="dxa"/>
             <w:tcBorders>
               <w:top w:val="single" w:sz="4" w:space="0" w:color="auto"/>
               <w:left w:val="single" w:sz="4" w:space="0" w:color="auto"/>
@@ -13125,7 +13464,7 @@
         </w:tc>
         <w:tc>
           <w:tcPr>
-            <w:tcW w:w="8285" w:type="dxa"/>
+            <w:tcW w:w="8995" w:type="dxa"/>
             <w:tcBorders>
               <w:top w:val="single" w:sz="4" w:space="0" w:color="auto"/>
               <w:left w:val="single" w:sz="4" w:space="0" w:color="auto"/>
@@ -13175,7 +13514,17 @@
     <w:p>
       <w:pPr>
         <w:spacing w:after="0" w:line="360" w:lineRule="auto"/>
-        <w:ind w:right="283"/>
+        <w:ind w:firstLine="709"/>
+        <w:rPr>
+          <w:rFonts w:ascii="Times New Roman" w:hAnsi="Times New Roman" w:cs="Times New Roman"/>
+          <w:sz w:val="24"/>
+          <w:szCs w:val="24"/>
+        </w:rPr>
+      </w:pPr>
+    </w:p>
+    <w:p>
+      <w:pPr>
+        <w:spacing w:after="0" w:line="360" w:lineRule="auto"/>
         <w:jc w:val="both"/>
         <w:rPr>
           <w:rFonts w:ascii="Times New Roman" w:hAnsi="Times New Roman" w:cs="Times New Roman"/>
@@ -13187,9 +13536,9 @@
       <w:footerReference w:type="default" r:id="rId26"/>
       <w:footerReference w:type="first" r:id="rId27"/>
       <w:pgSz w:w="11906" w:h="16838"/>
-      <w:pgMar w:top="1134" w:right="567" w:bottom="1134" w:left="1701" w:header="0" w:footer="0" w:gutter="0"/>
+      <w:pgMar w:top="709" w:right="566" w:bottom="1135" w:left="1134" w:header="0" w:footer="0" w:gutter="0"/>
+      <w:pgNumType w:start="2"/>
       <w:cols w:space="708"/>
-      <w:titlePg/>
       <w:docGrid w:linePitch="360"/>
     </w:sectPr>
   </w:body>
@@ -13225,18 +13574,19 @@
 <w:ftr xmlns:wpc="http://schemas.microsoft.com/office/word/2010/wordprocessingCanvas" xmlns:mc="http://schemas.openxmlformats.org/markup-compatibility/2006" xmlns:o="urn:schemas-microsoft-com:office:office" xmlns:r="http://schemas.openxmlformats.org/officeDocument/2006/relationships" xmlns:m="http://schemas.openxmlformats.org/officeDocument/2006/math" xmlns:v="urn:schemas-microsoft-com:vml" xmlns:wp14="http://schemas.microsoft.com/office/word/2010/wordprocessingDrawing" xmlns:wp="http://schemas.openxmlformats.org/drawingml/2006/wordprocessingDrawing" xmlns:w10="urn:schemas-microsoft-com:office:word" xmlns:w="http://schemas.openxmlformats.org/wordprocessingml/2006/main" xmlns:w14="http://schemas.microsoft.com/office/word/2010/wordml" xmlns:w15="http://schemas.microsoft.com/office/word/2012/wordml" xmlns:wpg="http://schemas.microsoft.com/office/word/2010/wordprocessingGroup" xmlns:wpi="http://schemas.microsoft.com/office/word/2010/wordprocessingInk" xmlns:wne="http://schemas.microsoft.com/office/word/2006/wordml" xmlns:wps="http://schemas.microsoft.com/office/word/2010/wordprocessingShape" mc:Ignorable="w14 w15 wp14">
   <w:sdt>
     <w:sdtPr>
-      <w:rPr>
-        <w:rFonts w:ascii="Times New Roman" w:hAnsi="Times New Roman" w:cs="Times New Roman"/>
-        <w:sz w:val="28"/>
-        <w:szCs w:val="28"/>
-      </w:rPr>
-      <w:id w:val="724260824"/>
+      <w:id w:val="687643709"/>
       <w:docPartObj>
         <w:docPartGallery w:val="Page Numbers (Bottom of Page)"/>
         <w:docPartUnique/>
       </w:docPartObj>
     </w:sdtPr>
-    <w:sdtEndPr/>
+    <w:sdtEndPr>
+      <w:rPr>
+        <w:rFonts w:ascii="Times New Roman" w:hAnsi="Times New Roman" w:cs="Times New Roman"/>
+        <w:sz w:val="24"/>
+        <w:szCs w:val="24"/>
+      </w:rPr>
+    </w:sdtEndPr>
     <w:sdtContent>
       <w:p>
         <w:pPr>
@@ -13244,31 +13594,31 @@
           <w:jc w:val="center"/>
           <w:rPr>
             <w:rFonts w:ascii="Times New Roman" w:hAnsi="Times New Roman" w:cs="Times New Roman"/>
-            <w:sz w:val="28"/>
-            <w:szCs w:val="28"/>
+            <w:sz w:val="24"/>
+            <w:szCs w:val="24"/>
           </w:rPr>
         </w:pPr>
         <w:r>
           <w:rPr>
             <w:rFonts w:ascii="Times New Roman" w:hAnsi="Times New Roman" w:cs="Times New Roman"/>
-            <w:sz w:val="28"/>
-            <w:szCs w:val="28"/>
+            <w:sz w:val="24"/>
+            <w:szCs w:val="24"/>
           </w:rPr>
           <w:fldChar w:fldCharType="begin"/>
         </w:r>
         <w:r>
           <w:rPr>
             <w:rFonts w:ascii="Times New Roman" w:hAnsi="Times New Roman" w:cs="Times New Roman"/>
-            <w:sz w:val="28"/>
-            <w:szCs w:val="28"/>
+            <w:sz w:val="24"/>
+            <w:szCs w:val="24"/>
           </w:rPr>
           <w:instrText>PAGE   \* MERGEFORMAT</w:instrText>
         </w:r>
         <w:r>
           <w:rPr>
             <w:rFonts w:ascii="Times New Roman" w:hAnsi="Times New Roman" w:cs="Times New Roman"/>
-            <w:sz w:val="28"/>
-            <w:szCs w:val="28"/>
+            <w:sz w:val="24"/>
+            <w:szCs w:val="24"/>
           </w:rPr>
           <w:fldChar w:fldCharType="separate"/>
         </w:r>
@@ -13276,16 +13626,16 @@
           <w:rPr>
             <w:rFonts w:ascii="Times New Roman" w:hAnsi="Times New Roman" w:cs="Times New Roman"/>
             <w:noProof/>
-            <w:sz w:val="28"/>
-            <w:szCs w:val="28"/>
+            <w:sz w:val="24"/>
+            <w:szCs w:val="24"/>
           </w:rPr>
           <w:t>18</w:t>
         </w:r>
         <w:r>
           <w:rPr>
             <w:rFonts w:ascii="Times New Roman" w:hAnsi="Times New Roman" w:cs="Times New Roman"/>
-            <w:sz w:val="28"/>
-            <w:szCs w:val="28"/>
+            <w:sz w:val="24"/>
+            <w:szCs w:val="24"/>
           </w:rPr>
           <w:fldChar w:fldCharType="end"/>
         </w:r>
@@ -16958,13 +17308,12 @@
     <w:autoRedefine/>
     <w:uiPriority w:val="39"/>
     <w:unhideWhenUsed/>
-    <w:rsid w:val="003A2215"/>
+    <w:rsid w:val="00B33032"/>
     <w:pPr>
       <w:tabs>
         <w:tab w:val="right" w:leader="dot" w:pos="10478"/>
       </w:tabs>
       <w:spacing w:after="0" w:line="360" w:lineRule="auto"/>
-      <w:jc w:val="both"/>
     </w:pPr>
     <w:rPr>
       <w:rFonts w:ascii="Times New Roman" w:hAnsi="Times New Roman"/>
@@ -17671,7 +18020,7 @@
 </file>
 
 <file path=customXml/itemProps1.xml><?xml version="1.0" encoding="utf-8"?>
-<ds:datastoreItem xmlns:ds="http://schemas.openxmlformats.org/officeDocument/2006/customXml" ds:itemID="{916DB0E0-3B2C-4A1A-921F-9D680E03025E}">
+<ds:datastoreItem xmlns:ds="http://schemas.openxmlformats.org/officeDocument/2006/customXml" ds:itemID="{C1815887-ED2F-4014-92EF-1F027D991A36}">
   <ds:schemaRefs>
     <ds:schemaRef ds:uri="http://schemas.openxmlformats.org/officeDocument/2006/bibliography"/>
   </ds:schemaRefs>

--- a/Отчет по учебной практике.docx
+++ b/Отчет по учебной практике.docx
@@ -878,29 +878,7 @@
           <w:szCs w:val="28"/>
           <w:lang w:eastAsia="ru-RU"/>
         </w:rPr>
-        <w:t xml:space="preserve">Учебная практика по профессиональному модулю ПМ.01 «Разработка модулей программного обеспечения для компьютерных систем» является важной частью образовательного процесса в ЧПОУ «Республиканский </w:t>
-      </w:r>
-      <w:proofErr w:type="spellStart"/>
-      <w:r>
-        <w:rPr>
-          <w:rFonts w:ascii="Times New Roman" w:eastAsia="Times New Roman" w:hAnsi="Times New Roman" w:cs="Times New Roman"/>
-          <w:color w:val="0F1115"/>
-          <w:sz w:val="28"/>
-          <w:szCs w:val="28"/>
-          <w:lang w:eastAsia="ru-RU"/>
-        </w:rPr>
-        <w:t>полипрофессиональный</w:t>
-      </w:r>
-      <w:proofErr w:type="spellEnd"/>
-      <w:r>
-        <w:rPr>
-          <w:rFonts w:ascii="Times New Roman" w:eastAsia="Times New Roman" w:hAnsi="Times New Roman" w:cs="Times New Roman"/>
-          <w:color w:val="0F1115"/>
-          <w:sz w:val="28"/>
-          <w:szCs w:val="28"/>
-          <w:lang w:eastAsia="ru-RU"/>
-        </w:rPr>
-        <w:t xml:space="preserve"> колледж». Практика направлена на закрепление и углубление теоретических знаний, полученных в ходе изучения дисциплин, а также на формирование профессиональных компетенций, необходимых для будущей работы в сфере информационных технологий и программирования.</w:t>
+        <w:t>Учебная практика по профессиональному модулю ПМ.01 «Разработка модулей программного обеспечения для компьютерных систем» является важной частью образовательного процесса в ЧПОУ «Республиканский полипрофессиональный колледж». Практика направлена на закрепление и углубление теоретических знаний, полученных в ходе изучения дисциплин, а также на формирование профессиональных компетенций, необходимых для будущей работы в сфере информационных технологий и программирования.</w:t>
       </w:r>
     </w:p>
     <w:p>
@@ -925,139 +903,7 @@
           <w:szCs w:val="28"/>
           <w:lang w:eastAsia="ru-RU"/>
         </w:rPr>
-        <w:t>Целью практики являлась разработка программного приложения «</w:t>
-      </w:r>
-      <w:proofErr w:type="spellStart"/>
-      <w:r>
-        <w:rPr>
-          <w:rFonts w:ascii="Times New Roman" w:eastAsia="Times New Roman" w:hAnsi="Times New Roman" w:cs="Times New Roman"/>
-          <w:color w:val="0F1115"/>
-          <w:sz w:val="28"/>
-          <w:szCs w:val="28"/>
-          <w:lang w:eastAsia="ru-RU"/>
-        </w:rPr>
-        <w:t>Task</w:t>
-      </w:r>
-      <w:proofErr w:type="spellEnd"/>
-      <w:r>
-        <w:rPr>
-          <w:rFonts w:ascii="Times New Roman" w:eastAsia="Times New Roman" w:hAnsi="Times New Roman" w:cs="Times New Roman"/>
-          <w:color w:val="0F1115"/>
-          <w:sz w:val="28"/>
-          <w:szCs w:val="28"/>
-          <w:lang w:eastAsia="ru-RU"/>
-        </w:rPr>
-        <w:t xml:space="preserve"> </w:t>
-      </w:r>
-      <w:proofErr w:type="spellStart"/>
-      <w:r>
-        <w:rPr>
-          <w:rFonts w:ascii="Times New Roman" w:eastAsia="Times New Roman" w:hAnsi="Times New Roman" w:cs="Times New Roman"/>
-          <w:color w:val="0F1115"/>
-          <w:sz w:val="28"/>
-          <w:szCs w:val="28"/>
-          <w:lang w:eastAsia="ru-RU"/>
-        </w:rPr>
-        <w:t>Manager</w:t>
-      </w:r>
-      <w:proofErr w:type="spellEnd"/>
-      <w:r>
-        <w:rPr>
-          <w:rFonts w:ascii="Times New Roman" w:eastAsia="Times New Roman" w:hAnsi="Times New Roman" w:cs="Times New Roman"/>
-          <w:color w:val="0F1115"/>
-          <w:sz w:val="28"/>
-          <w:szCs w:val="28"/>
-          <w:lang w:eastAsia="ru-RU"/>
-        </w:rPr>
-        <w:t xml:space="preserve">» на языке C# с использованием платформы .NET </w:t>
-      </w:r>
-      <w:proofErr w:type="spellStart"/>
-      <w:r>
-        <w:rPr>
-          <w:rFonts w:ascii="Times New Roman" w:eastAsia="Times New Roman" w:hAnsi="Times New Roman" w:cs="Times New Roman"/>
-          <w:color w:val="0F1115"/>
-          <w:sz w:val="28"/>
-          <w:szCs w:val="28"/>
-          <w:lang w:eastAsia="ru-RU"/>
-        </w:rPr>
-        <w:t>Framework</w:t>
-      </w:r>
-      <w:proofErr w:type="spellEnd"/>
-      <w:r>
-        <w:rPr>
-          <w:rFonts w:ascii="Times New Roman" w:eastAsia="Times New Roman" w:hAnsi="Times New Roman" w:cs="Times New Roman"/>
-          <w:color w:val="0F1115"/>
-          <w:sz w:val="28"/>
-          <w:szCs w:val="28"/>
-          <w:lang w:eastAsia="ru-RU"/>
-        </w:rPr>
-        <w:t xml:space="preserve"> и технологии </w:t>
-      </w:r>
-      <w:proofErr w:type="spellStart"/>
-      <w:r>
-        <w:rPr>
-          <w:rFonts w:ascii="Times New Roman" w:eastAsia="Times New Roman" w:hAnsi="Times New Roman" w:cs="Times New Roman"/>
-          <w:color w:val="0F1115"/>
-          <w:sz w:val="28"/>
-          <w:szCs w:val="28"/>
-          <w:lang w:eastAsia="ru-RU"/>
-        </w:rPr>
-        <w:t>Windows</w:t>
-      </w:r>
-      <w:proofErr w:type="spellEnd"/>
-      <w:r>
-        <w:rPr>
-          <w:rFonts w:ascii="Times New Roman" w:eastAsia="Times New Roman" w:hAnsi="Times New Roman" w:cs="Times New Roman"/>
-          <w:color w:val="0F1115"/>
-          <w:sz w:val="28"/>
-          <w:szCs w:val="28"/>
-          <w:lang w:eastAsia="ru-RU"/>
-        </w:rPr>
-        <w:t xml:space="preserve"> </w:t>
-      </w:r>
-      <w:proofErr w:type="spellStart"/>
-      <w:r>
-        <w:rPr>
-          <w:rFonts w:ascii="Times New Roman" w:eastAsia="Times New Roman" w:hAnsi="Times New Roman" w:cs="Times New Roman"/>
-          <w:color w:val="0F1115"/>
-          <w:sz w:val="28"/>
-          <w:szCs w:val="28"/>
-          <w:lang w:eastAsia="ru-RU"/>
-        </w:rPr>
-        <w:t>Forms</w:t>
-      </w:r>
-      <w:proofErr w:type="spellEnd"/>
-      <w:r>
-        <w:rPr>
-          <w:rFonts w:ascii="Times New Roman" w:eastAsia="Times New Roman" w:hAnsi="Times New Roman" w:cs="Times New Roman"/>
-          <w:color w:val="0F1115"/>
-          <w:sz w:val="28"/>
-          <w:szCs w:val="28"/>
-          <w:lang w:eastAsia="ru-RU"/>
-        </w:rPr>
-        <w:t xml:space="preserve">. В задачи практики входило: анализ требований к приложению, проектирование пользовательского интерфейса, реализация бизнес-логики, организация сохранения данных в текстовый файл, проведение тестирования различными методами, а также освоение системы контроля версий </w:t>
-      </w:r>
-      <w:proofErr w:type="spellStart"/>
-      <w:r>
-        <w:rPr>
-          <w:rFonts w:ascii="Times New Roman" w:eastAsia="Times New Roman" w:hAnsi="Times New Roman" w:cs="Times New Roman"/>
-          <w:color w:val="0F1115"/>
-          <w:sz w:val="28"/>
-          <w:szCs w:val="28"/>
-          <w:lang w:eastAsia="ru-RU"/>
-        </w:rPr>
-        <w:t>Git</w:t>
-      </w:r>
-      <w:proofErr w:type="spellEnd"/>
-      <w:r>
-        <w:rPr>
-          <w:rFonts w:ascii="Times New Roman" w:eastAsia="Times New Roman" w:hAnsi="Times New Roman" w:cs="Times New Roman"/>
-          <w:color w:val="0F1115"/>
-          <w:sz w:val="28"/>
-          <w:szCs w:val="28"/>
-          <w:lang w:eastAsia="ru-RU"/>
-        </w:rPr>
-        <w:t xml:space="preserve"> для оформления документации на программное средство.</w:t>
+        <w:t>Целью практики являлась разработка программного приложения «Task Manager» на языке C# с использованием платформы .NET Framework и технологии Windows Forms. В задачи практики входило: анализ требований к приложению, проектирование пользовательского интерфейса, реализация бизнес-логики, организация сохранения данных в текстовый файл, проведение тестирования различными методами, а также освоение системы контроля версий Git для оформления документации на программное средство.</w:t>
       </w:r>
     </w:p>
     <w:p>
@@ -1103,15 +949,13 @@
       <w:r>
         <w:br w:type="page"/>
       </w:r>
-      <w:bookmarkStart w:id="2" w:name="_GoBack"/>
-      <w:bookmarkEnd w:id="2"/>
     </w:p>
     <w:p>
       <w:pPr>
         <w:pStyle w:val="11111111111111111"/>
       </w:pPr>
-      <w:bookmarkStart w:id="3" w:name="_Toc231295287"/>
-      <w:bookmarkStart w:id="4" w:name="_Toc231401154"/>
+      <w:bookmarkStart w:id="2" w:name="_Toc231295287"/>
+      <w:bookmarkStart w:id="3" w:name="_Toc231401154"/>
       <w:r>
         <w:lastRenderedPageBreak/>
         <w:t>1</w:t>
@@ -1122,8 +966,8 @@
       <w:r>
         <w:t xml:space="preserve"> Техника безопасности. Охрана труда</w:t>
       </w:r>
+      <w:bookmarkEnd w:id="2"/>
       <w:bookmarkEnd w:id="3"/>
-      <w:bookmarkEnd w:id="4"/>
     </w:p>
     <w:p>
       <w:pPr>
@@ -2062,8 +1906,8 @@
       <w:pPr>
         <w:pStyle w:val="11111111111111111"/>
       </w:pPr>
-      <w:bookmarkStart w:id="5" w:name="_Toc231295288"/>
-      <w:bookmarkStart w:id="6" w:name="_Toc231401155"/>
+      <w:bookmarkStart w:id="4" w:name="_Toc231295288"/>
+      <w:bookmarkStart w:id="5" w:name="_Toc231401155"/>
       <w:r>
         <w:lastRenderedPageBreak/>
         <w:t>2</w:t>
@@ -2077,8 +1921,8 @@
       <w:r>
         <w:t>.</w:t>
       </w:r>
+      <w:bookmarkEnd w:id="4"/>
       <w:bookmarkEnd w:id="5"/>
-      <w:bookmarkEnd w:id="6"/>
     </w:p>
     <w:p>
       <w:pPr>
@@ -2110,43 +1954,7 @@
           <w:sz w:val="28"/>
           <w:szCs w:val="28"/>
         </w:rPr>
-        <w:t>На рисунке 1 представлен главный экран разработанного приложения «</w:t>
-      </w:r>
-      <w:proofErr w:type="spellStart"/>
-      <w:r>
-        <w:rPr>
-          <w:color w:val="0F1115"/>
-          <w:sz w:val="28"/>
-          <w:szCs w:val="28"/>
-        </w:rPr>
-        <w:t>Task</w:t>
-      </w:r>
-      <w:proofErr w:type="spellEnd"/>
-      <w:r>
-        <w:rPr>
-          <w:color w:val="0F1115"/>
-          <w:sz w:val="28"/>
-          <w:szCs w:val="28"/>
-        </w:rPr>
-        <w:t xml:space="preserve"> </w:t>
-      </w:r>
-      <w:proofErr w:type="spellStart"/>
-      <w:r>
-        <w:rPr>
-          <w:color w:val="0F1115"/>
-          <w:sz w:val="28"/>
-          <w:szCs w:val="28"/>
-        </w:rPr>
-        <w:t>Manager</w:t>
-      </w:r>
-      <w:proofErr w:type="spellEnd"/>
-      <w:r>
-        <w:rPr>
-          <w:color w:val="0F1115"/>
-          <w:sz w:val="28"/>
-          <w:szCs w:val="28"/>
-        </w:rPr>
-        <w:t>» после запуска.</w:t>
+        <w:t>На рисунке 1 представлен главный экран разработанного приложения «Task Manager» после запуска.</w:t>
       </w:r>
     </w:p>
     <w:p>
@@ -2255,51 +2063,7 @@
           <w:sz w:val="28"/>
           <w:szCs w:val="28"/>
         </w:rPr>
-        <w:t>Рисунок 1 – Главное окно приложения «</w:t>
-      </w:r>
-      <w:proofErr w:type="spellStart"/>
-      <w:r>
-        <w:rPr>
-          <w:rStyle w:val="af0"/>
-          <w:b w:val="0"/>
-          <w:color w:val="0F1115"/>
-          <w:sz w:val="28"/>
-          <w:szCs w:val="28"/>
-        </w:rPr>
-        <w:t>Task</w:t>
-      </w:r>
-      <w:proofErr w:type="spellEnd"/>
-      <w:r>
-        <w:rPr>
-          <w:rStyle w:val="af0"/>
-          <w:b w:val="0"/>
-          <w:color w:val="0F1115"/>
-          <w:sz w:val="28"/>
-          <w:szCs w:val="28"/>
-        </w:rPr>
-        <w:t xml:space="preserve"> </w:t>
-      </w:r>
-      <w:proofErr w:type="spellStart"/>
-      <w:r>
-        <w:rPr>
-          <w:rStyle w:val="af0"/>
-          <w:b w:val="0"/>
-          <w:color w:val="0F1115"/>
-          <w:sz w:val="28"/>
-          <w:szCs w:val="28"/>
-        </w:rPr>
-        <w:t>Manager</w:t>
-      </w:r>
-      <w:proofErr w:type="spellEnd"/>
-      <w:r>
-        <w:rPr>
-          <w:rStyle w:val="af0"/>
-          <w:b w:val="0"/>
-          <w:color w:val="0F1115"/>
-          <w:sz w:val="28"/>
-          <w:szCs w:val="28"/>
-        </w:rPr>
-        <w:t>»</w:t>
+        <w:t>Рисунок 1 – Главное окно приложения «Task Manager»</w:t>
       </w:r>
     </w:p>
     <w:p>
@@ -2361,25 +2125,7 @@
           <w:sz w:val="28"/>
           <w:szCs w:val="28"/>
         </w:rPr>
-        <w:t>Поле ввода названия задачи (</w:t>
-      </w:r>
-      <w:proofErr w:type="spellStart"/>
-      <w:r>
-        <w:rPr>
-          <w:color w:val="0F1115"/>
-          <w:sz w:val="28"/>
-          <w:szCs w:val="28"/>
-        </w:rPr>
-        <w:t>Title</w:t>
-      </w:r>
-      <w:proofErr w:type="spellEnd"/>
-      <w:r>
-        <w:rPr>
-          <w:color w:val="0F1115"/>
-          <w:sz w:val="28"/>
-          <w:szCs w:val="28"/>
-        </w:rPr>
-        <w:t>)</w:t>
+        <w:t>Поле ввода названия задачи (Title)</w:t>
       </w:r>
     </w:p>
     <w:p>
@@ -2405,25 +2151,7 @@
           <w:sz w:val="28"/>
           <w:szCs w:val="28"/>
         </w:rPr>
-        <w:t>Поле ввода описания задачи (</w:t>
-      </w:r>
-      <w:proofErr w:type="spellStart"/>
-      <w:r>
-        <w:rPr>
-          <w:color w:val="0F1115"/>
-          <w:sz w:val="28"/>
-          <w:szCs w:val="28"/>
-        </w:rPr>
-        <w:t>Description</w:t>
-      </w:r>
-      <w:proofErr w:type="spellEnd"/>
-      <w:r>
-        <w:rPr>
-          <w:color w:val="0F1115"/>
-          <w:sz w:val="28"/>
-          <w:szCs w:val="28"/>
-        </w:rPr>
-        <w:t>)</w:t>
+        <w:t>Поле ввода описания задачи (Description)</w:t>
       </w:r>
     </w:p>
     <w:p>
@@ -2527,25 +2255,7 @@
           <w:sz w:val="28"/>
           <w:szCs w:val="28"/>
         </w:rPr>
-        <w:t>Список задач (</w:t>
-      </w:r>
-      <w:proofErr w:type="spellStart"/>
-      <w:r>
-        <w:rPr>
-          <w:color w:val="0F1115"/>
-          <w:sz w:val="28"/>
-          <w:szCs w:val="28"/>
-        </w:rPr>
-        <w:t>ListBox</w:t>
-      </w:r>
-      <w:proofErr w:type="spellEnd"/>
-      <w:r>
-        <w:rPr>
-          <w:color w:val="0F1115"/>
-          <w:sz w:val="28"/>
-          <w:szCs w:val="28"/>
-        </w:rPr>
-        <w:t>)</w:t>
+        <w:t>Список задач (ListBox)</w:t>
       </w:r>
     </w:p>
     <w:p>
@@ -2633,6 +2343,7 @@
           <w:sz w:val="28"/>
           <w:szCs w:val="28"/>
         </w:rPr>
+        <w:lastRenderedPageBreak/>
         <w:t>На рисунке 2 представлены заполненные поля для добавления задачи.</w:t>
       </w:r>
     </w:p>
@@ -2939,8 +2650,6 @@
           <w:lang w:val="en-US"/>
         </w:rPr>
       </w:pPr>
-      <w:proofErr w:type="spellStart"/>
-      <w:proofErr w:type="gramStart"/>
       <w:r>
         <w:rPr>
           <w:rStyle w:val="d813de27"/>
@@ -2952,8 +2661,6 @@
         </w:rPr>
         <w:t>csharp</w:t>
       </w:r>
-      <w:proofErr w:type="spellEnd"/>
-      <w:proofErr w:type="gramEnd"/>
     </w:p>
     <w:p>
       <w:pPr>
@@ -2969,7 +2676,6 @@
           <w:lang w:val="en-US"/>
         </w:rPr>
       </w:pPr>
-      <w:proofErr w:type="gramStart"/>
       <w:r>
         <w:rPr>
           <w:rStyle w:val="token"/>
@@ -2981,7 +2687,6 @@
         </w:rPr>
         <w:t>private</w:t>
       </w:r>
-      <w:proofErr w:type="gramEnd"/>
       <w:r>
         <w:rPr>
           <w:rFonts w:ascii="Times New Roman" w:hAnsi="Times New Roman" w:cs="Times New Roman"/>
@@ -3013,7 +2718,6 @@
         </w:rPr>
         <w:t xml:space="preserve"> </w:t>
       </w:r>
-      <w:proofErr w:type="spellStart"/>
       <w:r>
         <w:rPr>
           <w:rStyle w:val="token"/>
@@ -3025,7 +2729,6 @@
         </w:rPr>
         <w:t>AddButton_Click</w:t>
       </w:r>
-      <w:proofErr w:type="spellEnd"/>
       <w:r>
         <w:rPr>
           <w:rStyle w:val="token"/>
@@ -3079,7 +2782,6 @@
         </w:rPr>
         <w:t xml:space="preserve"> </w:t>
       </w:r>
-      <w:proofErr w:type="spellStart"/>
       <w:r>
         <w:rPr>
           <w:rStyle w:val="token"/>
@@ -3091,7 +2793,6 @@
         </w:rPr>
         <w:t>EventArgs</w:t>
       </w:r>
-      <w:proofErr w:type="spellEnd"/>
       <w:r>
         <w:rPr>
           <w:rFonts w:ascii="Times New Roman" w:hAnsi="Times New Roman" w:cs="Times New Roman"/>
@@ -3183,29 +2884,7 @@
           <w:szCs w:val="28"/>
           <w:lang w:val="en-US"/>
         </w:rPr>
-        <w:t xml:space="preserve"> </w:t>
-      </w:r>
-      <w:proofErr w:type="spellStart"/>
-      <w:r>
-        <w:rPr>
-          <w:rFonts w:ascii="Times New Roman" w:hAnsi="Times New Roman" w:cs="Times New Roman"/>
-          <w:color w:val="0F1115"/>
-          <w:sz w:val="28"/>
-          <w:szCs w:val="28"/>
-          <w:lang w:val="en-US"/>
-        </w:rPr>
-        <w:t>newTask</w:t>
-      </w:r>
-      <w:proofErr w:type="spellEnd"/>
-      <w:r>
-        <w:rPr>
-          <w:rFonts w:ascii="Times New Roman" w:hAnsi="Times New Roman" w:cs="Times New Roman"/>
-          <w:color w:val="0F1115"/>
-          <w:sz w:val="28"/>
-          <w:szCs w:val="28"/>
-          <w:lang w:val="en-US"/>
-        </w:rPr>
-        <w:t xml:space="preserve"> </w:t>
+        <w:t xml:space="preserve"> newTask </w:t>
       </w:r>
       <w:r>
         <w:rPr>
@@ -3340,41 +3019,29 @@
           <w:szCs w:val="28"/>
           <w:lang w:val="en-US"/>
         </w:rPr>
-        <w:t xml:space="preserve"> </w:t>
-      </w:r>
-      <w:proofErr w:type="spellStart"/>
-      <w:r>
-        <w:rPr>
-          <w:rFonts w:ascii="Times New Roman" w:hAnsi="Times New Roman" w:cs="Times New Roman"/>
-          <w:color w:val="0F1115"/>
+        <w:t xml:space="preserve"> titleTextBox</w:t>
+      </w:r>
+      <w:r>
+        <w:rPr>
+          <w:rStyle w:val="token"/>
+          <w:rFonts w:ascii="Times New Roman" w:hAnsi="Times New Roman" w:cs="Times New Roman"/>
+          <w:color w:val="383A42"/>
           <w:sz w:val="28"/>
           <w:szCs w:val="28"/>
           <w:lang w:val="en-US"/>
         </w:rPr>
-        <w:t>titleTextBox</w:t>
-      </w:r>
-      <w:r>
-        <w:rPr>
-          <w:rStyle w:val="token"/>
-          <w:rFonts w:ascii="Times New Roman" w:hAnsi="Times New Roman" w:cs="Times New Roman"/>
-          <w:color w:val="383A42"/>
+        <w:t>.</w:t>
+      </w:r>
+      <w:r>
+        <w:rPr>
+          <w:rFonts w:ascii="Times New Roman" w:hAnsi="Times New Roman" w:cs="Times New Roman"/>
+          <w:color w:val="0F1115"/>
           <w:sz w:val="28"/>
           <w:szCs w:val="28"/>
           <w:lang w:val="en-US"/>
         </w:rPr>
-        <w:t>.</w:t>
-      </w:r>
-      <w:r>
-        <w:rPr>
-          <w:rFonts w:ascii="Times New Roman" w:hAnsi="Times New Roman" w:cs="Times New Roman"/>
-          <w:color w:val="0F1115"/>
-          <w:sz w:val="28"/>
-          <w:szCs w:val="28"/>
-          <w:lang w:val="en-US"/>
-        </w:rPr>
         <w:t>Text</w:t>
       </w:r>
-      <w:proofErr w:type="spellEnd"/>
       <w:r>
         <w:rPr>
           <w:rStyle w:val="token"/>
@@ -3430,41 +3097,29 @@
           <w:szCs w:val="28"/>
           <w:lang w:val="en-US"/>
         </w:rPr>
-        <w:t xml:space="preserve"> </w:t>
-      </w:r>
-      <w:proofErr w:type="spellStart"/>
-      <w:r>
-        <w:rPr>
-          <w:rFonts w:ascii="Times New Roman" w:hAnsi="Times New Roman" w:cs="Times New Roman"/>
-          <w:color w:val="0F1115"/>
+        <w:t xml:space="preserve"> descriptionTextBox</w:t>
+      </w:r>
+      <w:r>
+        <w:rPr>
+          <w:rStyle w:val="token"/>
+          <w:rFonts w:ascii="Times New Roman" w:hAnsi="Times New Roman" w:cs="Times New Roman"/>
+          <w:color w:val="383A42"/>
           <w:sz w:val="28"/>
           <w:szCs w:val="28"/>
           <w:lang w:val="en-US"/>
         </w:rPr>
-        <w:t>descriptionTextBox</w:t>
-      </w:r>
-      <w:r>
-        <w:rPr>
-          <w:rStyle w:val="token"/>
-          <w:rFonts w:ascii="Times New Roman" w:hAnsi="Times New Roman" w:cs="Times New Roman"/>
-          <w:color w:val="383A42"/>
+        <w:t>.</w:t>
+      </w:r>
+      <w:r>
+        <w:rPr>
+          <w:rFonts w:ascii="Times New Roman" w:hAnsi="Times New Roman" w:cs="Times New Roman"/>
+          <w:color w:val="0F1115"/>
           <w:sz w:val="28"/>
           <w:szCs w:val="28"/>
           <w:lang w:val="en-US"/>
         </w:rPr>
-        <w:t>.</w:t>
-      </w:r>
-      <w:r>
-        <w:rPr>
-          <w:rFonts w:ascii="Times New Roman" w:hAnsi="Times New Roman" w:cs="Times New Roman"/>
-          <w:color w:val="0F1115"/>
-          <w:sz w:val="28"/>
-          <w:szCs w:val="28"/>
-          <w:lang w:val="en-US"/>
-        </w:rPr>
         <w:t>Text</w:t>
       </w:r>
-      <w:proofErr w:type="spellEnd"/>
       <w:r>
         <w:rPr>
           <w:rStyle w:val="token"/>
@@ -3499,29 +3154,8 @@
           <w:szCs w:val="28"/>
           <w:lang w:val="en-US"/>
         </w:rPr>
-        <w:t xml:space="preserve">        </w:t>
-      </w:r>
-      <w:proofErr w:type="spellStart"/>
-      <w:r>
-        <w:rPr>
-          <w:rFonts w:ascii="Times New Roman" w:hAnsi="Times New Roman" w:cs="Times New Roman"/>
-          <w:color w:val="0F1115"/>
-          <w:sz w:val="28"/>
-          <w:szCs w:val="28"/>
-          <w:lang w:val="en-US"/>
-        </w:rPr>
-        <w:t>IsCompleted</w:t>
-      </w:r>
-      <w:proofErr w:type="spellEnd"/>
-      <w:r>
-        <w:rPr>
-          <w:rFonts w:ascii="Times New Roman" w:hAnsi="Times New Roman" w:cs="Times New Roman"/>
-          <w:color w:val="0F1115"/>
-          <w:sz w:val="28"/>
-          <w:szCs w:val="28"/>
-          <w:lang w:val="en-US"/>
-        </w:rPr>
-        <w:t xml:space="preserve"> </w:t>
+        <w:lastRenderedPageBreak/>
+        <w:t xml:space="preserve">        IsCompleted </w:t>
       </w:r>
       <w:r>
         <w:rPr>
@@ -3614,67 +3248,51 @@
           <w:szCs w:val="28"/>
           <w:lang w:val="en-US"/>
         </w:rPr>
-        <w:t xml:space="preserve">    </w:t>
-      </w:r>
-      <w:proofErr w:type="spellStart"/>
-      <w:proofErr w:type="gramStart"/>
-      <w:r>
-        <w:rPr>
-          <w:rFonts w:ascii="Times New Roman" w:hAnsi="Times New Roman" w:cs="Times New Roman"/>
-          <w:color w:val="0F1115"/>
+        <w:t xml:space="preserve">    taskManager</w:t>
+      </w:r>
+      <w:r>
+        <w:rPr>
+          <w:rStyle w:val="token"/>
+          <w:rFonts w:ascii="Times New Roman" w:hAnsi="Times New Roman" w:cs="Times New Roman"/>
+          <w:color w:val="383A42"/>
           <w:sz w:val="28"/>
           <w:szCs w:val="28"/>
           <w:lang w:val="en-US"/>
         </w:rPr>
-        <w:t>taskManager</w:t>
+        <w:t>.</w:t>
       </w:r>
       <w:r>
         <w:rPr>
           <w:rStyle w:val="token"/>
           <w:rFonts w:ascii="Times New Roman" w:hAnsi="Times New Roman" w:cs="Times New Roman"/>
+          <w:color w:val="4078F2"/>
+          <w:sz w:val="28"/>
+          <w:szCs w:val="28"/>
+          <w:lang w:val="en-US"/>
+        </w:rPr>
+        <w:t>AddTask</w:t>
+      </w:r>
+      <w:r>
+        <w:rPr>
+          <w:rStyle w:val="token"/>
+          <w:rFonts w:ascii="Times New Roman" w:hAnsi="Times New Roman" w:cs="Times New Roman"/>
           <w:color w:val="383A42"/>
           <w:sz w:val="28"/>
           <w:szCs w:val="28"/>
           <w:lang w:val="en-US"/>
         </w:rPr>
-        <w:t>.</w:t>
-      </w:r>
-      <w:r>
-        <w:rPr>
-          <w:rStyle w:val="token"/>
-          <w:rFonts w:ascii="Times New Roman" w:hAnsi="Times New Roman" w:cs="Times New Roman"/>
-          <w:color w:val="4078F2"/>
+        <w:t>(</w:t>
+      </w:r>
+      <w:r>
+        <w:rPr>
+          <w:rFonts w:ascii="Times New Roman" w:hAnsi="Times New Roman" w:cs="Times New Roman"/>
+          <w:color w:val="0F1115"/>
           <w:sz w:val="28"/>
           <w:szCs w:val="28"/>
           <w:lang w:val="en-US"/>
         </w:rPr>
-        <w:t>AddTask</w:t>
-      </w:r>
-      <w:proofErr w:type="spellEnd"/>
-      <w:r>
-        <w:rPr>
-          <w:rStyle w:val="token"/>
-          <w:rFonts w:ascii="Times New Roman" w:hAnsi="Times New Roman" w:cs="Times New Roman"/>
-          <w:color w:val="383A42"/>
-          <w:sz w:val="28"/>
-          <w:szCs w:val="28"/>
-          <w:lang w:val="en-US"/>
-        </w:rPr>
-        <w:t>(</w:t>
-      </w:r>
-      <w:proofErr w:type="spellStart"/>
-      <w:proofErr w:type="gramEnd"/>
-      <w:r>
-        <w:rPr>
-          <w:rFonts w:ascii="Times New Roman" w:hAnsi="Times New Roman" w:cs="Times New Roman"/>
-          <w:color w:val="0F1115"/>
-          <w:sz w:val="28"/>
-          <w:szCs w:val="28"/>
-          <w:lang w:val="en-US"/>
-        </w:rPr>
         <w:t>newTask</w:t>
       </w:r>
-      <w:proofErr w:type="spellEnd"/>
       <w:r>
         <w:rPr>
           <w:rStyle w:val="token"/>
@@ -3711,8 +3329,6 @@
         </w:rPr>
         <w:t xml:space="preserve">    </w:t>
       </w:r>
-      <w:proofErr w:type="spellStart"/>
-      <w:proofErr w:type="gramStart"/>
       <w:r>
         <w:rPr>
           <w:rStyle w:val="token"/>
@@ -3724,7 +3340,6 @@
         </w:rPr>
         <w:t>UpdateTaskList</w:t>
       </w:r>
-      <w:proofErr w:type="spellEnd"/>
       <w:r>
         <w:rPr>
           <w:rStyle w:val="token"/>
@@ -3734,19 +3349,7 @@
           <w:szCs w:val="28"/>
           <w:lang w:val="en-US"/>
         </w:rPr>
-        <w:t>(</w:t>
-      </w:r>
-      <w:proofErr w:type="gramEnd"/>
-      <w:r>
-        <w:rPr>
-          <w:rStyle w:val="token"/>
-          <w:rFonts w:ascii="Times New Roman" w:hAnsi="Times New Roman" w:cs="Times New Roman"/>
-          <w:color w:val="383A42"/>
-          <w:sz w:val="28"/>
-          <w:szCs w:val="28"/>
-          <w:lang w:val="en-US"/>
-        </w:rPr>
-        <w:t>);}</w:t>
+        <w:t>();}</w:t>
       </w:r>
     </w:p>
     <w:p>
@@ -3765,19 +3368,11 @@
           <w:lang w:val="en-US"/>
         </w:rPr>
       </w:pPr>
-      <w:proofErr w:type="gramStart"/>
       <w:r>
         <w:rPr>
           <w:lang w:val="en-US"/>
         </w:rPr>
-        <w:t>2.3</w:t>
-      </w:r>
-      <w:proofErr w:type="gramEnd"/>
-      <w:r>
-        <w:rPr>
-          <w:lang w:val="en-US"/>
-        </w:rPr>
-        <w:t xml:space="preserve"> </w:t>
+        <w:t xml:space="preserve">2.3 </w:t>
       </w:r>
       <w:r>
         <w:t>Удаление</w:t>
@@ -4109,6 +3704,7 @@
         </w:rPr>
       </w:pPr>
       <w:r>
+        <w:lastRenderedPageBreak/>
         <w:t>2.5 Сохранение данных в файл</w:t>
       </w:r>
     </w:p>
@@ -4133,7 +3729,6 @@
         </w:rPr>
         <w:t>Все задачи автоматически сохраняются в файл </w:t>
       </w:r>
-      <w:proofErr w:type="spellStart"/>
       <w:r>
         <w:rPr>
           <w:rStyle w:val="HTML"/>
@@ -4143,19 +3738,7 @@
           <w:szCs w:val="28"/>
           <w:shd w:val="clear" w:color="auto" w:fill="EBEEF2"/>
         </w:rPr>
-        <w:t>tasks</w:t>
-      </w:r>
-      <w:proofErr w:type="spellEnd"/>
-      <w:r>
-        <w:rPr>
-          <w:rStyle w:val="HTML"/>
-          <w:rFonts w:ascii="Times New Roman" w:hAnsi="Times New Roman" w:cs="Times New Roman"/>
-          <w:color w:val="0F1115"/>
-          <w:sz w:val="28"/>
-          <w:szCs w:val="28"/>
-          <w:shd w:val="clear" w:color="auto" w:fill="EBEEF2"/>
-        </w:rPr>
-        <w:t>.</w:t>
+        <w:t>tasks.</w:t>
       </w:r>
       <w:r>
         <w:rPr>
@@ -4357,16 +3940,17 @@
       <w:pPr>
         <w:pStyle w:val="11111111111111111"/>
       </w:pPr>
-      <w:bookmarkStart w:id="7" w:name="_Toc231401156"/>
+      <w:bookmarkStart w:id="6" w:name="_Toc231401156"/>
       <w:r>
         <w:rPr>
           <w:rStyle w:val="111111111111111110"/>
           <w:b/>
           <w:caps/>
         </w:rPr>
+        <w:lastRenderedPageBreak/>
         <w:t>3. ТЕСТИРОВАНИЕ БЕЛЫМ ЯЩИКОМ</w:t>
       </w:r>
-      <w:bookmarkEnd w:id="7"/>
+      <w:bookmarkEnd w:id="6"/>
     </w:p>
     <w:p>
       <w:pPr>
@@ -4395,45 +3979,8 @@
           <w:sz w:val="28"/>
           <w:szCs w:val="28"/>
         </w:rPr>
-        <w:t>Проверка внутренней логики и структуры кода приложения «</w:t>
-      </w:r>
-      <w:proofErr w:type="spellStart"/>
-      <w:r>
-        <w:rPr>
-          <w:color w:val="0F1115"/>
-          <w:sz w:val="28"/>
-          <w:szCs w:val="28"/>
-        </w:rPr>
-        <w:t>Task</w:t>
-      </w:r>
-      <w:proofErr w:type="spellEnd"/>
-      <w:r>
-        <w:rPr>
-          <w:color w:val="0F1115"/>
-          <w:sz w:val="28"/>
-          <w:szCs w:val="28"/>
-        </w:rPr>
-        <w:t xml:space="preserve"> </w:t>
-      </w:r>
-      <w:proofErr w:type="spellStart"/>
-      <w:r>
-        <w:rPr>
-          <w:color w:val="0F1115"/>
-          <w:sz w:val="28"/>
-          <w:szCs w:val="28"/>
-        </w:rPr>
-        <w:t>Manager</w:t>
-      </w:r>
-      <w:proofErr w:type="spellEnd"/>
-      <w:r>
-        <w:rPr>
-          <w:color w:val="0F1115"/>
-          <w:sz w:val="28"/>
-          <w:szCs w:val="28"/>
-        </w:rPr>
-        <w:t>». Тестирование проводилось путём анализа работы методов классов </w:t>
-      </w:r>
-      <w:proofErr w:type="spellStart"/>
+        <w:t>Проверка внутренней логики и структуры кода приложения «Task Manager». Тестирование проводилось путём анализа работы методов классов </w:t>
+      </w:r>
       <w:r>
         <w:rPr>
           <w:rStyle w:val="HTML"/>
@@ -4445,7 +3992,6 @@
         </w:rPr>
         <w:t>TaskManager</w:t>
       </w:r>
-      <w:proofErr w:type="spellEnd"/>
       <w:r>
         <w:rPr>
           <w:color w:val="0F1115"/>
@@ -4454,7 +4000,6 @@
         </w:rPr>
         <w:t> (добавление, удаление, изменение статуса задачи) и </w:t>
       </w:r>
-      <w:proofErr w:type="spellStart"/>
       <w:r>
         <w:rPr>
           <w:rStyle w:val="HTML"/>
@@ -4466,7 +4011,6 @@
         </w:rPr>
         <w:t>FileManager</w:t>
       </w:r>
-      <w:proofErr w:type="spellEnd"/>
       <w:r>
         <w:rPr>
           <w:color w:val="0F1115"/>
@@ -4478,15 +4022,76 @@
     </w:p>
     <w:p>
       <w:pPr>
+        <w:pStyle w:val="ds-markdown-paragraph"/>
+        <w:shd w:val="clear" w:color="auto" w:fill="FFFFFF"/>
+        <w:spacing w:before="0" w:beforeAutospacing="0" w:after="0" w:afterAutospacing="0" w:line="360" w:lineRule="auto"/>
+        <w:ind w:firstLine="709"/>
+        <w:jc w:val="both"/>
+        <w:rPr>
+          <w:color w:val="0F1115"/>
+          <w:sz w:val="28"/>
+          <w:szCs w:val="28"/>
+        </w:rPr>
+      </w:pPr>
+    </w:p>
+    <w:p>
+      <w:pPr>
         <w:pStyle w:val="2222222222222"/>
       </w:pPr>
+      <w:r>
+        <w:t>3.2 Пример тестирования</w:t>
+      </w:r>
     </w:p>
     <w:p>
       <w:pPr>
         <w:pStyle w:val="2222222222222"/>
-      </w:pPr>
-      <w:r>
-        <w:t>3.2 Пример тестирования</w:t>
+        <w:rPr>
+          <w:b w:val="0"/>
+        </w:rPr>
+      </w:pPr>
+      <w:r>
+        <w:rPr>
+          <w:b w:val="0"/>
+        </w:rPr>
+        <w:t>На Таблице 1 представлены примеры</w:t>
+      </w:r>
+      <w:r>
+        <w:rPr>
+          <w:b w:val="0"/>
+        </w:rPr>
+        <w:t xml:space="preserve"> тестирования белым ящиком.</w:t>
+      </w:r>
+    </w:p>
+    <w:p>
+      <w:pPr>
+        <w:pStyle w:val="2222222222222"/>
+        <w:rPr>
+          <w:b w:val="0"/>
+        </w:rPr>
+      </w:pPr>
+      <w:r>
+        <w:rPr>
+          <w:b w:val="0"/>
+        </w:rPr>
+        <w:t>Таблице 1</w:t>
+      </w:r>
+      <w:r>
+        <w:rPr>
+          <w:b w:val="0"/>
+        </w:rPr>
+        <w:t xml:space="preserve"> - п</w:t>
+      </w:r>
+      <w:r>
+        <w:rPr>
+          <w:b w:val="0"/>
+        </w:rPr>
+        <w:t>ример тестирования</w:t>
+      </w:r>
+      <w:r>
+        <w:rPr>
+          <w:b w:val="0"/>
+        </w:rPr>
+        <w:t xml:space="preserve"> белым ящиком.</w:t>
       </w:r>
     </w:p>
     <w:tbl>
@@ -4732,7 +4337,6 @@
                 <w:szCs w:val="24"/>
               </w:rPr>
             </w:pPr>
-            <w:proofErr w:type="spellStart"/>
             <w:r>
               <w:rPr>
                 <w:rStyle w:val="HTML"/>
@@ -4742,66 +4346,6 @@
                 <w:shd w:val="clear" w:color="auto" w:fill="EBEEF2"/>
               </w:rPr>
               <w:t>AddTask</w:t>
-            </w:r>
-            <w:proofErr w:type="spellEnd"/>
-          </w:p>
-        </w:tc>
-        <w:tc>
-          <w:tcPr>
-            <w:tcW w:w="0" w:type="auto"/>
-            <w:tcMar>
-              <w:top w:w="150" w:type="dxa"/>
-              <w:left w:w="240" w:type="dxa"/>
-              <w:bottom w:w="150" w:type="dxa"/>
-              <w:right w:w="240" w:type="dxa"/>
-            </w:tcMar>
-            <w:vAlign w:val="center"/>
-            <w:hideMark/>
-          </w:tcPr>
-          <w:p>
-            <w:pPr>
-              <w:spacing w:after="0" w:line="360" w:lineRule="auto"/>
-              <w:rPr>
-                <w:rFonts w:ascii="Times New Roman" w:hAnsi="Times New Roman" w:cs="Times New Roman"/>
-                <w:sz w:val="24"/>
-                <w:szCs w:val="24"/>
-              </w:rPr>
-            </w:pPr>
-            <w:proofErr w:type="spellStart"/>
-            <w:r>
-              <w:rPr>
-                <w:rFonts w:ascii="Times New Roman" w:hAnsi="Times New Roman" w:cs="Times New Roman"/>
-                <w:sz w:val="24"/>
-                <w:szCs w:val="24"/>
-              </w:rPr>
-              <w:t>title</w:t>
-            </w:r>
-            <w:proofErr w:type="spellEnd"/>
-            <w:r>
-              <w:rPr>
-                <w:rFonts w:ascii="Times New Roman" w:hAnsi="Times New Roman" w:cs="Times New Roman"/>
-                <w:sz w:val="24"/>
-                <w:szCs w:val="24"/>
-              </w:rPr>
-              <w:t xml:space="preserve"> = "Купить продукты", </w:t>
-            </w:r>
-            <w:proofErr w:type="spellStart"/>
-            <w:r>
-              <w:rPr>
-                <w:rFonts w:ascii="Times New Roman" w:hAnsi="Times New Roman" w:cs="Times New Roman"/>
-                <w:sz w:val="24"/>
-                <w:szCs w:val="24"/>
-              </w:rPr>
-              <w:t>description</w:t>
-            </w:r>
-            <w:proofErr w:type="spellEnd"/>
-            <w:r>
-              <w:rPr>
-                <w:rFonts w:ascii="Times New Roman" w:hAnsi="Times New Roman" w:cs="Times New Roman"/>
-                <w:sz w:val="24"/>
-                <w:szCs w:val="24"/>
-              </w:rPr>
-              <w:t xml:space="preserve"> = "Молоко, хлеб"</w:t>
             </w:r>
           </w:p>
         </w:tc>
@@ -4824,6 +4368,37 @@
                 <w:rFonts w:ascii="Times New Roman" w:hAnsi="Times New Roman" w:cs="Times New Roman"/>
                 <w:sz w:val="24"/>
                 <w:szCs w:val="24"/>
+              </w:rPr>
+            </w:pPr>
+            <w:r>
+              <w:rPr>
+                <w:rFonts w:ascii="Times New Roman" w:hAnsi="Times New Roman" w:cs="Times New Roman"/>
+                <w:sz w:val="24"/>
+                <w:szCs w:val="24"/>
+              </w:rPr>
+              <w:t>title = "Купить продукты", description = "Молоко, хлеб"</w:t>
+            </w:r>
+          </w:p>
+        </w:tc>
+        <w:tc>
+          <w:tcPr>
+            <w:tcW w:w="0" w:type="auto"/>
+            <w:tcMar>
+              <w:top w:w="150" w:type="dxa"/>
+              <w:left w:w="240" w:type="dxa"/>
+              <w:bottom w:w="150" w:type="dxa"/>
+              <w:right w:w="240" w:type="dxa"/>
+            </w:tcMar>
+            <w:vAlign w:val="center"/>
+            <w:hideMark/>
+          </w:tcPr>
+          <w:p>
+            <w:pPr>
+              <w:spacing w:after="0" w:line="360" w:lineRule="auto"/>
+              <w:rPr>
+                <w:rFonts w:ascii="Times New Roman" w:hAnsi="Times New Roman" w:cs="Times New Roman"/>
+                <w:sz w:val="24"/>
+                <w:szCs w:val="24"/>
                 <w:lang w:val="en-US"/>
               </w:rPr>
             </w:pPr>
@@ -4881,7 +4456,6 @@
               </w:rPr>
               <w:t>, </w:t>
             </w:r>
-            <w:proofErr w:type="spellStart"/>
             <w:r>
               <w:rPr>
                 <w:rStyle w:val="HTML"/>
@@ -4891,19 +4465,7 @@
                 <w:shd w:val="clear" w:color="auto" w:fill="EBEEF2"/>
                 <w:lang w:val="en-US"/>
               </w:rPr>
-              <w:t>IsCompleted</w:t>
-            </w:r>
-            <w:proofErr w:type="spellEnd"/>
-            <w:r>
-              <w:rPr>
-                <w:rStyle w:val="HTML"/>
-                <w:rFonts w:ascii="Times New Roman" w:eastAsiaTheme="minorHAnsi" w:hAnsi="Times New Roman" w:cs="Times New Roman"/>
-                <w:sz w:val="24"/>
-                <w:szCs w:val="24"/>
-                <w:shd w:val="clear" w:color="auto" w:fill="EBEEF2"/>
-                <w:lang w:val="en-US"/>
-              </w:rPr>
-              <w:t xml:space="preserve"> = false</w:t>
+              <w:t>IsCompleted = false</w:t>
             </w:r>
           </w:p>
         </w:tc>
@@ -5003,7 +4565,6 @@
                 <w:szCs w:val="24"/>
               </w:rPr>
             </w:pPr>
-            <w:proofErr w:type="spellStart"/>
             <w:r>
               <w:rPr>
                 <w:rStyle w:val="HTML"/>
@@ -5014,7 +4575,6 @@
               </w:rPr>
               <w:t>ToggleComplete</w:t>
             </w:r>
-            <w:proofErr w:type="spellEnd"/>
           </w:p>
         </w:tc>
         <w:tc>
@@ -5046,7 +4606,6 @@
               </w:rPr>
               <w:t>Вызов для задачи с </w:t>
             </w:r>
-            <w:proofErr w:type="spellStart"/>
             <w:r>
               <w:rPr>
                 <w:rStyle w:val="HTML"/>
@@ -5055,9 +4614,16 @@
                 <w:szCs w:val="24"/>
                 <w:shd w:val="clear" w:color="auto" w:fill="EBEEF2"/>
               </w:rPr>
-              <w:t>Id</w:t>
+              <w:t>Id = 1</w:t>
             </w:r>
-            <w:proofErr w:type="spellEnd"/>
+            <w:r>
+              <w:rPr>
+                <w:rFonts w:ascii="Times New Roman" w:hAnsi="Times New Roman" w:cs="Times New Roman"/>
+                <w:sz w:val="24"/>
+                <w:szCs w:val="24"/>
+              </w:rPr>
+              <w:t> (статус </w:t>
+            </w:r>
             <w:r>
               <w:rPr>
                 <w:rStyle w:val="HTML"/>
@@ -5066,28 +4632,8 @@
                 <w:szCs w:val="24"/>
                 <w:shd w:val="clear" w:color="auto" w:fill="EBEEF2"/>
               </w:rPr>
-              <w:t xml:space="preserve"> = 1</w:t>
-            </w:r>
-            <w:r>
-              <w:rPr>
-                <w:rFonts w:ascii="Times New Roman" w:hAnsi="Times New Roman" w:cs="Times New Roman"/>
-                <w:sz w:val="24"/>
-                <w:szCs w:val="24"/>
-              </w:rPr>
-              <w:t> (статус </w:t>
-            </w:r>
-            <w:proofErr w:type="spellStart"/>
-            <w:r>
-              <w:rPr>
-                <w:rStyle w:val="HTML"/>
-                <w:rFonts w:ascii="Times New Roman" w:eastAsiaTheme="minorHAnsi" w:hAnsi="Times New Roman" w:cs="Times New Roman"/>
-                <w:sz w:val="24"/>
-                <w:szCs w:val="24"/>
-                <w:shd w:val="clear" w:color="auto" w:fill="EBEEF2"/>
-              </w:rPr>
               <w:t>false</w:t>
             </w:r>
-            <w:proofErr w:type="spellEnd"/>
             <w:r>
               <w:rPr>
                 <w:rFonts w:ascii="Times New Roman" w:hAnsi="Times New Roman" w:cs="Times New Roman"/>
@@ -5127,7 +4673,6 @@
               </w:rPr>
               <w:t>Статус меняется на </w:t>
             </w:r>
-            <w:proofErr w:type="spellStart"/>
             <w:r>
               <w:rPr>
                 <w:rStyle w:val="HTML"/>
@@ -5138,7 +4683,6 @@
               </w:rPr>
               <w:t>true</w:t>
             </w:r>
-            <w:proofErr w:type="spellEnd"/>
           </w:p>
         </w:tc>
         <w:tc>
@@ -5237,7 +4781,6 @@
                 <w:szCs w:val="24"/>
               </w:rPr>
             </w:pPr>
-            <w:proofErr w:type="spellStart"/>
             <w:r>
               <w:rPr>
                 <w:rStyle w:val="HTML"/>
@@ -5248,7 +4791,6 @@
               </w:rPr>
               <w:t>RemoveTask</w:t>
             </w:r>
-            <w:proofErr w:type="spellEnd"/>
           </w:p>
         </w:tc>
         <w:tc>
@@ -5280,7 +4822,6 @@
               </w:rPr>
               <w:t>Вызов для задачи с </w:t>
             </w:r>
-            <w:proofErr w:type="spellStart"/>
             <w:r>
               <w:rPr>
                 <w:rStyle w:val="HTML"/>
@@ -5289,18 +4830,7 @@
                 <w:szCs w:val="24"/>
                 <w:shd w:val="clear" w:color="auto" w:fill="EBEEF2"/>
               </w:rPr>
-              <w:t>Id</w:t>
-            </w:r>
-            <w:proofErr w:type="spellEnd"/>
-            <w:r>
-              <w:rPr>
-                <w:rStyle w:val="HTML"/>
-                <w:rFonts w:ascii="Times New Roman" w:eastAsiaTheme="minorHAnsi" w:hAnsi="Times New Roman" w:cs="Times New Roman"/>
-                <w:sz w:val="24"/>
-                <w:szCs w:val="24"/>
-                <w:shd w:val="clear" w:color="auto" w:fill="EBEEF2"/>
-              </w:rPr>
-              <w:t xml:space="preserve"> = 1</w:t>
+              <w:t>Id = 1</w:t>
             </w:r>
           </w:p>
         </w:tc>
@@ -5462,18 +4992,19 @@
       <w:pPr>
         <w:pStyle w:val="11111111111111111"/>
       </w:pPr>
-      <w:bookmarkStart w:id="8" w:name="_Toc231295289"/>
-      <w:bookmarkStart w:id="9" w:name="_Toc231401157"/>
+      <w:bookmarkStart w:id="7" w:name="_Toc231295289"/>
+      <w:bookmarkStart w:id="8" w:name="_Toc231401157"/>
       <w:r>
         <w:rPr>
           <w:rStyle w:val="111111111111111110"/>
           <w:b/>
           <w:caps/>
         </w:rPr>
+        <w:lastRenderedPageBreak/>
         <w:t>4. ТЕСТИРОВАНИЕ ЧЁРНЫМ ЯЩИКОМ</w:t>
       </w:r>
+      <w:bookmarkEnd w:id="7"/>
       <w:bookmarkEnd w:id="8"/>
-      <w:bookmarkEnd w:id="9"/>
     </w:p>
     <w:p>
       <w:pPr>
@@ -5502,43 +5033,7 @@
           <w:sz w:val="28"/>
           <w:szCs w:val="28"/>
         </w:rPr>
-        <w:t>Проверка функциональности приложения «</w:t>
-      </w:r>
-      <w:proofErr w:type="spellStart"/>
-      <w:r>
-        <w:rPr>
-          <w:color w:val="0F1115"/>
-          <w:sz w:val="28"/>
-          <w:szCs w:val="28"/>
-        </w:rPr>
-        <w:t>Task</w:t>
-      </w:r>
-      <w:proofErr w:type="spellEnd"/>
-      <w:r>
-        <w:rPr>
-          <w:color w:val="0F1115"/>
-          <w:sz w:val="28"/>
-          <w:szCs w:val="28"/>
-        </w:rPr>
-        <w:t xml:space="preserve"> </w:t>
-      </w:r>
-      <w:proofErr w:type="spellStart"/>
-      <w:r>
-        <w:rPr>
-          <w:color w:val="0F1115"/>
-          <w:sz w:val="28"/>
-          <w:szCs w:val="28"/>
-        </w:rPr>
-        <w:t>Manager</w:t>
-      </w:r>
-      <w:proofErr w:type="spellEnd"/>
-      <w:r>
-        <w:rPr>
-          <w:color w:val="0F1115"/>
-          <w:sz w:val="28"/>
-          <w:szCs w:val="28"/>
-        </w:rPr>
-        <w:t>» с точки зрения конечного пользователя. Тестирование проводилось через графический интерфейс без анализа внутреннего кода.</w:t>
+        <w:t>Проверка функциональности приложения «Task Manager» с точки зрения конечного пользователя. Тестирование проводилось через графический интерфейс без анализа внутреннего кода.</w:t>
       </w:r>
     </w:p>
     <w:p>
@@ -5552,6 +5047,34 @@
       </w:pPr>
       <w:r>
         <w:t>4.2 Пример тестирования</w:t>
+      </w:r>
+    </w:p>
+    <w:p>
+      <w:pPr>
+        <w:pStyle w:val="2222222222222"/>
+        <w:rPr>
+          <w:b w:val="0"/>
+        </w:rPr>
+      </w:pPr>
+      <w:r>
+        <w:rPr>
+          <w:b w:val="0"/>
+        </w:rPr>
+        <w:t>На таблице 2 представлена пример тестирования чёрным яшиком.</w:t>
+      </w:r>
+    </w:p>
+    <w:p>
+      <w:pPr>
+        <w:pStyle w:val="2222222222222"/>
+        <w:rPr>
+          <w:b w:val="0"/>
+        </w:rPr>
+      </w:pPr>
+      <w:r>
+        <w:rPr>
+          <w:b w:val="0"/>
+        </w:rPr>
+        <w:t>Таблица 2 – тестирование чёрным ящиком.</w:t>
       </w:r>
     </w:p>
     <w:tbl>
@@ -5804,7 +5327,6 @@
               </w:rPr>
               <w:t>В списке появляется </w:t>
             </w:r>
-            <w:proofErr w:type="gramStart"/>
             <w:r>
               <w:rPr>
                 <w:rStyle w:val="HTML"/>
@@ -5813,18 +5335,7 @@
                 <w:szCs w:val="24"/>
                 <w:shd w:val="clear" w:color="auto" w:fill="EBEEF2"/>
               </w:rPr>
-              <w:t>[ ]</w:t>
-            </w:r>
-            <w:proofErr w:type="gramEnd"/>
-            <w:r>
-              <w:rPr>
-                <w:rStyle w:val="HTML"/>
-                <w:rFonts w:ascii="Times New Roman" w:eastAsiaTheme="minorHAnsi" w:hAnsi="Times New Roman" w:cs="Times New Roman"/>
-                <w:sz w:val="24"/>
-                <w:szCs w:val="24"/>
-                <w:shd w:val="clear" w:color="auto" w:fill="EBEEF2"/>
-              </w:rPr>
-              <w:t xml:space="preserve"> 1. Купить продукты</w:t>
+              <w:t>[ ] 1. Купить продукты</w:t>
             </w:r>
           </w:p>
         </w:tc>
@@ -6454,13 +5965,14 @@
       <w:pPr>
         <w:pStyle w:val="11111111111111111"/>
       </w:pPr>
-      <w:bookmarkStart w:id="10" w:name="_Toc231295290"/>
-      <w:bookmarkStart w:id="11" w:name="_Toc231401158"/>
-      <w:r>
+      <w:bookmarkStart w:id="9" w:name="_Toc231295290"/>
+      <w:bookmarkStart w:id="10" w:name="_Toc231401158"/>
+      <w:r>
+        <w:lastRenderedPageBreak/>
         <w:t>5. МОДУЛЬНОЕ ТЕСТИРОВАНИЕ</w:t>
       </w:r>
+      <w:bookmarkEnd w:id="9"/>
       <w:bookmarkEnd w:id="10"/>
-      <w:bookmarkEnd w:id="11"/>
     </w:p>
     <w:p>
       <w:pPr>
@@ -6489,27 +6001,8 @@
           <w:sz w:val="28"/>
           <w:szCs w:val="28"/>
         </w:rPr>
-        <w:t xml:space="preserve">Проверка отдельных модулей (методов) приложения изолированно от остальных компонентов. Используется </w:t>
-      </w:r>
-      <w:proofErr w:type="spellStart"/>
-      <w:r>
-        <w:rPr>
-          <w:color w:val="0F1115"/>
-          <w:sz w:val="28"/>
-          <w:szCs w:val="28"/>
-        </w:rPr>
-        <w:t>фреймворк</w:t>
-      </w:r>
-      <w:proofErr w:type="spellEnd"/>
-      <w:r>
-        <w:rPr>
-          <w:color w:val="0F1115"/>
-          <w:sz w:val="28"/>
-          <w:szCs w:val="28"/>
-        </w:rPr>
-        <w:t> </w:t>
-      </w:r>
-      <w:proofErr w:type="spellStart"/>
+        <w:t>Проверка отдельных модулей (методов) приложения изолированно от остальных компонентов. Используется фреймворк </w:t>
+      </w:r>
       <w:r>
         <w:rPr>
           <w:rStyle w:val="af0"/>
@@ -6519,7 +6012,6 @@
         </w:rPr>
         <w:t>NUnit</w:t>
       </w:r>
-      <w:proofErr w:type="spellEnd"/>
       <w:r>
         <w:rPr>
           <w:color w:val="0F1115"/>
@@ -6575,7 +6067,6 @@
         </w:rPr>
         <w:t> </w:t>
       </w:r>
-      <w:proofErr w:type="spellStart"/>
       <w:r>
         <w:rPr>
           <w:rStyle w:val="HTML"/>
@@ -6587,7 +6078,6 @@
         </w:rPr>
         <w:t>AddTask</w:t>
       </w:r>
-      <w:proofErr w:type="spellEnd"/>
       <w:r>
         <w:rPr>
           <w:color w:val="0F1115"/>
@@ -6668,8 +6158,6 @@
           <w:lang w:val="en-US"/>
         </w:rPr>
       </w:pPr>
-      <w:proofErr w:type="spellStart"/>
-      <w:proofErr w:type="gramStart"/>
       <w:r>
         <w:rPr>
           <w:rStyle w:val="d813de27"/>
@@ -6681,8 +6169,6 @@
         </w:rPr>
         <w:t>csharp</w:t>
       </w:r>
-      <w:proofErr w:type="spellEnd"/>
-      <w:proofErr w:type="gramEnd"/>
     </w:p>
     <w:p>
       <w:pPr>
@@ -6746,7 +6232,6 @@
           <w:lang w:val="en-US"/>
         </w:rPr>
       </w:pPr>
-      <w:proofErr w:type="gramStart"/>
       <w:r>
         <w:rPr>
           <w:rStyle w:val="token"/>
@@ -6758,7 +6243,6 @@
         </w:rPr>
         <w:t>public</w:t>
       </w:r>
-      <w:proofErr w:type="gramEnd"/>
       <w:r>
         <w:rPr>
           <w:rFonts w:ascii="Times New Roman" w:hAnsi="Times New Roman" w:cs="Times New Roman"/>
@@ -6790,7 +6274,6 @@
         </w:rPr>
         <w:t xml:space="preserve"> </w:t>
       </w:r>
-      <w:proofErr w:type="spellStart"/>
       <w:r>
         <w:rPr>
           <w:rStyle w:val="token"/>
@@ -6802,7 +6285,6 @@
         </w:rPr>
         <w:t>AddTask_ShouldIncreaseTaskCount</w:t>
       </w:r>
-      <w:proofErr w:type="spellEnd"/>
       <w:r>
         <w:rPr>
           <w:rStyle w:val="token"/>
@@ -6865,7 +6347,6 @@
         </w:rPr>
         <w:t xml:space="preserve">    </w:t>
       </w:r>
-      <w:proofErr w:type="spellStart"/>
       <w:r>
         <w:rPr>
           <w:rStyle w:val="token"/>
@@ -6877,7 +6358,6 @@
         </w:rPr>
         <w:t>TaskManager</w:t>
       </w:r>
-      <w:proofErr w:type="spellEnd"/>
       <w:r>
         <w:rPr>
           <w:rFonts w:ascii="Times New Roman" w:hAnsi="Times New Roman" w:cs="Times New Roman"/>
@@ -6930,8 +6410,6 @@
         </w:rPr>
         <w:t xml:space="preserve"> </w:t>
       </w:r>
-      <w:proofErr w:type="spellStart"/>
-      <w:proofErr w:type="gramStart"/>
       <w:r>
         <w:rPr>
           <w:rStyle w:val="token"/>
@@ -6943,7 +6421,6 @@
         </w:rPr>
         <w:t>TaskManager</w:t>
       </w:r>
-      <w:proofErr w:type="spellEnd"/>
       <w:r>
         <w:rPr>
           <w:rStyle w:val="token"/>
@@ -6953,19 +6430,7 @@
           <w:szCs w:val="28"/>
           <w:lang w:val="en-US"/>
         </w:rPr>
-        <w:t>(</w:t>
-      </w:r>
-      <w:proofErr w:type="gramEnd"/>
-      <w:r>
-        <w:rPr>
-          <w:rStyle w:val="token"/>
-          <w:rFonts w:ascii="Times New Roman" w:hAnsi="Times New Roman" w:cs="Times New Roman"/>
-          <w:color w:val="383A42"/>
-          <w:sz w:val="28"/>
-          <w:szCs w:val="28"/>
-          <w:lang w:val="en-US"/>
-        </w:rPr>
-        <w:t>);</w:t>
+        <w:t>();</w:t>
       </w:r>
     </w:p>
     <w:p>
@@ -6992,8 +6457,6 @@
         </w:rPr>
         <w:t xml:space="preserve">    </w:t>
       </w:r>
-      <w:proofErr w:type="spellStart"/>
-      <w:proofErr w:type="gramStart"/>
       <w:r>
         <w:rPr>
           <w:rStyle w:val="token"/>
@@ -7005,8 +6468,6 @@
         </w:rPr>
         <w:t>int</w:t>
       </w:r>
-      <w:proofErr w:type="spellEnd"/>
-      <w:proofErr w:type="gramEnd"/>
       <w:r>
         <w:rPr>
           <w:rFonts w:ascii="Times New Roman" w:hAnsi="Times New Roman" w:cs="Times New Roman"/>
@@ -7015,20 +6476,19 @@
           <w:szCs w:val="28"/>
           <w:lang w:val="en-US"/>
         </w:rPr>
-        <w:t xml:space="preserve"> </w:t>
-      </w:r>
-      <w:proofErr w:type="spellStart"/>
-      <w:r>
-        <w:rPr>
-          <w:rFonts w:ascii="Times New Roman" w:hAnsi="Times New Roman" w:cs="Times New Roman"/>
-          <w:color w:val="0F1115"/>
+        <w:t xml:space="preserve"> countBefore </w:t>
+      </w:r>
+      <w:r>
+        <w:rPr>
+          <w:rStyle w:val="token"/>
+          <w:rFonts w:ascii="Times New Roman" w:hAnsi="Times New Roman" w:cs="Times New Roman"/>
+          <w:color w:val="4078F2"/>
           <w:sz w:val="28"/>
           <w:szCs w:val="28"/>
           <w:lang w:val="en-US"/>
         </w:rPr>
-        <w:t>countBefore</w:t>
-      </w:r>
-      <w:proofErr w:type="spellEnd"/>
+        <w:t>=</w:t>
+      </w:r>
       <w:r>
         <w:rPr>
           <w:rFonts w:ascii="Times New Roman" w:hAnsi="Times New Roman" w:cs="Times New Roman"/>
@@ -7037,63 +6497,30 @@
           <w:szCs w:val="28"/>
           <w:lang w:val="en-US"/>
         </w:rPr>
-        <w:t xml:space="preserve"> </w:t>
+        <w:t xml:space="preserve"> manager</w:t>
       </w:r>
       <w:r>
         <w:rPr>
           <w:rStyle w:val="token"/>
           <w:rFonts w:ascii="Times New Roman" w:hAnsi="Times New Roman" w:cs="Times New Roman"/>
+          <w:color w:val="383A42"/>
+          <w:sz w:val="28"/>
+          <w:szCs w:val="28"/>
+          <w:lang w:val="en-US"/>
+        </w:rPr>
+        <w:t>.</w:t>
+      </w:r>
+      <w:r>
+        <w:rPr>
+          <w:rStyle w:val="token"/>
+          <w:rFonts w:ascii="Times New Roman" w:hAnsi="Times New Roman" w:cs="Times New Roman"/>
           <w:color w:val="4078F2"/>
           <w:sz w:val="28"/>
           <w:szCs w:val="28"/>
           <w:lang w:val="en-US"/>
         </w:rPr>
-        <w:t>=</w:t>
-      </w:r>
-      <w:r>
-        <w:rPr>
-          <w:rFonts w:ascii="Times New Roman" w:hAnsi="Times New Roman" w:cs="Times New Roman"/>
-          <w:color w:val="0F1115"/>
-          <w:sz w:val="28"/>
-          <w:szCs w:val="28"/>
-          <w:lang w:val="en-US"/>
-        </w:rPr>
-        <w:t xml:space="preserve"> </w:t>
-      </w:r>
-      <w:proofErr w:type="spellStart"/>
-      <w:r>
-        <w:rPr>
-          <w:rFonts w:ascii="Times New Roman" w:hAnsi="Times New Roman" w:cs="Times New Roman"/>
-          <w:color w:val="0F1115"/>
-          <w:sz w:val="28"/>
-          <w:szCs w:val="28"/>
-          <w:lang w:val="en-US"/>
-        </w:rPr>
-        <w:t>manager</w:t>
-      </w:r>
-      <w:r>
-        <w:rPr>
-          <w:rStyle w:val="token"/>
-          <w:rFonts w:ascii="Times New Roman" w:hAnsi="Times New Roman" w:cs="Times New Roman"/>
-          <w:color w:val="383A42"/>
-          <w:sz w:val="28"/>
-          <w:szCs w:val="28"/>
-          <w:lang w:val="en-US"/>
-        </w:rPr>
-        <w:t>.</w:t>
-      </w:r>
-      <w:r>
-        <w:rPr>
-          <w:rStyle w:val="token"/>
-          <w:rFonts w:ascii="Times New Roman" w:hAnsi="Times New Roman" w:cs="Times New Roman"/>
-          <w:color w:val="4078F2"/>
-          <w:sz w:val="28"/>
-          <w:szCs w:val="28"/>
-          <w:lang w:val="en-US"/>
-        </w:rPr>
         <w:t>GetAllTasks</w:t>
       </w:r>
-      <w:proofErr w:type="spellEnd"/>
       <w:r>
         <w:rPr>
           <w:rStyle w:val="token"/>
@@ -7165,7 +6592,6 @@
         </w:rPr>
         <w:t xml:space="preserve">    </w:t>
       </w:r>
-      <w:proofErr w:type="spellStart"/>
       <w:r>
         <w:rPr>
           <w:rFonts w:ascii="Times New Roman" w:hAnsi="Times New Roman" w:cs="Times New Roman"/>
@@ -7195,7 +6621,6 @@
         </w:rPr>
         <w:t>AddTask</w:t>
       </w:r>
-      <w:proofErr w:type="spellEnd"/>
       <w:r>
         <w:rPr>
           <w:rStyle w:val="token"/>
@@ -7293,8 +6718,6 @@
         </w:rPr>
         <w:t xml:space="preserve">    </w:t>
       </w:r>
-      <w:proofErr w:type="spellStart"/>
-      <w:proofErr w:type="gramStart"/>
       <w:r>
         <w:rPr>
           <w:rStyle w:val="token"/>
@@ -7306,8 +6729,6 @@
         </w:rPr>
         <w:t>int</w:t>
       </w:r>
-      <w:proofErr w:type="spellEnd"/>
-      <w:proofErr w:type="gramEnd"/>
       <w:r>
         <w:rPr>
           <w:rFonts w:ascii="Times New Roman" w:hAnsi="Times New Roman" w:cs="Times New Roman"/>
@@ -7316,20 +6737,19 @@
           <w:szCs w:val="28"/>
           <w:lang w:val="en-US"/>
         </w:rPr>
-        <w:t xml:space="preserve"> </w:t>
-      </w:r>
-      <w:proofErr w:type="spellStart"/>
-      <w:r>
-        <w:rPr>
-          <w:rFonts w:ascii="Times New Roman" w:hAnsi="Times New Roman" w:cs="Times New Roman"/>
-          <w:color w:val="0F1115"/>
+        <w:t xml:space="preserve"> countAfter </w:t>
+      </w:r>
+      <w:r>
+        <w:rPr>
+          <w:rStyle w:val="token"/>
+          <w:rFonts w:ascii="Times New Roman" w:hAnsi="Times New Roman" w:cs="Times New Roman"/>
+          <w:color w:val="4078F2"/>
           <w:sz w:val="28"/>
           <w:szCs w:val="28"/>
           <w:lang w:val="en-US"/>
         </w:rPr>
-        <w:t>countAfter</w:t>
-      </w:r>
-      <w:proofErr w:type="spellEnd"/>
+        <w:t>=</w:t>
+      </w:r>
       <w:r>
         <w:rPr>
           <w:rFonts w:ascii="Times New Roman" w:hAnsi="Times New Roman" w:cs="Times New Roman"/>
@@ -7338,63 +6758,30 @@
           <w:szCs w:val="28"/>
           <w:lang w:val="en-US"/>
         </w:rPr>
-        <w:t xml:space="preserve"> </w:t>
+        <w:t xml:space="preserve"> manager</w:t>
       </w:r>
       <w:r>
         <w:rPr>
           <w:rStyle w:val="token"/>
           <w:rFonts w:ascii="Times New Roman" w:hAnsi="Times New Roman" w:cs="Times New Roman"/>
+          <w:color w:val="383A42"/>
+          <w:sz w:val="28"/>
+          <w:szCs w:val="28"/>
+          <w:lang w:val="en-US"/>
+        </w:rPr>
+        <w:t>.</w:t>
+      </w:r>
+      <w:r>
+        <w:rPr>
+          <w:rStyle w:val="token"/>
+          <w:rFonts w:ascii="Times New Roman" w:hAnsi="Times New Roman" w:cs="Times New Roman"/>
           <w:color w:val="4078F2"/>
           <w:sz w:val="28"/>
           <w:szCs w:val="28"/>
           <w:lang w:val="en-US"/>
         </w:rPr>
-        <w:t>=</w:t>
-      </w:r>
-      <w:r>
-        <w:rPr>
-          <w:rFonts w:ascii="Times New Roman" w:hAnsi="Times New Roman" w:cs="Times New Roman"/>
-          <w:color w:val="0F1115"/>
-          <w:sz w:val="28"/>
-          <w:szCs w:val="28"/>
-          <w:lang w:val="en-US"/>
-        </w:rPr>
-        <w:t xml:space="preserve"> </w:t>
-      </w:r>
-      <w:proofErr w:type="spellStart"/>
-      <w:r>
-        <w:rPr>
-          <w:rFonts w:ascii="Times New Roman" w:hAnsi="Times New Roman" w:cs="Times New Roman"/>
-          <w:color w:val="0F1115"/>
-          <w:sz w:val="28"/>
-          <w:szCs w:val="28"/>
-          <w:lang w:val="en-US"/>
-        </w:rPr>
-        <w:t>manager</w:t>
-      </w:r>
-      <w:r>
-        <w:rPr>
-          <w:rStyle w:val="token"/>
-          <w:rFonts w:ascii="Times New Roman" w:hAnsi="Times New Roman" w:cs="Times New Roman"/>
-          <w:color w:val="383A42"/>
-          <w:sz w:val="28"/>
-          <w:szCs w:val="28"/>
-          <w:lang w:val="en-US"/>
-        </w:rPr>
-        <w:t>.</w:t>
-      </w:r>
-      <w:r>
-        <w:rPr>
-          <w:rStyle w:val="token"/>
-          <w:rFonts w:ascii="Times New Roman" w:hAnsi="Times New Roman" w:cs="Times New Roman"/>
-          <w:color w:val="4078F2"/>
-          <w:sz w:val="28"/>
-          <w:szCs w:val="28"/>
-          <w:lang w:val="en-US"/>
-        </w:rPr>
         <w:t>GetAllTasks</w:t>
       </w:r>
-      <w:proofErr w:type="spellEnd"/>
       <w:r>
         <w:rPr>
           <w:rStyle w:val="token"/>
@@ -7450,30 +6837,50 @@
           <w:szCs w:val="28"/>
           <w:lang w:val="en-US"/>
         </w:rPr>
-        <w:t xml:space="preserve">    </w:t>
-      </w:r>
-      <w:proofErr w:type="spellStart"/>
-      <w:proofErr w:type="gramStart"/>
-      <w:r>
-        <w:rPr>
-          <w:rFonts w:ascii="Times New Roman" w:hAnsi="Times New Roman" w:cs="Times New Roman"/>
-          <w:color w:val="0F1115"/>
+        <w:t xml:space="preserve">    Assert</w:t>
+      </w:r>
+      <w:r>
+        <w:rPr>
+          <w:rStyle w:val="token"/>
+          <w:rFonts w:ascii="Times New Roman" w:hAnsi="Times New Roman" w:cs="Times New Roman"/>
+          <w:color w:val="383A42"/>
           <w:sz w:val="28"/>
           <w:szCs w:val="28"/>
           <w:lang w:val="en-US"/>
         </w:rPr>
-        <w:t>Assert</w:t>
+        <w:t>.</w:t>
       </w:r>
       <w:r>
         <w:rPr>
           <w:rStyle w:val="token"/>
           <w:rFonts w:ascii="Times New Roman" w:hAnsi="Times New Roman" w:cs="Times New Roman"/>
+          <w:color w:val="4078F2"/>
+          <w:sz w:val="28"/>
+          <w:szCs w:val="28"/>
+          <w:lang w:val="en-US"/>
+        </w:rPr>
+        <w:t>AreEqual</w:t>
+      </w:r>
+      <w:r>
+        <w:rPr>
+          <w:rStyle w:val="token"/>
+          <w:rFonts w:ascii="Times New Roman" w:hAnsi="Times New Roman" w:cs="Times New Roman"/>
           <w:color w:val="383A42"/>
           <w:sz w:val="28"/>
           <w:szCs w:val="28"/>
           <w:lang w:val="en-US"/>
         </w:rPr>
-        <w:t>.</w:t>
+        <w:t>(</w:t>
+      </w:r>
+      <w:r>
+        <w:rPr>
+          <w:rFonts w:ascii="Times New Roman" w:hAnsi="Times New Roman" w:cs="Times New Roman"/>
+          <w:color w:val="0F1115"/>
+          <w:sz w:val="28"/>
+          <w:szCs w:val="28"/>
+          <w:lang w:val="en-US"/>
+        </w:rPr>
+        <w:t xml:space="preserve">countBefore </w:t>
       </w:r>
       <w:r>
         <w:rPr>
@@ -7484,22 +6891,40 @@
           <w:szCs w:val="28"/>
           <w:lang w:val="en-US"/>
         </w:rPr>
-        <w:t>AreEqual</w:t>
-      </w:r>
-      <w:proofErr w:type="spellEnd"/>
+        <w:t>+</w:t>
+      </w:r>
+      <w:r>
+        <w:rPr>
+          <w:rFonts w:ascii="Times New Roman" w:hAnsi="Times New Roman" w:cs="Times New Roman"/>
+          <w:color w:val="0F1115"/>
+          <w:sz w:val="28"/>
+          <w:szCs w:val="28"/>
+          <w:lang w:val="en-US"/>
+        </w:rPr>
+        <w:t xml:space="preserve"> </w:t>
+      </w:r>
       <w:r>
         <w:rPr>
           <w:rStyle w:val="token"/>
           <w:rFonts w:ascii="Times New Roman" w:hAnsi="Times New Roman" w:cs="Times New Roman"/>
+          <w:color w:val="B76B01"/>
+          <w:sz w:val="28"/>
+          <w:szCs w:val="28"/>
+          <w:lang w:val="en-US"/>
+        </w:rPr>
+        <w:t>1</w:t>
+      </w:r>
+      <w:r>
+        <w:rPr>
+          <w:rStyle w:val="token"/>
+          <w:rFonts w:ascii="Times New Roman" w:hAnsi="Times New Roman" w:cs="Times New Roman"/>
           <w:color w:val="383A42"/>
           <w:sz w:val="28"/>
           <w:szCs w:val="28"/>
           <w:lang w:val="en-US"/>
         </w:rPr>
-        <w:t>(</w:t>
-      </w:r>
-      <w:proofErr w:type="spellStart"/>
-      <w:proofErr w:type="gramEnd"/>
+        <w:t>,</w:t>
+      </w:r>
       <w:r>
         <w:rPr>
           <w:rFonts w:ascii="Times New Roman" w:hAnsi="Times New Roman" w:cs="Times New Roman"/>
@@ -7508,84 +6933,8 @@
           <w:szCs w:val="28"/>
           <w:lang w:val="en-US"/>
         </w:rPr>
-        <w:t>countBefore</w:t>
-      </w:r>
-      <w:proofErr w:type="spellEnd"/>
-      <w:r>
-        <w:rPr>
-          <w:rFonts w:ascii="Times New Roman" w:hAnsi="Times New Roman" w:cs="Times New Roman"/>
-          <w:color w:val="0F1115"/>
-          <w:sz w:val="28"/>
-          <w:szCs w:val="28"/>
-          <w:lang w:val="en-US"/>
-        </w:rPr>
-        <w:t xml:space="preserve"> </w:t>
-      </w:r>
-      <w:r>
-        <w:rPr>
-          <w:rStyle w:val="token"/>
-          <w:rFonts w:ascii="Times New Roman" w:hAnsi="Times New Roman" w:cs="Times New Roman"/>
-          <w:color w:val="4078F2"/>
-          <w:sz w:val="28"/>
-          <w:szCs w:val="28"/>
-          <w:lang w:val="en-US"/>
-        </w:rPr>
-        <w:t>+</w:t>
-      </w:r>
-      <w:r>
-        <w:rPr>
-          <w:rFonts w:ascii="Times New Roman" w:hAnsi="Times New Roman" w:cs="Times New Roman"/>
-          <w:color w:val="0F1115"/>
-          <w:sz w:val="28"/>
-          <w:szCs w:val="28"/>
-          <w:lang w:val="en-US"/>
-        </w:rPr>
-        <w:t xml:space="preserve"> </w:t>
-      </w:r>
-      <w:r>
-        <w:rPr>
-          <w:rStyle w:val="token"/>
-          <w:rFonts w:ascii="Times New Roman" w:hAnsi="Times New Roman" w:cs="Times New Roman"/>
-          <w:color w:val="B76B01"/>
-          <w:sz w:val="28"/>
-          <w:szCs w:val="28"/>
-          <w:lang w:val="en-US"/>
-        </w:rPr>
-        <w:t>1</w:t>
-      </w:r>
-      <w:r>
-        <w:rPr>
-          <w:rStyle w:val="token"/>
-          <w:rFonts w:ascii="Times New Roman" w:hAnsi="Times New Roman" w:cs="Times New Roman"/>
-          <w:color w:val="383A42"/>
-          <w:sz w:val="28"/>
-          <w:szCs w:val="28"/>
-          <w:lang w:val="en-US"/>
-        </w:rPr>
-        <w:t>,</w:t>
-      </w:r>
-      <w:r>
-        <w:rPr>
-          <w:rFonts w:ascii="Times New Roman" w:hAnsi="Times New Roman" w:cs="Times New Roman"/>
-          <w:color w:val="0F1115"/>
-          <w:sz w:val="28"/>
-          <w:szCs w:val="28"/>
-          <w:lang w:val="en-US"/>
-        </w:rPr>
-        <w:t xml:space="preserve"> </w:t>
-      </w:r>
-      <w:proofErr w:type="spellStart"/>
-      <w:r>
-        <w:rPr>
-          <w:rFonts w:ascii="Times New Roman" w:hAnsi="Times New Roman" w:cs="Times New Roman"/>
-          <w:color w:val="0F1115"/>
-          <w:sz w:val="28"/>
-          <w:szCs w:val="28"/>
-          <w:lang w:val="en-US"/>
-        </w:rPr>
-        <w:t>countAfter</w:t>
-      </w:r>
-      <w:proofErr w:type="spellEnd"/>
+        <w:t xml:space="preserve"> countAfter</w:t>
+      </w:r>
       <w:r>
         <w:rPr>
           <w:rStyle w:val="token"/>
@@ -7635,44 +6984,58 @@
     <w:p>
       <w:pPr>
         <w:pStyle w:val="2222222222222"/>
+        <w:numPr>
+          <w:ilvl w:val="1"/>
+          <w:numId w:val="21"/>
+        </w:numPr>
+        <w:ind w:left="1134"/>
+      </w:pPr>
+      <w:r>
+        <w:t>Результат</w:t>
+      </w:r>
+      <w:r>
         <w:rPr>
           <w:lang w:val="en-US"/>
         </w:rPr>
-      </w:pPr>
-      <w:proofErr w:type="gramStart"/>
+        <w:t xml:space="preserve"> </w:t>
+      </w:r>
+      <w:r>
+        <w:t>модульного</w:t>
+      </w:r>
       <w:r>
         <w:rPr>
           <w:lang w:val="en-US"/>
         </w:rPr>
-        <w:t>5.3</w:t>
-      </w:r>
-      <w:proofErr w:type="gramEnd"/>
-      <w:r>
-        <w:rPr>
+        <w:t xml:space="preserve"> </w:t>
+      </w:r>
+      <w:r>
+        <w:t>тестирования</w:t>
+      </w:r>
+    </w:p>
+    <w:p>
+      <w:pPr>
+        <w:pStyle w:val="2222222222222"/>
+      </w:pPr>
+      <w:r>
+        <w:rPr>
+          <w:b w:val="0"/>
+        </w:rPr>
+        <w:t>На таблице 3 представлено модульное тестирование.</w:t>
+      </w:r>
+    </w:p>
+    <w:p>
+      <w:pPr>
+        <w:pStyle w:val="2222222222222"/>
+        <w:rPr>
+          <w:b w:val="0"/>
           <w:lang w:val="en-US"/>
         </w:rPr>
-        <w:t xml:space="preserve"> </w:t>
-      </w:r>
-      <w:r>
-        <w:t>Результат</w:t>
-      </w:r>
-      <w:r>
-        <w:rPr>
-          <w:lang w:val="en-US"/>
-        </w:rPr>
-        <w:t xml:space="preserve"> </w:t>
-      </w:r>
-      <w:r>
-        <w:t>модульного</w:t>
-      </w:r>
-      <w:r>
-        <w:rPr>
-          <w:lang w:val="en-US"/>
-        </w:rPr>
-        <w:t xml:space="preserve"> </w:t>
-      </w:r>
-      <w:r>
-        <w:t>тестирования</w:t>
+      </w:pPr>
+      <w:r>
+        <w:rPr>
+          <w:b w:val="0"/>
+        </w:rPr>
+        <w:t>Таблица 3 – модульное тестирование.</w:t>
       </w:r>
     </w:p>
     <w:tbl>
@@ -7918,7 +7281,6 @@
                 <w:szCs w:val="24"/>
               </w:rPr>
             </w:pPr>
-            <w:proofErr w:type="spellStart"/>
             <w:r>
               <w:rPr>
                 <w:rStyle w:val="HTML"/>
@@ -7929,7 +7291,6 @@
               </w:rPr>
               <w:t>AddTask</w:t>
             </w:r>
-            <w:proofErr w:type="spellEnd"/>
           </w:p>
         </w:tc>
         <w:tc>
@@ -7953,41 +7314,13 @@
                 <w:szCs w:val="24"/>
               </w:rPr>
             </w:pPr>
-            <w:proofErr w:type="spellStart"/>
             <w:r>
               <w:rPr>
                 <w:rFonts w:ascii="Times New Roman" w:hAnsi="Times New Roman" w:cs="Times New Roman"/>
                 <w:sz w:val="24"/>
                 <w:szCs w:val="24"/>
               </w:rPr>
-              <w:t>Title</w:t>
-            </w:r>
-            <w:proofErr w:type="spellEnd"/>
-            <w:r>
-              <w:rPr>
-                <w:rFonts w:ascii="Times New Roman" w:hAnsi="Times New Roman" w:cs="Times New Roman"/>
-                <w:sz w:val="24"/>
-                <w:szCs w:val="24"/>
-              </w:rPr>
-              <w:t xml:space="preserve"> = "Тестовая задача", </w:t>
-            </w:r>
-            <w:proofErr w:type="spellStart"/>
-            <w:r>
-              <w:rPr>
-                <w:rFonts w:ascii="Times New Roman" w:hAnsi="Times New Roman" w:cs="Times New Roman"/>
-                <w:sz w:val="24"/>
-                <w:szCs w:val="24"/>
-              </w:rPr>
-              <w:t>Description</w:t>
-            </w:r>
-            <w:proofErr w:type="spellEnd"/>
-            <w:r>
-              <w:rPr>
-                <w:rFonts w:ascii="Times New Roman" w:hAnsi="Times New Roman" w:cs="Times New Roman"/>
-                <w:sz w:val="24"/>
-                <w:szCs w:val="24"/>
-              </w:rPr>
-              <w:t xml:space="preserve"> = "Описание"</w:t>
+              <w:t>Title = "Тестовая задача", Description = "Описание"</w:t>
             </w:r>
           </w:p>
         </w:tc>
@@ -8099,18 +7432,19 @@
       <w:pPr>
         <w:pStyle w:val="11111111111111111"/>
       </w:pPr>
-      <w:bookmarkStart w:id="12" w:name="_Toc231295291"/>
-      <w:bookmarkStart w:id="13" w:name="_Toc231401159"/>
+      <w:bookmarkStart w:id="11" w:name="_Toc231295291"/>
+      <w:bookmarkStart w:id="12" w:name="_Toc231401159"/>
       <w:r>
         <w:rPr>
           <w:rStyle w:val="111111111111111110"/>
           <w:b/>
           <w:caps/>
         </w:rPr>
+        <w:lastRenderedPageBreak/>
         <w:t>6. ИНТЕГРАЦИОННОЕ ТЕСТИРОВАНИЕ</w:t>
       </w:r>
+      <w:bookmarkEnd w:id="11"/>
       <w:bookmarkEnd w:id="12"/>
-      <w:bookmarkEnd w:id="13"/>
     </w:p>
     <w:p>
       <w:pPr>
@@ -8139,43 +7473,7 @@
           <w:sz w:val="28"/>
           <w:szCs w:val="28"/>
         </w:rPr>
-        <w:t>Проверка корректного взаимодействия между несколькими модулями приложения «</w:t>
-      </w:r>
-      <w:proofErr w:type="spellStart"/>
-      <w:r>
-        <w:rPr>
-          <w:color w:val="0F1115"/>
-          <w:sz w:val="28"/>
-          <w:szCs w:val="28"/>
-        </w:rPr>
-        <w:t>Task</w:t>
-      </w:r>
-      <w:proofErr w:type="spellEnd"/>
-      <w:r>
-        <w:rPr>
-          <w:color w:val="0F1115"/>
-          <w:sz w:val="28"/>
-          <w:szCs w:val="28"/>
-        </w:rPr>
-        <w:t xml:space="preserve"> </w:t>
-      </w:r>
-      <w:proofErr w:type="spellStart"/>
-      <w:r>
-        <w:rPr>
-          <w:color w:val="0F1115"/>
-          <w:sz w:val="28"/>
-          <w:szCs w:val="28"/>
-        </w:rPr>
-        <w:t>Manager</w:t>
-      </w:r>
-      <w:proofErr w:type="spellEnd"/>
-      <w:r>
-        <w:rPr>
-          <w:color w:val="0F1115"/>
-          <w:sz w:val="28"/>
-          <w:szCs w:val="28"/>
-        </w:rPr>
-        <w:t>». В данном случае проверяется связка модулей:</w:t>
+        <w:t>Проверка корректного взаимодействия между несколькими модулями приложения «Task Manager». В данном случае проверяется связка модулей:</w:t>
       </w:r>
     </w:p>
     <w:p>
@@ -8195,7 +7493,6 @@
           <w:szCs w:val="28"/>
         </w:rPr>
       </w:pPr>
-      <w:proofErr w:type="spellStart"/>
       <w:r>
         <w:rPr>
           <w:rStyle w:val="af0"/>
@@ -8206,7 +7503,6 @@
         </w:rPr>
         <w:t>TaskManager</w:t>
       </w:r>
-      <w:proofErr w:type="spellEnd"/>
       <w:r>
         <w:rPr>
           <w:color w:val="0F1115"/>
@@ -8233,7 +7529,6 @@
           <w:szCs w:val="28"/>
         </w:rPr>
       </w:pPr>
-      <w:proofErr w:type="spellStart"/>
       <w:r>
         <w:rPr>
           <w:rStyle w:val="af0"/>
@@ -8244,7 +7539,6 @@
         </w:rPr>
         <w:t>FileManager</w:t>
       </w:r>
-      <w:proofErr w:type="spellEnd"/>
       <w:r>
         <w:rPr>
           <w:color w:val="0F1115"/>
@@ -8341,6 +7635,58 @@
       </w:pPr>
       <w:r>
         <w:t>6.3 Результат интеграционного тестирования</w:t>
+      </w:r>
+    </w:p>
+    <w:p>
+      <w:pPr>
+        <w:pStyle w:val="2222222222222"/>
+        <w:rPr>
+          <w:b w:val="0"/>
+        </w:rPr>
+      </w:pPr>
+      <w:r>
+        <w:rPr>
+          <w:b w:val="0"/>
+        </w:rPr>
+        <w:t xml:space="preserve">На таблице </w:t>
+      </w:r>
+      <w:r>
+        <w:rPr>
+          <w:b w:val="0"/>
+        </w:rPr>
+        <w:t>4</w:t>
+      </w:r>
+      <w:r>
+        <w:rPr>
+          <w:b w:val="0"/>
+        </w:rPr>
+        <w:t xml:space="preserve"> представлено интеграционное тестирование.</w:t>
+      </w:r>
+    </w:p>
+    <w:p>
+      <w:pPr>
+        <w:pStyle w:val="2222222222222"/>
+        <w:rPr>
+          <w:b w:val="0"/>
+        </w:rPr>
+      </w:pPr>
+      <w:r>
+        <w:rPr>
+          <w:b w:val="0"/>
+        </w:rPr>
+        <w:t xml:space="preserve">Таблица </w:t>
+      </w:r>
+      <w:r>
+        <w:rPr>
+          <w:b w:val="0"/>
+        </w:rPr>
+        <w:t>4</w:t>
+      </w:r>
+      <w:r>
+        <w:rPr>
+          <w:b w:val="0"/>
+        </w:rPr>
+        <w:t xml:space="preserve"> – интеграционное тестирование.</w:t>
       </w:r>
     </w:p>
     <w:tbl>
@@ -9127,7 +8473,6 @@
         </w:rPr>
         <w:t>Модули </w:t>
       </w:r>
-      <w:proofErr w:type="spellStart"/>
       <w:r>
         <w:rPr>
           <w:rStyle w:val="HTML"/>
@@ -9139,7 +8484,6 @@
         </w:rPr>
         <w:t>TaskManager</w:t>
       </w:r>
-      <w:proofErr w:type="spellEnd"/>
       <w:r>
         <w:rPr>
           <w:color w:val="0F1115"/>
@@ -9148,7 +8492,6 @@
         </w:rPr>
         <w:t> и </w:t>
       </w:r>
-      <w:proofErr w:type="spellStart"/>
       <w:r>
         <w:rPr>
           <w:rStyle w:val="HTML"/>
@@ -9160,7 +8503,6 @@
         </w:rPr>
         <w:t>FileManager</w:t>
       </w:r>
-      <w:proofErr w:type="spellEnd"/>
       <w:r>
         <w:rPr>
           <w:color w:val="0F1115"/>
@@ -9221,7 +8563,6 @@
         </w:rPr>
         <w:t>Данные сохраняются в формате: </w:t>
       </w:r>
-      <w:proofErr w:type="spellStart"/>
       <w:r>
         <w:rPr>
           <w:rStyle w:val="HTML"/>
@@ -9233,7 +8574,6 @@
         </w:rPr>
         <w:t>ID|Название|Описание|Статус|Дата</w:t>
       </w:r>
-      <w:proofErr w:type="spellEnd"/>
     </w:p>
     <w:p>
       <w:pPr>
@@ -9277,8 +8617,8 @@
       <w:pPr>
         <w:pStyle w:val="11111111111111111"/>
       </w:pPr>
-      <w:bookmarkStart w:id="14" w:name="_Toc231295292"/>
-      <w:bookmarkStart w:id="15" w:name="_Toc231401160"/>
+      <w:bookmarkStart w:id="13" w:name="_Toc231295292"/>
+      <w:bookmarkStart w:id="14" w:name="_Toc231401160"/>
       <w:r>
         <w:rPr>
           <w:rStyle w:val="111111111111111110"/>
@@ -9287,8 +8627,8 @@
         </w:rPr>
         <w:t>7. Оформление документации на программные средства с использованием инструментальных средств</w:t>
       </w:r>
+      <w:bookmarkEnd w:id="13"/>
       <w:bookmarkEnd w:id="14"/>
-      <w:bookmarkEnd w:id="15"/>
     </w:p>
     <w:p>
       <w:pPr>
@@ -9311,7 +8651,6 @@
         </w:rPr>
         <w:t>В процессе разработки программного обеспечения важную роль играет не только написание кода, но и оформление сопутствующей документации. Для этих целей используются различные инструментальные средства. В ходе практики были освоены основы системы контроля версий </w:t>
       </w:r>
-      <w:proofErr w:type="spellStart"/>
       <w:r>
         <w:rPr>
           <w:rStyle w:val="af0"/>
@@ -9321,7 +8660,6 @@
         </w:rPr>
         <w:t>Git</w:t>
       </w:r>
-      <w:proofErr w:type="spellEnd"/>
       <w:r>
         <w:rPr>
           <w:color w:val="0F1115"/>
@@ -9350,25 +8688,7 @@
           <w:sz w:val="28"/>
           <w:szCs w:val="28"/>
         </w:rPr>
-        <w:t xml:space="preserve">Особое внимание было уделено изучению ветвления в </w:t>
-      </w:r>
-      <w:proofErr w:type="spellStart"/>
-      <w:r>
-        <w:rPr>
-          <w:color w:val="0F1115"/>
-          <w:sz w:val="28"/>
-          <w:szCs w:val="28"/>
-        </w:rPr>
-        <w:t>Git</w:t>
-      </w:r>
-      <w:proofErr w:type="spellEnd"/>
-      <w:r>
-        <w:rPr>
-          <w:color w:val="0F1115"/>
-          <w:sz w:val="28"/>
-          <w:szCs w:val="28"/>
-        </w:rPr>
-        <w:t>. Ветвление позволяет создавать независимые линии разработки, что удобно при тестировании новых функций или исправлении ошибок без влияния на основной код.</w:t>
+        <w:t>Особое внимание было уделено изучению ветвления в Git. Ветвление позволяет создавать независимые линии разработки, что удобно при тестировании новых функций или исправлении ошибок без влияния на основной код.</w:t>
       </w:r>
     </w:p>
     <w:p>
@@ -9392,7 +8712,6 @@
         </w:rPr>
         <w:t>На рисунке 1 показан процесс создания новой ветки с именем </w:t>
       </w:r>
-      <w:proofErr w:type="spellStart"/>
       <w:r>
         <w:rPr>
           <w:rStyle w:val="HTML"/>
@@ -9404,7 +8723,6 @@
         </w:rPr>
         <w:t>bugFix</w:t>
       </w:r>
-      <w:proofErr w:type="spellEnd"/>
       <w:r>
         <w:rPr>
           <w:color w:val="0F1115"/>
@@ -9413,7 +8731,6 @@
         </w:rPr>
         <w:t> с помощью команды </w:t>
       </w:r>
-      <w:proofErr w:type="spellStart"/>
       <w:r>
         <w:rPr>
           <w:rStyle w:val="HTML"/>
@@ -9423,9 +8740,16 @@
           <w:szCs w:val="28"/>
           <w:shd w:val="clear" w:color="auto" w:fill="EBEEF2"/>
         </w:rPr>
-        <w:t>git</w:t>
-      </w:r>
-      <w:proofErr w:type="spellEnd"/>
+        <w:t>git branch bugFix</w:t>
+      </w:r>
+      <w:r>
+        <w:rPr>
+          <w:color w:val="0F1115"/>
+          <w:sz w:val="28"/>
+          <w:szCs w:val="28"/>
+        </w:rPr>
+        <w:t>, а также переход на неё с использованием команды </w:t>
+      </w:r>
       <w:r>
         <w:rPr>
           <w:rStyle w:val="HTML"/>
@@ -9435,114 +8759,8 @@
           <w:szCs w:val="28"/>
           <w:shd w:val="clear" w:color="auto" w:fill="EBEEF2"/>
         </w:rPr>
-        <w:t xml:space="preserve"> </w:t>
-      </w:r>
-      <w:proofErr w:type="spellStart"/>
-      <w:r>
-        <w:rPr>
-          <w:rStyle w:val="HTML"/>
-          <w:rFonts w:ascii="Times New Roman" w:hAnsi="Times New Roman" w:cs="Times New Roman"/>
-          <w:color w:val="0F1115"/>
-          <w:sz w:val="28"/>
-          <w:szCs w:val="28"/>
-          <w:shd w:val="clear" w:color="auto" w:fill="EBEEF2"/>
-        </w:rPr>
-        <w:t>branch</w:t>
-      </w:r>
-      <w:proofErr w:type="spellEnd"/>
-      <w:r>
-        <w:rPr>
-          <w:rStyle w:val="HTML"/>
-          <w:rFonts w:ascii="Times New Roman" w:hAnsi="Times New Roman" w:cs="Times New Roman"/>
-          <w:color w:val="0F1115"/>
-          <w:sz w:val="28"/>
-          <w:szCs w:val="28"/>
-          <w:shd w:val="clear" w:color="auto" w:fill="EBEEF2"/>
-        </w:rPr>
-        <w:t xml:space="preserve"> </w:t>
-      </w:r>
-      <w:proofErr w:type="spellStart"/>
-      <w:r>
-        <w:rPr>
-          <w:rStyle w:val="HTML"/>
-          <w:rFonts w:ascii="Times New Roman" w:hAnsi="Times New Roman" w:cs="Times New Roman"/>
-          <w:color w:val="0F1115"/>
-          <w:sz w:val="28"/>
-          <w:szCs w:val="28"/>
-          <w:shd w:val="clear" w:color="auto" w:fill="EBEEF2"/>
-        </w:rPr>
-        <w:t>bugFix</w:t>
-      </w:r>
-      <w:proofErr w:type="spellEnd"/>
-      <w:r>
-        <w:rPr>
-          <w:color w:val="0F1115"/>
-          <w:sz w:val="28"/>
-          <w:szCs w:val="28"/>
-        </w:rPr>
-        <w:t>, а также переход на неё с использованием команды </w:t>
-      </w:r>
-      <w:proofErr w:type="spellStart"/>
-      <w:r>
-        <w:rPr>
-          <w:rStyle w:val="HTML"/>
-          <w:rFonts w:ascii="Times New Roman" w:hAnsi="Times New Roman" w:cs="Times New Roman"/>
-          <w:color w:val="0F1115"/>
-          <w:sz w:val="28"/>
-          <w:szCs w:val="28"/>
-          <w:shd w:val="clear" w:color="auto" w:fill="EBEEF2"/>
-        </w:rPr>
-        <w:t>git</w:t>
-      </w:r>
-      <w:proofErr w:type="spellEnd"/>
-      <w:r>
-        <w:rPr>
-          <w:rStyle w:val="HTML"/>
-          <w:rFonts w:ascii="Times New Roman" w:hAnsi="Times New Roman" w:cs="Times New Roman"/>
-          <w:color w:val="0F1115"/>
-          <w:sz w:val="28"/>
-          <w:szCs w:val="28"/>
-          <w:shd w:val="clear" w:color="auto" w:fill="EBEEF2"/>
-        </w:rPr>
-        <w:t xml:space="preserve"> </w:t>
-      </w:r>
-      <w:proofErr w:type="spellStart"/>
-      <w:r>
-        <w:rPr>
-          <w:rStyle w:val="HTML"/>
-          <w:rFonts w:ascii="Times New Roman" w:hAnsi="Times New Roman" w:cs="Times New Roman"/>
-          <w:color w:val="0F1115"/>
-          <w:sz w:val="28"/>
-          <w:szCs w:val="28"/>
-          <w:shd w:val="clear" w:color="auto" w:fill="EBEEF2"/>
-        </w:rPr>
-        <w:t>checkout</w:t>
-      </w:r>
-      <w:proofErr w:type="spellEnd"/>
-      <w:r>
-        <w:rPr>
-          <w:rStyle w:val="HTML"/>
-          <w:rFonts w:ascii="Times New Roman" w:hAnsi="Times New Roman" w:cs="Times New Roman"/>
-          <w:color w:val="0F1115"/>
-          <w:sz w:val="28"/>
-          <w:szCs w:val="28"/>
-          <w:shd w:val="clear" w:color="auto" w:fill="EBEEF2"/>
-        </w:rPr>
-        <w:t xml:space="preserve"> </w:t>
-      </w:r>
-      <w:proofErr w:type="spellStart"/>
-      <w:r>
-        <w:rPr>
-          <w:rStyle w:val="HTML"/>
-          <w:rFonts w:ascii="Times New Roman" w:hAnsi="Times New Roman" w:cs="Times New Roman"/>
-          <w:color w:val="0F1115"/>
-          <w:sz w:val="28"/>
-          <w:szCs w:val="28"/>
-          <w:shd w:val="clear" w:color="auto" w:fill="EBEEF2"/>
-        </w:rPr>
-        <w:t>bugFix</w:t>
-      </w:r>
-      <w:proofErr w:type="spellEnd"/>
+        <w:t>git checkout bugFix</w:t>
+      </w:r>
       <w:r>
         <w:rPr>
           <w:color w:val="0F1115"/>
@@ -9591,29 +8809,7 @@
           <w:sz w:val="28"/>
           <w:szCs w:val="28"/>
         </w:rPr>
-        <w:t xml:space="preserve">оздание ветки </w:t>
-      </w:r>
-      <w:proofErr w:type="spellStart"/>
-      <w:r>
-        <w:rPr>
-          <w:rStyle w:val="af0"/>
-          <w:b w:val="0"/>
-          <w:color w:val="0F1115"/>
-          <w:sz w:val="28"/>
-          <w:szCs w:val="28"/>
-        </w:rPr>
-        <w:t>bugFix</w:t>
-      </w:r>
-      <w:proofErr w:type="spellEnd"/>
-      <w:r>
-        <w:rPr>
-          <w:rStyle w:val="af0"/>
-          <w:b w:val="0"/>
-          <w:color w:val="0F1115"/>
-          <w:sz w:val="28"/>
-          <w:szCs w:val="28"/>
-        </w:rPr>
-        <w:t xml:space="preserve"> и переход на неё</w:t>
+        <w:t>оздание ветки bugFix и переход на неё</w:t>
       </w:r>
       <w:r>
         <w:rPr>
@@ -9722,29 +8918,7 @@
           <w:sz w:val="28"/>
           <w:szCs w:val="28"/>
         </w:rPr>
-        <w:t xml:space="preserve"> – Создание ветки </w:t>
-      </w:r>
-      <w:proofErr w:type="spellStart"/>
-      <w:r>
-        <w:rPr>
-          <w:rStyle w:val="af0"/>
-          <w:b w:val="0"/>
-          <w:color w:val="0F1115"/>
-          <w:sz w:val="28"/>
-          <w:szCs w:val="28"/>
-        </w:rPr>
-        <w:t>bugFix</w:t>
-      </w:r>
-      <w:proofErr w:type="spellEnd"/>
-      <w:r>
-        <w:rPr>
-          <w:rStyle w:val="af0"/>
-          <w:b w:val="0"/>
-          <w:color w:val="0F1115"/>
-          <w:sz w:val="28"/>
-          <w:szCs w:val="28"/>
-        </w:rPr>
-        <w:t xml:space="preserve"> и переход на неё</w:t>
+        <w:t xml:space="preserve"> – Создание ветки bugFix и переход на неё</w:t>
       </w:r>
     </w:p>
     <w:p>
@@ -9782,7 +8956,6 @@
         </w:rPr>
         <w:t>После создания ветки в неё можно вносить изменения, не затрагивая основную ветку </w:t>
       </w:r>
-      <w:proofErr w:type="spellStart"/>
       <w:r>
         <w:rPr>
           <w:rStyle w:val="HTML"/>
@@ -9794,34 +8967,14 @@
         </w:rPr>
         <w:t>main</w:t>
       </w:r>
-      <w:proofErr w:type="spellEnd"/>
-      <w:r>
-        <w:rPr>
-          <w:color w:val="0F1115"/>
-          <w:sz w:val="28"/>
-          <w:szCs w:val="28"/>
-        </w:rPr>
-        <w:t xml:space="preserve">. На рисунке 2 показано, как выполняются </w:t>
-      </w:r>
-      <w:proofErr w:type="spellStart"/>
-      <w:r>
-        <w:rPr>
-          <w:color w:val="0F1115"/>
-          <w:sz w:val="28"/>
-          <w:szCs w:val="28"/>
-        </w:rPr>
-        <w:t>коммиты</w:t>
-      </w:r>
-      <w:proofErr w:type="spellEnd"/>
-      <w:r>
-        <w:rPr>
-          <w:color w:val="0F1115"/>
-          <w:sz w:val="28"/>
-          <w:szCs w:val="28"/>
-        </w:rPr>
-        <w:t xml:space="preserve"> (фиксации изменений) сначала в ветке </w:t>
-      </w:r>
-      <w:proofErr w:type="spellStart"/>
+      <w:r>
+        <w:rPr>
+          <w:color w:val="0F1115"/>
+          <w:sz w:val="28"/>
+          <w:szCs w:val="28"/>
+        </w:rPr>
+        <w:t>. На рисунке 2 показано, как выполняются коммиты (фиксации изменений) сначала в ветке </w:t>
+      </w:r>
       <w:r>
         <w:rPr>
           <w:rStyle w:val="HTML"/>
@@ -9833,7 +8986,6 @@
         </w:rPr>
         <w:t>bugFix</w:t>
       </w:r>
-      <w:proofErr w:type="spellEnd"/>
       <w:r>
         <w:rPr>
           <w:color w:val="0F1115"/>
@@ -9842,7 +8994,6 @@
         </w:rPr>
         <w:t>, а затем в основной ветке </w:t>
       </w:r>
-      <w:proofErr w:type="spellStart"/>
       <w:r>
         <w:rPr>
           <w:rStyle w:val="HTML"/>
@@ -9854,32 +9005,13 @@
         </w:rPr>
         <w:t>main</w:t>
       </w:r>
-      <w:proofErr w:type="spellEnd"/>
-      <w:r>
-        <w:rPr>
-          <w:color w:val="0F1115"/>
-          <w:sz w:val="28"/>
-          <w:szCs w:val="28"/>
-        </w:rPr>
-        <w:t xml:space="preserve">. Каждый </w:t>
-      </w:r>
-      <w:proofErr w:type="spellStart"/>
-      <w:r>
-        <w:rPr>
-          <w:color w:val="0F1115"/>
-          <w:sz w:val="28"/>
-          <w:szCs w:val="28"/>
-        </w:rPr>
-        <w:t>коммит</w:t>
-      </w:r>
-      <w:proofErr w:type="spellEnd"/>
-      <w:r>
-        <w:rPr>
-          <w:color w:val="0F1115"/>
-          <w:sz w:val="28"/>
-          <w:szCs w:val="28"/>
-        </w:rPr>
-        <w:t xml:space="preserve"> сохраняет состояние проекта на определённый момент времени.</w:t>
+      <w:r>
+        <w:rPr>
+          <w:color w:val="0F1115"/>
+          <w:sz w:val="28"/>
+          <w:szCs w:val="28"/>
+        </w:rPr>
+        <w:t>. Каждый коммит сохраняет состояние проекта на определённый момент времени.</w:t>
       </w:r>
     </w:p>
     <w:p>
@@ -9936,6 +9068,7 @@
           <w:sz w:val="28"/>
           <w:szCs w:val="28"/>
         </w:rPr>
+        <w:lastRenderedPageBreak/>
         <w:t xml:space="preserve">На рисунке 8 представлено </w:t>
       </w:r>
       <w:r>
@@ -9956,64 +9089,8 @@
           <w:sz w:val="28"/>
           <w:szCs w:val="28"/>
         </w:rPr>
-        <w:t xml:space="preserve">ыполнение </w:t>
-      </w:r>
-      <w:proofErr w:type="spellStart"/>
-      <w:r>
-        <w:rPr>
-          <w:rStyle w:val="af0"/>
-          <w:b w:val="0"/>
-          <w:color w:val="0F1115"/>
-          <w:sz w:val="28"/>
-          <w:szCs w:val="28"/>
-        </w:rPr>
-        <w:t>коммитов</w:t>
-      </w:r>
-      <w:proofErr w:type="spellEnd"/>
-      <w:r>
-        <w:rPr>
-          <w:rStyle w:val="af0"/>
-          <w:b w:val="0"/>
-          <w:color w:val="0F1115"/>
-          <w:sz w:val="28"/>
-          <w:szCs w:val="28"/>
-        </w:rPr>
-        <w:t xml:space="preserve"> в ветках </w:t>
-      </w:r>
-      <w:proofErr w:type="spellStart"/>
-      <w:r>
-        <w:rPr>
-          <w:rStyle w:val="af0"/>
-          <w:b w:val="0"/>
-          <w:color w:val="0F1115"/>
-          <w:sz w:val="28"/>
-          <w:szCs w:val="28"/>
-        </w:rPr>
-        <w:t>bugFix</w:t>
-      </w:r>
-      <w:proofErr w:type="spellEnd"/>
-      <w:r>
-        <w:rPr>
-          <w:rStyle w:val="af0"/>
-          <w:b w:val="0"/>
-          <w:color w:val="0F1115"/>
-          <w:sz w:val="28"/>
-          <w:szCs w:val="28"/>
-        </w:rPr>
-        <w:t xml:space="preserve"> и </w:t>
-      </w:r>
-      <w:proofErr w:type="spellStart"/>
-      <w:r>
-        <w:rPr>
-          <w:rStyle w:val="af0"/>
-          <w:b w:val="0"/>
-          <w:color w:val="0F1115"/>
-          <w:sz w:val="28"/>
-          <w:szCs w:val="28"/>
-        </w:rPr>
-        <w:t>main</w:t>
-      </w:r>
-      <w:proofErr w:type="spellEnd"/>
+        <w:t>ыполнение коммитов в ветках bugFix и main</w:t>
+      </w:r>
       <w:r>
         <w:rPr>
           <w:rStyle w:val="af0"/>
@@ -10128,64 +9205,8 @@
           <w:sz w:val="28"/>
           <w:szCs w:val="28"/>
         </w:rPr>
-        <w:t xml:space="preserve"> – Выполнение </w:t>
-      </w:r>
-      <w:proofErr w:type="spellStart"/>
-      <w:r>
-        <w:rPr>
-          <w:rStyle w:val="af0"/>
-          <w:b w:val="0"/>
-          <w:color w:val="0F1115"/>
-          <w:sz w:val="28"/>
-          <w:szCs w:val="28"/>
-        </w:rPr>
-        <w:t>коммитов</w:t>
-      </w:r>
-      <w:proofErr w:type="spellEnd"/>
-      <w:r>
-        <w:rPr>
-          <w:rStyle w:val="af0"/>
-          <w:b w:val="0"/>
-          <w:color w:val="0F1115"/>
-          <w:sz w:val="28"/>
-          <w:szCs w:val="28"/>
-        </w:rPr>
-        <w:t xml:space="preserve"> в ветках </w:t>
-      </w:r>
-      <w:proofErr w:type="spellStart"/>
-      <w:r>
-        <w:rPr>
-          <w:rStyle w:val="af0"/>
-          <w:b w:val="0"/>
-          <w:color w:val="0F1115"/>
-          <w:sz w:val="28"/>
-          <w:szCs w:val="28"/>
-        </w:rPr>
-        <w:t>bugFix</w:t>
-      </w:r>
-      <w:proofErr w:type="spellEnd"/>
-      <w:r>
-        <w:rPr>
-          <w:rStyle w:val="af0"/>
-          <w:b w:val="0"/>
-          <w:color w:val="0F1115"/>
-          <w:sz w:val="28"/>
-          <w:szCs w:val="28"/>
-        </w:rPr>
-        <w:t xml:space="preserve"> и </w:t>
-      </w:r>
-      <w:proofErr w:type="spellStart"/>
-      <w:r>
-        <w:rPr>
-          <w:rStyle w:val="af0"/>
-          <w:b w:val="0"/>
-          <w:color w:val="0F1115"/>
-          <w:sz w:val="28"/>
-          <w:szCs w:val="28"/>
-        </w:rPr>
-        <w:t>main</w:t>
-      </w:r>
-      <w:proofErr w:type="spellEnd"/>
+        <w:t xml:space="preserve"> – Выполнение коммитов в ветках bugFix и main</w:t>
+      </w:r>
     </w:p>
     <w:p>
       <w:pPr>
@@ -10222,7 +9243,6 @@
         </w:rPr>
         <w:t>Когда разработка в отдельной ветке завершена, её изменения можно объединить с основной веткой. Для этого используется команда </w:t>
       </w:r>
-      <w:proofErr w:type="spellStart"/>
       <w:r>
         <w:rPr>
           <w:rStyle w:val="HTML"/>
@@ -10232,9 +9252,16 @@
           <w:szCs w:val="28"/>
           <w:shd w:val="clear" w:color="auto" w:fill="EBEEF2"/>
         </w:rPr>
-        <w:t>git</w:t>
-      </w:r>
-      <w:proofErr w:type="spellEnd"/>
+        <w:t>git merge</w:t>
+      </w:r>
+      <w:r>
+        <w:rPr>
+          <w:color w:val="0F1115"/>
+          <w:sz w:val="28"/>
+          <w:szCs w:val="28"/>
+        </w:rPr>
+        <w:t>. На рисунке 3 представлена визуализация процесса слияния ветки </w:t>
+      </w:r>
       <w:r>
         <w:rPr>
           <w:rStyle w:val="HTML"/>
@@ -10244,9 +9271,16 @@
           <w:szCs w:val="28"/>
           <w:shd w:val="clear" w:color="auto" w:fill="EBEEF2"/>
         </w:rPr>
-        <w:t xml:space="preserve"> </w:t>
-      </w:r>
-      <w:proofErr w:type="spellStart"/>
+        <w:t>bugFix</w:t>
+      </w:r>
+      <w:r>
+        <w:rPr>
+          <w:color w:val="0F1115"/>
+          <w:sz w:val="28"/>
+          <w:szCs w:val="28"/>
+        </w:rPr>
+        <w:t> в ветку </w:t>
+      </w:r>
       <w:r>
         <w:rPr>
           <w:rStyle w:val="HTML"/>
@@ -10256,51 +9290,8 @@
           <w:szCs w:val="28"/>
           <w:shd w:val="clear" w:color="auto" w:fill="EBEEF2"/>
         </w:rPr>
-        <w:t>merge</w:t>
-      </w:r>
-      <w:proofErr w:type="spellEnd"/>
-      <w:r>
-        <w:rPr>
-          <w:color w:val="0F1115"/>
-          <w:sz w:val="28"/>
-          <w:szCs w:val="28"/>
-        </w:rPr>
-        <w:t>. На рисунке 3 представлена визуализация процесса слияния ветки </w:t>
-      </w:r>
-      <w:proofErr w:type="spellStart"/>
-      <w:r>
-        <w:rPr>
-          <w:rStyle w:val="HTML"/>
-          <w:rFonts w:ascii="Times New Roman" w:hAnsi="Times New Roman" w:cs="Times New Roman"/>
-          <w:color w:val="0F1115"/>
-          <w:sz w:val="28"/>
-          <w:szCs w:val="28"/>
-          <w:shd w:val="clear" w:color="auto" w:fill="EBEEF2"/>
-        </w:rPr>
-        <w:t>bugFix</w:t>
-      </w:r>
-      <w:proofErr w:type="spellEnd"/>
-      <w:r>
-        <w:rPr>
-          <w:color w:val="0F1115"/>
-          <w:sz w:val="28"/>
-          <w:szCs w:val="28"/>
-        </w:rPr>
-        <w:t> в ветку </w:t>
-      </w:r>
-      <w:proofErr w:type="spellStart"/>
-      <w:r>
-        <w:rPr>
-          <w:rStyle w:val="HTML"/>
-          <w:rFonts w:ascii="Times New Roman" w:hAnsi="Times New Roman" w:cs="Times New Roman"/>
-          <w:color w:val="0F1115"/>
-          <w:sz w:val="28"/>
-          <w:szCs w:val="28"/>
-          <w:shd w:val="clear" w:color="auto" w:fill="EBEEF2"/>
-        </w:rPr>
         <w:t>main</w:t>
       </w:r>
-      <w:proofErr w:type="spellEnd"/>
       <w:r>
         <w:rPr>
           <w:color w:val="0F1115"/>
@@ -10349,42 +9340,8 @@
           <w:sz w:val="28"/>
           <w:szCs w:val="28"/>
         </w:rPr>
-        <w:t xml:space="preserve">лияние ветки </w:t>
-      </w:r>
-      <w:proofErr w:type="spellStart"/>
-      <w:r>
-        <w:rPr>
-          <w:rStyle w:val="af0"/>
-          <w:b w:val="0"/>
-          <w:color w:val="0F1115"/>
-          <w:sz w:val="28"/>
-          <w:szCs w:val="28"/>
-        </w:rPr>
-        <w:t>bugFix</w:t>
-      </w:r>
-      <w:proofErr w:type="spellEnd"/>
-      <w:r>
-        <w:rPr>
-          <w:rStyle w:val="af0"/>
-          <w:b w:val="0"/>
-          <w:color w:val="0F1115"/>
-          <w:sz w:val="28"/>
-          <w:szCs w:val="28"/>
-        </w:rPr>
-        <w:t xml:space="preserve"> в основную ветку </w:t>
-      </w:r>
-      <w:proofErr w:type="spellStart"/>
-      <w:r>
-        <w:rPr>
-          <w:rStyle w:val="af0"/>
-          <w:b w:val="0"/>
-          <w:color w:val="0F1115"/>
-          <w:sz w:val="28"/>
-          <w:szCs w:val="28"/>
-        </w:rPr>
-        <w:t>main</w:t>
-      </w:r>
-      <w:proofErr w:type="spellEnd"/>
+        <w:t>лияние ветки bugFix в основную ветку main</w:t>
+      </w:r>
       <w:r>
         <w:rPr>
           <w:rStyle w:val="af0"/>
@@ -10493,42 +9450,8 @@
           <w:sz w:val="28"/>
           <w:szCs w:val="28"/>
         </w:rPr>
-        <w:t xml:space="preserve"> – Слияние ветки </w:t>
-      </w:r>
-      <w:proofErr w:type="spellStart"/>
-      <w:r>
-        <w:rPr>
-          <w:rStyle w:val="af0"/>
-          <w:b w:val="0"/>
-          <w:color w:val="0F1115"/>
-          <w:sz w:val="28"/>
-          <w:szCs w:val="28"/>
-        </w:rPr>
-        <w:t>bugFix</w:t>
-      </w:r>
-      <w:proofErr w:type="spellEnd"/>
-      <w:r>
-        <w:rPr>
-          <w:rStyle w:val="af0"/>
-          <w:b w:val="0"/>
-          <w:color w:val="0F1115"/>
-          <w:sz w:val="28"/>
-          <w:szCs w:val="28"/>
-        </w:rPr>
-        <w:t xml:space="preserve"> в основную ветку </w:t>
-      </w:r>
-      <w:proofErr w:type="spellStart"/>
-      <w:r>
-        <w:rPr>
-          <w:rStyle w:val="af0"/>
-          <w:b w:val="0"/>
-          <w:color w:val="0F1115"/>
-          <w:sz w:val="28"/>
-          <w:szCs w:val="28"/>
-        </w:rPr>
-        <w:t>main</w:t>
-      </w:r>
-      <w:proofErr w:type="spellEnd"/>
+        <w:t xml:space="preserve"> – Слияние ветки bugFix в основную ветку main</w:t>
+      </w:r>
     </w:p>
     <w:p>
       <w:pPr>
@@ -10563,25 +9486,7 @@
           <w:sz w:val="28"/>
           <w:szCs w:val="28"/>
         </w:rPr>
-        <w:t xml:space="preserve">Таким образом, в ходе работы были освоены следующие команды </w:t>
-      </w:r>
-      <w:proofErr w:type="spellStart"/>
-      <w:r>
-        <w:rPr>
-          <w:color w:val="0F1115"/>
-          <w:sz w:val="28"/>
-          <w:szCs w:val="28"/>
-        </w:rPr>
-        <w:t>Git</w:t>
-      </w:r>
-      <w:proofErr w:type="spellEnd"/>
-      <w:r>
-        <w:rPr>
-          <w:color w:val="0F1115"/>
-          <w:sz w:val="28"/>
-          <w:szCs w:val="28"/>
-        </w:rPr>
-        <w:t>:</w:t>
+        <w:t>Таким образом, в ходе работы были освоены следующие команды Git:</w:t>
       </w:r>
     </w:p>
     <w:p>
@@ -10601,7 +9506,6 @@
           <w:szCs w:val="28"/>
         </w:rPr>
       </w:pPr>
-      <w:proofErr w:type="spellStart"/>
       <w:r>
         <w:rPr>
           <w:rStyle w:val="HTML"/>
@@ -10611,67 +9515,7 @@
           <w:szCs w:val="28"/>
           <w:shd w:val="clear" w:color="auto" w:fill="EBEEF2"/>
         </w:rPr>
-        <w:t>git</w:t>
-      </w:r>
-      <w:proofErr w:type="spellEnd"/>
-      <w:r>
-        <w:rPr>
-          <w:rStyle w:val="HTML"/>
-          <w:rFonts w:ascii="Times New Roman" w:hAnsi="Times New Roman" w:cs="Times New Roman"/>
-          <w:color w:val="0F1115"/>
-          <w:sz w:val="28"/>
-          <w:szCs w:val="28"/>
-          <w:shd w:val="clear" w:color="auto" w:fill="EBEEF2"/>
-        </w:rPr>
-        <w:t xml:space="preserve"> </w:t>
-      </w:r>
-      <w:proofErr w:type="spellStart"/>
-      <w:r>
-        <w:rPr>
-          <w:rStyle w:val="HTML"/>
-          <w:rFonts w:ascii="Times New Roman" w:hAnsi="Times New Roman" w:cs="Times New Roman"/>
-          <w:color w:val="0F1115"/>
-          <w:sz w:val="28"/>
-          <w:szCs w:val="28"/>
-          <w:shd w:val="clear" w:color="auto" w:fill="EBEEF2"/>
-        </w:rPr>
-        <w:t>branch</w:t>
-      </w:r>
-      <w:proofErr w:type="spellEnd"/>
-      <w:r>
-        <w:rPr>
-          <w:rStyle w:val="HTML"/>
-          <w:rFonts w:ascii="Times New Roman" w:hAnsi="Times New Roman" w:cs="Times New Roman"/>
-          <w:color w:val="0F1115"/>
-          <w:sz w:val="28"/>
-          <w:szCs w:val="28"/>
-          <w:shd w:val="clear" w:color="auto" w:fill="EBEEF2"/>
-        </w:rPr>
-        <w:t xml:space="preserve"> [</w:t>
-      </w:r>
-      <w:proofErr w:type="spellStart"/>
-      <w:r>
-        <w:rPr>
-          <w:rStyle w:val="HTML"/>
-          <w:rFonts w:ascii="Times New Roman" w:hAnsi="Times New Roman" w:cs="Times New Roman"/>
-          <w:color w:val="0F1115"/>
-          <w:sz w:val="28"/>
-          <w:szCs w:val="28"/>
-          <w:shd w:val="clear" w:color="auto" w:fill="EBEEF2"/>
-        </w:rPr>
-        <w:t>name</w:t>
-      </w:r>
-      <w:proofErr w:type="spellEnd"/>
-      <w:r>
-        <w:rPr>
-          <w:rStyle w:val="HTML"/>
-          <w:rFonts w:ascii="Times New Roman" w:hAnsi="Times New Roman" w:cs="Times New Roman"/>
-          <w:color w:val="0F1115"/>
-          <w:sz w:val="28"/>
-          <w:szCs w:val="28"/>
-          <w:shd w:val="clear" w:color="auto" w:fill="EBEEF2"/>
-        </w:rPr>
-        <w:t>]</w:t>
+        <w:t>git branch [name]</w:t>
       </w:r>
       <w:r>
         <w:rPr>
@@ -10699,7 +9543,6 @@
           <w:szCs w:val="28"/>
         </w:rPr>
       </w:pPr>
-      <w:proofErr w:type="spellStart"/>
       <w:r>
         <w:rPr>
           <w:rStyle w:val="HTML"/>
@@ -10709,67 +9552,7 @@
           <w:szCs w:val="28"/>
           <w:shd w:val="clear" w:color="auto" w:fill="EBEEF2"/>
         </w:rPr>
-        <w:t>git</w:t>
-      </w:r>
-      <w:proofErr w:type="spellEnd"/>
-      <w:r>
-        <w:rPr>
-          <w:rStyle w:val="HTML"/>
-          <w:rFonts w:ascii="Times New Roman" w:hAnsi="Times New Roman" w:cs="Times New Roman"/>
-          <w:color w:val="0F1115"/>
-          <w:sz w:val="28"/>
-          <w:szCs w:val="28"/>
-          <w:shd w:val="clear" w:color="auto" w:fill="EBEEF2"/>
-        </w:rPr>
-        <w:t xml:space="preserve"> </w:t>
-      </w:r>
-      <w:proofErr w:type="spellStart"/>
-      <w:r>
-        <w:rPr>
-          <w:rStyle w:val="HTML"/>
-          <w:rFonts w:ascii="Times New Roman" w:hAnsi="Times New Roman" w:cs="Times New Roman"/>
-          <w:color w:val="0F1115"/>
-          <w:sz w:val="28"/>
-          <w:szCs w:val="28"/>
-          <w:shd w:val="clear" w:color="auto" w:fill="EBEEF2"/>
-        </w:rPr>
-        <w:t>checkout</w:t>
-      </w:r>
-      <w:proofErr w:type="spellEnd"/>
-      <w:r>
-        <w:rPr>
-          <w:rStyle w:val="HTML"/>
-          <w:rFonts w:ascii="Times New Roman" w:hAnsi="Times New Roman" w:cs="Times New Roman"/>
-          <w:color w:val="0F1115"/>
-          <w:sz w:val="28"/>
-          <w:szCs w:val="28"/>
-          <w:shd w:val="clear" w:color="auto" w:fill="EBEEF2"/>
-        </w:rPr>
-        <w:t xml:space="preserve"> [</w:t>
-      </w:r>
-      <w:proofErr w:type="spellStart"/>
-      <w:r>
-        <w:rPr>
-          <w:rStyle w:val="HTML"/>
-          <w:rFonts w:ascii="Times New Roman" w:hAnsi="Times New Roman" w:cs="Times New Roman"/>
-          <w:color w:val="0F1115"/>
-          <w:sz w:val="28"/>
-          <w:szCs w:val="28"/>
-          <w:shd w:val="clear" w:color="auto" w:fill="EBEEF2"/>
-        </w:rPr>
-        <w:t>name</w:t>
-      </w:r>
-      <w:proofErr w:type="spellEnd"/>
-      <w:r>
-        <w:rPr>
-          <w:rStyle w:val="HTML"/>
-          <w:rFonts w:ascii="Times New Roman" w:hAnsi="Times New Roman" w:cs="Times New Roman"/>
-          <w:color w:val="0F1115"/>
-          <w:sz w:val="28"/>
-          <w:szCs w:val="28"/>
-          <w:shd w:val="clear" w:color="auto" w:fill="EBEEF2"/>
-        </w:rPr>
-        <w:t>]</w:t>
+        <w:t>git checkout [name]</w:t>
       </w:r>
       <w:r>
         <w:rPr>
@@ -10797,7 +9580,6 @@
           <w:szCs w:val="28"/>
         </w:rPr>
       </w:pPr>
-      <w:proofErr w:type="spellStart"/>
       <w:r>
         <w:rPr>
           <w:rStyle w:val="HTML"/>
@@ -10807,67 +9589,7 @@
           <w:szCs w:val="28"/>
           <w:shd w:val="clear" w:color="auto" w:fill="EBEEF2"/>
         </w:rPr>
-        <w:t>git</w:t>
-      </w:r>
-      <w:proofErr w:type="spellEnd"/>
-      <w:r>
-        <w:rPr>
-          <w:rStyle w:val="HTML"/>
-          <w:rFonts w:ascii="Times New Roman" w:hAnsi="Times New Roman" w:cs="Times New Roman"/>
-          <w:color w:val="0F1115"/>
-          <w:sz w:val="28"/>
-          <w:szCs w:val="28"/>
-          <w:shd w:val="clear" w:color="auto" w:fill="EBEEF2"/>
-        </w:rPr>
-        <w:t xml:space="preserve"> </w:t>
-      </w:r>
-      <w:proofErr w:type="spellStart"/>
-      <w:r>
-        <w:rPr>
-          <w:rStyle w:val="HTML"/>
-          <w:rFonts w:ascii="Times New Roman" w:hAnsi="Times New Roman" w:cs="Times New Roman"/>
-          <w:color w:val="0F1115"/>
-          <w:sz w:val="28"/>
-          <w:szCs w:val="28"/>
-          <w:shd w:val="clear" w:color="auto" w:fill="EBEEF2"/>
-        </w:rPr>
-        <w:t>checkout</w:t>
-      </w:r>
-      <w:proofErr w:type="spellEnd"/>
-      <w:r>
-        <w:rPr>
-          <w:rStyle w:val="HTML"/>
-          <w:rFonts w:ascii="Times New Roman" w:hAnsi="Times New Roman" w:cs="Times New Roman"/>
-          <w:color w:val="0F1115"/>
-          <w:sz w:val="28"/>
-          <w:szCs w:val="28"/>
-          <w:shd w:val="clear" w:color="auto" w:fill="EBEEF2"/>
-        </w:rPr>
-        <w:t xml:space="preserve"> -b [</w:t>
-      </w:r>
-      <w:proofErr w:type="spellStart"/>
-      <w:r>
-        <w:rPr>
-          <w:rStyle w:val="HTML"/>
-          <w:rFonts w:ascii="Times New Roman" w:hAnsi="Times New Roman" w:cs="Times New Roman"/>
-          <w:color w:val="0F1115"/>
-          <w:sz w:val="28"/>
-          <w:szCs w:val="28"/>
-          <w:shd w:val="clear" w:color="auto" w:fill="EBEEF2"/>
-        </w:rPr>
-        <w:t>name</w:t>
-      </w:r>
-      <w:proofErr w:type="spellEnd"/>
-      <w:r>
-        <w:rPr>
-          <w:rStyle w:val="HTML"/>
-          <w:rFonts w:ascii="Times New Roman" w:hAnsi="Times New Roman" w:cs="Times New Roman"/>
-          <w:color w:val="0F1115"/>
-          <w:sz w:val="28"/>
-          <w:szCs w:val="28"/>
-          <w:shd w:val="clear" w:color="auto" w:fill="EBEEF2"/>
-        </w:rPr>
-        <w:t>]</w:t>
+        <w:t>git checkout -b [name]</w:t>
       </w:r>
       <w:r>
         <w:rPr>
@@ -10895,7 +9617,6 @@
           <w:szCs w:val="28"/>
         </w:rPr>
       </w:pPr>
-      <w:proofErr w:type="spellStart"/>
       <w:r>
         <w:rPr>
           <w:rStyle w:val="HTML"/>
@@ -10905,67 +9626,7 @@
           <w:szCs w:val="28"/>
           <w:shd w:val="clear" w:color="auto" w:fill="EBEEF2"/>
         </w:rPr>
-        <w:t>git</w:t>
-      </w:r>
-      <w:proofErr w:type="spellEnd"/>
-      <w:r>
-        <w:rPr>
-          <w:rStyle w:val="HTML"/>
-          <w:rFonts w:ascii="Times New Roman" w:hAnsi="Times New Roman" w:cs="Times New Roman"/>
-          <w:color w:val="0F1115"/>
-          <w:sz w:val="28"/>
-          <w:szCs w:val="28"/>
-          <w:shd w:val="clear" w:color="auto" w:fill="EBEEF2"/>
-        </w:rPr>
-        <w:t xml:space="preserve"> </w:t>
-      </w:r>
-      <w:proofErr w:type="spellStart"/>
-      <w:r>
-        <w:rPr>
-          <w:rStyle w:val="HTML"/>
-          <w:rFonts w:ascii="Times New Roman" w:hAnsi="Times New Roman" w:cs="Times New Roman"/>
-          <w:color w:val="0F1115"/>
-          <w:sz w:val="28"/>
-          <w:szCs w:val="28"/>
-          <w:shd w:val="clear" w:color="auto" w:fill="EBEEF2"/>
-        </w:rPr>
-        <w:t>merge</w:t>
-      </w:r>
-      <w:proofErr w:type="spellEnd"/>
-      <w:r>
-        <w:rPr>
-          <w:rStyle w:val="HTML"/>
-          <w:rFonts w:ascii="Times New Roman" w:hAnsi="Times New Roman" w:cs="Times New Roman"/>
-          <w:color w:val="0F1115"/>
-          <w:sz w:val="28"/>
-          <w:szCs w:val="28"/>
-          <w:shd w:val="clear" w:color="auto" w:fill="EBEEF2"/>
-        </w:rPr>
-        <w:t xml:space="preserve"> [</w:t>
-      </w:r>
-      <w:proofErr w:type="spellStart"/>
-      <w:r>
-        <w:rPr>
-          <w:rStyle w:val="HTML"/>
-          <w:rFonts w:ascii="Times New Roman" w:hAnsi="Times New Roman" w:cs="Times New Roman"/>
-          <w:color w:val="0F1115"/>
-          <w:sz w:val="28"/>
-          <w:szCs w:val="28"/>
-          <w:shd w:val="clear" w:color="auto" w:fill="EBEEF2"/>
-        </w:rPr>
-        <w:t>name</w:t>
-      </w:r>
-      <w:proofErr w:type="spellEnd"/>
-      <w:r>
-        <w:rPr>
-          <w:rStyle w:val="HTML"/>
-          <w:rFonts w:ascii="Times New Roman" w:hAnsi="Times New Roman" w:cs="Times New Roman"/>
-          <w:color w:val="0F1115"/>
-          <w:sz w:val="28"/>
-          <w:szCs w:val="28"/>
-          <w:shd w:val="clear" w:color="auto" w:fill="EBEEF2"/>
-        </w:rPr>
-        <w:t>]</w:t>
+        <w:t>git merge [name]</w:t>
       </w:r>
       <w:r>
         <w:rPr>
@@ -10995,38 +9656,21 @@
           <w:sz w:val="28"/>
           <w:szCs w:val="28"/>
         </w:rPr>
-        <w:t xml:space="preserve">Использование системы контроля версий </w:t>
-      </w:r>
-      <w:proofErr w:type="spellStart"/>
-      <w:r>
-        <w:rPr>
-          <w:color w:val="0F1115"/>
-          <w:sz w:val="28"/>
-          <w:szCs w:val="28"/>
-        </w:rPr>
-        <w:t>Git</w:t>
-      </w:r>
-      <w:proofErr w:type="spellEnd"/>
-      <w:r>
-        <w:rPr>
-          <w:color w:val="0F1115"/>
-          <w:sz w:val="28"/>
-          <w:szCs w:val="28"/>
-        </w:rPr>
-        <w:t xml:space="preserve"> позволяет не только сохранять историю разработки, но и упрощает оформление документации на программное средство, так как каждый этап работы фиксируется и может быть при необходимости восстановлен или проанализирован.</w:t>
+        <w:t>Использование системы контроля версий Git позволяет не только сохранять историю разработки, но и упрощает оформление документации на программное средство, так как каждый этап работы фиксируется и может быть при необходимости восстановлен или проанализирован.</w:t>
       </w:r>
     </w:p>
     <w:p>
       <w:pPr>
         <w:pStyle w:val="11111111111111111"/>
       </w:pPr>
-      <w:bookmarkStart w:id="16" w:name="_Toc231295293"/>
-      <w:bookmarkStart w:id="17" w:name="_Toc231401161"/>
-      <w:r>
+      <w:bookmarkStart w:id="15" w:name="_Toc231295293"/>
+      <w:bookmarkStart w:id="16" w:name="_Toc231401161"/>
+      <w:r>
+        <w:lastRenderedPageBreak/>
         <w:t>ЗАКЛЮЧЕНИЕ</w:t>
       </w:r>
+      <w:bookmarkEnd w:id="15"/>
       <w:bookmarkEnd w:id="16"/>
-      <w:bookmarkEnd w:id="17"/>
     </w:p>
     <w:p>
       <w:pPr>
@@ -11050,29 +9694,7 @@
           <w:szCs w:val="28"/>
           <w:lang w:eastAsia="ru-RU"/>
         </w:rPr>
-        <w:t xml:space="preserve">В процессе прохождения учебной практики по профессиональному модулю ПМ.01 «Разработка модулей программного обеспечения для компьютерных систем» я ознакомился с основными этапами создания программного обеспечения, освоил современные методы программирования на языке C# с использованием платформы .NET </w:t>
-      </w:r>
-      <w:proofErr w:type="spellStart"/>
-      <w:r>
-        <w:rPr>
-          <w:rFonts w:ascii="Times New Roman" w:eastAsia="Times New Roman" w:hAnsi="Times New Roman" w:cs="Times New Roman"/>
-          <w:color w:val="0F1115"/>
-          <w:sz w:val="28"/>
-          <w:szCs w:val="28"/>
-          <w:lang w:eastAsia="ru-RU"/>
-        </w:rPr>
-        <w:t>Framework</w:t>
-      </w:r>
-      <w:proofErr w:type="spellEnd"/>
-      <w:r>
-        <w:rPr>
-          <w:rFonts w:ascii="Times New Roman" w:eastAsia="Times New Roman" w:hAnsi="Times New Roman" w:cs="Times New Roman"/>
-          <w:color w:val="0F1115"/>
-          <w:sz w:val="28"/>
-          <w:szCs w:val="28"/>
-          <w:lang w:eastAsia="ru-RU"/>
-        </w:rPr>
-        <w:t>, а также приобрёл навыки работы с инструментальными средствами для разработки, отладки и тестирования приложений.</w:t>
+        <w:t>В процессе прохождения учебной практики по профессиональному модулю ПМ.01 «Разработка модулей программного обеспечения для компьютерных систем» я ознакомился с основными этапами создания программного обеспечения, освоил современные методы программирования на языке C# с использованием платформы .NET Framework, а также приобрёл навыки работы с инструментальными средствами для разработки, отладки и тестирования приложений.</w:t>
       </w:r>
     </w:p>
     <w:p>
@@ -11097,51 +9719,7 @@
           <w:szCs w:val="28"/>
           <w:lang w:eastAsia="ru-RU"/>
         </w:rPr>
-        <w:t>Мною было разработано приложение «</w:t>
-      </w:r>
-      <w:proofErr w:type="spellStart"/>
-      <w:r>
-        <w:rPr>
-          <w:rFonts w:ascii="Times New Roman" w:eastAsia="Times New Roman" w:hAnsi="Times New Roman" w:cs="Times New Roman"/>
-          <w:color w:val="0F1115"/>
-          <w:sz w:val="28"/>
-          <w:szCs w:val="28"/>
-          <w:lang w:eastAsia="ru-RU"/>
-        </w:rPr>
-        <w:t>Task</w:t>
-      </w:r>
-      <w:proofErr w:type="spellEnd"/>
-      <w:r>
-        <w:rPr>
-          <w:rFonts w:ascii="Times New Roman" w:eastAsia="Times New Roman" w:hAnsi="Times New Roman" w:cs="Times New Roman"/>
-          <w:color w:val="0F1115"/>
-          <w:sz w:val="28"/>
-          <w:szCs w:val="28"/>
-          <w:lang w:eastAsia="ru-RU"/>
-        </w:rPr>
-        <w:t xml:space="preserve"> </w:t>
-      </w:r>
-      <w:proofErr w:type="spellStart"/>
-      <w:r>
-        <w:rPr>
-          <w:rFonts w:ascii="Times New Roman" w:eastAsia="Times New Roman" w:hAnsi="Times New Roman" w:cs="Times New Roman"/>
-          <w:color w:val="0F1115"/>
-          <w:sz w:val="28"/>
-          <w:szCs w:val="28"/>
-          <w:lang w:eastAsia="ru-RU"/>
-        </w:rPr>
-        <w:t>Manager</w:t>
-      </w:r>
-      <w:proofErr w:type="spellEnd"/>
-      <w:r>
-        <w:rPr>
-          <w:rFonts w:ascii="Times New Roman" w:eastAsia="Times New Roman" w:hAnsi="Times New Roman" w:cs="Times New Roman"/>
-          <w:color w:val="0F1115"/>
-          <w:sz w:val="28"/>
-          <w:szCs w:val="28"/>
-          <w:lang w:eastAsia="ru-RU"/>
-        </w:rPr>
-        <w:t>» для управления задачами, реализующее функции добавления, удаления, отметки о выполнении задач, а также сохранение данных в текстовый файл. В процессе работы были изучены и применены на практике методы тестирования: «белый ящик», «чёрный ящик», модульное и интеграционное тестирование. Все тесты были успешно пройдены.</w:t>
+        <w:t>Мною было разработано приложение «Task Manager» для управления задачами, реализующее функции добавления, удаления, отметки о выполнении задач, а также сохранение данных в текстовый файл. В процессе работы были изучены и применены на практике методы тестирования: «белый ящик», «чёрный ящик», модульное и интеграционное тестирование. Все тесты были успешно пройдены.</w:t>
       </w:r>
     </w:p>
     <w:p>
@@ -11166,51 +9744,7 @@
           <w:szCs w:val="28"/>
           <w:lang w:eastAsia="ru-RU"/>
         </w:rPr>
-        <w:t xml:space="preserve">Кроме того, я освоил основы работы с системой контроля версий </w:t>
-      </w:r>
-      <w:proofErr w:type="spellStart"/>
-      <w:r>
-        <w:rPr>
-          <w:rFonts w:ascii="Times New Roman" w:eastAsia="Times New Roman" w:hAnsi="Times New Roman" w:cs="Times New Roman"/>
-          <w:color w:val="0F1115"/>
-          <w:sz w:val="28"/>
-          <w:szCs w:val="28"/>
-          <w:lang w:eastAsia="ru-RU"/>
-        </w:rPr>
-        <w:t>Git</w:t>
-      </w:r>
-      <w:proofErr w:type="spellEnd"/>
-      <w:r>
-        <w:rPr>
-          <w:rFonts w:ascii="Times New Roman" w:eastAsia="Times New Roman" w:hAnsi="Times New Roman" w:cs="Times New Roman"/>
-          <w:color w:val="0F1115"/>
-          <w:sz w:val="28"/>
-          <w:szCs w:val="28"/>
-          <w:lang w:eastAsia="ru-RU"/>
-        </w:rPr>
-        <w:t xml:space="preserve">, включая создание </w:t>
-      </w:r>
-      <w:proofErr w:type="spellStart"/>
-      <w:r>
-        <w:rPr>
-          <w:rFonts w:ascii="Times New Roman" w:eastAsia="Times New Roman" w:hAnsi="Times New Roman" w:cs="Times New Roman"/>
-          <w:color w:val="0F1115"/>
-          <w:sz w:val="28"/>
-          <w:szCs w:val="28"/>
-          <w:lang w:eastAsia="ru-RU"/>
-        </w:rPr>
-        <w:t>репозитория</w:t>
-      </w:r>
-      <w:proofErr w:type="spellEnd"/>
-      <w:r>
-        <w:rPr>
-          <w:rFonts w:ascii="Times New Roman" w:eastAsia="Times New Roman" w:hAnsi="Times New Roman" w:cs="Times New Roman"/>
-          <w:color w:val="0F1115"/>
-          <w:sz w:val="28"/>
-          <w:szCs w:val="28"/>
-          <w:lang w:eastAsia="ru-RU"/>
-        </w:rPr>
-        <w:t>, фиксацию изменений, работу с ветками и слияние. Это позволило мне научиться оформлять документацию на программное обеспечение с использованием инструментальных средств.</w:t>
+        <w:t>Кроме того, я освоил основы работы с системой контроля версий Git, включая создание репозитория, фиксацию изменений, работу с ветками и слияние. Это позволило мне научиться оформлять документацию на программное обеспечение с использованием инструментальных средств.</w:t>
       </w:r>
     </w:p>
     <w:p>
@@ -11348,7 +9882,7 @@
       <w:pPr>
         <w:pStyle w:val="11111111111111111"/>
       </w:pPr>
-      <w:bookmarkStart w:id="18" w:name="_Toc231295294"/>
+      <w:bookmarkStart w:id="17" w:name="_Toc231295294"/>
     </w:p>
     <w:p>
       <w:pPr>
@@ -11370,12 +9904,13 @@
       <w:pPr>
         <w:pStyle w:val="11111111111111111"/>
       </w:pPr>
-      <w:bookmarkStart w:id="19" w:name="_Toc231401162"/>
-      <w:r>
+      <w:bookmarkStart w:id="18" w:name="_Toc231401162"/>
+      <w:r>
+        <w:lastRenderedPageBreak/>
         <w:t>СПИСОК ИСПОЛЬЗОВАННЫХ ИСТОЧНИКОВ</w:t>
       </w:r>
+      <w:bookmarkEnd w:id="17"/>
       <w:bookmarkEnd w:id="18"/>
-      <w:bookmarkEnd w:id="19"/>
     </w:p>
     <w:p>
       <w:pPr>
@@ -11545,7 +10080,6 @@
                 <w:lang w:val="ru-RU"/>
               </w:rPr>
             </w:pPr>
-            <w:proofErr w:type="spellStart"/>
             <w:r>
               <w:rPr>
                 <w:b/>
@@ -11555,7 +10089,6 @@
               </w:rPr>
               <w:t>Книгообеспеченность</w:t>
             </w:r>
-            <w:proofErr w:type="spellEnd"/>
           </w:p>
         </w:tc>
       </w:tr>
@@ -11719,95 +10252,13 @@
                 <w:lang w:val="ru-RU"/>
               </w:rPr>
             </w:pPr>
-            <w:proofErr w:type="spellStart"/>
             <w:r>
               <w:rPr>
                 <w:sz w:val="24"/>
                 <w:szCs w:val="24"/>
                 <w:lang w:val="ru-RU"/>
               </w:rPr>
-              <w:t>Подбельский</w:t>
-            </w:r>
-            <w:proofErr w:type="spellEnd"/>
-            <w:r>
-              <w:rPr>
-                <w:sz w:val="24"/>
-                <w:szCs w:val="24"/>
-                <w:lang w:val="ru-RU"/>
-              </w:rPr>
-              <w:t>, В. В.  Программирование. Базовый курс С</w:t>
-            </w:r>
-            <w:proofErr w:type="gramStart"/>
-            <w:r>
-              <w:rPr>
-                <w:sz w:val="24"/>
-                <w:szCs w:val="24"/>
-                <w:lang w:val="ru-RU"/>
-              </w:rPr>
-              <w:t># :</w:t>
-            </w:r>
-            <w:proofErr w:type="gramEnd"/>
-            <w:r>
-              <w:rPr>
-                <w:sz w:val="24"/>
-                <w:szCs w:val="24"/>
-                <w:lang w:val="ru-RU"/>
-              </w:rPr>
-              <w:t xml:space="preserve"> учебник для среднего профессионального образования / В. В. </w:t>
-            </w:r>
-            <w:proofErr w:type="spellStart"/>
-            <w:r>
-              <w:rPr>
-                <w:sz w:val="24"/>
-                <w:szCs w:val="24"/>
-                <w:lang w:val="ru-RU"/>
-              </w:rPr>
-              <w:t>Подбельский</w:t>
-            </w:r>
-            <w:proofErr w:type="spellEnd"/>
-            <w:r>
-              <w:rPr>
-                <w:sz w:val="24"/>
-                <w:szCs w:val="24"/>
-                <w:lang w:val="ru-RU"/>
-              </w:rPr>
-              <w:t xml:space="preserve">. — </w:t>
-            </w:r>
-            <w:proofErr w:type="gramStart"/>
-            <w:r>
-              <w:rPr>
-                <w:sz w:val="24"/>
-                <w:szCs w:val="24"/>
-                <w:lang w:val="ru-RU"/>
-              </w:rPr>
-              <w:t>Москва :</w:t>
-            </w:r>
-            <w:proofErr w:type="gramEnd"/>
-            <w:r>
-              <w:rPr>
-                <w:sz w:val="24"/>
-                <w:szCs w:val="24"/>
-                <w:lang w:val="ru-RU"/>
-              </w:rPr>
-              <w:t xml:space="preserve"> Издательство </w:t>
-            </w:r>
-            <w:proofErr w:type="spellStart"/>
-            <w:r>
-              <w:rPr>
-                <w:sz w:val="24"/>
-                <w:szCs w:val="24"/>
-                <w:lang w:val="ru-RU"/>
-              </w:rPr>
-              <w:t>Юрайт</w:t>
-            </w:r>
-            <w:proofErr w:type="spellEnd"/>
-            <w:r>
-              <w:rPr>
-                <w:sz w:val="24"/>
-                <w:szCs w:val="24"/>
-                <w:lang w:val="ru-RU"/>
-              </w:rPr>
-              <w:t>, 2023. — 369 с. </w:t>
+              <w:t>Подбельский, В. В.  Программирование. Базовый курс С# : учебник для среднего профессионального образования / В. В. Подбельский. — Москва : Издательство Юрайт, 2023. — 369 с. </w:t>
             </w:r>
           </w:p>
         </w:tc>
@@ -11962,61 +10413,7 @@
                 <w:szCs w:val="24"/>
                 <w:lang w:val="ru-RU"/>
               </w:rPr>
-              <w:t xml:space="preserve">Кудрина, Е. В.  Основы алгоритмизации и программирования на языке </w:t>
-            </w:r>
-            <w:proofErr w:type="gramStart"/>
-            <w:r>
-              <w:rPr>
-                <w:sz w:val="24"/>
-                <w:szCs w:val="24"/>
-                <w:lang w:val="ru-RU"/>
-              </w:rPr>
-              <w:t>C# :</w:t>
-            </w:r>
-            <w:proofErr w:type="gramEnd"/>
-            <w:r>
-              <w:rPr>
-                <w:sz w:val="24"/>
-                <w:szCs w:val="24"/>
-                <w:lang w:val="ru-RU"/>
-              </w:rPr>
-              <w:t xml:space="preserve"> учебное пособие для среднего профессионального образования / Е. В. Кудрина, М. В. Огнева. — </w:t>
-            </w:r>
-            <w:proofErr w:type="gramStart"/>
-            <w:r>
-              <w:rPr>
-                <w:sz w:val="24"/>
-                <w:szCs w:val="24"/>
-                <w:lang w:val="ru-RU"/>
-              </w:rPr>
-              <w:t>Москва :</w:t>
-            </w:r>
-            <w:proofErr w:type="gramEnd"/>
-            <w:r>
-              <w:rPr>
-                <w:sz w:val="24"/>
-                <w:szCs w:val="24"/>
-                <w:lang w:val="ru-RU"/>
-              </w:rPr>
-              <w:t xml:space="preserve"> Издательство </w:t>
-            </w:r>
-            <w:proofErr w:type="spellStart"/>
-            <w:r>
-              <w:rPr>
-                <w:sz w:val="24"/>
-                <w:szCs w:val="24"/>
-                <w:lang w:val="ru-RU"/>
-              </w:rPr>
-              <w:t>Юрайт</w:t>
-            </w:r>
-            <w:proofErr w:type="spellEnd"/>
-            <w:r>
-              <w:rPr>
-                <w:sz w:val="24"/>
-                <w:szCs w:val="24"/>
-                <w:lang w:val="ru-RU"/>
-              </w:rPr>
-              <w:t>, 2023. — 322 с. </w:t>
+              <w:t>Кудрина, Е. В.  Основы алгоритмизации и программирования на языке C# : учебное пособие для среднего профессионального образования / Е. В. Кудрина, М. В. Огнева. — Москва : Издательство Юрайт, 2023. — 322 с. </w:t>
             </w:r>
           </w:p>
         </w:tc>
@@ -12168,79 +10565,7 @@
                 <w:szCs w:val="24"/>
                 <w:lang w:val="ru-RU"/>
               </w:rPr>
-              <w:t xml:space="preserve">Черткова, Е. А.  Программная инженерия. Визуальное моделирование программных </w:t>
-            </w:r>
-            <w:proofErr w:type="gramStart"/>
-            <w:r>
-              <w:rPr>
-                <w:sz w:val="24"/>
-                <w:szCs w:val="24"/>
-                <w:lang w:val="ru-RU"/>
-              </w:rPr>
-              <w:t>систем :</w:t>
-            </w:r>
-            <w:proofErr w:type="gramEnd"/>
-            <w:r>
-              <w:rPr>
-                <w:sz w:val="24"/>
-                <w:szCs w:val="24"/>
-                <w:lang w:val="ru-RU"/>
-              </w:rPr>
-              <w:t xml:space="preserve"> учебник для среднего профессионального образования / Е. А. Черткова. — 2-е изд., </w:t>
-            </w:r>
-            <w:proofErr w:type="spellStart"/>
-            <w:r>
-              <w:rPr>
-                <w:sz w:val="24"/>
-                <w:szCs w:val="24"/>
-                <w:lang w:val="ru-RU"/>
-              </w:rPr>
-              <w:t>испр</w:t>
-            </w:r>
-            <w:proofErr w:type="spellEnd"/>
-            <w:r>
-              <w:rPr>
-                <w:sz w:val="24"/>
-                <w:szCs w:val="24"/>
-                <w:lang w:val="ru-RU"/>
-              </w:rPr>
-              <w:t xml:space="preserve">. и доп. — </w:t>
-            </w:r>
-            <w:proofErr w:type="gramStart"/>
-            <w:r>
-              <w:rPr>
-                <w:sz w:val="24"/>
-                <w:szCs w:val="24"/>
-                <w:lang w:val="ru-RU"/>
-              </w:rPr>
-              <w:t>Москва :</w:t>
-            </w:r>
-            <w:proofErr w:type="gramEnd"/>
-            <w:r>
-              <w:rPr>
-                <w:sz w:val="24"/>
-                <w:szCs w:val="24"/>
-                <w:lang w:val="ru-RU"/>
-              </w:rPr>
-              <w:t xml:space="preserve"> Издательство </w:t>
-            </w:r>
-            <w:proofErr w:type="spellStart"/>
-            <w:r>
-              <w:rPr>
-                <w:sz w:val="24"/>
-                <w:szCs w:val="24"/>
-                <w:lang w:val="ru-RU"/>
-              </w:rPr>
-              <w:t>Юрайт</w:t>
-            </w:r>
-            <w:proofErr w:type="spellEnd"/>
-            <w:r>
-              <w:rPr>
-                <w:sz w:val="24"/>
-                <w:szCs w:val="24"/>
-                <w:lang w:val="ru-RU"/>
-              </w:rPr>
-              <w:t>, 2023. — 147 с. </w:t>
+              <w:t>Черткова, Е. А.  Программная инженерия. Визуальное моделирование программных систем : учебник для среднего профессионального образования / Е. А. Черткова. — 2-е изд., испр. и доп. — Москва : Издательство Юрайт, 2023. — 147 с. </w:t>
             </w:r>
           </w:p>
         </w:tc>
@@ -12394,67 +10719,7 @@
                 <w:shd w:val="clear" w:color="auto" w:fill="FFFFFF"/>
                 <w:lang w:val="ru-RU"/>
               </w:rPr>
-              <w:t xml:space="preserve">Трофимов, В. В.  Основы алгоритмизации и </w:t>
-            </w:r>
-            <w:proofErr w:type="gramStart"/>
-            <w:r>
-              <w:rPr>
-                <w:sz w:val="24"/>
-                <w:szCs w:val="24"/>
-                <w:shd w:val="clear" w:color="auto" w:fill="FFFFFF"/>
-                <w:lang w:val="ru-RU"/>
-              </w:rPr>
-              <w:t>программирования :</w:t>
-            </w:r>
-            <w:proofErr w:type="gramEnd"/>
-            <w:r>
-              <w:rPr>
-                <w:sz w:val="24"/>
-                <w:szCs w:val="24"/>
-                <w:shd w:val="clear" w:color="auto" w:fill="FFFFFF"/>
-                <w:lang w:val="ru-RU"/>
-              </w:rPr>
-              <w:t xml:space="preserve"> учебник для среднего профессионального образования / В. В. Трофимов, Т. А. Павловская ; под редакцией В. В. Трофимова. — </w:t>
-            </w:r>
-            <w:proofErr w:type="gramStart"/>
-            <w:r>
-              <w:rPr>
-                <w:sz w:val="24"/>
-                <w:szCs w:val="24"/>
-                <w:shd w:val="clear" w:color="auto" w:fill="FFFFFF"/>
-                <w:lang w:val="ru-RU"/>
-              </w:rPr>
-              <w:t>Москва :</w:t>
-            </w:r>
-            <w:proofErr w:type="gramEnd"/>
-            <w:r>
-              <w:rPr>
-                <w:sz w:val="24"/>
-                <w:szCs w:val="24"/>
-                <w:shd w:val="clear" w:color="auto" w:fill="FFFFFF"/>
-                <w:lang w:val="ru-RU"/>
-              </w:rPr>
-              <w:t xml:space="preserve"> Издательство </w:t>
-            </w:r>
-            <w:proofErr w:type="spellStart"/>
-            <w:r>
-              <w:rPr>
-                <w:sz w:val="24"/>
-                <w:szCs w:val="24"/>
-                <w:shd w:val="clear" w:color="auto" w:fill="FFFFFF"/>
-                <w:lang w:val="ru-RU"/>
-              </w:rPr>
-              <w:t>Юрайт</w:t>
-            </w:r>
-            <w:proofErr w:type="spellEnd"/>
-            <w:r>
-              <w:rPr>
-                <w:sz w:val="24"/>
-                <w:szCs w:val="24"/>
-                <w:shd w:val="clear" w:color="auto" w:fill="FFFFFF"/>
-                <w:lang w:val="ru-RU"/>
-              </w:rPr>
-              <w:t>, 2023. — 137 с</w:t>
+              <w:t>Трофимов, В. В.  Основы алгоритмизации и программирования : учебник для среднего профессионального образования / В. В. Трофимов, Т. А. Павловская ; под редакцией В. В. Трофимова. — Москва : Издательство Юрайт, 2023. — 137 с</w:t>
             </w:r>
           </w:p>
         </w:tc>
@@ -12604,6 +10869,7 @@
                 <w:lang w:val="ru-RU"/>
               </w:rPr>
             </w:pPr>
+            <w:bookmarkStart w:id="19" w:name="_GoBack"/>
             <w:r>
               <w:rPr>
                 <w:sz w:val="24"/>
@@ -12611,107 +10877,7 @@
                 <w:shd w:val="clear" w:color="auto" w:fill="FFFFFF"/>
                 <w:lang w:val="ru-RU"/>
               </w:rPr>
-              <w:t xml:space="preserve">Казанский, А. А.  Программирование на </w:t>
-            </w:r>
-            <w:proofErr w:type="spellStart"/>
-            <w:r>
-              <w:rPr>
-                <w:sz w:val="24"/>
-                <w:szCs w:val="24"/>
-                <w:shd w:val="clear" w:color="auto" w:fill="FFFFFF"/>
-                <w:lang w:val="ru-RU"/>
-              </w:rPr>
-              <w:t>Visual</w:t>
-            </w:r>
-            <w:proofErr w:type="spellEnd"/>
-            <w:r>
-              <w:rPr>
-                <w:sz w:val="24"/>
-                <w:szCs w:val="24"/>
-                <w:shd w:val="clear" w:color="auto" w:fill="FFFFFF"/>
-                <w:lang w:val="ru-RU"/>
-              </w:rPr>
-              <w:t xml:space="preserve"> </w:t>
-            </w:r>
-            <w:proofErr w:type="gramStart"/>
-            <w:r>
-              <w:rPr>
-                <w:sz w:val="24"/>
-                <w:szCs w:val="24"/>
-                <w:shd w:val="clear" w:color="auto" w:fill="FFFFFF"/>
-                <w:lang w:val="ru-RU"/>
-              </w:rPr>
-              <w:t>C# :</w:t>
-            </w:r>
-            <w:proofErr w:type="gramEnd"/>
-            <w:r>
-              <w:rPr>
-                <w:sz w:val="24"/>
-                <w:szCs w:val="24"/>
-                <w:shd w:val="clear" w:color="auto" w:fill="FFFFFF"/>
-                <w:lang w:val="ru-RU"/>
-              </w:rPr>
-              <w:t xml:space="preserve"> учебное пособие для среднего профессионального образования / А. А. Казанский. — 2-е изд., </w:t>
-            </w:r>
-            <w:proofErr w:type="spellStart"/>
-            <w:r>
-              <w:rPr>
-                <w:sz w:val="24"/>
-                <w:szCs w:val="24"/>
-                <w:shd w:val="clear" w:color="auto" w:fill="FFFFFF"/>
-                <w:lang w:val="ru-RU"/>
-              </w:rPr>
-              <w:t>перераб</w:t>
-            </w:r>
-            <w:proofErr w:type="spellEnd"/>
-            <w:r>
-              <w:rPr>
-                <w:sz w:val="24"/>
-                <w:szCs w:val="24"/>
-                <w:shd w:val="clear" w:color="auto" w:fill="FFFFFF"/>
-                <w:lang w:val="ru-RU"/>
-              </w:rPr>
-              <w:t xml:space="preserve">. и доп. — </w:t>
-            </w:r>
-            <w:proofErr w:type="gramStart"/>
-            <w:r>
-              <w:rPr>
-                <w:sz w:val="24"/>
-                <w:szCs w:val="24"/>
-                <w:shd w:val="clear" w:color="auto" w:fill="FFFFFF"/>
-                <w:lang w:val="ru-RU"/>
-              </w:rPr>
-              <w:t>Москва :</w:t>
-            </w:r>
-            <w:proofErr w:type="gramEnd"/>
-            <w:r>
-              <w:rPr>
-                <w:sz w:val="24"/>
-                <w:szCs w:val="24"/>
-                <w:shd w:val="clear" w:color="auto" w:fill="FFFFFF"/>
-                <w:lang w:val="ru-RU"/>
-              </w:rPr>
-              <w:t xml:space="preserve"> Издательство </w:t>
-            </w:r>
-            <w:proofErr w:type="spellStart"/>
-            <w:r>
-              <w:rPr>
-                <w:sz w:val="24"/>
-                <w:szCs w:val="24"/>
-                <w:shd w:val="clear" w:color="auto" w:fill="FFFFFF"/>
-                <w:lang w:val="ru-RU"/>
-              </w:rPr>
-              <w:t>Юрайт</w:t>
-            </w:r>
-            <w:proofErr w:type="spellEnd"/>
-            <w:r>
-              <w:rPr>
-                <w:sz w:val="24"/>
-                <w:szCs w:val="24"/>
-                <w:shd w:val="clear" w:color="auto" w:fill="FFFFFF"/>
-                <w:lang w:val="ru-RU"/>
-              </w:rPr>
-              <w:t>, 2023. — 192 с. </w:t>
+              <w:t>Казанский, А. А.  Программирование на Visual C# : учебное пособие для среднего профессионального образования / А. А. Казанский. — 2-е изд., перераб. и доп. — Москва : Издательство Юрайт, 2023. — 192 с. </w:t>
             </w:r>
           </w:p>
         </w:tc>
@@ -12835,6 +11001,7 @@
           </w:p>
         </w:tc>
       </w:tr>
+      <w:bookmarkEnd w:id="19"/>
     </w:tbl>
     <w:p>
       <w:pPr>
@@ -13036,7 +11203,6 @@
               </w:rPr>
               <w:t xml:space="preserve">учная электронная библиотека </w:t>
             </w:r>
-            <w:proofErr w:type="spellStart"/>
             <w:r>
               <w:rPr>
                 <w:rStyle w:val="32"/>
@@ -13047,7 +11213,6 @@
               </w:rPr>
               <w:t>eLIBRARRY</w:t>
             </w:r>
-            <w:proofErr w:type="spellEnd"/>
             <w:r>
               <w:rPr>
                 <w:rStyle w:val="32"/>
@@ -13140,17 +11305,7 @@
                 <w:sz w:val="24"/>
                 <w:szCs w:val="24"/>
               </w:rPr>
-              <w:t xml:space="preserve">Научная электронная библиотека </w:t>
-            </w:r>
-            <w:proofErr w:type="spellStart"/>
-            <w:r>
-              <w:rPr>
-                <w:rStyle w:val="12"/>
-                <w:rFonts w:cs="Times New Roman"/>
-                <w:sz w:val="24"/>
-                <w:szCs w:val="24"/>
-              </w:rPr>
-              <w:t>КиберЛениН</w:t>
+              <w:t>Научная электронная библиотека КиберЛениН</w:t>
             </w:r>
             <w:r>
               <w:rPr>
@@ -13159,17 +11314,7 @@
                 <w:sz w:val="24"/>
                 <w:szCs w:val="24"/>
               </w:rPr>
-              <w:t>ка</w:t>
-            </w:r>
-            <w:proofErr w:type="spellEnd"/>
-            <w:r>
-              <w:rPr>
-                <w:rStyle w:val="32"/>
-                <w:rFonts w:cs="Times New Roman"/>
-                <w:sz w:val="24"/>
-                <w:szCs w:val="24"/>
-              </w:rPr>
-              <w:t xml:space="preserve"> - </w:t>
+              <w:t xml:space="preserve">ка - </w:t>
             </w:r>
             <w:hyperlink r:id="rId23" w:history="1">
               <w:r>
@@ -13384,28 +11529,7 @@
                 <w:sz w:val="24"/>
                 <w:szCs w:val="24"/>
               </w:rPr>
-              <w:t xml:space="preserve">Справочная правовая система </w:t>
-            </w:r>
-            <w:proofErr w:type="spellStart"/>
-            <w:proofErr w:type="gramStart"/>
-            <w:r>
-              <w:rPr>
-                <w:rStyle w:val="32"/>
-                <w:rFonts w:eastAsiaTheme="minorHAnsi" w:cs="Times New Roman"/>
-                <w:sz w:val="24"/>
-                <w:szCs w:val="24"/>
-              </w:rPr>
-              <w:t>КонсультантПлюс</w:t>
-            </w:r>
-            <w:proofErr w:type="spellEnd"/>
-            <w:r>
-              <w:rPr>
-                <w:rStyle w:val="32"/>
-                <w:rFonts w:eastAsiaTheme="minorHAnsi" w:cs="Times New Roman"/>
-                <w:sz w:val="24"/>
-                <w:szCs w:val="24"/>
-              </w:rPr>
-              <w:t xml:space="preserve">  </w:t>
+              <w:t xml:space="preserve">Справочная правовая система КонсультантПлюс  </w:t>
             </w:r>
             <w:hyperlink r:id="rId24" w:history="1">
               <w:r>
@@ -13417,7 +11541,6 @@
                 </w:rPr>
                 <w:t>www.consultant.ru</w:t>
               </w:r>
-              <w:proofErr w:type="gramEnd"/>
             </w:hyperlink>
           </w:p>
         </w:tc>
@@ -15229,9 +13352,9 @@
   </w:abstractNum>
   <w:abstractNum w:abstractNumId="14" w15:restartNumberingAfterBreak="0">
     <w:nsid w:val="45564017"/>
-    <w:multiLevelType w:val="hybridMultilevel"/>
-    <w:tmpl w:val="E2CE7A7C"/>
-    <w:lvl w:ilvl="0" w:tplc="0419000F">
+    <w:multiLevelType w:val="multilevel"/>
+    <w:tmpl w:val="65F2901E"/>
+    <w:lvl w:ilvl="0">
       <w:start w:val="1"/>
       <w:numFmt w:val="decimal"/>
       <w:lvlText w:val="%1."/>
@@ -15240,77 +13363,109 @@
         <w:ind w:left="1429" w:hanging="360"/>
       </w:pPr>
     </w:lvl>
-    <w:lvl w:ilvl="1" w:tplc="04190019" w:tentative="1">
-      <w:start w:val="1"/>
-      <w:numFmt w:val="lowerLetter"/>
-      <w:lvlText w:val="%2."/>
-      <w:lvlJc w:val="left"/>
-      <w:pPr>
-        <w:ind w:left="2149" w:hanging="360"/>
-      </w:pPr>
-    </w:lvl>
-    <w:lvl w:ilvl="2" w:tplc="0419001B" w:tentative="1">
-      <w:start w:val="1"/>
-      <w:numFmt w:val="lowerRoman"/>
-      <w:lvlText w:val="%3."/>
-      <w:lvlJc w:val="right"/>
-      <w:pPr>
-        <w:ind w:left="2869" w:hanging="180"/>
-      </w:pPr>
-    </w:lvl>
-    <w:lvl w:ilvl="3" w:tplc="0419000F" w:tentative="1">
-      <w:start w:val="1"/>
+    <w:lvl w:ilvl="1">
+      <w:start w:val="3"/>
       <w:numFmt w:val="decimal"/>
-      <w:lvlText w:val="%4."/>
-      <w:lvlJc w:val="left"/>
-      <w:pPr>
-        <w:ind w:left="3589" w:hanging="360"/>
-      </w:pPr>
-    </w:lvl>
-    <w:lvl w:ilvl="4" w:tplc="04190019" w:tentative="1">
-      <w:start w:val="1"/>
-      <w:numFmt w:val="lowerLetter"/>
-      <w:lvlText w:val="%5."/>
-      <w:lvlJc w:val="left"/>
-      <w:pPr>
-        <w:ind w:left="4309" w:hanging="360"/>
-      </w:pPr>
-    </w:lvl>
-    <w:lvl w:ilvl="5" w:tplc="0419001B" w:tentative="1">
-      <w:start w:val="1"/>
-      <w:numFmt w:val="lowerRoman"/>
-      <w:lvlText w:val="%6."/>
-      <w:lvlJc w:val="right"/>
-      <w:pPr>
-        <w:ind w:left="5029" w:hanging="180"/>
-      </w:pPr>
-    </w:lvl>
-    <w:lvl w:ilvl="6" w:tplc="0419000F" w:tentative="1">
+      <w:isLgl/>
+      <w:lvlText w:val="%1.%2"/>
+      <w:lvlJc w:val="left"/>
+      <w:pPr>
+        <w:ind w:left="1519" w:hanging="450"/>
+      </w:pPr>
+      <w:rPr>
+        <w:rFonts w:hint="default"/>
+      </w:rPr>
+    </w:lvl>
+    <w:lvl w:ilvl="2">
       <w:start w:val="1"/>
       <w:numFmt w:val="decimal"/>
-      <w:lvlText w:val="%7."/>
-      <w:lvlJc w:val="left"/>
-      <w:pPr>
-        <w:ind w:left="5749" w:hanging="360"/>
-      </w:pPr>
-    </w:lvl>
-    <w:lvl w:ilvl="7" w:tplc="04190019" w:tentative="1">
-      <w:start w:val="1"/>
-      <w:numFmt w:val="lowerLetter"/>
-      <w:lvlText w:val="%8."/>
-      <w:lvlJc w:val="left"/>
-      <w:pPr>
-        <w:ind w:left="6469" w:hanging="360"/>
-      </w:pPr>
-    </w:lvl>
-    <w:lvl w:ilvl="8" w:tplc="0419001B" w:tentative="1">
-      <w:start w:val="1"/>
-      <w:numFmt w:val="lowerRoman"/>
-      <w:lvlText w:val="%9."/>
-      <w:lvlJc w:val="right"/>
-      <w:pPr>
-        <w:ind w:left="7189" w:hanging="180"/>
-      </w:pPr>
+      <w:isLgl/>
+      <w:lvlText w:val="%1.%2.%3"/>
+      <w:lvlJc w:val="left"/>
+      <w:pPr>
+        <w:ind w:left="1789" w:hanging="720"/>
+      </w:pPr>
+      <w:rPr>
+        <w:rFonts w:hint="default"/>
+      </w:rPr>
+    </w:lvl>
+    <w:lvl w:ilvl="3">
+      <w:start w:val="1"/>
+      <w:numFmt w:val="decimal"/>
+      <w:isLgl/>
+      <w:lvlText w:val="%1.%2.%3.%4"/>
+      <w:lvlJc w:val="left"/>
+      <w:pPr>
+        <w:ind w:left="2149" w:hanging="1080"/>
+      </w:pPr>
+      <w:rPr>
+        <w:rFonts w:hint="default"/>
+      </w:rPr>
+    </w:lvl>
+    <w:lvl w:ilvl="4">
+      <w:start w:val="1"/>
+      <w:numFmt w:val="decimal"/>
+      <w:isLgl/>
+      <w:lvlText w:val="%1.%2.%3.%4.%5"/>
+      <w:lvlJc w:val="left"/>
+      <w:pPr>
+        <w:ind w:left="2149" w:hanging="1080"/>
+      </w:pPr>
+      <w:rPr>
+        <w:rFonts w:hint="default"/>
+      </w:rPr>
+    </w:lvl>
+    <w:lvl w:ilvl="5">
+      <w:start w:val="1"/>
+      <w:numFmt w:val="decimal"/>
+      <w:isLgl/>
+      <w:lvlText w:val="%1.%2.%3.%4.%5.%6"/>
+      <w:lvlJc w:val="left"/>
+      <w:pPr>
+        <w:ind w:left="2509" w:hanging="1440"/>
+      </w:pPr>
+      <w:rPr>
+        <w:rFonts w:hint="default"/>
+      </w:rPr>
+    </w:lvl>
+    <w:lvl w:ilvl="6">
+      <w:start w:val="1"/>
+      <w:numFmt w:val="decimal"/>
+      <w:isLgl/>
+      <w:lvlText w:val="%1.%2.%3.%4.%5.%6.%7"/>
+      <w:lvlJc w:val="left"/>
+      <w:pPr>
+        <w:ind w:left="2509" w:hanging="1440"/>
+      </w:pPr>
+      <w:rPr>
+        <w:rFonts w:hint="default"/>
+      </w:rPr>
+    </w:lvl>
+    <w:lvl w:ilvl="7">
+      <w:start w:val="1"/>
+      <w:numFmt w:val="decimal"/>
+      <w:isLgl/>
+      <w:lvlText w:val="%1.%2.%3.%4.%5.%6.%7.%8"/>
+      <w:lvlJc w:val="left"/>
+      <w:pPr>
+        <w:ind w:left="2869" w:hanging="1800"/>
+      </w:pPr>
+      <w:rPr>
+        <w:rFonts w:hint="default"/>
+      </w:rPr>
+    </w:lvl>
+    <w:lvl w:ilvl="8">
+      <w:start w:val="1"/>
+      <w:numFmt w:val="decimal"/>
+      <w:isLgl/>
+      <w:lvlText w:val="%1.%2.%3.%4.%5.%6.%7.%8.%9"/>
+      <w:lvlJc w:val="left"/>
+      <w:pPr>
+        <w:ind w:left="3229" w:hanging="2160"/>
+      </w:pPr>
+      <w:rPr>
+        <w:rFonts w:hint="default"/>
+      </w:rPr>
     </w:lvl>
   </w:abstractNum>
   <w:abstractNum w:abstractNumId="15" w15:restartNumberingAfterBreak="0">
@@ -18020,7 +16175,7 @@
 </file>
 
 <file path=customXml/itemProps1.xml><?xml version="1.0" encoding="utf-8"?>
-<ds:datastoreItem xmlns:ds="http://schemas.openxmlformats.org/officeDocument/2006/customXml" ds:itemID="{C1815887-ED2F-4014-92EF-1F027D991A36}">
+<ds:datastoreItem xmlns:ds="http://schemas.openxmlformats.org/officeDocument/2006/customXml" ds:itemID="{FE7A0A30-E17E-465F-BB9E-04F76EBC061D}">
   <ds:schemaRefs>
     <ds:schemaRef ds:uri="http://schemas.openxmlformats.org/officeDocument/2006/bibliography"/>
   </ds:schemaRefs>

--- a/Отчет по учебной практике.docx
+++ b/Отчет по учебной практике.docx
@@ -125,7 +125,14 @@
             <w:rStyle w:val="aa"/>
             <w:noProof/>
           </w:rPr>
-          <w:t>1. Техника безопасности. Охрана труда</w:t>
+          <w:t xml:space="preserve">1. </w:t>
+        </w:r>
+        <w:r>
+          <w:rPr>
+            <w:rStyle w:val="aa"/>
+            <w:noProof/>
+          </w:rPr>
+          <w:t>ТЕХНИКА БЕЗОПАСНОСТИ. ОХРАНА ТРУДА</w:t>
         </w:r>
         <w:r>
           <w:rPr>
@@ -193,7 +200,21 @@
             <w:rStyle w:val="aa"/>
             <w:noProof/>
           </w:rPr>
-          <w:t>2. Разработка приложения.</w:t>
+          <w:t xml:space="preserve">2. </w:t>
+        </w:r>
+        <w:r>
+          <w:rPr>
+            <w:rStyle w:val="aa"/>
+            <w:noProof/>
+          </w:rPr>
+          <w:t>РАЗРАБОТКА ПРИЛОЖЕНИЯ</w:t>
+        </w:r>
+        <w:r>
+          <w:rPr>
+            <w:rStyle w:val="aa"/>
+            <w:noProof/>
+          </w:rPr>
+          <w:t>.</w:t>
         </w:r>
         <w:r>
           <w:rPr>
@@ -878,7 +899,29 @@
           <w:szCs w:val="28"/>
           <w:lang w:eastAsia="ru-RU"/>
         </w:rPr>
-        <w:t>Учебная практика по профессиональному модулю ПМ.01 «Разработка модулей программного обеспечения для компьютерных систем» является важной частью образовательного процесса в ЧПОУ «Республиканский полипрофессиональный колледж». Практика направлена на закрепление и углубление теоретических знаний, полученных в ходе изучения дисциплин, а также на формирование профессиональных компетенций, необходимых для будущей работы в сфере информационных технологий и программирования.</w:t>
+        <w:t xml:space="preserve">Учебная практика по профессиональному модулю ПМ.01 «Разработка модулей программного обеспечения для компьютерных систем» является важной частью образовательного процесса в ЧПОУ «Республиканский </w:t>
+      </w:r>
+      <w:proofErr w:type="spellStart"/>
+      <w:r>
+        <w:rPr>
+          <w:rFonts w:ascii="Times New Roman" w:eastAsia="Times New Roman" w:hAnsi="Times New Roman" w:cs="Times New Roman"/>
+          <w:color w:val="0F1115"/>
+          <w:sz w:val="28"/>
+          <w:szCs w:val="28"/>
+          <w:lang w:eastAsia="ru-RU"/>
+        </w:rPr>
+        <w:t>полипрофессиональный</w:t>
+      </w:r>
+      <w:proofErr w:type="spellEnd"/>
+      <w:r>
+        <w:rPr>
+          <w:rFonts w:ascii="Times New Roman" w:eastAsia="Times New Roman" w:hAnsi="Times New Roman" w:cs="Times New Roman"/>
+          <w:color w:val="0F1115"/>
+          <w:sz w:val="28"/>
+          <w:szCs w:val="28"/>
+          <w:lang w:eastAsia="ru-RU"/>
+        </w:rPr>
+        <w:t xml:space="preserve"> колледж». Практика направлена на закрепление и углубление теоретических знаний, полученных в ходе изучения дисциплин, а также на формирование профессиональных компетенций, необходимых для будущей работы в сфере информационных технологий и программирования.</w:t>
       </w:r>
     </w:p>
     <w:p>
@@ -903,7 +946,139 @@
           <w:szCs w:val="28"/>
           <w:lang w:eastAsia="ru-RU"/>
         </w:rPr>
-        <w:t>Целью практики являлась разработка программного приложения «Task Manager» на языке C# с использованием платформы .NET Framework и технологии Windows Forms. В задачи практики входило: анализ требований к приложению, проектирование пользовательского интерфейса, реализация бизнес-логики, организация сохранения данных в текстовый файл, проведение тестирования различными методами, а также освоение системы контроля версий Git для оформления документации на программное средство.</w:t>
+        <w:t>Целью практики являлась разработка программного приложения «</w:t>
+      </w:r>
+      <w:proofErr w:type="spellStart"/>
+      <w:r>
+        <w:rPr>
+          <w:rFonts w:ascii="Times New Roman" w:eastAsia="Times New Roman" w:hAnsi="Times New Roman" w:cs="Times New Roman"/>
+          <w:color w:val="0F1115"/>
+          <w:sz w:val="28"/>
+          <w:szCs w:val="28"/>
+          <w:lang w:eastAsia="ru-RU"/>
+        </w:rPr>
+        <w:t>Task</w:t>
+      </w:r>
+      <w:proofErr w:type="spellEnd"/>
+      <w:r>
+        <w:rPr>
+          <w:rFonts w:ascii="Times New Roman" w:eastAsia="Times New Roman" w:hAnsi="Times New Roman" w:cs="Times New Roman"/>
+          <w:color w:val="0F1115"/>
+          <w:sz w:val="28"/>
+          <w:szCs w:val="28"/>
+          <w:lang w:eastAsia="ru-RU"/>
+        </w:rPr>
+        <w:t xml:space="preserve"> </w:t>
+      </w:r>
+      <w:proofErr w:type="spellStart"/>
+      <w:r>
+        <w:rPr>
+          <w:rFonts w:ascii="Times New Roman" w:eastAsia="Times New Roman" w:hAnsi="Times New Roman" w:cs="Times New Roman"/>
+          <w:color w:val="0F1115"/>
+          <w:sz w:val="28"/>
+          <w:szCs w:val="28"/>
+          <w:lang w:eastAsia="ru-RU"/>
+        </w:rPr>
+        <w:t>Manager</w:t>
+      </w:r>
+      <w:proofErr w:type="spellEnd"/>
+      <w:r>
+        <w:rPr>
+          <w:rFonts w:ascii="Times New Roman" w:eastAsia="Times New Roman" w:hAnsi="Times New Roman" w:cs="Times New Roman"/>
+          <w:color w:val="0F1115"/>
+          <w:sz w:val="28"/>
+          <w:szCs w:val="28"/>
+          <w:lang w:eastAsia="ru-RU"/>
+        </w:rPr>
+        <w:t xml:space="preserve">» на языке C# с использованием платформы .NET </w:t>
+      </w:r>
+      <w:proofErr w:type="spellStart"/>
+      <w:r>
+        <w:rPr>
+          <w:rFonts w:ascii="Times New Roman" w:eastAsia="Times New Roman" w:hAnsi="Times New Roman" w:cs="Times New Roman"/>
+          <w:color w:val="0F1115"/>
+          <w:sz w:val="28"/>
+          <w:szCs w:val="28"/>
+          <w:lang w:eastAsia="ru-RU"/>
+        </w:rPr>
+        <w:t>Framework</w:t>
+      </w:r>
+      <w:proofErr w:type="spellEnd"/>
+      <w:r>
+        <w:rPr>
+          <w:rFonts w:ascii="Times New Roman" w:eastAsia="Times New Roman" w:hAnsi="Times New Roman" w:cs="Times New Roman"/>
+          <w:color w:val="0F1115"/>
+          <w:sz w:val="28"/>
+          <w:szCs w:val="28"/>
+          <w:lang w:eastAsia="ru-RU"/>
+        </w:rPr>
+        <w:t xml:space="preserve"> и технологии </w:t>
+      </w:r>
+      <w:proofErr w:type="spellStart"/>
+      <w:r>
+        <w:rPr>
+          <w:rFonts w:ascii="Times New Roman" w:eastAsia="Times New Roman" w:hAnsi="Times New Roman" w:cs="Times New Roman"/>
+          <w:color w:val="0F1115"/>
+          <w:sz w:val="28"/>
+          <w:szCs w:val="28"/>
+          <w:lang w:eastAsia="ru-RU"/>
+        </w:rPr>
+        <w:t>Windows</w:t>
+      </w:r>
+      <w:proofErr w:type="spellEnd"/>
+      <w:r>
+        <w:rPr>
+          <w:rFonts w:ascii="Times New Roman" w:eastAsia="Times New Roman" w:hAnsi="Times New Roman" w:cs="Times New Roman"/>
+          <w:color w:val="0F1115"/>
+          <w:sz w:val="28"/>
+          <w:szCs w:val="28"/>
+          <w:lang w:eastAsia="ru-RU"/>
+        </w:rPr>
+        <w:t xml:space="preserve"> </w:t>
+      </w:r>
+      <w:proofErr w:type="spellStart"/>
+      <w:r>
+        <w:rPr>
+          <w:rFonts w:ascii="Times New Roman" w:eastAsia="Times New Roman" w:hAnsi="Times New Roman" w:cs="Times New Roman"/>
+          <w:color w:val="0F1115"/>
+          <w:sz w:val="28"/>
+          <w:szCs w:val="28"/>
+          <w:lang w:eastAsia="ru-RU"/>
+        </w:rPr>
+        <w:t>Forms</w:t>
+      </w:r>
+      <w:proofErr w:type="spellEnd"/>
+      <w:r>
+        <w:rPr>
+          <w:rFonts w:ascii="Times New Roman" w:eastAsia="Times New Roman" w:hAnsi="Times New Roman" w:cs="Times New Roman"/>
+          <w:color w:val="0F1115"/>
+          <w:sz w:val="28"/>
+          <w:szCs w:val="28"/>
+          <w:lang w:eastAsia="ru-RU"/>
+        </w:rPr>
+        <w:t xml:space="preserve">. В задачи практики входило: анализ требований к приложению, проектирование пользовательского интерфейса, реализация бизнес-логики, организация сохранения данных в текстовый файл, проведение тестирования различными методами, а также освоение системы контроля версий </w:t>
+      </w:r>
+      <w:proofErr w:type="spellStart"/>
+      <w:r>
+        <w:rPr>
+          <w:rFonts w:ascii="Times New Roman" w:eastAsia="Times New Roman" w:hAnsi="Times New Roman" w:cs="Times New Roman"/>
+          <w:color w:val="0F1115"/>
+          <w:sz w:val="28"/>
+          <w:szCs w:val="28"/>
+          <w:lang w:eastAsia="ru-RU"/>
+        </w:rPr>
+        <w:t>Git</w:t>
+      </w:r>
+      <w:proofErr w:type="spellEnd"/>
+      <w:r>
+        <w:rPr>
+          <w:rFonts w:ascii="Times New Roman" w:eastAsia="Times New Roman" w:hAnsi="Times New Roman" w:cs="Times New Roman"/>
+          <w:color w:val="0F1115"/>
+          <w:sz w:val="28"/>
+          <w:szCs w:val="28"/>
+          <w:lang w:eastAsia="ru-RU"/>
+        </w:rPr>
+        <w:t xml:space="preserve"> для оформления документации на программное средство.</w:t>
       </w:r>
     </w:p>
     <w:p>
@@ -1954,7 +2129,43 @@
           <w:sz w:val="28"/>
           <w:szCs w:val="28"/>
         </w:rPr>
-        <w:t>На рисунке 1 представлен главный экран разработанного приложения «Task Manager» после запуска.</w:t>
+        <w:t>На рисунке 1 представлен главный экран разработанного приложения «</w:t>
+      </w:r>
+      <w:proofErr w:type="spellStart"/>
+      <w:r>
+        <w:rPr>
+          <w:color w:val="0F1115"/>
+          <w:sz w:val="28"/>
+          <w:szCs w:val="28"/>
+        </w:rPr>
+        <w:t>Task</w:t>
+      </w:r>
+      <w:proofErr w:type="spellEnd"/>
+      <w:r>
+        <w:rPr>
+          <w:color w:val="0F1115"/>
+          <w:sz w:val="28"/>
+          <w:szCs w:val="28"/>
+        </w:rPr>
+        <w:t xml:space="preserve"> </w:t>
+      </w:r>
+      <w:proofErr w:type="spellStart"/>
+      <w:r>
+        <w:rPr>
+          <w:color w:val="0F1115"/>
+          <w:sz w:val="28"/>
+          <w:szCs w:val="28"/>
+        </w:rPr>
+        <w:t>Manager</w:t>
+      </w:r>
+      <w:proofErr w:type="spellEnd"/>
+      <w:r>
+        <w:rPr>
+          <w:color w:val="0F1115"/>
+          <w:sz w:val="28"/>
+          <w:szCs w:val="28"/>
+        </w:rPr>
+        <w:t>» после запуска.</w:t>
       </w:r>
     </w:p>
     <w:p>
@@ -2063,7 +2274,51 @@
           <w:sz w:val="28"/>
           <w:szCs w:val="28"/>
         </w:rPr>
-        <w:t>Рисунок 1 – Главное окно приложения «Task Manager»</w:t>
+        <w:t>Рисунок 1 – Главное окно приложения «</w:t>
+      </w:r>
+      <w:proofErr w:type="spellStart"/>
+      <w:r>
+        <w:rPr>
+          <w:rStyle w:val="af0"/>
+          <w:b w:val="0"/>
+          <w:color w:val="0F1115"/>
+          <w:sz w:val="28"/>
+          <w:szCs w:val="28"/>
+        </w:rPr>
+        <w:t>Task</w:t>
+      </w:r>
+      <w:proofErr w:type="spellEnd"/>
+      <w:r>
+        <w:rPr>
+          <w:rStyle w:val="af0"/>
+          <w:b w:val="0"/>
+          <w:color w:val="0F1115"/>
+          <w:sz w:val="28"/>
+          <w:szCs w:val="28"/>
+        </w:rPr>
+        <w:t xml:space="preserve"> </w:t>
+      </w:r>
+      <w:proofErr w:type="spellStart"/>
+      <w:r>
+        <w:rPr>
+          <w:rStyle w:val="af0"/>
+          <w:b w:val="0"/>
+          <w:color w:val="0F1115"/>
+          <w:sz w:val="28"/>
+          <w:szCs w:val="28"/>
+        </w:rPr>
+        <w:t>Manager</w:t>
+      </w:r>
+      <w:proofErr w:type="spellEnd"/>
+      <w:r>
+        <w:rPr>
+          <w:rStyle w:val="af0"/>
+          <w:b w:val="0"/>
+          <w:color w:val="0F1115"/>
+          <w:sz w:val="28"/>
+          <w:szCs w:val="28"/>
+        </w:rPr>
+        <w:t>»</w:t>
       </w:r>
     </w:p>
     <w:p>
@@ -2125,7 +2380,25 @@
           <w:sz w:val="28"/>
           <w:szCs w:val="28"/>
         </w:rPr>
-        <w:t>Поле ввода названия задачи (Title)</w:t>
+        <w:t>Поле ввода названия задачи (</w:t>
+      </w:r>
+      <w:proofErr w:type="spellStart"/>
+      <w:r>
+        <w:rPr>
+          <w:color w:val="0F1115"/>
+          <w:sz w:val="28"/>
+          <w:szCs w:val="28"/>
+        </w:rPr>
+        <w:t>Title</w:t>
+      </w:r>
+      <w:proofErr w:type="spellEnd"/>
+      <w:r>
+        <w:rPr>
+          <w:color w:val="0F1115"/>
+          <w:sz w:val="28"/>
+          <w:szCs w:val="28"/>
+        </w:rPr>
+        <w:t>)</w:t>
       </w:r>
     </w:p>
     <w:p>
@@ -2151,7 +2424,25 @@
           <w:sz w:val="28"/>
           <w:szCs w:val="28"/>
         </w:rPr>
-        <w:t>Поле ввода описания задачи (Description)</w:t>
+        <w:t>Поле ввода описания задачи (</w:t>
+      </w:r>
+      <w:proofErr w:type="spellStart"/>
+      <w:r>
+        <w:rPr>
+          <w:color w:val="0F1115"/>
+          <w:sz w:val="28"/>
+          <w:szCs w:val="28"/>
+        </w:rPr>
+        <w:t>Description</w:t>
+      </w:r>
+      <w:proofErr w:type="spellEnd"/>
+      <w:r>
+        <w:rPr>
+          <w:color w:val="0F1115"/>
+          <w:sz w:val="28"/>
+          <w:szCs w:val="28"/>
+        </w:rPr>
+        <w:t>)</w:t>
       </w:r>
     </w:p>
     <w:p>
@@ -2255,7 +2546,25 @@
           <w:sz w:val="28"/>
           <w:szCs w:val="28"/>
         </w:rPr>
-        <w:t>Список задач (ListBox)</w:t>
+        <w:t>Список задач (</w:t>
+      </w:r>
+      <w:proofErr w:type="spellStart"/>
+      <w:r>
+        <w:rPr>
+          <w:color w:val="0F1115"/>
+          <w:sz w:val="28"/>
+          <w:szCs w:val="28"/>
+        </w:rPr>
+        <w:t>ListBox</w:t>
+      </w:r>
+      <w:proofErr w:type="spellEnd"/>
+      <w:r>
+        <w:rPr>
+          <w:color w:val="0F1115"/>
+          <w:sz w:val="28"/>
+          <w:szCs w:val="28"/>
+        </w:rPr>
+        <w:t>)</w:t>
       </w:r>
     </w:p>
     <w:p>
@@ -2650,6 +2959,8 @@
           <w:lang w:val="en-US"/>
         </w:rPr>
       </w:pPr>
+      <w:proofErr w:type="spellStart"/>
+      <w:proofErr w:type="gramStart"/>
       <w:r>
         <w:rPr>
           <w:rStyle w:val="d813de27"/>
@@ -2661,6 +2972,8 @@
         </w:rPr>
         <w:t>csharp</w:t>
       </w:r>
+      <w:proofErr w:type="spellEnd"/>
+      <w:proofErr w:type="gramEnd"/>
     </w:p>
     <w:p>
       <w:pPr>
@@ -2676,6 +2989,7 @@
           <w:lang w:val="en-US"/>
         </w:rPr>
       </w:pPr>
+      <w:proofErr w:type="gramStart"/>
       <w:r>
         <w:rPr>
           <w:rStyle w:val="token"/>
@@ -2687,6 +3001,7 @@
         </w:rPr>
         <w:t>private</w:t>
       </w:r>
+      <w:proofErr w:type="gramEnd"/>
       <w:r>
         <w:rPr>
           <w:rFonts w:ascii="Times New Roman" w:hAnsi="Times New Roman" w:cs="Times New Roman"/>
@@ -2718,6 +3033,7 @@
         </w:rPr>
         <w:t xml:space="preserve"> </w:t>
       </w:r>
+      <w:proofErr w:type="spellStart"/>
       <w:r>
         <w:rPr>
           <w:rStyle w:val="token"/>
@@ -2729,6 +3045,7 @@
         </w:rPr>
         <w:t>AddButton_Click</w:t>
       </w:r>
+      <w:proofErr w:type="spellEnd"/>
       <w:r>
         <w:rPr>
           <w:rStyle w:val="token"/>
@@ -2782,6 +3099,7 @@
         </w:rPr>
         <w:t xml:space="preserve"> </w:t>
       </w:r>
+      <w:proofErr w:type="spellStart"/>
       <w:r>
         <w:rPr>
           <w:rStyle w:val="token"/>
@@ -2793,6 +3111,7 @@
         </w:rPr>
         <w:t>EventArgs</w:t>
       </w:r>
+      <w:proofErr w:type="spellEnd"/>
       <w:r>
         <w:rPr>
           <w:rFonts w:ascii="Times New Roman" w:hAnsi="Times New Roman" w:cs="Times New Roman"/>
@@ -2884,7 +3203,29 @@
           <w:szCs w:val="28"/>
           <w:lang w:val="en-US"/>
         </w:rPr>
-        <w:t xml:space="preserve"> newTask </w:t>
+        <w:t xml:space="preserve"> </w:t>
+      </w:r>
+      <w:proofErr w:type="spellStart"/>
+      <w:r>
+        <w:rPr>
+          <w:rFonts w:ascii="Times New Roman" w:hAnsi="Times New Roman" w:cs="Times New Roman"/>
+          <w:color w:val="0F1115"/>
+          <w:sz w:val="28"/>
+          <w:szCs w:val="28"/>
+          <w:lang w:val="en-US"/>
+        </w:rPr>
+        <w:t>newTask</w:t>
+      </w:r>
+      <w:proofErr w:type="spellEnd"/>
+      <w:r>
+        <w:rPr>
+          <w:rFonts w:ascii="Times New Roman" w:hAnsi="Times New Roman" w:cs="Times New Roman"/>
+          <w:color w:val="0F1115"/>
+          <w:sz w:val="28"/>
+          <w:szCs w:val="28"/>
+          <w:lang w:val="en-US"/>
+        </w:rPr>
+        <w:t xml:space="preserve"> </w:t>
       </w:r>
       <w:r>
         <w:rPr>
@@ -3019,7 +3360,18 @@
           <w:szCs w:val="28"/>
           <w:lang w:val="en-US"/>
         </w:rPr>
-        <w:t xml:space="preserve"> titleTextBox</w:t>
+        <w:t xml:space="preserve"> </w:t>
+      </w:r>
+      <w:proofErr w:type="spellStart"/>
+      <w:r>
+        <w:rPr>
+          <w:rFonts w:ascii="Times New Roman" w:hAnsi="Times New Roman" w:cs="Times New Roman"/>
+          <w:color w:val="0F1115"/>
+          <w:sz w:val="28"/>
+          <w:szCs w:val="28"/>
+          <w:lang w:val="en-US"/>
+        </w:rPr>
+        <w:t>titleTextBox</w:t>
       </w:r>
       <w:r>
         <w:rPr>
@@ -3042,6 +3394,7 @@
         </w:rPr>
         <w:t>Text</w:t>
       </w:r>
+      <w:proofErr w:type="spellEnd"/>
       <w:r>
         <w:rPr>
           <w:rStyle w:val="token"/>
@@ -3097,7 +3450,18 @@
           <w:szCs w:val="28"/>
           <w:lang w:val="en-US"/>
         </w:rPr>
-        <w:t xml:space="preserve"> descriptionTextBox</w:t>
+        <w:t xml:space="preserve"> </w:t>
+      </w:r>
+      <w:proofErr w:type="spellStart"/>
+      <w:r>
+        <w:rPr>
+          <w:rFonts w:ascii="Times New Roman" w:hAnsi="Times New Roman" w:cs="Times New Roman"/>
+          <w:color w:val="0F1115"/>
+          <w:sz w:val="28"/>
+          <w:szCs w:val="28"/>
+          <w:lang w:val="en-US"/>
+        </w:rPr>
+        <w:t>descriptionTextBox</w:t>
       </w:r>
       <w:r>
         <w:rPr>
@@ -3120,6 +3484,7 @@
         </w:rPr>
         <w:t>Text</w:t>
       </w:r>
+      <w:proofErr w:type="spellEnd"/>
       <w:r>
         <w:rPr>
           <w:rStyle w:val="token"/>
@@ -3155,7 +3520,29 @@
           <w:lang w:val="en-US"/>
         </w:rPr>
         <w:lastRenderedPageBreak/>
-        <w:t xml:space="preserve">        IsCompleted </w:t>
+        <w:t xml:space="preserve">        </w:t>
+      </w:r>
+      <w:proofErr w:type="spellStart"/>
+      <w:r>
+        <w:rPr>
+          <w:rFonts w:ascii="Times New Roman" w:hAnsi="Times New Roman" w:cs="Times New Roman"/>
+          <w:color w:val="0F1115"/>
+          <w:sz w:val="28"/>
+          <w:szCs w:val="28"/>
+          <w:lang w:val="en-US"/>
+        </w:rPr>
+        <w:t>IsCompleted</w:t>
+      </w:r>
+      <w:proofErr w:type="spellEnd"/>
+      <w:r>
+        <w:rPr>
+          <w:rFonts w:ascii="Times New Roman" w:hAnsi="Times New Roman" w:cs="Times New Roman"/>
+          <w:color w:val="0F1115"/>
+          <w:sz w:val="28"/>
+          <w:szCs w:val="28"/>
+          <w:lang w:val="en-US"/>
+        </w:rPr>
+        <w:t xml:space="preserve"> </w:t>
       </w:r>
       <w:r>
         <w:rPr>
@@ -3248,7 +3635,19 @@
           <w:szCs w:val="28"/>
           <w:lang w:val="en-US"/>
         </w:rPr>
-        <w:t xml:space="preserve">    taskManager</w:t>
+        <w:t xml:space="preserve">    </w:t>
+      </w:r>
+      <w:proofErr w:type="spellStart"/>
+      <w:proofErr w:type="gramStart"/>
+      <w:r>
+        <w:rPr>
+          <w:rFonts w:ascii="Times New Roman" w:hAnsi="Times New Roman" w:cs="Times New Roman"/>
+          <w:color w:val="0F1115"/>
+          <w:sz w:val="28"/>
+          <w:szCs w:val="28"/>
+          <w:lang w:val="en-US"/>
+        </w:rPr>
+        <w:t>taskManager</w:t>
       </w:r>
       <w:r>
         <w:rPr>
@@ -3272,6 +3671,7 @@
         </w:rPr>
         <w:t>AddTask</w:t>
       </w:r>
+      <w:proofErr w:type="spellEnd"/>
       <w:r>
         <w:rPr>
           <w:rStyle w:val="token"/>
@@ -3283,6 +3683,8 @@
         </w:rPr>
         <w:t>(</w:t>
       </w:r>
+      <w:proofErr w:type="spellStart"/>
+      <w:proofErr w:type="gramEnd"/>
       <w:r>
         <w:rPr>
           <w:rFonts w:ascii="Times New Roman" w:hAnsi="Times New Roman" w:cs="Times New Roman"/>
@@ -3293,6 +3695,7 @@
         </w:rPr>
         <w:t>newTask</w:t>
       </w:r>
+      <w:proofErr w:type="spellEnd"/>
       <w:r>
         <w:rPr>
           <w:rStyle w:val="token"/>
@@ -3329,6 +3732,8 @@
         </w:rPr>
         <w:t xml:space="preserve">    </w:t>
       </w:r>
+      <w:proofErr w:type="spellStart"/>
+      <w:proofErr w:type="gramStart"/>
       <w:r>
         <w:rPr>
           <w:rStyle w:val="token"/>
@@ -3340,6 +3745,7 @@
         </w:rPr>
         <w:t>UpdateTaskList</w:t>
       </w:r>
+      <w:proofErr w:type="spellEnd"/>
       <w:r>
         <w:rPr>
           <w:rStyle w:val="token"/>
@@ -3349,7 +3755,19 @@
           <w:szCs w:val="28"/>
           <w:lang w:val="en-US"/>
         </w:rPr>
-        <w:t>();}</w:t>
+        <w:t>(</w:t>
+      </w:r>
+      <w:proofErr w:type="gramEnd"/>
+      <w:r>
+        <w:rPr>
+          <w:rStyle w:val="token"/>
+          <w:rFonts w:ascii="Times New Roman" w:hAnsi="Times New Roman" w:cs="Times New Roman"/>
+          <w:color w:val="383A42"/>
+          <w:sz w:val="28"/>
+          <w:szCs w:val="28"/>
+          <w:lang w:val="en-US"/>
+        </w:rPr>
+        <w:t>);}</w:t>
       </w:r>
     </w:p>
     <w:p>
@@ -3368,11 +3786,19 @@
           <w:lang w:val="en-US"/>
         </w:rPr>
       </w:pPr>
+      <w:proofErr w:type="gramStart"/>
       <w:r>
         <w:rPr>
           <w:lang w:val="en-US"/>
         </w:rPr>
-        <w:t xml:space="preserve">2.3 </w:t>
+        <w:t>2.3</w:t>
+      </w:r>
+      <w:proofErr w:type="gramEnd"/>
+      <w:r>
+        <w:rPr>
+          <w:lang w:val="en-US"/>
+        </w:rPr>
+        <w:t xml:space="preserve"> </w:t>
       </w:r>
       <w:r>
         <w:t>Удаление</w:t>
@@ -3729,6 +4155,7 @@
         </w:rPr>
         <w:t>Все задачи автоматически сохраняются в файл </w:t>
       </w:r>
+      <w:proofErr w:type="spellStart"/>
       <w:r>
         <w:rPr>
           <w:rStyle w:val="HTML"/>
@@ -3738,7 +4165,19 @@
           <w:szCs w:val="28"/>
           <w:shd w:val="clear" w:color="auto" w:fill="EBEEF2"/>
         </w:rPr>
-        <w:t>tasks.</w:t>
+        <w:t>tasks</w:t>
+      </w:r>
+      <w:proofErr w:type="spellEnd"/>
+      <w:r>
+        <w:rPr>
+          <w:rStyle w:val="HTML"/>
+          <w:rFonts w:ascii="Times New Roman" w:hAnsi="Times New Roman" w:cs="Times New Roman"/>
+          <w:color w:val="0F1115"/>
+          <w:sz w:val="28"/>
+          <w:szCs w:val="28"/>
+          <w:shd w:val="clear" w:color="auto" w:fill="EBEEF2"/>
+        </w:rPr>
+        <w:t>.</w:t>
       </w:r>
       <w:r>
         <w:rPr>
@@ -3935,12 +4374,14 @@
         </w:rPr>
         <w:br w:type="page"/>
       </w:r>
+      <w:bookmarkStart w:id="6" w:name="_GoBack"/>
+      <w:bookmarkEnd w:id="6"/>
     </w:p>
     <w:p>
       <w:pPr>
         <w:pStyle w:val="11111111111111111"/>
       </w:pPr>
-      <w:bookmarkStart w:id="6" w:name="_Toc231401156"/>
+      <w:bookmarkStart w:id="7" w:name="_Toc231401156"/>
       <w:r>
         <w:rPr>
           <w:rStyle w:val="111111111111111110"/>
@@ -3950,7 +4391,7 @@
         <w:lastRenderedPageBreak/>
         <w:t>3. ТЕСТИРОВАНИЕ БЕЛЫМ ЯЩИКОМ</w:t>
       </w:r>
-      <w:bookmarkEnd w:id="6"/>
+      <w:bookmarkEnd w:id="7"/>
     </w:p>
     <w:p>
       <w:pPr>
@@ -3979,8 +4420,45 @@
           <w:sz w:val="28"/>
           <w:szCs w:val="28"/>
         </w:rPr>
-        <w:t>Проверка внутренней логики и структуры кода приложения «Task Manager». Тестирование проводилось путём анализа работы методов классов </w:t>
-      </w:r>
+        <w:t>Проверка внутренней логики и структуры кода приложения «</w:t>
+      </w:r>
+      <w:proofErr w:type="spellStart"/>
+      <w:r>
+        <w:rPr>
+          <w:color w:val="0F1115"/>
+          <w:sz w:val="28"/>
+          <w:szCs w:val="28"/>
+        </w:rPr>
+        <w:t>Task</w:t>
+      </w:r>
+      <w:proofErr w:type="spellEnd"/>
+      <w:r>
+        <w:rPr>
+          <w:color w:val="0F1115"/>
+          <w:sz w:val="28"/>
+          <w:szCs w:val="28"/>
+        </w:rPr>
+        <w:t xml:space="preserve"> </w:t>
+      </w:r>
+      <w:proofErr w:type="spellStart"/>
+      <w:r>
+        <w:rPr>
+          <w:color w:val="0F1115"/>
+          <w:sz w:val="28"/>
+          <w:szCs w:val="28"/>
+        </w:rPr>
+        <w:t>Manager</w:t>
+      </w:r>
+      <w:proofErr w:type="spellEnd"/>
+      <w:r>
+        <w:rPr>
+          <w:color w:val="0F1115"/>
+          <w:sz w:val="28"/>
+          <w:szCs w:val="28"/>
+        </w:rPr>
+        <w:t>». Тестирование проводилось путём анализа работы методов классов </w:t>
+      </w:r>
+      <w:proofErr w:type="spellStart"/>
       <w:r>
         <w:rPr>
           <w:rStyle w:val="HTML"/>
@@ -3992,6 +4470,7 @@
         </w:rPr>
         <w:t>TaskManager</w:t>
       </w:r>
+      <w:proofErr w:type="spellEnd"/>
       <w:r>
         <w:rPr>
           <w:color w:val="0F1115"/>
@@ -4000,6 +4479,7 @@
         </w:rPr>
         <w:t> (добавление, удаление, изменение статуса задачи) и </w:t>
       </w:r>
+      <w:proofErr w:type="spellStart"/>
       <w:r>
         <w:rPr>
           <w:rStyle w:val="HTML"/>
@@ -4011,6 +4491,7 @@
         </w:rPr>
         <w:t>FileManager</w:t>
       </w:r>
+      <w:proofErr w:type="spellEnd"/>
       <w:r>
         <w:rPr>
           <w:color w:val="0F1115"/>
@@ -4337,6 +4818,7 @@
                 <w:szCs w:val="24"/>
               </w:rPr>
             </w:pPr>
+            <w:proofErr w:type="spellStart"/>
             <w:r>
               <w:rPr>
                 <w:rStyle w:val="HTML"/>
@@ -4347,6 +4829,7 @@
               </w:rPr>
               <w:t>AddTask</w:t>
             </w:r>
+            <w:proofErr w:type="spellEnd"/>
           </w:p>
         </w:tc>
         <w:tc>
@@ -4370,13 +4853,41 @@
                 <w:szCs w:val="24"/>
               </w:rPr>
             </w:pPr>
-            <w:r>
-              <w:rPr>
-                <w:rFonts w:ascii="Times New Roman" w:hAnsi="Times New Roman" w:cs="Times New Roman"/>
-                <w:sz w:val="24"/>
-                <w:szCs w:val="24"/>
-              </w:rPr>
-              <w:t>title = "Купить продукты", description = "Молоко, хлеб"</w:t>
+            <w:proofErr w:type="spellStart"/>
+            <w:r>
+              <w:rPr>
+                <w:rFonts w:ascii="Times New Roman" w:hAnsi="Times New Roman" w:cs="Times New Roman"/>
+                <w:sz w:val="24"/>
+                <w:szCs w:val="24"/>
+              </w:rPr>
+              <w:t>title</w:t>
+            </w:r>
+            <w:proofErr w:type="spellEnd"/>
+            <w:r>
+              <w:rPr>
+                <w:rFonts w:ascii="Times New Roman" w:hAnsi="Times New Roman" w:cs="Times New Roman"/>
+                <w:sz w:val="24"/>
+                <w:szCs w:val="24"/>
+              </w:rPr>
+              <w:t xml:space="preserve"> = "Купить продукты", </w:t>
+            </w:r>
+            <w:proofErr w:type="spellStart"/>
+            <w:r>
+              <w:rPr>
+                <w:rFonts w:ascii="Times New Roman" w:hAnsi="Times New Roman" w:cs="Times New Roman"/>
+                <w:sz w:val="24"/>
+                <w:szCs w:val="24"/>
+              </w:rPr>
+              <w:t>description</w:t>
+            </w:r>
+            <w:proofErr w:type="spellEnd"/>
+            <w:r>
+              <w:rPr>
+                <w:rFonts w:ascii="Times New Roman" w:hAnsi="Times New Roman" w:cs="Times New Roman"/>
+                <w:sz w:val="24"/>
+                <w:szCs w:val="24"/>
+              </w:rPr>
+              <w:t xml:space="preserve"> = "Молоко, хлеб"</w:t>
             </w:r>
           </w:p>
         </w:tc>
@@ -4456,6 +4967,7 @@
               </w:rPr>
               <w:t>, </w:t>
             </w:r>
+            <w:proofErr w:type="spellStart"/>
             <w:r>
               <w:rPr>
                 <w:rStyle w:val="HTML"/>
@@ -4465,7 +4977,19 @@
                 <w:shd w:val="clear" w:color="auto" w:fill="EBEEF2"/>
                 <w:lang w:val="en-US"/>
               </w:rPr>
-              <w:t>IsCompleted = false</w:t>
+              <w:t>IsCompleted</w:t>
+            </w:r>
+            <w:proofErr w:type="spellEnd"/>
+            <w:r>
+              <w:rPr>
+                <w:rStyle w:val="HTML"/>
+                <w:rFonts w:ascii="Times New Roman" w:eastAsiaTheme="minorHAnsi" w:hAnsi="Times New Roman" w:cs="Times New Roman"/>
+                <w:sz w:val="24"/>
+                <w:szCs w:val="24"/>
+                <w:shd w:val="clear" w:color="auto" w:fill="EBEEF2"/>
+                <w:lang w:val="en-US"/>
+              </w:rPr>
+              <w:t xml:space="preserve"> = false</w:t>
             </w:r>
           </w:p>
         </w:tc>
@@ -4565,6 +5089,7 @@
                 <w:szCs w:val="24"/>
               </w:rPr>
             </w:pPr>
+            <w:proofErr w:type="spellStart"/>
             <w:r>
               <w:rPr>
                 <w:rStyle w:val="HTML"/>
@@ -4575,6 +5100,7 @@
               </w:rPr>
               <w:t>ToggleComplete</w:t>
             </w:r>
+            <w:proofErr w:type="spellEnd"/>
           </w:p>
         </w:tc>
         <w:tc>
@@ -4606,6 +5132,7 @@
               </w:rPr>
               <w:t>Вызов для задачи с </w:t>
             </w:r>
+            <w:proofErr w:type="spellStart"/>
             <w:r>
               <w:rPr>
                 <w:rStyle w:val="HTML"/>
@@ -4614,16 +5141,9 @@
                 <w:szCs w:val="24"/>
                 <w:shd w:val="clear" w:color="auto" w:fill="EBEEF2"/>
               </w:rPr>
-              <w:t>Id = 1</w:t>
-            </w:r>
-            <w:r>
-              <w:rPr>
-                <w:rFonts w:ascii="Times New Roman" w:hAnsi="Times New Roman" w:cs="Times New Roman"/>
-                <w:sz w:val="24"/>
-                <w:szCs w:val="24"/>
-              </w:rPr>
-              <w:t> (статус </w:t>
-            </w:r>
+              <w:t>Id</w:t>
+            </w:r>
+            <w:proofErr w:type="spellEnd"/>
             <w:r>
               <w:rPr>
                 <w:rStyle w:val="HTML"/>
@@ -4632,8 +5152,28 @@
                 <w:szCs w:val="24"/>
                 <w:shd w:val="clear" w:color="auto" w:fill="EBEEF2"/>
               </w:rPr>
+              <w:t xml:space="preserve"> = 1</w:t>
+            </w:r>
+            <w:r>
+              <w:rPr>
+                <w:rFonts w:ascii="Times New Roman" w:hAnsi="Times New Roman" w:cs="Times New Roman"/>
+                <w:sz w:val="24"/>
+                <w:szCs w:val="24"/>
+              </w:rPr>
+              <w:t> (статус </w:t>
+            </w:r>
+            <w:proofErr w:type="spellStart"/>
+            <w:r>
+              <w:rPr>
+                <w:rStyle w:val="HTML"/>
+                <w:rFonts w:ascii="Times New Roman" w:eastAsiaTheme="minorHAnsi" w:hAnsi="Times New Roman" w:cs="Times New Roman"/>
+                <w:sz w:val="24"/>
+                <w:szCs w:val="24"/>
+                <w:shd w:val="clear" w:color="auto" w:fill="EBEEF2"/>
+              </w:rPr>
               <w:t>false</w:t>
             </w:r>
+            <w:proofErr w:type="spellEnd"/>
             <w:r>
               <w:rPr>
                 <w:rFonts w:ascii="Times New Roman" w:hAnsi="Times New Roman" w:cs="Times New Roman"/>
@@ -4673,6 +5213,7 @@
               </w:rPr>
               <w:t>Статус меняется на </w:t>
             </w:r>
+            <w:proofErr w:type="spellStart"/>
             <w:r>
               <w:rPr>
                 <w:rStyle w:val="HTML"/>
@@ -4683,6 +5224,7 @@
               </w:rPr>
               <w:t>true</w:t>
             </w:r>
+            <w:proofErr w:type="spellEnd"/>
           </w:p>
         </w:tc>
         <w:tc>
@@ -4781,6 +5323,7 @@
                 <w:szCs w:val="24"/>
               </w:rPr>
             </w:pPr>
+            <w:proofErr w:type="spellStart"/>
             <w:r>
               <w:rPr>
                 <w:rStyle w:val="HTML"/>
@@ -4791,6 +5334,7 @@
               </w:rPr>
               <w:t>RemoveTask</w:t>
             </w:r>
+            <w:proofErr w:type="spellEnd"/>
           </w:p>
         </w:tc>
         <w:tc>
@@ -4822,6 +5366,7 @@
               </w:rPr>
               <w:t>Вызов для задачи с </w:t>
             </w:r>
+            <w:proofErr w:type="spellStart"/>
             <w:r>
               <w:rPr>
                 <w:rStyle w:val="HTML"/>
@@ -4830,7 +5375,18 @@
                 <w:szCs w:val="24"/>
                 <w:shd w:val="clear" w:color="auto" w:fill="EBEEF2"/>
               </w:rPr>
-              <w:t>Id = 1</w:t>
+              <w:t>Id</w:t>
+            </w:r>
+            <w:proofErr w:type="spellEnd"/>
+            <w:r>
+              <w:rPr>
+                <w:rStyle w:val="HTML"/>
+                <w:rFonts w:ascii="Times New Roman" w:eastAsiaTheme="minorHAnsi" w:hAnsi="Times New Roman" w:cs="Times New Roman"/>
+                <w:sz w:val="24"/>
+                <w:szCs w:val="24"/>
+                <w:shd w:val="clear" w:color="auto" w:fill="EBEEF2"/>
+              </w:rPr>
+              <w:t xml:space="preserve"> = 1</w:t>
             </w:r>
           </w:p>
         </w:tc>
@@ -4992,8 +5548,8 @@
       <w:pPr>
         <w:pStyle w:val="11111111111111111"/>
       </w:pPr>
-      <w:bookmarkStart w:id="7" w:name="_Toc231295289"/>
-      <w:bookmarkStart w:id="8" w:name="_Toc231401157"/>
+      <w:bookmarkStart w:id="8" w:name="_Toc231295289"/>
+      <w:bookmarkStart w:id="9" w:name="_Toc231401157"/>
       <w:r>
         <w:rPr>
           <w:rStyle w:val="111111111111111110"/>
@@ -5003,8 +5559,8 @@
         <w:lastRenderedPageBreak/>
         <w:t>4. ТЕСТИРОВАНИЕ ЧЁРНЫМ ЯЩИКОМ</w:t>
       </w:r>
-      <w:bookmarkEnd w:id="7"/>
       <w:bookmarkEnd w:id="8"/>
+      <w:bookmarkEnd w:id="9"/>
     </w:p>
     <w:p>
       <w:pPr>
@@ -5033,7 +5589,43 @@
           <w:sz w:val="28"/>
           <w:szCs w:val="28"/>
         </w:rPr>
-        <w:t>Проверка функциональности приложения «Task Manager» с точки зрения конечного пользователя. Тестирование проводилось через графический интерфейс без анализа внутреннего кода.</w:t>
+        <w:t>Проверка функциональности приложения «</w:t>
+      </w:r>
+      <w:proofErr w:type="spellStart"/>
+      <w:r>
+        <w:rPr>
+          <w:color w:val="0F1115"/>
+          <w:sz w:val="28"/>
+          <w:szCs w:val="28"/>
+        </w:rPr>
+        <w:t>Task</w:t>
+      </w:r>
+      <w:proofErr w:type="spellEnd"/>
+      <w:r>
+        <w:rPr>
+          <w:color w:val="0F1115"/>
+          <w:sz w:val="28"/>
+          <w:szCs w:val="28"/>
+        </w:rPr>
+        <w:t xml:space="preserve"> </w:t>
+      </w:r>
+      <w:proofErr w:type="spellStart"/>
+      <w:r>
+        <w:rPr>
+          <w:color w:val="0F1115"/>
+          <w:sz w:val="28"/>
+          <w:szCs w:val="28"/>
+        </w:rPr>
+        <w:t>Manager</w:t>
+      </w:r>
+      <w:proofErr w:type="spellEnd"/>
+      <w:r>
+        <w:rPr>
+          <w:color w:val="0F1115"/>
+          <w:sz w:val="28"/>
+          <w:szCs w:val="28"/>
+        </w:rPr>
+        <w:t>» с точки зрения конечного пользователя. Тестирование проводилось через графический интерфейс без анализа внутреннего кода.</w:t>
       </w:r>
     </w:p>
     <w:p>
@@ -5060,7 +5652,21 @@
         <w:rPr>
           <w:b w:val="0"/>
         </w:rPr>
-        <w:t>На таблице 2 представлена пример тестирования чёрным яшиком.</w:t>
+        <w:t xml:space="preserve">На таблице 2 представлена пример тестирования чёрным </w:t>
+      </w:r>
+      <w:proofErr w:type="spellStart"/>
+      <w:r>
+        <w:rPr>
+          <w:b w:val="0"/>
+        </w:rPr>
+        <w:t>яшиком</w:t>
+      </w:r>
+      <w:proofErr w:type="spellEnd"/>
+      <w:r>
+        <w:rPr>
+          <w:b w:val="0"/>
+        </w:rPr>
+        <w:t>.</w:t>
       </w:r>
     </w:p>
     <w:p>
@@ -5327,6 +5933,7 @@
               </w:rPr>
               <w:t>В списке появляется </w:t>
             </w:r>
+            <w:proofErr w:type="gramStart"/>
             <w:r>
               <w:rPr>
                 <w:rStyle w:val="HTML"/>
@@ -5335,7 +5942,18 @@
                 <w:szCs w:val="24"/>
                 <w:shd w:val="clear" w:color="auto" w:fill="EBEEF2"/>
               </w:rPr>
-              <w:t>[ ] 1. Купить продукты</w:t>
+              <w:t>[ ]</w:t>
+            </w:r>
+            <w:proofErr w:type="gramEnd"/>
+            <w:r>
+              <w:rPr>
+                <w:rStyle w:val="HTML"/>
+                <w:rFonts w:ascii="Times New Roman" w:eastAsiaTheme="minorHAnsi" w:hAnsi="Times New Roman" w:cs="Times New Roman"/>
+                <w:sz w:val="24"/>
+                <w:szCs w:val="24"/>
+                <w:shd w:val="clear" w:color="auto" w:fill="EBEEF2"/>
+              </w:rPr>
+              <w:t xml:space="preserve"> 1. Купить продукты</w:t>
             </w:r>
           </w:p>
         </w:tc>
@@ -5965,14 +6583,14 @@
       <w:pPr>
         <w:pStyle w:val="11111111111111111"/>
       </w:pPr>
-      <w:bookmarkStart w:id="9" w:name="_Toc231295290"/>
-      <w:bookmarkStart w:id="10" w:name="_Toc231401158"/>
+      <w:bookmarkStart w:id="10" w:name="_Toc231295290"/>
+      <w:bookmarkStart w:id="11" w:name="_Toc231401158"/>
       <w:r>
         <w:lastRenderedPageBreak/>
         <w:t>5. МОДУЛЬНОЕ ТЕСТИРОВАНИЕ</w:t>
       </w:r>
-      <w:bookmarkEnd w:id="9"/>
       <w:bookmarkEnd w:id="10"/>
+      <w:bookmarkEnd w:id="11"/>
     </w:p>
     <w:p>
       <w:pPr>
@@ -6001,8 +6619,27 @@
           <w:sz w:val="28"/>
           <w:szCs w:val="28"/>
         </w:rPr>
-        <w:t>Проверка отдельных модулей (методов) приложения изолированно от остальных компонентов. Используется фреймворк </w:t>
-      </w:r>
+        <w:t xml:space="preserve">Проверка отдельных модулей (методов) приложения изолированно от остальных компонентов. Используется </w:t>
+      </w:r>
+      <w:proofErr w:type="spellStart"/>
+      <w:r>
+        <w:rPr>
+          <w:color w:val="0F1115"/>
+          <w:sz w:val="28"/>
+          <w:szCs w:val="28"/>
+        </w:rPr>
+        <w:t>фреймворк</w:t>
+      </w:r>
+      <w:proofErr w:type="spellEnd"/>
+      <w:r>
+        <w:rPr>
+          <w:color w:val="0F1115"/>
+          <w:sz w:val="28"/>
+          <w:szCs w:val="28"/>
+        </w:rPr>
+        <w:t> </w:t>
+      </w:r>
+      <w:proofErr w:type="spellStart"/>
       <w:r>
         <w:rPr>
           <w:rStyle w:val="af0"/>
@@ -6012,6 +6649,7 @@
         </w:rPr>
         <w:t>NUnit</w:t>
       </w:r>
+      <w:proofErr w:type="spellEnd"/>
       <w:r>
         <w:rPr>
           <w:color w:val="0F1115"/>
@@ -6067,6 +6705,7 @@
         </w:rPr>
         <w:t> </w:t>
       </w:r>
+      <w:proofErr w:type="spellStart"/>
       <w:r>
         <w:rPr>
           <w:rStyle w:val="HTML"/>
@@ -6078,6 +6717,7 @@
         </w:rPr>
         <w:t>AddTask</w:t>
       </w:r>
+      <w:proofErr w:type="spellEnd"/>
       <w:r>
         <w:rPr>
           <w:color w:val="0F1115"/>
@@ -6158,6 +6798,8 @@
           <w:lang w:val="en-US"/>
         </w:rPr>
       </w:pPr>
+      <w:proofErr w:type="spellStart"/>
+      <w:proofErr w:type="gramStart"/>
       <w:r>
         <w:rPr>
           <w:rStyle w:val="d813de27"/>
@@ -6169,6 +6811,8 @@
         </w:rPr>
         <w:t>csharp</w:t>
       </w:r>
+      <w:proofErr w:type="spellEnd"/>
+      <w:proofErr w:type="gramEnd"/>
     </w:p>
     <w:p>
       <w:pPr>
@@ -6232,6 +6876,7 @@
           <w:lang w:val="en-US"/>
         </w:rPr>
       </w:pPr>
+      <w:proofErr w:type="gramStart"/>
       <w:r>
         <w:rPr>
           <w:rStyle w:val="token"/>
@@ -6243,6 +6888,7 @@
         </w:rPr>
         <w:t>public</w:t>
       </w:r>
+      <w:proofErr w:type="gramEnd"/>
       <w:r>
         <w:rPr>
           <w:rFonts w:ascii="Times New Roman" w:hAnsi="Times New Roman" w:cs="Times New Roman"/>
@@ -6274,6 +6920,7 @@
         </w:rPr>
         <w:t xml:space="preserve"> </w:t>
       </w:r>
+      <w:proofErr w:type="spellStart"/>
       <w:r>
         <w:rPr>
           <w:rStyle w:val="token"/>
@@ -6285,6 +6932,7 @@
         </w:rPr>
         <w:t>AddTask_ShouldIncreaseTaskCount</w:t>
       </w:r>
+      <w:proofErr w:type="spellEnd"/>
       <w:r>
         <w:rPr>
           <w:rStyle w:val="token"/>
@@ -6347,6 +6995,7 @@
         </w:rPr>
         <w:t xml:space="preserve">    </w:t>
       </w:r>
+      <w:proofErr w:type="spellStart"/>
       <w:r>
         <w:rPr>
           <w:rStyle w:val="token"/>
@@ -6358,6 +7007,7 @@
         </w:rPr>
         <w:t>TaskManager</w:t>
       </w:r>
+      <w:proofErr w:type="spellEnd"/>
       <w:r>
         <w:rPr>
           <w:rFonts w:ascii="Times New Roman" w:hAnsi="Times New Roman" w:cs="Times New Roman"/>
@@ -6410,6 +7060,8 @@
         </w:rPr>
         <w:t xml:space="preserve"> </w:t>
       </w:r>
+      <w:proofErr w:type="spellStart"/>
+      <w:proofErr w:type="gramStart"/>
       <w:r>
         <w:rPr>
           <w:rStyle w:val="token"/>
@@ -6421,6 +7073,7 @@
         </w:rPr>
         <w:t>TaskManager</w:t>
       </w:r>
+      <w:proofErr w:type="spellEnd"/>
       <w:r>
         <w:rPr>
           <w:rStyle w:val="token"/>
@@ -6430,7 +7083,19 @@
           <w:szCs w:val="28"/>
           <w:lang w:val="en-US"/>
         </w:rPr>
-        <w:t>();</w:t>
+        <w:t>(</w:t>
+      </w:r>
+      <w:proofErr w:type="gramEnd"/>
+      <w:r>
+        <w:rPr>
+          <w:rStyle w:val="token"/>
+          <w:rFonts w:ascii="Times New Roman" w:hAnsi="Times New Roman" w:cs="Times New Roman"/>
+          <w:color w:val="383A42"/>
+          <w:sz w:val="28"/>
+          <w:szCs w:val="28"/>
+          <w:lang w:val="en-US"/>
+        </w:rPr>
+        <w:t>);</w:t>
       </w:r>
     </w:p>
     <w:p>
@@ -6457,6 +7122,8 @@
         </w:rPr>
         <w:t xml:space="preserve">    </w:t>
       </w:r>
+      <w:proofErr w:type="spellStart"/>
+      <w:proofErr w:type="gramStart"/>
       <w:r>
         <w:rPr>
           <w:rStyle w:val="token"/>
@@ -6468,6 +7135,8 @@
         </w:rPr>
         <w:t>int</w:t>
       </w:r>
+      <w:proofErr w:type="spellEnd"/>
+      <w:proofErr w:type="gramEnd"/>
       <w:r>
         <w:rPr>
           <w:rFonts w:ascii="Times New Roman" w:hAnsi="Times New Roman" w:cs="Times New Roman"/>
@@ -6476,7 +7145,29 @@
           <w:szCs w:val="28"/>
           <w:lang w:val="en-US"/>
         </w:rPr>
-        <w:t xml:space="preserve"> countBefore </w:t>
+        <w:t xml:space="preserve"> </w:t>
+      </w:r>
+      <w:proofErr w:type="spellStart"/>
+      <w:r>
+        <w:rPr>
+          <w:rFonts w:ascii="Times New Roman" w:hAnsi="Times New Roman" w:cs="Times New Roman"/>
+          <w:color w:val="0F1115"/>
+          <w:sz w:val="28"/>
+          <w:szCs w:val="28"/>
+          <w:lang w:val="en-US"/>
+        </w:rPr>
+        <w:t>countBefore</w:t>
+      </w:r>
+      <w:proofErr w:type="spellEnd"/>
+      <w:r>
+        <w:rPr>
+          <w:rFonts w:ascii="Times New Roman" w:hAnsi="Times New Roman" w:cs="Times New Roman"/>
+          <w:color w:val="0F1115"/>
+          <w:sz w:val="28"/>
+          <w:szCs w:val="28"/>
+          <w:lang w:val="en-US"/>
+        </w:rPr>
+        <w:t xml:space="preserve"> </w:t>
       </w:r>
       <w:r>
         <w:rPr>
@@ -6497,7 +7188,18 @@
           <w:szCs w:val="28"/>
           <w:lang w:val="en-US"/>
         </w:rPr>
-        <w:t xml:space="preserve"> manager</w:t>
+        <w:t xml:space="preserve"> </w:t>
+      </w:r>
+      <w:proofErr w:type="spellStart"/>
+      <w:r>
+        <w:rPr>
+          <w:rFonts w:ascii="Times New Roman" w:hAnsi="Times New Roman" w:cs="Times New Roman"/>
+          <w:color w:val="0F1115"/>
+          <w:sz w:val="28"/>
+          <w:szCs w:val="28"/>
+          <w:lang w:val="en-US"/>
+        </w:rPr>
+        <w:t>manager</w:t>
       </w:r>
       <w:r>
         <w:rPr>
@@ -6521,6 +7223,7 @@
         </w:rPr>
         <w:t>GetAllTasks</w:t>
       </w:r>
+      <w:proofErr w:type="spellEnd"/>
       <w:r>
         <w:rPr>
           <w:rStyle w:val="token"/>
@@ -6592,6 +7295,7 @@
         </w:rPr>
         <w:t xml:space="preserve">    </w:t>
       </w:r>
+      <w:proofErr w:type="spellStart"/>
       <w:r>
         <w:rPr>
           <w:rFonts w:ascii="Times New Roman" w:hAnsi="Times New Roman" w:cs="Times New Roman"/>
@@ -6621,6 +7325,7 @@
         </w:rPr>
         <w:t>AddTask</w:t>
       </w:r>
+      <w:proofErr w:type="spellEnd"/>
       <w:r>
         <w:rPr>
           <w:rStyle w:val="token"/>
@@ -6718,6 +7423,8 @@
         </w:rPr>
         <w:t xml:space="preserve">    </w:t>
       </w:r>
+      <w:proofErr w:type="spellStart"/>
+      <w:proofErr w:type="gramStart"/>
       <w:r>
         <w:rPr>
           <w:rStyle w:val="token"/>
@@ -6729,6 +7436,8 @@
         </w:rPr>
         <w:t>int</w:t>
       </w:r>
+      <w:proofErr w:type="spellEnd"/>
+      <w:proofErr w:type="gramEnd"/>
       <w:r>
         <w:rPr>
           <w:rFonts w:ascii="Times New Roman" w:hAnsi="Times New Roman" w:cs="Times New Roman"/>
@@ -6737,7 +7446,29 @@
           <w:szCs w:val="28"/>
           <w:lang w:val="en-US"/>
         </w:rPr>
-        <w:t xml:space="preserve"> countAfter </w:t>
+        <w:t xml:space="preserve"> </w:t>
+      </w:r>
+      <w:proofErr w:type="spellStart"/>
+      <w:r>
+        <w:rPr>
+          <w:rFonts w:ascii="Times New Roman" w:hAnsi="Times New Roman" w:cs="Times New Roman"/>
+          <w:color w:val="0F1115"/>
+          <w:sz w:val="28"/>
+          <w:szCs w:val="28"/>
+          <w:lang w:val="en-US"/>
+        </w:rPr>
+        <w:t>countAfter</w:t>
+      </w:r>
+      <w:proofErr w:type="spellEnd"/>
+      <w:r>
+        <w:rPr>
+          <w:rFonts w:ascii="Times New Roman" w:hAnsi="Times New Roman" w:cs="Times New Roman"/>
+          <w:color w:val="0F1115"/>
+          <w:sz w:val="28"/>
+          <w:szCs w:val="28"/>
+          <w:lang w:val="en-US"/>
+        </w:rPr>
+        <w:t xml:space="preserve"> </w:t>
       </w:r>
       <w:r>
         <w:rPr>
@@ -6758,7 +7489,18 @@
           <w:szCs w:val="28"/>
           <w:lang w:val="en-US"/>
         </w:rPr>
-        <w:t xml:space="preserve"> manager</w:t>
+        <w:t xml:space="preserve"> </w:t>
+      </w:r>
+      <w:proofErr w:type="spellStart"/>
+      <w:r>
+        <w:rPr>
+          <w:rFonts w:ascii="Times New Roman" w:hAnsi="Times New Roman" w:cs="Times New Roman"/>
+          <w:color w:val="0F1115"/>
+          <w:sz w:val="28"/>
+          <w:szCs w:val="28"/>
+          <w:lang w:val="en-US"/>
+        </w:rPr>
+        <w:t>manager</w:t>
       </w:r>
       <w:r>
         <w:rPr>
@@ -6782,6 +7524,7 @@
         </w:rPr>
         <w:t>GetAllTasks</w:t>
       </w:r>
+      <w:proofErr w:type="spellEnd"/>
       <w:r>
         <w:rPr>
           <w:rStyle w:val="token"/>
@@ -6837,7 +7580,19 @@
           <w:szCs w:val="28"/>
           <w:lang w:val="en-US"/>
         </w:rPr>
-        <w:t xml:space="preserve">    Assert</w:t>
+        <w:t xml:space="preserve">    </w:t>
+      </w:r>
+      <w:proofErr w:type="spellStart"/>
+      <w:proofErr w:type="gramStart"/>
+      <w:r>
+        <w:rPr>
+          <w:rFonts w:ascii="Times New Roman" w:hAnsi="Times New Roman" w:cs="Times New Roman"/>
+          <w:color w:val="0F1115"/>
+          <w:sz w:val="28"/>
+          <w:szCs w:val="28"/>
+          <w:lang w:val="en-US"/>
+        </w:rPr>
+        <w:t>Assert</w:t>
       </w:r>
       <w:r>
         <w:rPr>
@@ -6861,6 +7616,7 @@
         </w:rPr>
         <w:t>AreEqual</w:t>
       </w:r>
+      <w:proofErr w:type="spellEnd"/>
       <w:r>
         <w:rPr>
           <w:rStyle w:val="token"/>
@@ -6872,6 +7628,8 @@
         </w:rPr>
         <w:t>(</w:t>
       </w:r>
+      <w:proofErr w:type="spellStart"/>
+      <w:proofErr w:type="gramEnd"/>
       <w:r>
         <w:rPr>
           <w:rFonts w:ascii="Times New Roman" w:hAnsi="Times New Roman" w:cs="Times New Roman"/>
@@ -6880,7 +7638,18 @@
           <w:szCs w:val="28"/>
           <w:lang w:val="en-US"/>
         </w:rPr>
-        <w:t xml:space="preserve">countBefore </w:t>
+        <w:t>countBefore</w:t>
+      </w:r>
+      <w:proofErr w:type="spellEnd"/>
+      <w:r>
+        <w:rPr>
+          <w:rFonts w:ascii="Times New Roman" w:hAnsi="Times New Roman" w:cs="Times New Roman"/>
+          <w:color w:val="0F1115"/>
+          <w:sz w:val="28"/>
+          <w:szCs w:val="28"/>
+          <w:lang w:val="en-US"/>
+        </w:rPr>
+        <w:t xml:space="preserve"> </w:t>
       </w:r>
       <w:r>
         <w:rPr>
@@ -6933,8 +7702,20 @@
           <w:szCs w:val="28"/>
           <w:lang w:val="en-US"/>
         </w:rPr>
-        <w:t xml:space="preserve"> countAfter</w:t>
-      </w:r>
+        <w:t xml:space="preserve"> </w:t>
+      </w:r>
+      <w:proofErr w:type="spellStart"/>
+      <w:r>
+        <w:rPr>
+          <w:rFonts w:ascii="Times New Roman" w:hAnsi="Times New Roman" w:cs="Times New Roman"/>
+          <w:color w:val="0F1115"/>
+          <w:sz w:val="28"/>
+          <w:szCs w:val="28"/>
+          <w:lang w:val="en-US"/>
+        </w:rPr>
+        <w:t>countAfter</w:t>
+      </w:r>
+      <w:proofErr w:type="spellEnd"/>
       <w:r>
         <w:rPr>
           <w:rStyle w:val="token"/>
@@ -7281,6 +8062,7 @@
                 <w:szCs w:val="24"/>
               </w:rPr>
             </w:pPr>
+            <w:proofErr w:type="spellStart"/>
             <w:r>
               <w:rPr>
                 <w:rStyle w:val="HTML"/>
@@ -7291,6 +8073,7 @@
               </w:rPr>
               <w:t>AddTask</w:t>
             </w:r>
+            <w:proofErr w:type="spellEnd"/>
           </w:p>
         </w:tc>
         <w:tc>
@@ -7314,13 +8097,41 @@
                 <w:szCs w:val="24"/>
               </w:rPr>
             </w:pPr>
-            <w:r>
-              <w:rPr>
-                <w:rFonts w:ascii="Times New Roman" w:hAnsi="Times New Roman" w:cs="Times New Roman"/>
-                <w:sz w:val="24"/>
-                <w:szCs w:val="24"/>
-              </w:rPr>
-              <w:t>Title = "Тестовая задача", Description = "Описание"</w:t>
+            <w:proofErr w:type="spellStart"/>
+            <w:r>
+              <w:rPr>
+                <w:rFonts w:ascii="Times New Roman" w:hAnsi="Times New Roman" w:cs="Times New Roman"/>
+                <w:sz w:val="24"/>
+                <w:szCs w:val="24"/>
+              </w:rPr>
+              <w:t>Title</w:t>
+            </w:r>
+            <w:proofErr w:type="spellEnd"/>
+            <w:r>
+              <w:rPr>
+                <w:rFonts w:ascii="Times New Roman" w:hAnsi="Times New Roman" w:cs="Times New Roman"/>
+                <w:sz w:val="24"/>
+                <w:szCs w:val="24"/>
+              </w:rPr>
+              <w:t xml:space="preserve"> = "Тестовая задача", </w:t>
+            </w:r>
+            <w:proofErr w:type="spellStart"/>
+            <w:r>
+              <w:rPr>
+                <w:rFonts w:ascii="Times New Roman" w:hAnsi="Times New Roman" w:cs="Times New Roman"/>
+                <w:sz w:val="24"/>
+                <w:szCs w:val="24"/>
+              </w:rPr>
+              <w:t>Description</w:t>
+            </w:r>
+            <w:proofErr w:type="spellEnd"/>
+            <w:r>
+              <w:rPr>
+                <w:rFonts w:ascii="Times New Roman" w:hAnsi="Times New Roman" w:cs="Times New Roman"/>
+                <w:sz w:val="24"/>
+                <w:szCs w:val="24"/>
+              </w:rPr>
+              <w:t xml:space="preserve"> = "Описание"</w:t>
             </w:r>
           </w:p>
         </w:tc>
@@ -7432,8 +8243,8 @@
       <w:pPr>
         <w:pStyle w:val="11111111111111111"/>
       </w:pPr>
-      <w:bookmarkStart w:id="11" w:name="_Toc231295291"/>
-      <w:bookmarkStart w:id="12" w:name="_Toc231401159"/>
+      <w:bookmarkStart w:id="12" w:name="_Toc231295291"/>
+      <w:bookmarkStart w:id="13" w:name="_Toc231401159"/>
       <w:r>
         <w:rPr>
           <w:rStyle w:val="111111111111111110"/>
@@ -7443,8 +8254,8 @@
         <w:lastRenderedPageBreak/>
         <w:t>6. ИНТЕГРАЦИОННОЕ ТЕСТИРОВАНИЕ</w:t>
       </w:r>
-      <w:bookmarkEnd w:id="11"/>
       <w:bookmarkEnd w:id="12"/>
+      <w:bookmarkEnd w:id="13"/>
     </w:p>
     <w:p>
       <w:pPr>
@@ -7473,7 +8284,43 @@
           <w:sz w:val="28"/>
           <w:szCs w:val="28"/>
         </w:rPr>
-        <w:t>Проверка корректного взаимодействия между несколькими модулями приложения «Task Manager». В данном случае проверяется связка модулей:</w:t>
+        <w:t>Проверка корректного взаимодействия между несколькими модулями приложения «</w:t>
+      </w:r>
+      <w:proofErr w:type="spellStart"/>
+      <w:r>
+        <w:rPr>
+          <w:color w:val="0F1115"/>
+          <w:sz w:val="28"/>
+          <w:szCs w:val="28"/>
+        </w:rPr>
+        <w:t>Task</w:t>
+      </w:r>
+      <w:proofErr w:type="spellEnd"/>
+      <w:r>
+        <w:rPr>
+          <w:color w:val="0F1115"/>
+          <w:sz w:val="28"/>
+          <w:szCs w:val="28"/>
+        </w:rPr>
+        <w:t xml:space="preserve"> </w:t>
+      </w:r>
+      <w:proofErr w:type="spellStart"/>
+      <w:r>
+        <w:rPr>
+          <w:color w:val="0F1115"/>
+          <w:sz w:val="28"/>
+          <w:szCs w:val="28"/>
+        </w:rPr>
+        <w:t>Manager</w:t>
+      </w:r>
+      <w:proofErr w:type="spellEnd"/>
+      <w:r>
+        <w:rPr>
+          <w:color w:val="0F1115"/>
+          <w:sz w:val="28"/>
+          <w:szCs w:val="28"/>
+        </w:rPr>
+        <w:t>». В данном случае проверяется связка модулей:</w:t>
       </w:r>
     </w:p>
     <w:p>
@@ -7493,6 +8340,7 @@
           <w:szCs w:val="28"/>
         </w:rPr>
       </w:pPr>
+      <w:proofErr w:type="spellStart"/>
       <w:r>
         <w:rPr>
           <w:rStyle w:val="af0"/>
@@ -7503,6 +8351,7 @@
         </w:rPr>
         <w:t>TaskManager</w:t>
       </w:r>
+      <w:proofErr w:type="spellEnd"/>
       <w:r>
         <w:rPr>
           <w:color w:val="0F1115"/>
@@ -7529,6 +8378,7 @@
           <w:szCs w:val="28"/>
         </w:rPr>
       </w:pPr>
+      <w:proofErr w:type="spellStart"/>
       <w:r>
         <w:rPr>
           <w:rStyle w:val="af0"/>
@@ -7539,6 +8389,7 @@
         </w:rPr>
         <w:t>FileManager</w:t>
       </w:r>
+      <w:proofErr w:type="spellEnd"/>
       <w:r>
         <w:rPr>
           <w:color w:val="0F1115"/>
@@ -8473,6 +9324,7 @@
         </w:rPr>
         <w:t>Модули </w:t>
       </w:r>
+      <w:proofErr w:type="spellStart"/>
       <w:r>
         <w:rPr>
           <w:rStyle w:val="HTML"/>
@@ -8484,6 +9336,7 @@
         </w:rPr>
         <w:t>TaskManager</w:t>
       </w:r>
+      <w:proofErr w:type="spellEnd"/>
       <w:r>
         <w:rPr>
           <w:color w:val="0F1115"/>
@@ -8492,6 +9345,7 @@
         </w:rPr>
         <w:t> и </w:t>
       </w:r>
+      <w:proofErr w:type="spellStart"/>
       <w:r>
         <w:rPr>
           <w:rStyle w:val="HTML"/>
@@ -8503,6 +9357,7 @@
         </w:rPr>
         <w:t>FileManager</w:t>
       </w:r>
+      <w:proofErr w:type="spellEnd"/>
       <w:r>
         <w:rPr>
           <w:color w:val="0F1115"/>
@@ -8563,6 +9418,7 @@
         </w:rPr>
         <w:t>Данные сохраняются в формате: </w:t>
       </w:r>
+      <w:proofErr w:type="spellStart"/>
       <w:r>
         <w:rPr>
           <w:rStyle w:val="HTML"/>
@@ -8574,6 +9430,7 @@
         </w:rPr>
         <w:t>ID|Название|Описание|Статус|Дата</w:t>
       </w:r>
+      <w:proofErr w:type="spellEnd"/>
     </w:p>
     <w:p>
       <w:pPr>
@@ -8617,8 +9474,8 @@
       <w:pPr>
         <w:pStyle w:val="11111111111111111"/>
       </w:pPr>
-      <w:bookmarkStart w:id="13" w:name="_Toc231295292"/>
-      <w:bookmarkStart w:id="14" w:name="_Toc231401160"/>
+      <w:bookmarkStart w:id="14" w:name="_Toc231295292"/>
+      <w:bookmarkStart w:id="15" w:name="_Toc231401160"/>
       <w:r>
         <w:rPr>
           <w:rStyle w:val="111111111111111110"/>
@@ -8627,8 +9484,8 @@
         </w:rPr>
         <w:t>7. Оформление документации на программные средства с использованием инструментальных средств</w:t>
       </w:r>
-      <w:bookmarkEnd w:id="13"/>
       <w:bookmarkEnd w:id="14"/>
+      <w:bookmarkEnd w:id="15"/>
     </w:p>
     <w:p>
       <w:pPr>
@@ -8651,6 +9508,7 @@
         </w:rPr>
         <w:t>В процессе разработки программного обеспечения важную роль играет не только написание кода, но и оформление сопутствующей документации. Для этих целей используются различные инструментальные средства. В ходе практики были освоены основы системы контроля версий </w:t>
       </w:r>
+      <w:proofErr w:type="spellStart"/>
       <w:r>
         <w:rPr>
           <w:rStyle w:val="af0"/>
@@ -8660,6 +9518,7 @@
         </w:rPr>
         <w:t>Git</w:t>
       </w:r>
+      <w:proofErr w:type="spellEnd"/>
       <w:r>
         <w:rPr>
           <w:color w:val="0F1115"/>
@@ -8688,7 +9547,25 @@
           <w:sz w:val="28"/>
           <w:szCs w:val="28"/>
         </w:rPr>
-        <w:t>Особое внимание было уделено изучению ветвления в Git. Ветвление позволяет создавать независимые линии разработки, что удобно при тестировании новых функций или исправлении ошибок без влияния на основной код.</w:t>
+        <w:t xml:space="preserve">Особое внимание было уделено изучению ветвления в </w:t>
+      </w:r>
+      <w:proofErr w:type="spellStart"/>
+      <w:r>
+        <w:rPr>
+          <w:color w:val="0F1115"/>
+          <w:sz w:val="28"/>
+          <w:szCs w:val="28"/>
+        </w:rPr>
+        <w:t>Git</w:t>
+      </w:r>
+      <w:proofErr w:type="spellEnd"/>
+      <w:r>
+        <w:rPr>
+          <w:color w:val="0F1115"/>
+          <w:sz w:val="28"/>
+          <w:szCs w:val="28"/>
+        </w:rPr>
+        <w:t>. Ветвление позволяет создавать независимые линии разработки, что удобно при тестировании новых функций или исправлении ошибок без влияния на основной код.</w:t>
       </w:r>
     </w:p>
     <w:p>
@@ -8712,6 +9589,7 @@
         </w:rPr>
         <w:t>На рисунке 1 показан процесс создания новой ветки с именем </w:t>
       </w:r>
+      <w:proofErr w:type="spellStart"/>
       <w:r>
         <w:rPr>
           <w:rStyle w:val="HTML"/>
@@ -8723,6 +9601,7 @@
         </w:rPr>
         <w:t>bugFix</w:t>
       </w:r>
+      <w:proofErr w:type="spellEnd"/>
       <w:r>
         <w:rPr>
           <w:color w:val="0F1115"/>
@@ -8731,6 +9610,7 @@
         </w:rPr>
         <w:t> с помощью команды </w:t>
       </w:r>
+      <w:proofErr w:type="spellStart"/>
       <w:r>
         <w:rPr>
           <w:rStyle w:val="HTML"/>
@@ -8740,8 +9620,57 @@
           <w:szCs w:val="28"/>
           <w:shd w:val="clear" w:color="auto" w:fill="EBEEF2"/>
         </w:rPr>
-        <w:t>git branch bugFix</w:t>
-      </w:r>
+        <w:t>git</w:t>
+      </w:r>
+      <w:proofErr w:type="spellEnd"/>
+      <w:r>
+        <w:rPr>
+          <w:rStyle w:val="HTML"/>
+          <w:rFonts w:ascii="Times New Roman" w:hAnsi="Times New Roman" w:cs="Times New Roman"/>
+          <w:color w:val="0F1115"/>
+          <w:sz w:val="28"/>
+          <w:szCs w:val="28"/>
+          <w:shd w:val="clear" w:color="auto" w:fill="EBEEF2"/>
+        </w:rPr>
+        <w:t xml:space="preserve"> </w:t>
+      </w:r>
+      <w:proofErr w:type="spellStart"/>
+      <w:r>
+        <w:rPr>
+          <w:rStyle w:val="HTML"/>
+          <w:rFonts w:ascii="Times New Roman" w:hAnsi="Times New Roman" w:cs="Times New Roman"/>
+          <w:color w:val="0F1115"/>
+          <w:sz w:val="28"/>
+          <w:szCs w:val="28"/>
+          <w:shd w:val="clear" w:color="auto" w:fill="EBEEF2"/>
+        </w:rPr>
+        <w:t>branch</w:t>
+      </w:r>
+      <w:proofErr w:type="spellEnd"/>
+      <w:r>
+        <w:rPr>
+          <w:rStyle w:val="HTML"/>
+          <w:rFonts w:ascii="Times New Roman" w:hAnsi="Times New Roman" w:cs="Times New Roman"/>
+          <w:color w:val="0F1115"/>
+          <w:sz w:val="28"/>
+          <w:szCs w:val="28"/>
+          <w:shd w:val="clear" w:color="auto" w:fill="EBEEF2"/>
+        </w:rPr>
+        <w:t xml:space="preserve"> </w:t>
+      </w:r>
+      <w:proofErr w:type="spellStart"/>
+      <w:r>
+        <w:rPr>
+          <w:rStyle w:val="HTML"/>
+          <w:rFonts w:ascii="Times New Roman" w:hAnsi="Times New Roman" w:cs="Times New Roman"/>
+          <w:color w:val="0F1115"/>
+          <w:sz w:val="28"/>
+          <w:szCs w:val="28"/>
+          <w:shd w:val="clear" w:color="auto" w:fill="EBEEF2"/>
+        </w:rPr>
+        <w:t>bugFix</w:t>
+      </w:r>
+      <w:proofErr w:type="spellEnd"/>
       <w:r>
         <w:rPr>
           <w:color w:val="0F1115"/>
@@ -8750,6 +9679,7 @@
         </w:rPr>
         <w:t>, а также переход на неё с использованием команды </w:t>
       </w:r>
+      <w:proofErr w:type="spellStart"/>
       <w:r>
         <w:rPr>
           <w:rStyle w:val="HTML"/>
@@ -8759,8 +9689,57 @@
           <w:szCs w:val="28"/>
           <w:shd w:val="clear" w:color="auto" w:fill="EBEEF2"/>
         </w:rPr>
-        <w:t>git checkout bugFix</w:t>
-      </w:r>
+        <w:t>git</w:t>
+      </w:r>
+      <w:proofErr w:type="spellEnd"/>
+      <w:r>
+        <w:rPr>
+          <w:rStyle w:val="HTML"/>
+          <w:rFonts w:ascii="Times New Roman" w:hAnsi="Times New Roman" w:cs="Times New Roman"/>
+          <w:color w:val="0F1115"/>
+          <w:sz w:val="28"/>
+          <w:szCs w:val="28"/>
+          <w:shd w:val="clear" w:color="auto" w:fill="EBEEF2"/>
+        </w:rPr>
+        <w:t xml:space="preserve"> </w:t>
+      </w:r>
+      <w:proofErr w:type="spellStart"/>
+      <w:r>
+        <w:rPr>
+          <w:rStyle w:val="HTML"/>
+          <w:rFonts w:ascii="Times New Roman" w:hAnsi="Times New Roman" w:cs="Times New Roman"/>
+          <w:color w:val="0F1115"/>
+          <w:sz w:val="28"/>
+          <w:szCs w:val="28"/>
+          <w:shd w:val="clear" w:color="auto" w:fill="EBEEF2"/>
+        </w:rPr>
+        <w:t>checkout</w:t>
+      </w:r>
+      <w:proofErr w:type="spellEnd"/>
+      <w:r>
+        <w:rPr>
+          <w:rStyle w:val="HTML"/>
+          <w:rFonts w:ascii="Times New Roman" w:hAnsi="Times New Roman" w:cs="Times New Roman"/>
+          <w:color w:val="0F1115"/>
+          <w:sz w:val="28"/>
+          <w:szCs w:val="28"/>
+          <w:shd w:val="clear" w:color="auto" w:fill="EBEEF2"/>
+        </w:rPr>
+        <w:t xml:space="preserve"> </w:t>
+      </w:r>
+      <w:proofErr w:type="spellStart"/>
+      <w:r>
+        <w:rPr>
+          <w:rStyle w:val="HTML"/>
+          <w:rFonts w:ascii="Times New Roman" w:hAnsi="Times New Roman" w:cs="Times New Roman"/>
+          <w:color w:val="0F1115"/>
+          <w:sz w:val="28"/>
+          <w:szCs w:val="28"/>
+          <w:shd w:val="clear" w:color="auto" w:fill="EBEEF2"/>
+        </w:rPr>
+        <w:t>bugFix</w:t>
+      </w:r>
+      <w:proofErr w:type="spellEnd"/>
       <w:r>
         <w:rPr>
           <w:color w:val="0F1115"/>
@@ -8809,7 +9788,29 @@
           <w:sz w:val="28"/>
           <w:szCs w:val="28"/>
         </w:rPr>
-        <w:t>оздание ветки bugFix и переход на неё</w:t>
+        <w:t xml:space="preserve">оздание ветки </w:t>
+      </w:r>
+      <w:proofErr w:type="spellStart"/>
+      <w:r>
+        <w:rPr>
+          <w:rStyle w:val="af0"/>
+          <w:b w:val="0"/>
+          <w:color w:val="0F1115"/>
+          <w:sz w:val="28"/>
+          <w:szCs w:val="28"/>
+        </w:rPr>
+        <w:t>bugFix</w:t>
+      </w:r>
+      <w:proofErr w:type="spellEnd"/>
+      <w:r>
+        <w:rPr>
+          <w:rStyle w:val="af0"/>
+          <w:b w:val="0"/>
+          <w:color w:val="0F1115"/>
+          <w:sz w:val="28"/>
+          <w:szCs w:val="28"/>
+        </w:rPr>
+        <w:t xml:space="preserve"> и переход на неё</w:t>
       </w:r>
       <w:r>
         <w:rPr>
@@ -8918,7 +9919,29 @@
           <w:sz w:val="28"/>
           <w:szCs w:val="28"/>
         </w:rPr>
-        <w:t xml:space="preserve"> – Создание ветки bugFix и переход на неё</w:t>
+        <w:t xml:space="preserve"> – Создание ветки </w:t>
+      </w:r>
+      <w:proofErr w:type="spellStart"/>
+      <w:r>
+        <w:rPr>
+          <w:rStyle w:val="af0"/>
+          <w:b w:val="0"/>
+          <w:color w:val="0F1115"/>
+          <w:sz w:val="28"/>
+          <w:szCs w:val="28"/>
+        </w:rPr>
+        <w:t>bugFix</w:t>
+      </w:r>
+      <w:proofErr w:type="spellEnd"/>
+      <w:r>
+        <w:rPr>
+          <w:rStyle w:val="af0"/>
+          <w:b w:val="0"/>
+          <w:color w:val="0F1115"/>
+          <w:sz w:val="28"/>
+          <w:szCs w:val="28"/>
+        </w:rPr>
+        <w:t xml:space="preserve"> и переход на неё</w:t>
       </w:r>
     </w:p>
     <w:p>
@@ -8956,6 +9979,7 @@
         </w:rPr>
         <w:t>После создания ветки в неё можно вносить изменения, не затрагивая основную ветку </w:t>
       </w:r>
+      <w:proofErr w:type="spellStart"/>
       <w:r>
         <w:rPr>
           <w:rStyle w:val="HTML"/>
@@ -8967,14 +9991,34 @@
         </w:rPr>
         <w:t>main</w:t>
       </w:r>
-      <w:r>
-        <w:rPr>
-          <w:color w:val="0F1115"/>
-          <w:sz w:val="28"/>
-          <w:szCs w:val="28"/>
-        </w:rPr>
-        <w:t>. На рисунке 2 показано, как выполняются коммиты (фиксации изменений) сначала в ветке </w:t>
-      </w:r>
+      <w:proofErr w:type="spellEnd"/>
+      <w:r>
+        <w:rPr>
+          <w:color w:val="0F1115"/>
+          <w:sz w:val="28"/>
+          <w:szCs w:val="28"/>
+        </w:rPr>
+        <w:t xml:space="preserve">. На рисунке 2 показано, как выполняются </w:t>
+      </w:r>
+      <w:proofErr w:type="spellStart"/>
+      <w:r>
+        <w:rPr>
+          <w:color w:val="0F1115"/>
+          <w:sz w:val="28"/>
+          <w:szCs w:val="28"/>
+        </w:rPr>
+        <w:t>коммиты</w:t>
+      </w:r>
+      <w:proofErr w:type="spellEnd"/>
+      <w:r>
+        <w:rPr>
+          <w:color w:val="0F1115"/>
+          <w:sz w:val="28"/>
+          <w:szCs w:val="28"/>
+        </w:rPr>
+        <w:t xml:space="preserve"> (фиксации изменений) сначала в ветке </w:t>
+      </w:r>
+      <w:proofErr w:type="spellStart"/>
       <w:r>
         <w:rPr>
           <w:rStyle w:val="HTML"/>
@@ -8986,6 +10030,7 @@
         </w:rPr>
         <w:t>bugFix</w:t>
       </w:r>
+      <w:proofErr w:type="spellEnd"/>
       <w:r>
         <w:rPr>
           <w:color w:val="0F1115"/>
@@ -8994,6 +10039,7 @@
         </w:rPr>
         <w:t>, а затем в основной ветке </w:t>
       </w:r>
+      <w:proofErr w:type="spellStart"/>
       <w:r>
         <w:rPr>
           <w:rStyle w:val="HTML"/>
@@ -9005,13 +10051,32 @@
         </w:rPr>
         <w:t>main</w:t>
       </w:r>
-      <w:r>
-        <w:rPr>
-          <w:color w:val="0F1115"/>
-          <w:sz w:val="28"/>
-          <w:szCs w:val="28"/>
-        </w:rPr>
-        <w:t>. Каждый коммит сохраняет состояние проекта на определённый момент времени.</w:t>
+      <w:proofErr w:type="spellEnd"/>
+      <w:r>
+        <w:rPr>
+          <w:color w:val="0F1115"/>
+          <w:sz w:val="28"/>
+          <w:szCs w:val="28"/>
+        </w:rPr>
+        <w:t xml:space="preserve">. Каждый </w:t>
+      </w:r>
+      <w:proofErr w:type="spellStart"/>
+      <w:r>
+        <w:rPr>
+          <w:color w:val="0F1115"/>
+          <w:sz w:val="28"/>
+          <w:szCs w:val="28"/>
+        </w:rPr>
+        <w:t>коммит</w:t>
+      </w:r>
+      <w:proofErr w:type="spellEnd"/>
+      <w:r>
+        <w:rPr>
+          <w:color w:val="0F1115"/>
+          <w:sz w:val="28"/>
+          <w:szCs w:val="28"/>
+        </w:rPr>
+        <w:t xml:space="preserve"> сохраняет состояние проекта на определённый момент времени.</w:t>
       </w:r>
     </w:p>
     <w:p>
@@ -9089,8 +10154,64 @@
           <w:sz w:val="28"/>
           <w:szCs w:val="28"/>
         </w:rPr>
-        <w:t>ыполнение коммитов в ветках bugFix и main</w:t>
-      </w:r>
+        <w:t xml:space="preserve">ыполнение </w:t>
+      </w:r>
+      <w:proofErr w:type="spellStart"/>
+      <w:r>
+        <w:rPr>
+          <w:rStyle w:val="af0"/>
+          <w:b w:val="0"/>
+          <w:color w:val="0F1115"/>
+          <w:sz w:val="28"/>
+          <w:szCs w:val="28"/>
+        </w:rPr>
+        <w:t>коммитов</w:t>
+      </w:r>
+      <w:proofErr w:type="spellEnd"/>
+      <w:r>
+        <w:rPr>
+          <w:rStyle w:val="af0"/>
+          <w:b w:val="0"/>
+          <w:color w:val="0F1115"/>
+          <w:sz w:val="28"/>
+          <w:szCs w:val="28"/>
+        </w:rPr>
+        <w:t xml:space="preserve"> в ветках </w:t>
+      </w:r>
+      <w:proofErr w:type="spellStart"/>
+      <w:r>
+        <w:rPr>
+          <w:rStyle w:val="af0"/>
+          <w:b w:val="0"/>
+          <w:color w:val="0F1115"/>
+          <w:sz w:val="28"/>
+          <w:szCs w:val="28"/>
+        </w:rPr>
+        <w:t>bugFix</w:t>
+      </w:r>
+      <w:proofErr w:type="spellEnd"/>
+      <w:r>
+        <w:rPr>
+          <w:rStyle w:val="af0"/>
+          <w:b w:val="0"/>
+          <w:color w:val="0F1115"/>
+          <w:sz w:val="28"/>
+          <w:szCs w:val="28"/>
+        </w:rPr>
+        <w:t xml:space="preserve"> и </w:t>
+      </w:r>
+      <w:proofErr w:type="spellStart"/>
+      <w:r>
+        <w:rPr>
+          <w:rStyle w:val="af0"/>
+          <w:b w:val="0"/>
+          <w:color w:val="0F1115"/>
+          <w:sz w:val="28"/>
+          <w:szCs w:val="28"/>
+        </w:rPr>
+        <w:t>main</w:t>
+      </w:r>
+      <w:proofErr w:type="spellEnd"/>
       <w:r>
         <w:rPr>
           <w:rStyle w:val="af0"/>
@@ -9205,8 +10326,64 @@
           <w:sz w:val="28"/>
           <w:szCs w:val="28"/>
         </w:rPr>
-        <w:t xml:space="preserve"> – Выполнение коммитов в ветках bugFix и main</w:t>
-      </w:r>
+        <w:t xml:space="preserve"> – Выполнение </w:t>
+      </w:r>
+      <w:proofErr w:type="spellStart"/>
+      <w:r>
+        <w:rPr>
+          <w:rStyle w:val="af0"/>
+          <w:b w:val="0"/>
+          <w:color w:val="0F1115"/>
+          <w:sz w:val="28"/>
+          <w:szCs w:val="28"/>
+        </w:rPr>
+        <w:t>коммитов</w:t>
+      </w:r>
+      <w:proofErr w:type="spellEnd"/>
+      <w:r>
+        <w:rPr>
+          <w:rStyle w:val="af0"/>
+          <w:b w:val="0"/>
+          <w:color w:val="0F1115"/>
+          <w:sz w:val="28"/>
+          <w:szCs w:val="28"/>
+        </w:rPr>
+        <w:t xml:space="preserve"> в ветках </w:t>
+      </w:r>
+      <w:proofErr w:type="spellStart"/>
+      <w:r>
+        <w:rPr>
+          <w:rStyle w:val="af0"/>
+          <w:b w:val="0"/>
+          <w:color w:val="0F1115"/>
+          <w:sz w:val="28"/>
+          <w:szCs w:val="28"/>
+        </w:rPr>
+        <w:t>bugFix</w:t>
+      </w:r>
+      <w:proofErr w:type="spellEnd"/>
+      <w:r>
+        <w:rPr>
+          <w:rStyle w:val="af0"/>
+          <w:b w:val="0"/>
+          <w:color w:val="0F1115"/>
+          <w:sz w:val="28"/>
+          <w:szCs w:val="28"/>
+        </w:rPr>
+        <w:t xml:space="preserve"> и </w:t>
+      </w:r>
+      <w:proofErr w:type="spellStart"/>
+      <w:r>
+        <w:rPr>
+          <w:rStyle w:val="af0"/>
+          <w:b w:val="0"/>
+          <w:color w:val="0F1115"/>
+          <w:sz w:val="28"/>
+          <w:szCs w:val="28"/>
+        </w:rPr>
+        <w:t>main</w:t>
+      </w:r>
+      <w:proofErr w:type="spellEnd"/>
     </w:p>
     <w:p>
       <w:pPr>
@@ -9243,6 +10420,7 @@
         </w:rPr>
         <w:t>Когда разработка в отдельной ветке завершена, её изменения можно объединить с основной веткой. Для этого используется команда </w:t>
       </w:r>
+      <w:proofErr w:type="spellStart"/>
       <w:r>
         <w:rPr>
           <w:rStyle w:val="HTML"/>
@@ -9252,8 +10430,33 @@
           <w:szCs w:val="28"/>
           <w:shd w:val="clear" w:color="auto" w:fill="EBEEF2"/>
         </w:rPr>
-        <w:t>git merge</w:t>
-      </w:r>
+        <w:t>git</w:t>
+      </w:r>
+      <w:proofErr w:type="spellEnd"/>
+      <w:r>
+        <w:rPr>
+          <w:rStyle w:val="HTML"/>
+          <w:rFonts w:ascii="Times New Roman" w:hAnsi="Times New Roman" w:cs="Times New Roman"/>
+          <w:color w:val="0F1115"/>
+          <w:sz w:val="28"/>
+          <w:szCs w:val="28"/>
+          <w:shd w:val="clear" w:color="auto" w:fill="EBEEF2"/>
+        </w:rPr>
+        <w:t xml:space="preserve"> </w:t>
+      </w:r>
+      <w:proofErr w:type="spellStart"/>
+      <w:r>
+        <w:rPr>
+          <w:rStyle w:val="HTML"/>
+          <w:rFonts w:ascii="Times New Roman" w:hAnsi="Times New Roman" w:cs="Times New Roman"/>
+          <w:color w:val="0F1115"/>
+          <w:sz w:val="28"/>
+          <w:szCs w:val="28"/>
+          <w:shd w:val="clear" w:color="auto" w:fill="EBEEF2"/>
+        </w:rPr>
+        <w:t>merge</w:t>
+      </w:r>
+      <w:proofErr w:type="spellEnd"/>
       <w:r>
         <w:rPr>
           <w:color w:val="0F1115"/>
@@ -9262,6 +10465,7 @@
         </w:rPr>
         <w:t>. На рисунке 3 представлена визуализация процесса слияния ветки </w:t>
       </w:r>
+      <w:proofErr w:type="spellStart"/>
       <w:r>
         <w:rPr>
           <w:rStyle w:val="HTML"/>
@@ -9273,6 +10477,7 @@
         </w:rPr>
         <w:t>bugFix</w:t>
       </w:r>
+      <w:proofErr w:type="spellEnd"/>
       <w:r>
         <w:rPr>
           <w:color w:val="0F1115"/>
@@ -9281,6 +10486,7 @@
         </w:rPr>
         <w:t> в ветку </w:t>
       </w:r>
+      <w:proofErr w:type="spellStart"/>
       <w:r>
         <w:rPr>
           <w:rStyle w:val="HTML"/>
@@ -9292,6 +10498,7 @@
         </w:rPr>
         <w:t>main</w:t>
       </w:r>
+      <w:proofErr w:type="spellEnd"/>
       <w:r>
         <w:rPr>
           <w:color w:val="0F1115"/>
@@ -9340,8 +10547,42 @@
           <w:sz w:val="28"/>
           <w:szCs w:val="28"/>
         </w:rPr>
-        <w:t>лияние ветки bugFix в основную ветку main</w:t>
-      </w:r>
+        <w:t xml:space="preserve">лияние ветки </w:t>
+      </w:r>
+      <w:proofErr w:type="spellStart"/>
+      <w:r>
+        <w:rPr>
+          <w:rStyle w:val="af0"/>
+          <w:b w:val="0"/>
+          <w:color w:val="0F1115"/>
+          <w:sz w:val="28"/>
+          <w:szCs w:val="28"/>
+        </w:rPr>
+        <w:t>bugFix</w:t>
+      </w:r>
+      <w:proofErr w:type="spellEnd"/>
+      <w:r>
+        <w:rPr>
+          <w:rStyle w:val="af0"/>
+          <w:b w:val="0"/>
+          <w:color w:val="0F1115"/>
+          <w:sz w:val="28"/>
+          <w:szCs w:val="28"/>
+        </w:rPr>
+        <w:t xml:space="preserve"> в основную ветку </w:t>
+      </w:r>
+      <w:proofErr w:type="spellStart"/>
+      <w:r>
+        <w:rPr>
+          <w:rStyle w:val="af0"/>
+          <w:b w:val="0"/>
+          <w:color w:val="0F1115"/>
+          <w:sz w:val="28"/>
+          <w:szCs w:val="28"/>
+        </w:rPr>
+        <w:t>main</w:t>
+      </w:r>
+      <w:proofErr w:type="spellEnd"/>
       <w:r>
         <w:rPr>
           <w:rStyle w:val="af0"/>
@@ -9450,8 +10691,42 @@
           <w:sz w:val="28"/>
           <w:szCs w:val="28"/>
         </w:rPr>
-        <w:t xml:space="preserve"> – Слияние ветки bugFix в основную ветку main</w:t>
-      </w:r>
+        <w:t xml:space="preserve"> – Слияние ветки </w:t>
+      </w:r>
+      <w:proofErr w:type="spellStart"/>
+      <w:r>
+        <w:rPr>
+          <w:rStyle w:val="af0"/>
+          <w:b w:val="0"/>
+          <w:color w:val="0F1115"/>
+          <w:sz w:val="28"/>
+          <w:szCs w:val="28"/>
+        </w:rPr>
+        <w:t>bugFix</w:t>
+      </w:r>
+      <w:proofErr w:type="spellEnd"/>
+      <w:r>
+        <w:rPr>
+          <w:rStyle w:val="af0"/>
+          <w:b w:val="0"/>
+          <w:color w:val="0F1115"/>
+          <w:sz w:val="28"/>
+          <w:szCs w:val="28"/>
+        </w:rPr>
+        <w:t xml:space="preserve"> в основную ветку </w:t>
+      </w:r>
+      <w:proofErr w:type="spellStart"/>
+      <w:r>
+        <w:rPr>
+          <w:rStyle w:val="af0"/>
+          <w:b w:val="0"/>
+          <w:color w:val="0F1115"/>
+          <w:sz w:val="28"/>
+          <w:szCs w:val="28"/>
+        </w:rPr>
+        <w:t>main</w:t>
+      </w:r>
+      <w:proofErr w:type="spellEnd"/>
     </w:p>
     <w:p>
       <w:pPr>
@@ -9486,7 +10761,25 @@
           <w:sz w:val="28"/>
           <w:szCs w:val="28"/>
         </w:rPr>
-        <w:t>Таким образом, в ходе работы были освоены следующие команды Git:</w:t>
+        <w:t xml:space="preserve">Таким образом, в ходе работы были освоены следующие команды </w:t>
+      </w:r>
+      <w:proofErr w:type="spellStart"/>
+      <w:r>
+        <w:rPr>
+          <w:color w:val="0F1115"/>
+          <w:sz w:val="28"/>
+          <w:szCs w:val="28"/>
+        </w:rPr>
+        <w:t>Git</w:t>
+      </w:r>
+      <w:proofErr w:type="spellEnd"/>
+      <w:r>
+        <w:rPr>
+          <w:color w:val="0F1115"/>
+          <w:sz w:val="28"/>
+          <w:szCs w:val="28"/>
+        </w:rPr>
+        <w:t>:</w:t>
       </w:r>
     </w:p>
     <w:p>
@@ -9506,6 +10799,7 @@
           <w:szCs w:val="28"/>
         </w:rPr>
       </w:pPr>
+      <w:proofErr w:type="spellStart"/>
       <w:r>
         <w:rPr>
           <w:rStyle w:val="HTML"/>
@@ -9515,7 +10809,67 @@
           <w:szCs w:val="28"/>
           <w:shd w:val="clear" w:color="auto" w:fill="EBEEF2"/>
         </w:rPr>
-        <w:t>git branch [name]</w:t>
+        <w:t>git</w:t>
+      </w:r>
+      <w:proofErr w:type="spellEnd"/>
+      <w:r>
+        <w:rPr>
+          <w:rStyle w:val="HTML"/>
+          <w:rFonts w:ascii="Times New Roman" w:hAnsi="Times New Roman" w:cs="Times New Roman"/>
+          <w:color w:val="0F1115"/>
+          <w:sz w:val="28"/>
+          <w:szCs w:val="28"/>
+          <w:shd w:val="clear" w:color="auto" w:fill="EBEEF2"/>
+        </w:rPr>
+        <w:t xml:space="preserve"> </w:t>
+      </w:r>
+      <w:proofErr w:type="spellStart"/>
+      <w:r>
+        <w:rPr>
+          <w:rStyle w:val="HTML"/>
+          <w:rFonts w:ascii="Times New Roman" w:hAnsi="Times New Roman" w:cs="Times New Roman"/>
+          <w:color w:val="0F1115"/>
+          <w:sz w:val="28"/>
+          <w:szCs w:val="28"/>
+          <w:shd w:val="clear" w:color="auto" w:fill="EBEEF2"/>
+        </w:rPr>
+        <w:t>branch</w:t>
+      </w:r>
+      <w:proofErr w:type="spellEnd"/>
+      <w:r>
+        <w:rPr>
+          <w:rStyle w:val="HTML"/>
+          <w:rFonts w:ascii="Times New Roman" w:hAnsi="Times New Roman" w:cs="Times New Roman"/>
+          <w:color w:val="0F1115"/>
+          <w:sz w:val="28"/>
+          <w:szCs w:val="28"/>
+          <w:shd w:val="clear" w:color="auto" w:fill="EBEEF2"/>
+        </w:rPr>
+        <w:t xml:space="preserve"> [</w:t>
+      </w:r>
+      <w:proofErr w:type="spellStart"/>
+      <w:r>
+        <w:rPr>
+          <w:rStyle w:val="HTML"/>
+          <w:rFonts w:ascii="Times New Roman" w:hAnsi="Times New Roman" w:cs="Times New Roman"/>
+          <w:color w:val="0F1115"/>
+          <w:sz w:val="28"/>
+          <w:szCs w:val="28"/>
+          <w:shd w:val="clear" w:color="auto" w:fill="EBEEF2"/>
+        </w:rPr>
+        <w:t>name</w:t>
+      </w:r>
+      <w:proofErr w:type="spellEnd"/>
+      <w:r>
+        <w:rPr>
+          <w:rStyle w:val="HTML"/>
+          <w:rFonts w:ascii="Times New Roman" w:hAnsi="Times New Roman" w:cs="Times New Roman"/>
+          <w:color w:val="0F1115"/>
+          <w:sz w:val="28"/>
+          <w:szCs w:val="28"/>
+          <w:shd w:val="clear" w:color="auto" w:fill="EBEEF2"/>
+        </w:rPr>
+        <w:t>]</w:t>
       </w:r>
       <w:r>
         <w:rPr>
@@ -9543,6 +10897,7 @@
           <w:szCs w:val="28"/>
         </w:rPr>
       </w:pPr>
+      <w:proofErr w:type="spellStart"/>
       <w:r>
         <w:rPr>
           <w:rStyle w:val="HTML"/>
@@ -9552,7 +10907,67 @@
           <w:szCs w:val="28"/>
           <w:shd w:val="clear" w:color="auto" w:fill="EBEEF2"/>
         </w:rPr>
-        <w:t>git checkout [name]</w:t>
+        <w:t>git</w:t>
+      </w:r>
+      <w:proofErr w:type="spellEnd"/>
+      <w:r>
+        <w:rPr>
+          <w:rStyle w:val="HTML"/>
+          <w:rFonts w:ascii="Times New Roman" w:hAnsi="Times New Roman" w:cs="Times New Roman"/>
+          <w:color w:val="0F1115"/>
+          <w:sz w:val="28"/>
+          <w:szCs w:val="28"/>
+          <w:shd w:val="clear" w:color="auto" w:fill="EBEEF2"/>
+        </w:rPr>
+        <w:t xml:space="preserve"> </w:t>
+      </w:r>
+      <w:proofErr w:type="spellStart"/>
+      <w:r>
+        <w:rPr>
+          <w:rStyle w:val="HTML"/>
+          <w:rFonts w:ascii="Times New Roman" w:hAnsi="Times New Roman" w:cs="Times New Roman"/>
+          <w:color w:val="0F1115"/>
+          <w:sz w:val="28"/>
+          <w:szCs w:val="28"/>
+          <w:shd w:val="clear" w:color="auto" w:fill="EBEEF2"/>
+        </w:rPr>
+        <w:t>checkout</w:t>
+      </w:r>
+      <w:proofErr w:type="spellEnd"/>
+      <w:r>
+        <w:rPr>
+          <w:rStyle w:val="HTML"/>
+          <w:rFonts w:ascii="Times New Roman" w:hAnsi="Times New Roman" w:cs="Times New Roman"/>
+          <w:color w:val="0F1115"/>
+          <w:sz w:val="28"/>
+          <w:szCs w:val="28"/>
+          <w:shd w:val="clear" w:color="auto" w:fill="EBEEF2"/>
+        </w:rPr>
+        <w:t xml:space="preserve"> [</w:t>
+      </w:r>
+      <w:proofErr w:type="spellStart"/>
+      <w:r>
+        <w:rPr>
+          <w:rStyle w:val="HTML"/>
+          <w:rFonts w:ascii="Times New Roman" w:hAnsi="Times New Roman" w:cs="Times New Roman"/>
+          <w:color w:val="0F1115"/>
+          <w:sz w:val="28"/>
+          <w:szCs w:val="28"/>
+          <w:shd w:val="clear" w:color="auto" w:fill="EBEEF2"/>
+        </w:rPr>
+        <w:t>name</w:t>
+      </w:r>
+      <w:proofErr w:type="spellEnd"/>
+      <w:r>
+        <w:rPr>
+          <w:rStyle w:val="HTML"/>
+          <w:rFonts w:ascii="Times New Roman" w:hAnsi="Times New Roman" w:cs="Times New Roman"/>
+          <w:color w:val="0F1115"/>
+          <w:sz w:val="28"/>
+          <w:szCs w:val="28"/>
+          <w:shd w:val="clear" w:color="auto" w:fill="EBEEF2"/>
+        </w:rPr>
+        <w:t>]</w:t>
       </w:r>
       <w:r>
         <w:rPr>
@@ -9580,6 +10995,7 @@
           <w:szCs w:val="28"/>
         </w:rPr>
       </w:pPr>
+      <w:proofErr w:type="spellStart"/>
       <w:r>
         <w:rPr>
           <w:rStyle w:val="HTML"/>
@@ -9589,7 +11005,67 @@
           <w:szCs w:val="28"/>
           <w:shd w:val="clear" w:color="auto" w:fill="EBEEF2"/>
         </w:rPr>
-        <w:t>git checkout -b [name]</w:t>
+        <w:t>git</w:t>
+      </w:r>
+      <w:proofErr w:type="spellEnd"/>
+      <w:r>
+        <w:rPr>
+          <w:rStyle w:val="HTML"/>
+          <w:rFonts w:ascii="Times New Roman" w:hAnsi="Times New Roman" w:cs="Times New Roman"/>
+          <w:color w:val="0F1115"/>
+          <w:sz w:val="28"/>
+          <w:szCs w:val="28"/>
+          <w:shd w:val="clear" w:color="auto" w:fill="EBEEF2"/>
+        </w:rPr>
+        <w:t xml:space="preserve"> </w:t>
+      </w:r>
+      <w:proofErr w:type="spellStart"/>
+      <w:r>
+        <w:rPr>
+          <w:rStyle w:val="HTML"/>
+          <w:rFonts w:ascii="Times New Roman" w:hAnsi="Times New Roman" w:cs="Times New Roman"/>
+          <w:color w:val="0F1115"/>
+          <w:sz w:val="28"/>
+          <w:szCs w:val="28"/>
+          <w:shd w:val="clear" w:color="auto" w:fill="EBEEF2"/>
+        </w:rPr>
+        <w:t>checkout</w:t>
+      </w:r>
+      <w:proofErr w:type="spellEnd"/>
+      <w:r>
+        <w:rPr>
+          <w:rStyle w:val="HTML"/>
+          <w:rFonts w:ascii="Times New Roman" w:hAnsi="Times New Roman" w:cs="Times New Roman"/>
+          <w:color w:val="0F1115"/>
+          <w:sz w:val="28"/>
+          <w:szCs w:val="28"/>
+          <w:shd w:val="clear" w:color="auto" w:fill="EBEEF2"/>
+        </w:rPr>
+        <w:t xml:space="preserve"> -b [</w:t>
+      </w:r>
+      <w:proofErr w:type="spellStart"/>
+      <w:r>
+        <w:rPr>
+          <w:rStyle w:val="HTML"/>
+          <w:rFonts w:ascii="Times New Roman" w:hAnsi="Times New Roman" w:cs="Times New Roman"/>
+          <w:color w:val="0F1115"/>
+          <w:sz w:val="28"/>
+          <w:szCs w:val="28"/>
+          <w:shd w:val="clear" w:color="auto" w:fill="EBEEF2"/>
+        </w:rPr>
+        <w:t>name</w:t>
+      </w:r>
+      <w:proofErr w:type="spellEnd"/>
+      <w:r>
+        <w:rPr>
+          <w:rStyle w:val="HTML"/>
+          <w:rFonts w:ascii="Times New Roman" w:hAnsi="Times New Roman" w:cs="Times New Roman"/>
+          <w:color w:val="0F1115"/>
+          <w:sz w:val="28"/>
+          <w:szCs w:val="28"/>
+          <w:shd w:val="clear" w:color="auto" w:fill="EBEEF2"/>
+        </w:rPr>
+        <w:t>]</w:t>
       </w:r>
       <w:r>
         <w:rPr>
@@ -9617,6 +11093,7 @@
           <w:szCs w:val="28"/>
         </w:rPr>
       </w:pPr>
+      <w:proofErr w:type="spellStart"/>
       <w:r>
         <w:rPr>
           <w:rStyle w:val="HTML"/>
@@ -9626,7 +11103,67 @@
           <w:szCs w:val="28"/>
           <w:shd w:val="clear" w:color="auto" w:fill="EBEEF2"/>
         </w:rPr>
-        <w:t>git merge [name]</w:t>
+        <w:t>git</w:t>
+      </w:r>
+      <w:proofErr w:type="spellEnd"/>
+      <w:r>
+        <w:rPr>
+          <w:rStyle w:val="HTML"/>
+          <w:rFonts w:ascii="Times New Roman" w:hAnsi="Times New Roman" w:cs="Times New Roman"/>
+          <w:color w:val="0F1115"/>
+          <w:sz w:val="28"/>
+          <w:szCs w:val="28"/>
+          <w:shd w:val="clear" w:color="auto" w:fill="EBEEF2"/>
+        </w:rPr>
+        <w:t xml:space="preserve"> </w:t>
+      </w:r>
+      <w:proofErr w:type="spellStart"/>
+      <w:r>
+        <w:rPr>
+          <w:rStyle w:val="HTML"/>
+          <w:rFonts w:ascii="Times New Roman" w:hAnsi="Times New Roman" w:cs="Times New Roman"/>
+          <w:color w:val="0F1115"/>
+          <w:sz w:val="28"/>
+          <w:szCs w:val="28"/>
+          <w:shd w:val="clear" w:color="auto" w:fill="EBEEF2"/>
+        </w:rPr>
+        <w:t>merge</w:t>
+      </w:r>
+      <w:proofErr w:type="spellEnd"/>
+      <w:r>
+        <w:rPr>
+          <w:rStyle w:val="HTML"/>
+          <w:rFonts w:ascii="Times New Roman" w:hAnsi="Times New Roman" w:cs="Times New Roman"/>
+          <w:color w:val="0F1115"/>
+          <w:sz w:val="28"/>
+          <w:szCs w:val="28"/>
+          <w:shd w:val="clear" w:color="auto" w:fill="EBEEF2"/>
+        </w:rPr>
+        <w:t xml:space="preserve"> [</w:t>
+      </w:r>
+      <w:proofErr w:type="spellStart"/>
+      <w:r>
+        <w:rPr>
+          <w:rStyle w:val="HTML"/>
+          <w:rFonts w:ascii="Times New Roman" w:hAnsi="Times New Roman" w:cs="Times New Roman"/>
+          <w:color w:val="0F1115"/>
+          <w:sz w:val="28"/>
+          <w:szCs w:val="28"/>
+          <w:shd w:val="clear" w:color="auto" w:fill="EBEEF2"/>
+        </w:rPr>
+        <w:t>name</w:t>
+      </w:r>
+      <w:proofErr w:type="spellEnd"/>
+      <w:r>
+        <w:rPr>
+          <w:rStyle w:val="HTML"/>
+          <w:rFonts w:ascii="Times New Roman" w:hAnsi="Times New Roman" w:cs="Times New Roman"/>
+          <w:color w:val="0F1115"/>
+          <w:sz w:val="28"/>
+          <w:szCs w:val="28"/>
+          <w:shd w:val="clear" w:color="auto" w:fill="EBEEF2"/>
+        </w:rPr>
+        <w:t>]</w:t>
       </w:r>
       <w:r>
         <w:rPr>
@@ -9656,21 +11193,39 @@
           <w:sz w:val="28"/>
           <w:szCs w:val="28"/>
         </w:rPr>
-        <w:t>Использование системы контроля версий Git позволяет не только сохранять историю разработки, но и упрощает оформление документации на программное средство, так как каждый этап работы фиксируется и может быть при необходимости восстановлен или проанализирован.</w:t>
+        <w:t xml:space="preserve">Использование системы контроля версий </w:t>
+      </w:r>
+      <w:proofErr w:type="spellStart"/>
+      <w:r>
+        <w:rPr>
+          <w:color w:val="0F1115"/>
+          <w:sz w:val="28"/>
+          <w:szCs w:val="28"/>
+        </w:rPr>
+        <w:t>Git</w:t>
+      </w:r>
+      <w:proofErr w:type="spellEnd"/>
+      <w:r>
+        <w:rPr>
+          <w:color w:val="0F1115"/>
+          <w:sz w:val="28"/>
+          <w:szCs w:val="28"/>
+        </w:rPr>
+        <w:t xml:space="preserve"> позволяет не только сохранять историю разработки, но и упрощает оформление документации на программное средство, так как каждый этап работы фиксируется и может быть при необходимости восстановлен или проанализирован.</w:t>
       </w:r>
     </w:p>
     <w:p>
       <w:pPr>
         <w:pStyle w:val="11111111111111111"/>
       </w:pPr>
-      <w:bookmarkStart w:id="15" w:name="_Toc231295293"/>
-      <w:bookmarkStart w:id="16" w:name="_Toc231401161"/>
+      <w:bookmarkStart w:id="16" w:name="_Toc231295293"/>
+      <w:bookmarkStart w:id="17" w:name="_Toc231401161"/>
       <w:r>
         <w:lastRenderedPageBreak/>
         <w:t>ЗАКЛЮЧЕНИЕ</w:t>
       </w:r>
-      <w:bookmarkEnd w:id="15"/>
       <w:bookmarkEnd w:id="16"/>
+      <w:bookmarkEnd w:id="17"/>
     </w:p>
     <w:p>
       <w:pPr>
@@ -9694,7 +11249,29 @@
           <w:szCs w:val="28"/>
           <w:lang w:eastAsia="ru-RU"/>
         </w:rPr>
-        <w:t>В процессе прохождения учебной практики по профессиональному модулю ПМ.01 «Разработка модулей программного обеспечения для компьютерных систем» я ознакомился с основными этапами создания программного обеспечения, освоил современные методы программирования на языке C# с использованием платформы .NET Framework, а также приобрёл навыки работы с инструментальными средствами для разработки, отладки и тестирования приложений.</w:t>
+        <w:t xml:space="preserve">В процессе прохождения учебной практики по профессиональному модулю ПМ.01 «Разработка модулей программного обеспечения для компьютерных систем» я ознакомился с основными этапами создания программного обеспечения, освоил современные методы программирования на языке C# с использованием платформы .NET </w:t>
+      </w:r>
+      <w:proofErr w:type="spellStart"/>
+      <w:r>
+        <w:rPr>
+          <w:rFonts w:ascii="Times New Roman" w:eastAsia="Times New Roman" w:hAnsi="Times New Roman" w:cs="Times New Roman"/>
+          <w:color w:val="0F1115"/>
+          <w:sz w:val="28"/>
+          <w:szCs w:val="28"/>
+          <w:lang w:eastAsia="ru-RU"/>
+        </w:rPr>
+        <w:t>Framework</w:t>
+      </w:r>
+      <w:proofErr w:type="spellEnd"/>
+      <w:r>
+        <w:rPr>
+          <w:rFonts w:ascii="Times New Roman" w:eastAsia="Times New Roman" w:hAnsi="Times New Roman" w:cs="Times New Roman"/>
+          <w:color w:val="0F1115"/>
+          <w:sz w:val="28"/>
+          <w:szCs w:val="28"/>
+          <w:lang w:eastAsia="ru-RU"/>
+        </w:rPr>
+        <w:t>, а также приобрёл навыки работы с инструментальными средствами для разработки, отладки и тестирования приложений.</w:t>
       </w:r>
     </w:p>
     <w:p>
@@ -9719,7 +11296,51 @@
           <w:szCs w:val="28"/>
           <w:lang w:eastAsia="ru-RU"/>
         </w:rPr>
-        <w:t>Мною было разработано приложение «Task Manager» для управления задачами, реализующее функции добавления, удаления, отметки о выполнении задач, а также сохранение данных в текстовый файл. В процессе работы были изучены и применены на практике методы тестирования: «белый ящик», «чёрный ящик», модульное и интеграционное тестирование. Все тесты были успешно пройдены.</w:t>
+        <w:t>Мною было разработано приложение «</w:t>
+      </w:r>
+      <w:proofErr w:type="spellStart"/>
+      <w:r>
+        <w:rPr>
+          <w:rFonts w:ascii="Times New Roman" w:eastAsia="Times New Roman" w:hAnsi="Times New Roman" w:cs="Times New Roman"/>
+          <w:color w:val="0F1115"/>
+          <w:sz w:val="28"/>
+          <w:szCs w:val="28"/>
+          <w:lang w:eastAsia="ru-RU"/>
+        </w:rPr>
+        <w:t>Task</w:t>
+      </w:r>
+      <w:proofErr w:type="spellEnd"/>
+      <w:r>
+        <w:rPr>
+          <w:rFonts w:ascii="Times New Roman" w:eastAsia="Times New Roman" w:hAnsi="Times New Roman" w:cs="Times New Roman"/>
+          <w:color w:val="0F1115"/>
+          <w:sz w:val="28"/>
+          <w:szCs w:val="28"/>
+          <w:lang w:eastAsia="ru-RU"/>
+        </w:rPr>
+        <w:t xml:space="preserve"> </w:t>
+      </w:r>
+      <w:proofErr w:type="spellStart"/>
+      <w:r>
+        <w:rPr>
+          <w:rFonts w:ascii="Times New Roman" w:eastAsia="Times New Roman" w:hAnsi="Times New Roman" w:cs="Times New Roman"/>
+          <w:color w:val="0F1115"/>
+          <w:sz w:val="28"/>
+          <w:szCs w:val="28"/>
+          <w:lang w:eastAsia="ru-RU"/>
+        </w:rPr>
+        <w:t>Manager</w:t>
+      </w:r>
+      <w:proofErr w:type="spellEnd"/>
+      <w:r>
+        <w:rPr>
+          <w:rFonts w:ascii="Times New Roman" w:eastAsia="Times New Roman" w:hAnsi="Times New Roman" w:cs="Times New Roman"/>
+          <w:color w:val="0F1115"/>
+          <w:sz w:val="28"/>
+          <w:szCs w:val="28"/>
+          <w:lang w:eastAsia="ru-RU"/>
+        </w:rPr>
+        <w:t>» для управления задачами, реализующее функции добавления, удаления, отметки о выполнении задач, а также сохранение данных в текстовый файл. В процессе работы были изучены и применены на практике методы тестирования: «белый ящик», «чёрный ящик», модульное и интеграционное тестирование. Все тесты были успешно пройдены.</w:t>
       </w:r>
     </w:p>
     <w:p>
@@ -9744,7 +11365,51 @@
           <w:szCs w:val="28"/>
           <w:lang w:eastAsia="ru-RU"/>
         </w:rPr>
-        <w:t>Кроме того, я освоил основы работы с системой контроля версий Git, включая создание репозитория, фиксацию изменений, работу с ветками и слияние. Это позволило мне научиться оформлять документацию на программное обеспечение с использованием инструментальных средств.</w:t>
+        <w:t xml:space="preserve">Кроме того, я освоил основы работы с системой контроля версий </w:t>
+      </w:r>
+      <w:proofErr w:type="spellStart"/>
+      <w:r>
+        <w:rPr>
+          <w:rFonts w:ascii="Times New Roman" w:eastAsia="Times New Roman" w:hAnsi="Times New Roman" w:cs="Times New Roman"/>
+          <w:color w:val="0F1115"/>
+          <w:sz w:val="28"/>
+          <w:szCs w:val="28"/>
+          <w:lang w:eastAsia="ru-RU"/>
+        </w:rPr>
+        <w:t>Git</w:t>
+      </w:r>
+      <w:proofErr w:type="spellEnd"/>
+      <w:r>
+        <w:rPr>
+          <w:rFonts w:ascii="Times New Roman" w:eastAsia="Times New Roman" w:hAnsi="Times New Roman" w:cs="Times New Roman"/>
+          <w:color w:val="0F1115"/>
+          <w:sz w:val="28"/>
+          <w:szCs w:val="28"/>
+          <w:lang w:eastAsia="ru-RU"/>
+        </w:rPr>
+        <w:t xml:space="preserve">, включая создание </w:t>
+      </w:r>
+      <w:proofErr w:type="spellStart"/>
+      <w:r>
+        <w:rPr>
+          <w:rFonts w:ascii="Times New Roman" w:eastAsia="Times New Roman" w:hAnsi="Times New Roman" w:cs="Times New Roman"/>
+          <w:color w:val="0F1115"/>
+          <w:sz w:val="28"/>
+          <w:szCs w:val="28"/>
+          <w:lang w:eastAsia="ru-RU"/>
+        </w:rPr>
+        <w:t>репозитория</w:t>
+      </w:r>
+      <w:proofErr w:type="spellEnd"/>
+      <w:r>
+        <w:rPr>
+          <w:rFonts w:ascii="Times New Roman" w:eastAsia="Times New Roman" w:hAnsi="Times New Roman" w:cs="Times New Roman"/>
+          <w:color w:val="0F1115"/>
+          <w:sz w:val="28"/>
+          <w:szCs w:val="28"/>
+          <w:lang w:eastAsia="ru-RU"/>
+        </w:rPr>
+        <w:t>, фиксацию изменений, работу с ветками и слияние. Это позволило мне научиться оформлять документацию на программное обеспечение с использованием инструментальных средств.</w:t>
       </w:r>
     </w:p>
     <w:p>
@@ -9882,7 +11547,7 @@
       <w:pPr>
         <w:pStyle w:val="11111111111111111"/>
       </w:pPr>
-      <w:bookmarkStart w:id="17" w:name="_Toc231295294"/>
+      <w:bookmarkStart w:id="18" w:name="_Toc231295294"/>
     </w:p>
     <w:p>
       <w:pPr>
@@ -9904,13 +11569,13 @@
       <w:pPr>
         <w:pStyle w:val="11111111111111111"/>
       </w:pPr>
-      <w:bookmarkStart w:id="18" w:name="_Toc231401162"/>
+      <w:bookmarkStart w:id="19" w:name="_Toc231401162"/>
       <w:r>
         <w:lastRenderedPageBreak/>
         <w:t>СПИСОК ИСПОЛЬЗОВАННЫХ ИСТОЧНИКОВ</w:t>
       </w:r>
-      <w:bookmarkEnd w:id="17"/>
       <w:bookmarkEnd w:id="18"/>
+      <w:bookmarkEnd w:id="19"/>
     </w:p>
     <w:p>
       <w:pPr>
@@ -10080,6 +11745,7 @@
                 <w:lang w:val="ru-RU"/>
               </w:rPr>
             </w:pPr>
+            <w:proofErr w:type="spellStart"/>
             <w:r>
               <w:rPr>
                 <w:b/>
@@ -10089,6 +11755,7 @@
               </w:rPr>
               <w:t>Книгообеспеченность</w:t>
             </w:r>
+            <w:proofErr w:type="spellEnd"/>
           </w:p>
         </w:tc>
       </w:tr>
@@ -10252,13 +11919,95 @@
                 <w:lang w:val="ru-RU"/>
               </w:rPr>
             </w:pPr>
+            <w:proofErr w:type="spellStart"/>
             <w:r>
               <w:rPr>
                 <w:sz w:val="24"/>
                 <w:szCs w:val="24"/>
                 <w:lang w:val="ru-RU"/>
               </w:rPr>
-              <w:t>Подбельский, В. В.  Программирование. Базовый курс С# : учебник для среднего профессионального образования / В. В. Подбельский. — Москва : Издательство Юрайт, 2023. — 369 с. </w:t>
+              <w:t>Подбельский</w:t>
+            </w:r>
+            <w:proofErr w:type="spellEnd"/>
+            <w:r>
+              <w:rPr>
+                <w:sz w:val="24"/>
+                <w:szCs w:val="24"/>
+                <w:lang w:val="ru-RU"/>
+              </w:rPr>
+              <w:t>, В. В.  Программирование. Базовый курс С</w:t>
+            </w:r>
+            <w:proofErr w:type="gramStart"/>
+            <w:r>
+              <w:rPr>
+                <w:sz w:val="24"/>
+                <w:szCs w:val="24"/>
+                <w:lang w:val="ru-RU"/>
+              </w:rPr>
+              <w:t># :</w:t>
+            </w:r>
+            <w:proofErr w:type="gramEnd"/>
+            <w:r>
+              <w:rPr>
+                <w:sz w:val="24"/>
+                <w:szCs w:val="24"/>
+                <w:lang w:val="ru-RU"/>
+              </w:rPr>
+              <w:t xml:space="preserve"> учебник для среднего профессионального образования / В. В. </w:t>
+            </w:r>
+            <w:proofErr w:type="spellStart"/>
+            <w:r>
+              <w:rPr>
+                <w:sz w:val="24"/>
+                <w:szCs w:val="24"/>
+                <w:lang w:val="ru-RU"/>
+              </w:rPr>
+              <w:t>Подбельский</w:t>
+            </w:r>
+            <w:proofErr w:type="spellEnd"/>
+            <w:r>
+              <w:rPr>
+                <w:sz w:val="24"/>
+                <w:szCs w:val="24"/>
+                <w:lang w:val="ru-RU"/>
+              </w:rPr>
+              <w:t xml:space="preserve">. — </w:t>
+            </w:r>
+            <w:proofErr w:type="gramStart"/>
+            <w:r>
+              <w:rPr>
+                <w:sz w:val="24"/>
+                <w:szCs w:val="24"/>
+                <w:lang w:val="ru-RU"/>
+              </w:rPr>
+              <w:t>Москва :</w:t>
+            </w:r>
+            <w:proofErr w:type="gramEnd"/>
+            <w:r>
+              <w:rPr>
+                <w:sz w:val="24"/>
+                <w:szCs w:val="24"/>
+                <w:lang w:val="ru-RU"/>
+              </w:rPr>
+              <w:t xml:space="preserve"> Издательство </w:t>
+            </w:r>
+            <w:proofErr w:type="spellStart"/>
+            <w:r>
+              <w:rPr>
+                <w:sz w:val="24"/>
+                <w:szCs w:val="24"/>
+                <w:lang w:val="ru-RU"/>
+              </w:rPr>
+              <w:t>Юрайт</w:t>
+            </w:r>
+            <w:proofErr w:type="spellEnd"/>
+            <w:r>
+              <w:rPr>
+                <w:sz w:val="24"/>
+                <w:szCs w:val="24"/>
+                <w:lang w:val="ru-RU"/>
+              </w:rPr>
+              <w:t>, 2023. — 369 с. </w:t>
             </w:r>
           </w:p>
         </w:tc>
@@ -10413,7 +12162,61 @@
                 <w:szCs w:val="24"/>
                 <w:lang w:val="ru-RU"/>
               </w:rPr>
-              <w:t>Кудрина, Е. В.  Основы алгоритмизации и программирования на языке C# : учебное пособие для среднего профессионального образования / Е. В. Кудрина, М. В. Огнева. — Москва : Издательство Юрайт, 2023. — 322 с. </w:t>
+              <w:t xml:space="preserve">Кудрина, Е. В.  Основы алгоритмизации и программирования на языке </w:t>
+            </w:r>
+            <w:proofErr w:type="gramStart"/>
+            <w:r>
+              <w:rPr>
+                <w:sz w:val="24"/>
+                <w:szCs w:val="24"/>
+                <w:lang w:val="ru-RU"/>
+              </w:rPr>
+              <w:t>C# :</w:t>
+            </w:r>
+            <w:proofErr w:type="gramEnd"/>
+            <w:r>
+              <w:rPr>
+                <w:sz w:val="24"/>
+                <w:szCs w:val="24"/>
+                <w:lang w:val="ru-RU"/>
+              </w:rPr>
+              <w:t xml:space="preserve"> учебное пособие для среднего профессионального образования / Е. В. Кудрина, М. В. Огнева. — </w:t>
+            </w:r>
+            <w:proofErr w:type="gramStart"/>
+            <w:r>
+              <w:rPr>
+                <w:sz w:val="24"/>
+                <w:szCs w:val="24"/>
+                <w:lang w:val="ru-RU"/>
+              </w:rPr>
+              <w:t>Москва :</w:t>
+            </w:r>
+            <w:proofErr w:type="gramEnd"/>
+            <w:r>
+              <w:rPr>
+                <w:sz w:val="24"/>
+                <w:szCs w:val="24"/>
+                <w:lang w:val="ru-RU"/>
+              </w:rPr>
+              <w:t xml:space="preserve"> Издательство </w:t>
+            </w:r>
+            <w:proofErr w:type="spellStart"/>
+            <w:r>
+              <w:rPr>
+                <w:sz w:val="24"/>
+                <w:szCs w:val="24"/>
+                <w:lang w:val="ru-RU"/>
+              </w:rPr>
+              <w:t>Юрайт</w:t>
+            </w:r>
+            <w:proofErr w:type="spellEnd"/>
+            <w:r>
+              <w:rPr>
+                <w:sz w:val="24"/>
+                <w:szCs w:val="24"/>
+                <w:lang w:val="ru-RU"/>
+              </w:rPr>
+              <w:t>, 2023. — 322 с. </w:t>
             </w:r>
           </w:p>
         </w:tc>
@@ -10565,7 +12368,79 @@
                 <w:szCs w:val="24"/>
                 <w:lang w:val="ru-RU"/>
               </w:rPr>
-              <w:t>Черткова, Е. А.  Программная инженерия. Визуальное моделирование программных систем : учебник для среднего профессионального образования / Е. А. Черткова. — 2-е изд., испр. и доп. — Москва : Издательство Юрайт, 2023. — 147 с. </w:t>
+              <w:t xml:space="preserve">Черткова, Е. А.  Программная инженерия. Визуальное моделирование программных </w:t>
+            </w:r>
+            <w:proofErr w:type="gramStart"/>
+            <w:r>
+              <w:rPr>
+                <w:sz w:val="24"/>
+                <w:szCs w:val="24"/>
+                <w:lang w:val="ru-RU"/>
+              </w:rPr>
+              <w:t>систем :</w:t>
+            </w:r>
+            <w:proofErr w:type="gramEnd"/>
+            <w:r>
+              <w:rPr>
+                <w:sz w:val="24"/>
+                <w:szCs w:val="24"/>
+                <w:lang w:val="ru-RU"/>
+              </w:rPr>
+              <w:t xml:space="preserve"> учебник для среднего профессионального образования / Е. А. Черткова. — 2-е изд., </w:t>
+            </w:r>
+            <w:proofErr w:type="spellStart"/>
+            <w:r>
+              <w:rPr>
+                <w:sz w:val="24"/>
+                <w:szCs w:val="24"/>
+                <w:lang w:val="ru-RU"/>
+              </w:rPr>
+              <w:t>испр</w:t>
+            </w:r>
+            <w:proofErr w:type="spellEnd"/>
+            <w:r>
+              <w:rPr>
+                <w:sz w:val="24"/>
+                <w:szCs w:val="24"/>
+                <w:lang w:val="ru-RU"/>
+              </w:rPr>
+              <w:t xml:space="preserve">. и доп. — </w:t>
+            </w:r>
+            <w:proofErr w:type="gramStart"/>
+            <w:r>
+              <w:rPr>
+                <w:sz w:val="24"/>
+                <w:szCs w:val="24"/>
+                <w:lang w:val="ru-RU"/>
+              </w:rPr>
+              <w:t>Москва :</w:t>
+            </w:r>
+            <w:proofErr w:type="gramEnd"/>
+            <w:r>
+              <w:rPr>
+                <w:sz w:val="24"/>
+                <w:szCs w:val="24"/>
+                <w:lang w:val="ru-RU"/>
+              </w:rPr>
+              <w:t xml:space="preserve"> Издательство </w:t>
+            </w:r>
+            <w:proofErr w:type="spellStart"/>
+            <w:r>
+              <w:rPr>
+                <w:sz w:val="24"/>
+                <w:szCs w:val="24"/>
+                <w:lang w:val="ru-RU"/>
+              </w:rPr>
+              <w:t>Юрайт</w:t>
+            </w:r>
+            <w:proofErr w:type="spellEnd"/>
+            <w:r>
+              <w:rPr>
+                <w:sz w:val="24"/>
+                <w:szCs w:val="24"/>
+                <w:lang w:val="ru-RU"/>
+              </w:rPr>
+              <w:t>, 2023. — 147 с. </w:t>
             </w:r>
           </w:p>
         </w:tc>
@@ -10719,7 +12594,67 @@
                 <w:shd w:val="clear" w:color="auto" w:fill="FFFFFF"/>
                 <w:lang w:val="ru-RU"/>
               </w:rPr>
-              <w:t>Трофимов, В. В.  Основы алгоритмизации и программирования : учебник для среднего профессионального образования / В. В. Трофимов, Т. А. Павловская ; под редакцией В. В. Трофимова. — Москва : Издательство Юрайт, 2023. — 137 с</w:t>
+              <w:t xml:space="preserve">Трофимов, В. В.  Основы алгоритмизации и </w:t>
+            </w:r>
+            <w:proofErr w:type="gramStart"/>
+            <w:r>
+              <w:rPr>
+                <w:sz w:val="24"/>
+                <w:szCs w:val="24"/>
+                <w:shd w:val="clear" w:color="auto" w:fill="FFFFFF"/>
+                <w:lang w:val="ru-RU"/>
+              </w:rPr>
+              <w:t>программирования :</w:t>
+            </w:r>
+            <w:proofErr w:type="gramEnd"/>
+            <w:r>
+              <w:rPr>
+                <w:sz w:val="24"/>
+                <w:szCs w:val="24"/>
+                <w:shd w:val="clear" w:color="auto" w:fill="FFFFFF"/>
+                <w:lang w:val="ru-RU"/>
+              </w:rPr>
+              <w:t xml:space="preserve"> учебник для среднего профессионального образования / В. В. Трофимов, Т. А. Павловская ; под редакцией В. В. Трофимова. — </w:t>
+            </w:r>
+            <w:proofErr w:type="gramStart"/>
+            <w:r>
+              <w:rPr>
+                <w:sz w:val="24"/>
+                <w:szCs w:val="24"/>
+                <w:shd w:val="clear" w:color="auto" w:fill="FFFFFF"/>
+                <w:lang w:val="ru-RU"/>
+              </w:rPr>
+              <w:t>Москва :</w:t>
+            </w:r>
+            <w:proofErr w:type="gramEnd"/>
+            <w:r>
+              <w:rPr>
+                <w:sz w:val="24"/>
+                <w:szCs w:val="24"/>
+                <w:shd w:val="clear" w:color="auto" w:fill="FFFFFF"/>
+                <w:lang w:val="ru-RU"/>
+              </w:rPr>
+              <w:t xml:space="preserve"> Издательство </w:t>
+            </w:r>
+            <w:proofErr w:type="spellStart"/>
+            <w:r>
+              <w:rPr>
+                <w:sz w:val="24"/>
+                <w:szCs w:val="24"/>
+                <w:shd w:val="clear" w:color="auto" w:fill="FFFFFF"/>
+                <w:lang w:val="ru-RU"/>
+              </w:rPr>
+              <w:t>Юрайт</w:t>
+            </w:r>
+            <w:proofErr w:type="spellEnd"/>
+            <w:r>
+              <w:rPr>
+                <w:sz w:val="24"/>
+                <w:szCs w:val="24"/>
+                <w:shd w:val="clear" w:color="auto" w:fill="FFFFFF"/>
+                <w:lang w:val="ru-RU"/>
+              </w:rPr>
+              <w:t>, 2023. — 137 с</w:t>
             </w:r>
           </w:p>
         </w:tc>
@@ -10869,7 +12804,6 @@
                 <w:lang w:val="ru-RU"/>
               </w:rPr>
             </w:pPr>
-            <w:bookmarkStart w:id="19" w:name="_GoBack"/>
             <w:r>
               <w:rPr>
                 <w:sz w:val="24"/>
@@ -10877,7 +12811,107 @@
                 <w:shd w:val="clear" w:color="auto" w:fill="FFFFFF"/>
                 <w:lang w:val="ru-RU"/>
               </w:rPr>
-              <w:t>Казанский, А. А.  Программирование на Visual C# : учебное пособие для среднего профессионального образования / А. А. Казанский. — 2-е изд., перераб. и доп. — Москва : Издательство Юрайт, 2023. — 192 с. </w:t>
+              <w:t xml:space="preserve">Казанский, А. А.  Программирование на </w:t>
+            </w:r>
+            <w:proofErr w:type="spellStart"/>
+            <w:r>
+              <w:rPr>
+                <w:sz w:val="24"/>
+                <w:szCs w:val="24"/>
+                <w:shd w:val="clear" w:color="auto" w:fill="FFFFFF"/>
+                <w:lang w:val="ru-RU"/>
+              </w:rPr>
+              <w:t>Visual</w:t>
+            </w:r>
+            <w:proofErr w:type="spellEnd"/>
+            <w:r>
+              <w:rPr>
+                <w:sz w:val="24"/>
+                <w:szCs w:val="24"/>
+                <w:shd w:val="clear" w:color="auto" w:fill="FFFFFF"/>
+                <w:lang w:val="ru-RU"/>
+              </w:rPr>
+              <w:t xml:space="preserve"> </w:t>
+            </w:r>
+            <w:proofErr w:type="gramStart"/>
+            <w:r>
+              <w:rPr>
+                <w:sz w:val="24"/>
+                <w:szCs w:val="24"/>
+                <w:shd w:val="clear" w:color="auto" w:fill="FFFFFF"/>
+                <w:lang w:val="ru-RU"/>
+              </w:rPr>
+              <w:t>C# :</w:t>
+            </w:r>
+            <w:proofErr w:type="gramEnd"/>
+            <w:r>
+              <w:rPr>
+                <w:sz w:val="24"/>
+                <w:szCs w:val="24"/>
+                <w:shd w:val="clear" w:color="auto" w:fill="FFFFFF"/>
+                <w:lang w:val="ru-RU"/>
+              </w:rPr>
+              <w:t xml:space="preserve"> учебное пособие для среднего профессионального образования / А. А. Казанский. — 2-е изд., </w:t>
+            </w:r>
+            <w:proofErr w:type="spellStart"/>
+            <w:r>
+              <w:rPr>
+                <w:sz w:val="24"/>
+                <w:szCs w:val="24"/>
+                <w:shd w:val="clear" w:color="auto" w:fill="FFFFFF"/>
+                <w:lang w:val="ru-RU"/>
+              </w:rPr>
+              <w:t>перераб</w:t>
+            </w:r>
+            <w:proofErr w:type="spellEnd"/>
+            <w:r>
+              <w:rPr>
+                <w:sz w:val="24"/>
+                <w:szCs w:val="24"/>
+                <w:shd w:val="clear" w:color="auto" w:fill="FFFFFF"/>
+                <w:lang w:val="ru-RU"/>
+              </w:rPr>
+              <w:t xml:space="preserve">. и доп. — </w:t>
+            </w:r>
+            <w:proofErr w:type="gramStart"/>
+            <w:r>
+              <w:rPr>
+                <w:sz w:val="24"/>
+                <w:szCs w:val="24"/>
+                <w:shd w:val="clear" w:color="auto" w:fill="FFFFFF"/>
+                <w:lang w:val="ru-RU"/>
+              </w:rPr>
+              <w:t>Москва :</w:t>
+            </w:r>
+            <w:proofErr w:type="gramEnd"/>
+            <w:r>
+              <w:rPr>
+                <w:sz w:val="24"/>
+                <w:szCs w:val="24"/>
+                <w:shd w:val="clear" w:color="auto" w:fill="FFFFFF"/>
+                <w:lang w:val="ru-RU"/>
+              </w:rPr>
+              <w:t xml:space="preserve"> Издательство </w:t>
+            </w:r>
+            <w:proofErr w:type="spellStart"/>
+            <w:r>
+              <w:rPr>
+                <w:sz w:val="24"/>
+                <w:szCs w:val="24"/>
+                <w:shd w:val="clear" w:color="auto" w:fill="FFFFFF"/>
+                <w:lang w:val="ru-RU"/>
+              </w:rPr>
+              <w:t>Юрайт</w:t>
+            </w:r>
+            <w:proofErr w:type="spellEnd"/>
+            <w:r>
+              <w:rPr>
+                <w:sz w:val="24"/>
+                <w:szCs w:val="24"/>
+                <w:shd w:val="clear" w:color="auto" w:fill="FFFFFF"/>
+                <w:lang w:val="ru-RU"/>
+              </w:rPr>
+              <w:t>, 2023. — 192 с. </w:t>
             </w:r>
           </w:p>
         </w:tc>
@@ -11001,7 +13035,6 @@
           </w:p>
         </w:tc>
       </w:tr>
-      <w:bookmarkEnd w:id="19"/>
     </w:tbl>
     <w:p>
       <w:pPr>
@@ -11203,6 +13236,7 @@
               </w:rPr>
               <w:t xml:space="preserve">учная электронная библиотека </w:t>
             </w:r>
+            <w:proofErr w:type="spellStart"/>
             <w:r>
               <w:rPr>
                 <w:rStyle w:val="32"/>
@@ -11213,6 +13247,7 @@
               </w:rPr>
               <w:t>eLIBRARRY</w:t>
             </w:r>
+            <w:proofErr w:type="spellEnd"/>
             <w:r>
               <w:rPr>
                 <w:rStyle w:val="32"/>
@@ -11305,7 +13340,17 @@
                 <w:sz w:val="24"/>
                 <w:szCs w:val="24"/>
               </w:rPr>
-              <w:t>Научная электронная библиотека КиберЛениН</w:t>
+              <w:t xml:space="preserve">Научная электронная библиотека </w:t>
+            </w:r>
+            <w:proofErr w:type="spellStart"/>
+            <w:r>
+              <w:rPr>
+                <w:rStyle w:val="12"/>
+                <w:rFonts w:cs="Times New Roman"/>
+                <w:sz w:val="24"/>
+                <w:szCs w:val="24"/>
+              </w:rPr>
+              <w:t>КиберЛениН</w:t>
             </w:r>
             <w:r>
               <w:rPr>
@@ -11314,7 +13359,17 @@
                 <w:sz w:val="24"/>
                 <w:szCs w:val="24"/>
               </w:rPr>
-              <w:t xml:space="preserve">ка - </w:t>
+              <w:t>ка</w:t>
+            </w:r>
+            <w:proofErr w:type="spellEnd"/>
+            <w:r>
+              <w:rPr>
+                <w:rStyle w:val="32"/>
+                <w:rFonts w:cs="Times New Roman"/>
+                <w:sz w:val="24"/>
+                <w:szCs w:val="24"/>
+              </w:rPr>
+              <w:t xml:space="preserve"> - </w:t>
             </w:r>
             <w:hyperlink r:id="rId23" w:history="1">
               <w:r>
@@ -11529,7 +13584,28 @@
                 <w:sz w:val="24"/>
                 <w:szCs w:val="24"/>
               </w:rPr>
-              <w:t xml:space="preserve">Справочная правовая система КонсультантПлюс  </w:t>
+              <w:t xml:space="preserve">Справочная правовая система </w:t>
+            </w:r>
+            <w:proofErr w:type="spellStart"/>
+            <w:proofErr w:type="gramStart"/>
+            <w:r>
+              <w:rPr>
+                <w:rStyle w:val="32"/>
+                <w:rFonts w:eastAsiaTheme="minorHAnsi" w:cs="Times New Roman"/>
+                <w:sz w:val="24"/>
+                <w:szCs w:val="24"/>
+              </w:rPr>
+              <w:t>КонсультантПлюс</w:t>
+            </w:r>
+            <w:proofErr w:type="spellEnd"/>
+            <w:r>
+              <w:rPr>
+                <w:rStyle w:val="32"/>
+                <w:rFonts w:eastAsiaTheme="minorHAnsi" w:cs="Times New Roman"/>
+                <w:sz w:val="24"/>
+                <w:szCs w:val="24"/>
+              </w:rPr>
+              <w:t xml:space="preserve">  </w:t>
             </w:r>
             <w:hyperlink r:id="rId24" w:history="1">
               <w:r>
@@ -11541,6 +13617,7 @@
                 </w:rPr>
                 <w:t>www.consultant.ru</w:t>
               </w:r>
+              <w:proofErr w:type="gramEnd"/>
             </w:hyperlink>
           </w:p>
         </w:tc>
@@ -11752,7 +13829,7 @@
             <w:sz w:val="24"/>
             <w:szCs w:val="24"/>
           </w:rPr>
-          <w:t>18</w:t>
+          <w:t>11</w:t>
         </w:r>
         <w:r>
           <w:rPr>
@@ -16175,7 +18252,7 @@
 </file>
 
 <file path=customXml/itemProps1.xml><?xml version="1.0" encoding="utf-8"?>
-<ds:datastoreItem xmlns:ds="http://schemas.openxmlformats.org/officeDocument/2006/customXml" ds:itemID="{FE7A0A30-E17E-465F-BB9E-04F76EBC061D}">
+<ds:datastoreItem xmlns:ds="http://schemas.openxmlformats.org/officeDocument/2006/customXml" ds:itemID="{45CAF069-C775-490C-B89E-D3D37BD28839}">
   <ds:schemaRefs>
     <ds:schemaRef ds:uri="http://schemas.openxmlformats.org/officeDocument/2006/bibliography"/>
   </ds:schemaRefs>

--- a/Отчет по учебной практике.docx
+++ b/Отчет по учебной практике.docx
@@ -4374,14 +4374,12 @@
         </w:rPr>
         <w:br w:type="page"/>
       </w:r>
-      <w:bookmarkStart w:id="6" w:name="_GoBack"/>
-      <w:bookmarkEnd w:id="6"/>
     </w:p>
     <w:p>
       <w:pPr>
         <w:pStyle w:val="11111111111111111"/>
       </w:pPr>
-      <w:bookmarkStart w:id="7" w:name="_Toc231401156"/>
+      <w:bookmarkStart w:id="6" w:name="_Toc231401156"/>
       <w:r>
         <w:rPr>
           <w:rStyle w:val="111111111111111110"/>
@@ -4391,7 +4389,7 @@
         <w:lastRenderedPageBreak/>
         <w:t>3. ТЕСТИРОВАНИЕ БЕЛЫМ ЯЩИКОМ</w:t>
       </w:r>
-      <w:bookmarkEnd w:id="7"/>
+      <w:bookmarkEnd w:id="6"/>
     </w:p>
     <w:p>
       <w:pPr>
@@ -4534,12 +4532,18 @@
         <w:rPr>
           <w:b w:val="0"/>
         </w:rPr>
-        <w:t>На Таблице 1 представлены примеры</w:t>
+        <w:t>В т</w:t>
       </w:r>
       <w:r>
         <w:rPr>
           <w:b w:val="0"/>
         </w:rPr>
+        <w:t>аблице 1 представлены примеры</w:t>
+      </w:r>
+      <w:r>
+        <w:rPr>
+          <w:b w:val="0"/>
+        </w:rPr>
         <w:t xml:space="preserve"> тестирования белым ящиком.</w:t>
       </w:r>
     </w:p>
@@ -4554,19 +4558,7 @@
         <w:rPr>
           <w:b w:val="0"/>
         </w:rPr>
-        <w:t>Таблице 1</w:t>
-      </w:r>
-      <w:r>
-        <w:rPr>
-          <w:b w:val="0"/>
-        </w:rPr>
-        <w:t xml:space="preserve"> - п</w:t>
-      </w:r>
-      <w:r>
-        <w:rPr>
-          <w:b w:val="0"/>
-        </w:rPr>
-        <w:t>ример тестирования</w:t>
+        <w:t>Таблице 1 - пример тестирования</w:t>
       </w:r>
       <w:r>
         <w:rPr>
@@ -5548,8 +5540,8 @@
       <w:pPr>
         <w:pStyle w:val="11111111111111111"/>
       </w:pPr>
-      <w:bookmarkStart w:id="8" w:name="_Toc231295289"/>
-      <w:bookmarkStart w:id="9" w:name="_Toc231401157"/>
+      <w:bookmarkStart w:id="7" w:name="_Toc231295289"/>
+      <w:bookmarkStart w:id="8" w:name="_Toc231401157"/>
       <w:r>
         <w:rPr>
           <w:rStyle w:val="111111111111111110"/>
@@ -5559,8 +5551,8 @@
         <w:lastRenderedPageBreak/>
         <w:t>4. ТЕСТИРОВАНИЕ ЧЁРНЫМ ЯЩИКОМ</w:t>
       </w:r>
+      <w:bookmarkEnd w:id="7"/>
       <w:bookmarkEnd w:id="8"/>
-      <w:bookmarkEnd w:id="9"/>
     </w:p>
     <w:p>
       <w:pPr>
@@ -5652,7 +5644,13 @@
         <w:rPr>
           <w:b w:val="0"/>
         </w:rPr>
-        <w:t xml:space="preserve">На таблице 2 представлена пример тестирования чёрным </w:t>
+        <w:t>В</w:t>
+      </w:r>
+      <w:r>
+        <w:rPr>
+          <w:b w:val="0"/>
+        </w:rPr>
+        <w:t xml:space="preserve"> таблице 2 представлена пример тестирования чёрным </w:t>
       </w:r>
       <w:proofErr w:type="spellStart"/>
       <w:r>
@@ -6583,14 +6581,14 @@
       <w:pPr>
         <w:pStyle w:val="11111111111111111"/>
       </w:pPr>
-      <w:bookmarkStart w:id="10" w:name="_Toc231295290"/>
-      <w:bookmarkStart w:id="11" w:name="_Toc231401158"/>
+      <w:bookmarkStart w:id="9" w:name="_Toc231295290"/>
+      <w:bookmarkStart w:id="10" w:name="_Toc231401158"/>
       <w:r>
         <w:lastRenderedPageBreak/>
         <w:t>5. МОДУЛЬНОЕ ТЕСТИРОВАНИЕ</w:t>
       </w:r>
+      <w:bookmarkEnd w:id="9"/>
       <w:bookmarkEnd w:id="10"/>
-      <w:bookmarkEnd w:id="11"/>
     </w:p>
     <w:p>
       <w:pPr>
@@ -8243,8 +8241,8 @@
       <w:pPr>
         <w:pStyle w:val="11111111111111111"/>
       </w:pPr>
-      <w:bookmarkStart w:id="12" w:name="_Toc231295291"/>
-      <w:bookmarkStart w:id="13" w:name="_Toc231401159"/>
+      <w:bookmarkStart w:id="11" w:name="_Toc231295291"/>
+      <w:bookmarkStart w:id="12" w:name="_Toc231401159"/>
       <w:r>
         <w:rPr>
           <w:rStyle w:val="111111111111111110"/>
@@ -8254,8 +8252,8 @@
         <w:lastRenderedPageBreak/>
         <w:t>6. ИНТЕГРАЦИОННОЕ ТЕСТИРОВАНИЕ</w:t>
       </w:r>
+      <w:bookmarkEnd w:id="11"/>
       <w:bookmarkEnd w:id="12"/>
-      <w:bookmarkEnd w:id="13"/>
     </w:p>
     <w:p>
       <w:pPr>
@@ -8499,7 +8497,15 @@
         <w:rPr>
           <w:b w:val="0"/>
         </w:rPr>
-        <w:t xml:space="preserve">На таблице </w:t>
+        <w:t>В</w:t>
+      </w:r>
+      <w:bookmarkStart w:id="13" w:name="_GoBack"/>
+      <w:bookmarkEnd w:id="13"/>
+      <w:r>
+        <w:rPr>
+          <w:b w:val="0"/>
+        </w:rPr>
+        <w:t xml:space="preserve"> таблице </w:t>
       </w:r>
       <w:r>
         <w:rPr>
@@ -13829,7 +13835,7 @@
             <w:sz w:val="24"/>
             <w:szCs w:val="24"/>
           </w:rPr>
-          <w:t>11</w:t>
+          <w:t>17</w:t>
         </w:r>
         <w:r>
           <w:rPr>
@@ -18252,7 +18258,7 @@
 </file>
 
 <file path=customXml/itemProps1.xml><?xml version="1.0" encoding="utf-8"?>
-<ds:datastoreItem xmlns:ds="http://schemas.openxmlformats.org/officeDocument/2006/customXml" ds:itemID="{45CAF069-C775-490C-B89E-D3D37BD28839}">
+<ds:datastoreItem xmlns:ds="http://schemas.openxmlformats.org/officeDocument/2006/customXml" ds:itemID="{F8C6116F-C9B8-4689-AC47-195A6E06ACF3}">
   <ds:schemaRefs>
     <ds:schemaRef ds:uri="http://schemas.openxmlformats.org/officeDocument/2006/bibliography"/>
   </ds:schemaRefs>
